--- a/docs/AI伪造图像识别论文_终稿.docx
+++ b/docs/AI伪造图像识别论文_终稿.docx
@@ -160,496 +160,737 @@
       <w:pPr>
         <w:spacing w:before="1200" w:after="600"/>
         <w:jc w:val="center"/>
-      </w:pPr>
-      <w:r>
-        <w:rPr>
+        <w:rPr>
+          <w:rFonts w:ascii="楷体" w:eastAsia="楷体" w:hAnsi="楷体"/>
+        </w:rPr>
+      </w:pPr>
+      <w:r>
+        <w:rPr>
+          <w:rFonts w:ascii="楷体" w:eastAsia="楷体" w:hAnsi="楷体"/>
           <w:b/>
           <w:sz w:val="36"/>
         </w:rPr>
-        <w:t>诚</w:t>
+        <w:t>诚 信 声 明</w:t>
+      </w:r>
+    </w:p>
+    <w:p>
+      <w:pPr>
+        <w:rPr>
+          <w:rFonts w:ascii="楷体" w:eastAsia="楷体" w:hAnsi="楷体"/>
+        </w:rPr>
+      </w:pPr>
+      <w:r>
+        <w:rPr>
+          <w:rFonts w:ascii="楷体" w:eastAsia="楷体" w:hAnsi="楷体"/>
+          <w:sz w:val="28"/>
+        </w:rPr>
+        <w:t>我声明，所呈交的毕业论文是本人在老师指导下进行的研究工作及取得的研究成果。据我查证，除了文中特别加以标注和致谢的地方外，论文中不包含其他人已经发表或撰写过的研究成果，也不包含为获得其他教育机构的学位或证书而使用过的材料。我承诺，论文中的所有内容均真实、可信。</w:t>
+      </w:r>
+    </w:p>
+    <w:p>
+      <w:pPr>
+        <w:spacing w:before="2400"/>
+        <w:rPr>
+          <w:rFonts w:ascii="楷体" w:eastAsia="楷体" w:hAnsi="楷体"/>
+        </w:rPr>
+      </w:pPr>
+    </w:p>
+    <w:p>
+      <w:pPr>
+        <w:spacing w:before="1600"/>
+        <w:ind w:firstLine="0"/>
+        <w:rPr>
+          <w:rFonts w:ascii="楷体" w:eastAsia="楷体" w:hAnsi="楷体"/>
+        </w:rPr>
+      </w:pPr>
+      <w:r>
+        <w:rPr>
+          <w:rFonts w:ascii="楷体" w:eastAsia="楷体" w:hAnsi="楷体"/>
+          <w:sz w:val="28"/>
+        </w:rPr>
+        <w:t>毕业论文作者签名：                    签名日期：    年    月    日</w:t>
+      </w:r>
+    </w:p>
+    <w:p>
+      <w:pPr>
+        <w:ind w:firstLine="0"/>
+        <w:jc w:val="center"/>
+      </w:pPr>
+      <w:r>
+        <w:br w:type="page"/>
       </w:r>
       <w:r>
         <w:rPr>
           <w:b/>
           <w:sz w:val="36"/>
         </w:rPr>
-        <w:t xml:space="preserve"> </w:t>
+        <w:lastRenderedPageBreak/>
+        <w:t>基于多模型基线复现与改进的</w:t>
       </w:r>
       <w:r>
         <w:rPr>
           <w:b/>
           <w:sz w:val="36"/>
         </w:rPr>
-        <w:t>信</w:t>
+        <w:t>AI</w:t>
       </w:r>
       <w:r>
         <w:rPr>
           <w:b/>
           <w:sz w:val="36"/>
         </w:rPr>
-        <w:t xml:space="preserve"> </w:t>
+        <w:t>伪造图像识别研究</w:t>
+      </w:r>
+    </w:p>
+    <w:p>
+      <w:pPr>
+        <w:spacing w:before="240" w:after="240"/>
+        <w:ind w:firstLine="0"/>
+        <w:jc w:val="center"/>
+      </w:pPr>
+      <w:r>
+        <w:rPr>
+          <w:b/>
+          <w:sz w:val="32"/>
+        </w:rPr>
+        <w:t>摘</w:t>
+      </w:r>
+      <w:r>
+        <w:rPr>
+          <w:b/>
+          <w:sz w:val="32"/>
+        </w:rPr>
+        <w:t xml:space="preserve">  </w:t>
+      </w:r>
+      <w:r>
+        <w:rPr>
+          <w:b/>
+          <w:sz w:val="32"/>
+        </w:rPr>
+        <w:t>要</w:t>
+      </w:r>
+    </w:p>
+    <w:p>
+      <w:pPr>
+        <w:rPr>
+          <w:szCs w:val="24"/>
+        </w:rPr>
+      </w:pPr>
+      <w:r>
+        <w:rPr>
+          <w:szCs w:val="24"/>
+        </w:rPr>
+        <w:t>随着扩散模型、多模态生成模型和高质量图像生成技术的快速发展，</w:t>
+      </w:r>
+      <w:r>
+        <w:rPr>
+          <w:szCs w:val="24"/>
+        </w:rPr>
+        <w:t>AI</w:t>
+      </w:r>
+      <w:r>
+        <w:rPr>
+          <w:szCs w:val="24"/>
+        </w:rPr>
+        <w:t>伪造图像在视觉真实感、语义一致性和细节表达等方面不断提升，传统依赖纹理伪迹、压缩噪声或固定生成器特征的检测方法面临明显的泛化挑战。针对该问题，本文以公开论文提供的官方代码、预训练权重和公开数据为基础，围绕</w:t>
+      </w:r>
+      <w:r>
+        <w:rPr>
+          <w:szCs w:val="24"/>
+        </w:rPr>
+        <w:t>FSD</w:t>
+      </w:r>
+      <w:r>
+        <w:rPr>
+          <w:szCs w:val="24"/>
+        </w:rPr>
+        <w:t>、</w:t>
+      </w:r>
+      <w:r>
+        <w:rPr>
+          <w:szCs w:val="24"/>
+        </w:rPr>
+        <w:t>Stay-Positive</w:t>
+      </w:r>
+      <w:r>
+        <w:rPr>
+          <w:szCs w:val="24"/>
+        </w:rPr>
+        <w:t>与</w:t>
+      </w:r>
+      <w:r>
+        <w:rPr>
+          <w:szCs w:val="24"/>
+        </w:rPr>
+        <w:t>LVLM</w:t>
+      </w:r>
+      <w:r>
+        <w:rPr>
+          <w:szCs w:val="24"/>
+        </w:rPr>
+        <w:t>三条技术路线开展基线复现、结果比较和方案设计。本文首先在</w:t>
+      </w:r>
+      <w:r>
+        <w:rPr>
+          <w:szCs w:val="24"/>
+        </w:rPr>
+        <w:t>GenImage</w:t>
+      </w:r>
+      <w:r>
+        <w:rPr>
+          <w:szCs w:val="24"/>
+        </w:rPr>
+        <w:t>数据上复现</w:t>
+      </w:r>
+      <w:r>
+        <w:rPr>
+          <w:szCs w:val="24"/>
+        </w:rPr>
+        <w:t>FSD</w:t>
+      </w:r>
+      <w:r>
+        <w:rPr>
+          <w:szCs w:val="24"/>
+        </w:rPr>
+        <w:t>的六类生成器检测结果，随后验证</w:t>
+      </w:r>
+      <w:r>
+        <w:rPr>
+          <w:szCs w:val="24"/>
+        </w:rPr>
+        <w:t>Stay-Positive</w:t>
+      </w:r>
+      <w:r>
+        <w:rPr>
+          <w:szCs w:val="24"/>
+        </w:rPr>
+        <w:t>在</w:t>
+      </w:r>
+      <w:r>
+        <w:rPr>
+          <w:szCs w:val="24"/>
+        </w:rPr>
+        <w:t>Midjourney</w:t>
+      </w:r>
+      <w:r>
+        <w:rPr>
+          <w:szCs w:val="24"/>
+        </w:rPr>
+        <w:t>、</w:t>
+      </w:r>
+      <w:r>
+        <w:rPr>
+          <w:szCs w:val="24"/>
+        </w:rPr>
+        <w:t>Stable Diffusion</w:t>
+      </w:r>
+      <w:r>
+        <w:rPr>
+          <w:szCs w:val="24"/>
+        </w:rPr>
+        <w:t>场景中的高精度表现，并围绕</w:t>
+      </w:r>
+      <w:r>
+        <w:rPr>
+          <w:szCs w:val="24"/>
+        </w:rPr>
+        <w:t>ADM</w:t>
+      </w:r>
+      <w:r>
+        <w:rPr>
+          <w:szCs w:val="24"/>
+        </w:rPr>
+        <w:t>数据补充阈值校准、分数分布和样本级冲突统计。结果表明，</w:t>
+      </w:r>
+      <w:r>
+        <w:rPr>
+          <w:szCs w:val="24"/>
+        </w:rPr>
+        <w:t>FSD</w:t>
+      </w:r>
+      <w:r>
+        <w:rPr>
+          <w:szCs w:val="24"/>
+        </w:rPr>
+        <w:t>在</w:t>
+      </w:r>
+      <w:r>
+        <w:rPr>
+          <w:szCs w:val="24"/>
+        </w:rPr>
+        <w:t>Midjourney</w:t>
+      </w:r>
+      <w:r>
+        <w:rPr>
+          <w:szCs w:val="24"/>
+        </w:rPr>
+        <w:t>、</w:t>
+      </w:r>
+      <w:r>
+        <w:rPr>
+          <w:szCs w:val="24"/>
+        </w:rPr>
+        <w:t>Stable Diffusion</w:t>
+      </w:r>
+      <w:r>
+        <w:rPr>
+          <w:szCs w:val="24"/>
+        </w:rPr>
+        <w:t>、</w:t>
+      </w:r>
+      <w:r>
+        <w:rPr>
+          <w:szCs w:val="24"/>
+        </w:rPr>
+        <w:t>ADM</w:t>
+      </w:r>
+      <w:r>
+        <w:rPr>
+          <w:szCs w:val="24"/>
+        </w:rPr>
+        <w:t>、</w:t>
+      </w:r>
+      <w:r>
+        <w:rPr>
+          <w:szCs w:val="24"/>
+        </w:rPr>
+        <w:t>BigGAN</w:t>
+      </w:r>
+      <w:r>
+        <w:rPr>
+          <w:szCs w:val="24"/>
+        </w:rPr>
+        <w:t>、</w:t>
+      </w:r>
+      <w:r>
+        <w:rPr>
+          <w:szCs w:val="24"/>
+        </w:rPr>
+        <w:t>GLIDE</w:t>
+      </w:r>
+      <w:r>
+        <w:rPr>
+          <w:szCs w:val="24"/>
+        </w:rPr>
+        <w:t>和</w:t>
+      </w:r>
+      <w:r>
+        <w:rPr>
+          <w:szCs w:val="24"/>
+        </w:rPr>
+        <w:t>VQDM</w:t>
+      </w:r>
+      <w:r>
+        <w:rPr>
+          <w:szCs w:val="24"/>
+        </w:rPr>
+        <w:t>上的准确率分别为</w:t>
+      </w:r>
+      <w:r>
+        <w:rPr>
+          <w:szCs w:val="24"/>
+        </w:rPr>
+        <w:t>79.56%</w:t>
+      </w:r>
+      <w:r>
+        <w:rPr>
+          <w:szCs w:val="24"/>
+        </w:rPr>
+        <w:t>、</w:t>
+      </w:r>
+      <w:r>
+        <w:rPr>
+          <w:szCs w:val="24"/>
+        </w:rPr>
+        <w:t>88.34%</w:t>
+      </w:r>
+      <w:r>
+        <w:rPr>
+          <w:szCs w:val="24"/>
+        </w:rPr>
+        <w:t>、</w:t>
+      </w:r>
+      <w:r>
+        <w:rPr>
+          <w:szCs w:val="24"/>
+        </w:rPr>
+        <w:t>75.41%</w:t>
+      </w:r>
+      <w:r>
+        <w:rPr>
+          <w:szCs w:val="24"/>
+        </w:rPr>
+        <w:t>、</w:t>
+      </w:r>
+      <w:r>
+        <w:rPr>
+          <w:szCs w:val="24"/>
+        </w:rPr>
+        <w:t>79.27%</w:t>
+      </w:r>
+      <w:r>
+        <w:rPr>
+          <w:szCs w:val="24"/>
+        </w:rPr>
+        <w:t>、</w:t>
+      </w:r>
+      <w:r>
+        <w:rPr>
+          <w:szCs w:val="24"/>
+        </w:rPr>
+        <w:t>96.67%</w:t>
+      </w:r>
+      <w:r>
+        <w:rPr>
+          <w:szCs w:val="24"/>
+        </w:rPr>
+        <w:t>和</w:t>
+      </w:r>
+      <w:r>
+        <w:rPr>
+          <w:szCs w:val="24"/>
+        </w:rPr>
+        <w:t>75.47%</w:t>
+      </w:r>
+      <w:r>
+        <w:rPr>
+          <w:szCs w:val="24"/>
+        </w:rPr>
+        <w:t>；</w:t>
+      </w:r>
+      <w:r>
+        <w:rPr>
+          <w:szCs w:val="24"/>
+        </w:rPr>
+        <w:t>Stay-Positive</w:t>
+      </w:r>
+      <w:r>
+        <w:rPr>
+          <w:szCs w:val="24"/>
+        </w:rPr>
+        <w:t>中</w:t>
+      </w:r>
+      <w:r>
+        <w:rPr>
+          <w:szCs w:val="24"/>
+        </w:rPr>
+        <w:t>Rajan/Ours+</w:t>
+      </w:r>
+      <w:r>
+        <w:rPr>
+          <w:szCs w:val="24"/>
+        </w:rPr>
+        <w:t>在</w:t>
+      </w:r>
+      <w:r>
+        <w:rPr>
+          <w:szCs w:val="24"/>
+        </w:rPr>
+        <w:t>ADM</w:t>
+      </w:r>
+      <w:r>
+        <w:rPr>
+          <w:szCs w:val="24"/>
+        </w:rPr>
+        <w:t>上默认阈值</w:t>
+      </w:r>
+      <w:r>
+        <w:rPr>
+          <w:szCs w:val="24"/>
+        </w:rPr>
+        <w:t>0.5</w:t>
+      </w:r>
+      <w:r>
+        <w:rPr>
+          <w:szCs w:val="24"/>
+        </w:rPr>
+        <w:t>下准确率仅为</w:t>
+      </w:r>
+      <w:r>
+        <w:rPr>
+          <w:szCs w:val="24"/>
+        </w:rPr>
+        <w:t>52.25%</w:t>
+      </w:r>
+      <w:r>
+        <w:rPr>
+          <w:szCs w:val="24"/>
+        </w:rPr>
+        <w:t>，但经阈值</w:t>
+      </w:r>
+      <w:r>
+        <w:rPr>
+          <w:szCs w:val="24"/>
+        </w:rPr>
+        <w:t>0.388818</w:t>
+      </w:r>
+      <w:r>
+        <w:rPr>
+          <w:szCs w:val="24"/>
+        </w:rPr>
+        <w:t>校准后可提升到</w:t>
+      </w:r>
+      <w:r>
+        <w:rPr>
+          <w:szCs w:val="24"/>
+        </w:rPr>
+        <w:t>80.77%</w:t>
+      </w:r>
+      <w:r>
+        <w:rPr>
+          <w:szCs w:val="24"/>
+        </w:rPr>
+        <w:t>。进一步统计发现，在</w:t>
+      </w:r>
+      <w:r>
+        <w:rPr>
+          <w:szCs w:val="24"/>
+        </w:rPr>
+        <w:t>3000</w:t>
+      </w:r>
+      <w:r>
+        <w:rPr>
+          <w:szCs w:val="24"/>
+        </w:rPr>
+        <w:t>个</w:t>
+      </w:r>
+      <w:r>
+        <w:rPr>
+          <w:szCs w:val="24"/>
+        </w:rPr>
+        <w:t>ADM</w:t>
+      </w:r>
+      <w:r>
+        <w:rPr>
+          <w:szCs w:val="24"/>
+        </w:rPr>
+        <w:t>假样本中存在</w:t>
+      </w:r>
+      <w:r>
+        <w:rPr>
+          <w:szCs w:val="24"/>
+        </w:rPr>
+        <w:t>1137</w:t>
+      </w:r>
+      <w:r>
+        <w:rPr>
+          <w:szCs w:val="24"/>
+        </w:rPr>
+        <w:t>个</w:t>
+      </w:r>
+      <w:r>
+        <w:rPr>
+          <w:szCs w:val="24"/>
+        </w:rPr>
+        <w:t>“Stay-Positive</w:t>
+      </w:r>
+      <w:r>
+        <w:rPr>
+          <w:szCs w:val="24"/>
+        </w:rPr>
+        <w:t>校准后判</w:t>
+      </w:r>
+      <w:r>
+        <w:rPr>
+          <w:szCs w:val="24"/>
+        </w:rPr>
+        <w:t>fake</w:t>
+      </w:r>
+      <w:r>
+        <w:rPr>
+          <w:szCs w:val="24"/>
+        </w:rPr>
+        <w:t>，而</w:t>
+      </w:r>
+      <w:r>
+        <w:rPr>
+          <w:szCs w:val="24"/>
+        </w:rPr>
+        <w:t>FSD</w:t>
+      </w:r>
+      <w:r>
+        <w:rPr>
+          <w:szCs w:val="24"/>
+        </w:rPr>
+        <w:t>三组结果均判</w:t>
+      </w:r>
+      <w:r>
+        <w:rPr>
+          <w:szCs w:val="24"/>
+        </w:rPr>
+        <w:t>real”</w:t>
+      </w:r>
+      <w:r>
+        <w:rPr>
+          <w:szCs w:val="24"/>
+        </w:rPr>
+        <w:t>的主导互补样本，说明两类方法在局部异常证据与整体自然感之间存在稳定取证差异。三轮真实案例观察还表明，这些冲突主要集中在伪文本</w:t>
+      </w:r>
+      <w:r>
+        <w:rPr>
+          <w:szCs w:val="24"/>
+        </w:rPr>
+        <w:t>/</w:t>
+      </w:r>
+      <w:r>
+        <w:rPr>
+          <w:szCs w:val="24"/>
+        </w:rPr>
+        <w:t>伪界面、局部结构连接、生物体局部真实性不足以及局部修补或过度平滑等细节层面。综合分析可知，</w:t>
+      </w:r>
+      <w:r>
+        <w:rPr>
+          <w:szCs w:val="24"/>
+        </w:rPr>
+        <w:t>Stay-Positive</w:t>
+      </w:r>
+      <w:r>
+        <w:rPr>
+          <w:szCs w:val="24"/>
+        </w:rPr>
+        <w:t>更适合作为高性能判别基线，</w:t>
+      </w:r>
+      <w:r>
+        <w:rPr>
+          <w:szCs w:val="24"/>
+        </w:rPr>
+        <w:t>FSD</w:t>
+      </w:r>
+      <w:r>
+        <w:rPr>
+          <w:szCs w:val="24"/>
+        </w:rPr>
+        <w:t>更适合作为未知生成器泛化研究主干，而</w:t>
+      </w:r>
+      <w:r>
+        <w:rPr>
+          <w:szCs w:val="24"/>
+        </w:rPr>
+        <w:t>LVLM</w:t>
+      </w:r>
+      <w:r>
+        <w:rPr>
+          <w:szCs w:val="24"/>
+        </w:rPr>
+        <w:t>更适合作为复杂样本语义分析与解释接口。</w:t>
+      </w:r>
+    </w:p>
+    <w:p>
+      <w:pPr>
+        <w:spacing w:before="240"/>
+        <w:ind w:firstLine="0"/>
+        <w:rPr>
+          <w:szCs w:val="24"/>
+        </w:rPr>
+      </w:pPr>
+      <w:r>
+        <w:rPr>
+          <w:rFonts w:hint="eastAsia"/>
+          <w:b/>
+          <w:bCs/>
+          <w:szCs w:val="24"/>
+        </w:rPr>
+        <w:t>[</w:t>
+      </w:r>
+      <w:r>
+        <w:rPr>
+          <w:rFonts w:hint="eastAsia"/>
+          <w:b/>
+          <w:bCs/>
+          <w:szCs w:val="24"/>
+        </w:rPr>
+        <w:t>关键词</w:t>
+      </w:r>
+      <w:r>
+        <w:rPr>
+          <w:rFonts w:hint="eastAsia"/>
+          <w:b/>
+          <w:bCs/>
+          <w:szCs w:val="24"/>
+        </w:rPr>
+        <w:t>]</w:t>
+      </w:r>
+      <w:r>
+        <w:rPr>
+          <w:szCs w:val="24"/>
+        </w:rPr>
+        <w:t>：</w:t>
+      </w:r>
+      <w:r>
+        <w:rPr>
+          <w:szCs w:val="24"/>
+        </w:rPr>
+        <w:t>AI</w:t>
+      </w:r>
+      <w:r>
+        <w:rPr>
+          <w:szCs w:val="24"/>
+        </w:rPr>
+        <w:t>伪造图像识别；</w:t>
+      </w:r>
+      <w:r>
+        <w:rPr>
+          <w:szCs w:val="24"/>
+        </w:rPr>
+        <w:t>FSD</w:t>
+      </w:r>
+      <w:r>
+        <w:rPr>
+          <w:szCs w:val="24"/>
+        </w:rPr>
+        <w:t>；</w:t>
+      </w:r>
+      <w:r>
+        <w:rPr>
+          <w:szCs w:val="24"/>
+        </w:rPr>
+        <w:t>Stay-Positive</w:t>
+      </w:r>
+      <w:r>
+        <w:rPr>
+          <w:szCs w:val="24"/>
+        </w:rPr>
+        <w:t>；</w:t>
+      </w:r>
+      <w:r>
+        <w:rPr>
+          <w:szCs w:val="24"/>
+        </w:rPr>
+        <w:t>LVLM</w:t>
+      </w:r>
+      <w:r>
+        <w:rPr>
+          <w:szCs w:val="24"/>
+        </w:rPr>
+        <w:t>；基线复现；泛化检测</w:t>
+      </w:r>
+    </w:p>
+    <w:p>
+      <w:pPr>
+        <w:ind w:firstLine="0"/>
+        <w:jc w:val="center"/>
+        <w:rPr>
+          <w:sz w:val="36"/>
+          <w:szCs w:val="36"/>
+        </w:rPr>
+      </w:pPr>
+      <w:r>
+        <w:br w:type="page"/>
       </w:r>
       <w:r>
         <w:rPr>
           <w:b/>
           <w:sz w:val="36"/>
-        </w:rPr>
-        <w:t>声</w:t>
-      </w:r>
-      <w:r>
-        <w:rPr>
-          <w:b/>
-          <w:sz w:val="36"/>
-        </w:rPr>
-        <w:t xml:space="preserve"> </w:t>
-      </w:r>
-      <w:r>
-        <w:rPr>
-          <w:b/>
-          <w:sz w:val="36"/>
-        </w:rPr>
-        <w:t>明</w:t>
-      </w:r>
-    </w:p>
-    <w:p>
-      <w:r>
-        <w:rPr>
-          <w:sz w:val="28"/>
-        </w:rPr>
-        <w:t>我声明，所呈交的毕业论文是本人在老师指导下进行的研究工作及取得的研究成果。据我查证，除了文中特别加以标注和致谢的地方外，论文中不包含其他人已经发表或撰写过的研究成果，也不包含为获得其他教育机构的学位或证书而使用过的材料。我承诺，论文中的所有内容均真实、可信。</w:t>
-      </w:r>
-    </w:p>
-    <w:p>
-      <w:pPr>
-        <w:spacing w:before="2400"/>
-      </w:pPr>
-    </w:p>
-    <w:p>
-      <w:pPr>
-        <w:spacing w:before="1600"/>
-      </w:pPr>
-      <w:r>
-        <w:rPr>
-          <w:sz w:val="28"/>
-        </w:rPr>
-        <w:t>毕业论文作者签名：</w:t>
-      </w:r>
-      <w:r>
-        <w:rPr>
-          <w:sz w:val="28"/>
-        </w:rPr>
-        <w:t xml:space="preserve">                              </w:t>
-      </w:r>
-      <w:r>
-        <w:rPr>
-          <w:sz w:val="28"/>
-        </w:rPr>
-        <w:t>签名日期：</w:t>
-      </w:r>
-      <w:r>
-        <w:rPr>
-          <w:sz w:val="28"/>
-        </w:rPr>
-        <w:t xml:space="preserve">    </w:t>
-      </w:r>
-      <w:r>
-        <w:rPr>
-          <w:sz w:val="28"/>
-        </w:rPr>
-        <w:t>年</w:t>
-      </w:r>
-      <w:r>
-        <w:rPr>
-          <w:sz w:val="28"/>
-        </w:rPr>
-        <w:t xml:space="preserve">    </w:t>
-      </w:r>
-      <w:r>
-        <w:rPr>
-          <w:sz w:val="28"/>
-        </w:rPr>
-        <w:t>月</w:t>
-      </w:r>
-      <w:r>
-        <w:rPr>
-          <w:sz w:val="28"/>
-        </w:rPr>
-        <w:t xml:space="preserve">    </w:t>
-      </w:r>
-      <w:r>
-        <w:rPr>
-          <w:sz w:val="28"/>
-        </w:rPr>
-        <w:t>日</w:t>
-      </w:r>
-    </w:p>
-    <w:p>
-      <w:r>
-        <w:br w:type="page"/>
-      </w:r>
-    </w:p>
-    <w:p>
-      <w:pPr>
-        <w:spacing w:before="600" w:after="360"/>
-        <w:jc w:val="center"/>
-      </w:pPr>
-      <w:r>
-        <w:rPr>
-          <w:b/>
-          <w:sz w:val="36"/>
-        </w:rPr>
-        <w:t>基于多模型基线复现与改进的</w:t>
-      </w:r>
-      <w:r>
-        <w:rPr>
-          <w:b/>
-          <w:sz w:val="36"/>
-        </w:rPr>
-        <w:t>AI</w:t>
-      </w:r>
-      <w:r>
-        <w:rPr>
-          <w:b/>
-          <w:sz w:val="36"/>
-        </w:rPr>
-        <w:t>伪造图像识别研究</w:t>
+          <w:szCs w:val="36"/>
+        </w:rPr>
+        <w:lastRenderedPageBreak/>
+        <w:t>Research on AI-Generated Image Detection Based on Multi-Model Baseline Reproduction and Improvement</w:t>
       </w:r>
     </w:p>
     <w:p>
       <w:pPr>
         <w:spacing w:before="240" w:after="240"/>
-        <w:jc w:val="center"/>
-      </w:pPr>
-      <w:r>
-        <w:rPr>
-          <w:b/>
-          <w:sz w:val="32"/>
-        </w:rPr>
-        <w:t>摘</w:t>
-      </w:r>
-      <w:r>
-        <w:rPr>
-          <w:b/>
-          <w:sz w:val="32"/>
-        </w:rPr>
-        <w:t xml:space="preserve">  </w:t>
-      </w:r>
-      <w:r>
-        <w:rPr>
-          <w:b/>
-          <w:sz w:val="32"/>
-        </w:rPr>
-        <w:t>要</w:t>
-      </w:r>
-    </w:p>
-    <w:p>
-      <w:r>
-        <w:t>随着扩散模型、多模态生成模型和高质量图像生成技术的快速发展，</w:t>
-      </w:r>
-      <w:r>
-        <w:t>AI</w:t>
-      </w:r>
-      <w:r>
-        <w:t>伪造图像在视觉真实感、语义一致性和细节表达等方面不断提升，传统依赖纹理伪迹、压缩噪声或固定生成器特征的检测方法面临明显的泛化挑战。针对该问题，本文以公开论文提供的官方代码、预训练权重和公开数据为基础，围绕</w:t>
-      </w:r>
-      <w:r>
-        <w:t>FSD</w:t>
-      </w:r>
-      <w:r>
-        <w:t>、</w:t>
-      </w:r>
-      <w:r>
-        <w:t>Stay-Positive</w:t>
-      </w:r>
-      <w:r>
-        <w:t>与</w:t>
-      </w:r>
-      <w:r>
-        <w:t>LVLM</w:t>
-      </w:r>
-      <w:r>
-        <w:t>三条技术路线开展基线复现、结果比较和方案设计。本文首先在</w:t>
-      </w:r>
-      <w:r>
-        <w:t>GenImage</w:t>
-      </w:r>
-      <w:r>
-        <w:t>数据上复现</w:t>
-      </w:r>
-      <w:r>
-        <w:t>FSD</w:t>
-      </w:r>
-      <w:r>
-        <w:t>的六类生成器检测结果，随后验证</w:t>
-      </w:r>
-      <w:r>
-        <w:t>Stay-Positive</w:t>
-      </w:r>
-      <w:r>
-        <w:t>在</w:t>
-      </w:r>
-      <w:r>
-        <w:t>Midjourney</w:t>
-      </w:r>
-      <w:r>
-        <w:t>、</w:t>
-      </w:r>
-      <w:r>
-        <w:t>Stable Diffusion</w:t>
-      </w:r>
-      <w:r>
-        <w:t>场景中的高精度表现，并围绕</w:t>
-      </w:r>
-      <w:r>
-        <w:t>ADM</w:t>
-      </w:r>
-      <w:r>
-        <w:t>数据补充阈值校准、分数分布和样本级冲突统计。结果表明，</w:t>
-      </w:r>
-      <w:r>
-        <w:t>FSD</w:t>
-      </w:r>
-      <w:r>
-        <w:t>在</w:t>
-      </w:r>
-      <w:r>
-        <w:t>Midjourney</w:t>
-      </w:r>
-      <w:r>
-        <w:t>、</w:t>
-      </w:r>
-      <w:r>
-        <w:t>Stable Diffusion</w:t>
-      </w:r>
-      <w:r>
-        <w:t>、</w:t>
-      </w:r>
-      <w:r>
-        <w:t>ADM</w:t>
-      </w:r>
-      <w:r>
-        <w:t>、</w:t>
-      </w:r>
-      <w:r>
-        <w:t>BigGAN</w:t>
-      </w:r>
-      <w:r>
-        <w:t>、</w:t>
-      </w:r>
-      <w:r>
-        <w:t>GLIDE</w:t>
-      </w:r>
-      <w:r>
-        <w:t>和</w:t>
-      </w:r>
-      <w:r>
-        <w:t>VQDM</w:t>
-      </w:r>
-      <w:r>
-        <w:t>上的准确率分别为</w:t>
-      </w:r>
-      <w:r>
-        <w:t>79.56%</w:t>
-      </w:r>
-      <w:r>
-        <w:t>、</w:t>
-      </w:r>
-      <w:r>
-        <w:t>88.34%</w:t>
-      </w:r>
-      <w:r>
-        <w:t>、</w:t>
-      </w:r>
-      <w:r>
-        <w:t>75.41%</w:t>
-      </w:r>
-      <w:r>
-        <w:t>、</w:t>
-      </w:r>
-      <w:r>
-        <w:t>79.27%</w:t>
-      </w:r>
-      <w:r>
-        <w:t>、</w:t>
-      </w:r>
-      <w:r>
-        <w:t>96.67%</w:t>
-      </w:r>
-      <w:r>
-        <w:t>和</w:t>
-      </w:r>
-      <w:r>
-        <w:t>75.47%</w:t>
-      </w:r>
-      <w:r>
-        <w:t>；</w:t>
-      </w:r>
-      <w:r>
-        <w:t>Stay-Positive</w:t>
-      </w:r>
-      <w:r>
-        <w:t>中</w:t>
-      </w:r>
-      <w:r>
-        <w:t>Rajan/Ours+</w:t>
-      </w:r>
-      <w:r>
-        <w:t>在</w:t>
-      </w:r>
-      <w:r>
-        <w:t>ADM</w:t>
-      </w:r>
-      <w:r>
-        <w:t>上默认阈值</w:t>
-      </w:r>
-      <w:r>
-        <w:t>0.5</w:t>
-      </w:r>
-      <w:r>
-        <w:t>下准确率仅为</w:t>
-      </w:r>
-      <w:r>
-        <w:t>52.25%</w:t>
-      </w:r>
-      <w:r>
-        <w:t>，但经阈值</w:t>
-      </w:r>
-      <w:r>
-        <w:t>0.388818</w:t>
-      </w:r>
-      <w:r>
-        <w:t>校准后可提升到</w:t>
-      </w:r>
-      <w:r>
-        <w:t>80.77%</w:t>
-      </w:r>
-      <w:r>
-        <w:t>。进一步统计发现，在</w:t>
-      </w:r>
-      <w:r>
-        <w:t>3000</w:t>
-      </w:r>
-      <w:r>
-        <w:t>个</w:t>
-      </w:r>
-      <w:r>
-        <w:t>ADM</w:t>
-      </w:r>
-      <w:r>
-        <w:t>假样本中存在</w:t>
-      </w:r>
-      <w:r>
-        <w:t>1137</w:t>
-      </w:r>
-      <w:r>
-        <w:t>个</w:t>
-      </w:r>
-      <w:r>
-        <w:t>“Stay-Positive</w:t>
-      </w:r>
-      <w:r>
-        <w:t>校准后判</w:t>
-      </w:r>
-      <w:r>
-        <w:t>fake</w:t>
-      </w:r>
-      <w:r>
-        <w:t>，而</w:t>
-      </w:r>
-      <w:r>
-        <w:t>FSD</w:t>
-      </w:r>
-      <w:r>
-        <w:t>三组结果均判</w:t>
-      </w:r>
-      <w:r>
-        <w:t>rea</w:t>
-      </w:r>
-      <w:r>
-        <w:t>l”</w:t>
-      </w:r>
-      <w:r>
-        <w:t>的主导互补样本，说明两类方法在局部异常证据与整体自然感之间存在稳定取证差异。三轮真实案例观察还表明，这些冲突主要集中在伪文本</w:t>
-      </w:r>
-      <w:r>
-        <w:t>/</w:t>
-      </w:r>
-      <w:r>
-        <w:t>伪界面、局部结构连接、生物体局部真实性不足以及局部修补或过度平滑等细节层面。综合分析可知，</w:t>
-      </w:r>
-      <w:r>
-        <w:t>Stay-Positive</w:t>
-      </w:r>
-      <w:r>
-        <w:t>更适合作为高性能判别基线，</w:t>
-      </w:r>
-      <w:r>
-        <w:t>FSD</w:t>
-      </w:r>
-      <w:r>
-        <w:t>更适合作为未知生成器泛化研究主干，而</w:t>
-      </w:r>
-      <w:r>
-        <w:t>LVLM</w:t>
-      </w:r>
-      <w:r>
-        <w:t>更适合作为复杂样本语义分析与解释接口。</w:t>
-      </w:r>
-    </w:p>
-    <w:p>
-      <w:pPr>
-        <w:spacing w:before="240"/>
         <w:ind w:firstLine="0"/>
-      </w:pPr>
-      <w:r>
-        <w:t>关键词：</w:t>
-      </w:r>
-      <w:r>
-        <w:t>AI</w:t>
-      </w:r>
-      <w:r>
-        <w:t>伪造图像识别；</w:t>
-      </w:r>
-      <w:r>
-        <w:t>FSD</w:t>
-      </w:r>
-      <w:r>
-        <w:t>；</w:t>
-      </w:r>
-      <w:r>
-        <w:t>Stay-Positive</w:t>
-      </w:r>
-      <w:r>
-        <w:t>；</w:t>
-      </w:r>
-      <w:r>
-        <w:t>LVLM</w:t>
-      </w:r>
-      <w:r>
-        <w:t>；基线复现；泛化检测</w:t>
-      </w:r>
-    </w:p>
-    <w:p>
-      <w:r>
-        <w:br w:type="page"/>
-      </w:r>
-    </w:p>
-    <w:p>
-      <w:pPr>
-        <w:spacing w:before="480" w:after="360"/>
-        <w:jc w:val="center"/>
-      </w:pPr>
-      <w:r>
-        <w:rPr>
-          <w:b/>
-          <w:sz w:val="30"/>
-        </w:rPr>
-        <w:t>Research on AI-Generated Image Detection Based on Multi-Model Baseline Reproduction and Improvement</w:t>
-      </w:r>
-    </w:p>
-    <w:p>
-      <w:pPr>
-        <w:spacing w:before="240" w:after="240"/>
         <w:jc w:val="center"/>
       </w:pPr>
       <w:r>
@@ -661,41 +902,46 @@
       </w:r>
     </w:p>
     <w:p>
-      <w:r>
-        <w:rPr>
-          <w:sz w:val="20"/>
-        </w:rPr>
-        <w:t>With the rapid development of diffusion models, multimodal generation systems, and high-quality image synthesis techniques, AI-generated fake images have become increasingly realistic in semantics, texture, and local details, which makes generalizable detection much harder. To address this challenge, this thesis reproduces and analyzes three representative technical routes, namely FSD, Stay-Positive, and LVLM, based on publicly released code, pretrained checkpoints, and the GenImage benchmark. We first repr</w:t>
-      </w:r>
-      <w:r>
-        <w:rPr>
-          <w:sz w:val="20"/>
-        </w:rPr>
-        <w:t>oduce the FSD baseline on six generators, including Midjourney, Stable Diffusion, ADM, BigGAN, GLIDE, and VQDM. We then verify the strong closed-set discrimination performance of Stay-Positive on Midjourney and Stable Diffusion, and further extend the analysis to ADM through threshold calibration, score-distribution inspection, and sample-level conflict statistics. Experimental results show that FSD achieves accuracies of 79.56%, 88.34%, 75.41%, 79.27%, 96.67%, and 75.47% on the six evaluated generators res</w:t>
-      </w:r>
-      <w:r>
-        <w:rPr>
-          <w:sz w:val="20"/>
-        </w:rPr>
-        <w:t xml:space="preserve">pectively. For Stay-Positive, the Rajan/Ours+ model reaches only 52.25% accuracy on ADM under the default threshold of 0.5, while its accuracy can be improved to 80.77% after recalibrating the threshold to 0.388818. Moreover, among 3000 ADM fake samples, 1137 dominant complementary cases are observed, where calibrated Stay-Positive predicts fake but all three FSD variants predict real. Visual case studies further indicate that these conflicts are mainly related to pseudo text or pseudo interfaces, abnormal </w:t>
-      </w:r>
-      <w:r>
-        <w:rPr>
-          <w:sz w:val="20"/>
-        </w:rPr>
-        <w:t>local connections, weak biological realism, and local repair or over-smoothing artifacts. Overall, Stay-Positive is more suitable as a high-performance discrimination baseline, FSD is more valuable as the main research backbone for unknown-generator generalization, and LVLM is more appropriate as an auxiliary interface for semantic analysis and explanation of difficult cases.</w:t>
+      <w:pPr>
+        <w:rPr>
+          <w:szCs w:val="24"/>
+        </w:rPr>
+      </w:pPr>
+      <w:r>
+        <w:rPr>
+          <w:szCs w:val="24"/>
+        </w:rPr>
+        <w:t>With the rapid development of diffusion models, multimodal generation systems, and high-quality image synthesis techniques, AI-generated fake images have become increasingly realistic in semantics, texture, and local details, which makes generalizable detection much harder. To address this challenge, this thesis reproduces and analyzes three representative technical routes, namely FSD, Stay-Positive, and LVLM, based on publicly released code, pretrained checkpoints, and the GenImage benchmark. We first reproduce the FSD baseline on six generators, including Midjourney, Stable Diffusion, ADM, BigGAN, GLIDE, and VQDM. We then verify the strong closed-set discrimination performance of Stay-Positive on Midjourney and Stable Diffusion, and further extend the analysis to ADM through threshold calibration, score-distribution inspection, and sample-level conflict statistics. Experimental results show that FSD achieves accuracies of 79.56%, 88.34%, 75.41%, 79.27%, 96.67%, and 75.47% on the six evaluated generators respectively. For Stay-Positive, the Rajan/Ours+ model reaches only 52.25% accuracy on ADM under the default threshold of 0.5, while its accuracy can be improved to 80.77% after recalibrating the threshold to 0.388818. Moreover, among 3000 ADM fake samples, 1137 dominant complementary cases are observed, where calibrated Stay-Positive predicts fake but all three FSD variants predict real. Visual case studies further indicate that these conflicts are mainly related to pseudo text or pseudo interfaces, abnormal local connections, weak biological realism, and local repair or over-smoothing artifacts. Overall, Stay-Positive is more suitable as a high-performance discrimination baseline, FSD is more valuable as the main research backbone for unknown-generator generalization, and LVLM is more appropriate as an auxiliary interface for semantic analysis and explanation of difficult cases.</w:t>
       </w:r>
     </w:p>
     <w:p>
       <w:pPr>
         <w:spacing w:before="160"/>
         <w:ind w:firstLine="0"/>
-      </w:pPr>
-      <w:r>
-        <w:rPr>
-          <w:sz w:val="20"/>
-        </w:rPr>
-        <w:t>Keywords: AI-generated image detection; FSD; Stay-Positive; LVLM; generalization analysis</w:t>
+        <w:rPr>
+          <w:szCs w:val="24"/>
+        </w:rPr>
+      </w:pPr>
+      <w:r>
+        <w:rPr>
+          <w:b/>
+          <w:bCs/>
+          <w:szCs w:val="24"/>
+        </w:rPr>
+        <w:t>Keywords:</w:t>
+      </w:r>
+      <w:r>
+        <w:rPr>
+          <w:szCs w:val="24"/>
+        </w:rPr>
+        <w:t xml:space="preserve"> AI-generated image detection; FSD; Stay-Positive; LVLM; generalization </w:t>
+      </w:r>
+      <w:r>
+        <w:rPr>
+          <w:szCs w:val="24"/>
+        </w:rPr>
+        <w:lastRenderedPageBreak/>
+        <w:t>analysis</w:t>
       </w:r>
     </w:p>
     <w:p>
@@ -737,14 +983,13 @@
           <w:tab w:val="right" w:leader="dot" w:pos="9061"/>
         </w:tabs>
         <w:rPr>
-          <w:rFonts w:asciiTheme="minorHAnsi" w:eastAsiaTheme="minorEastAsia" w:hAnsiTheme="minorHAnsi" w:cstheme="minorBidi" w:hint="eastAsia"/>
+          <w:rFonts w:ascii="等线" w:eastAsia="等线" w:hAnsi="等线" w:hint="eastAsia"/>
           <w:b w:val="0"/>
           <w:bCs w:val="0"/>
           <w:caps w:val="0"/>
           <w:noProof/>
           <w:sz w:val="22"/>
           <w:szCs w:val="24"/>
-          <w14:ligatures w14:val="standardContextual"/>
         </w:rPr>
       </w:pPr>
       <w:r>
@@ -851,11 +1096,10 @@
           <w:tab w:val="right" w:leader="dot" w:pos="9061"/>
         </w:tabs>
         <w:rPr>
-          <w:rFonts w:asciiTheme="minorHAnsi" w:eastAsiaTheme="minorEastAsia" w:hAnsiTheme="minorHAnsi" w:cstheme="minorBidi" w:hint="eastAsia"/>
+          <w:rFonts w:ascii="等线" w:eastAsia="等线" w:hAnsi="等线" w:hint="eastAsia"/>
           <w:smallCaps w:val="0"/>
           <w:noProof/>
           <w:sz w:val="22"/>
-          <w14:ligatures w14:val="standardContextual"/>
         </w:rPr>
       </w:pPr>
       <w:hyperlink w:anchor="_Toc227933945" w:history="1">
@@ -953,11 +1197,10 @@
           <w:tab w:val="right" w:leader="dot" w:pos="9061"/>
         </w:tabs>
         <w:rPr>
-          <w:rFonts w:asciiTheme="minorHAnsi" w:eastAsiaTheme="minorEastAsia" w:hAnsiTheme="minorHAnsi" w:cstheme="minorBidi" w:hint="eastAsia"/>
+          <w:rFonts w:ascii="等线" w:eastAsia="等线" w:hAnsi="等线" w:hint="eastAsia"/>
           <w:smallCaps w:val="0"/>
           <w:noProof/>
           <w:sz w:val="22"/>
-          <w14:ligatures w14:val="standardContextual"/>
         </w:rPr>
       </w:pPr>
       <w:hyperlink w:anchor="_Toc227933946" w:history="1">
@@ -1055,11 +1298,10 @@
           <w:tab w:val="right" w:leader="dot" w:pos="9061"/>
         </w:tabs>
         <w:rPr>
-          <w:rFonts w:asciiTheme="minorHAnsi" w:eastAsiaTheme="minorEastAsia" w:hAnsiTheme="minorHAnsi" w:cstheme="minorBidi" w:hint="eastAsia"/>
+          <w:rFonts w:ascii="等线" w:eastAsia="等线" w:hAnsi="等线" w:hint="eastAsia"/>
           <w:smallCaps w:val="0"/>
           <w:noProof/>
           <w:sz w:val="22"/>
-          <w14:ligatures w14:val="standardContextual"/>
         </w:rPr>
       </w:pPr>
       <w:hyperlink w:anchor="_Toc227933947" w:history="1">
@@ -1157,11 +1399,10 @@
           <w:tab w:val="right" w:leader="dot" w:pos="9061"/>
         </w:tabs>
         <w:rPr>
-          <w:rFonts w:asciiTheme="minorHAnsi" w:eastAsiaTheme="minorEastAsia" w:hAnsiTheme="minorHAnsi" w:cstheme="minorBidi" w:hint="eastAsia"/>
+          <w:rFonts w:ascii="等线" w:eastAsia="等线" w:hAnsi="等线" w:hint="eastAsia"/>
           <w:smallCaps w:val="0"/>
           <w:noProof/>
           <w:sz w:val="22"/>
-          <w14:ligatures w14:val="standardContextual"/>
         </w:rPr>
       </w:pPr>
       <w:hyperlink w:anchor="_Toc227933948" w:history="1">
@@ -1259,11 +1500,10 @@
           <w:tab w:val="right" w:leader="dot" w:pos="9061"/>
         </w:tabs>
         <w:rPr>
-          <w:rFonts w:asciiTheme="minorHAnsi" w:eastAsiaTheme="minorEastAsia" w:hAnsiTheme="minorHAnsi" w:cstheme="minorBidi" w:hint="eastAsia"/>
+          <w:rFonts w:ascii="等线" w:eastAsia="等线" w:hAnsi="等线" w:hint="eastAsia"/>
           <w:smallCaps w:val="0"/>
           <w:noProof/>
           <w:sz w:val="22"/>
-          <w14:ligatures w14:val="standardContextual"/>
         </w:rPr>
       </w:pPr>
       <w:hyperlink w:anchor="_Toc227933949" w:history="1">
@@ -1361,11 +1601,10 @@
           <w:tab w:val="right" w:leader="dot" w:pos="9061"/>
         </w:tabs>
         <w:rPr>
-          <w:rFonts w:asciiTheme="minorHAnsi" w:eastAsiaTheme="minorEastAsia" w:hAnsiTheme="minorHAnsi" w:cstheme="minorBidi" w:hint="eastAsia"/>
+          <w:rFonts w:ascii="等线" w:eastAsia="等线" w:hAnsi="等线" w:hint="eastAsia"/>
           <w:smallCaps w:val="0"/>
           <w:noProof/>
           <w:sz w:val="22"/>
-          <w14:ligatures w14:val="standardContextual"/>
         </w:rPr>
       </w:pPr>
       <w:hyperlink w:anchor="_Toc227933950" w:history="1">
@@ -1463,14 +1702,13 @@
           <w:tab w:val="right" w:leader="dot" w:pos="9061"/>
         </w:tabs>
         <w:rPr>
-          <w:rFonts w:asciiTheme="minorHAnsi" w:eastAsiaTheme="minorEastAsia" w:hAnsiTheme="minorHAnsi" w:cstheme="minorBidi" w:hint="eastAsia"/>
+          <w:rFonts w:ascii="等线" w:eastAsia="等线" w:hAnsi="等线" w:hint="eastAsia"/>
           <w:b w:val="0"/>
           <w:bCs w:val="0"/>
           <w:caps w:val="0"/>
           <w:noProof/>
           <w:sz w:val="22"/>
           <w:szCs w:val="24"/>
-          <w14:ligatures w14:val="standardContextual"/>
         </w:rPr>
       </w:pPr>
       <w:hyperlink w:anchor="_Toc227933951" w:history="1">
@@ -1568,11 +1806,10 @@
           <w:tab w:val="right" w:leader="dot" w:pos="9061"/>
         </w:tabs>
         <w:rPr>
-          <w:rFonts w:asciiTheme="minorHAnsi" w:eastAsiaTheme="minorEastAsia" w:hAnsiTheme="minorHAnsi" w:cstheme="minorBidi" w:hint="eastAsia"/>
+          <w:rFonts w:ascii="等线" w:eastAsia="等线" w:hAnsi="等线" w:hint="eastAsia"/>
           <w:smallCaps w:val="0"/>
           <w:noProof/>
           <w:sz w:val="22"/>
-          <w14:ligatures w14:val="standardContextual"/>
         </w:rPr>
       </w:pPr>
       <w:hyperlink w:anchor="_Toc227933952" w:history="1">
@@ -1670,11 +1907,10 @@
           <w:tab w:val="right" w:leader="dot" w:pos="9061"/>
         </w:tabs>
         <w:rPr>
-          <w:rFonts w:asciiTheme="minorHAnsi" w:eastAsiaTheme="minorEastAsia" w:hAnsiTheme="minorHAnsi" w:cstheme="minorBidi" w:hint="eastAsia"/>
+          <w:rFonts w:ascii="等线" w:eastAsia="等线" w:hAnsi="等线" w:hint="eastAsia"/>
           <w:smallCaps w:val="0"/>
           <w:noProof/>
           <w:sz w:val="22"/>
-          <w14:ligatures w14:val="standardContextual"/>
         </w:rPr>
       </w:pPr>
       <w:hyperlink w:anchor="_Toc227933953" w:history="1">
@@ -1772,11 +2008,10 @@
           <w:tab w:val="right" w:leader="dot" w:pos="9061"/>
         </w:tabs>
         <w:rPr>
-          <w:rFonts w:asciiTheme="minorHAnsi" w:eastAsiaTheme="minorEastAsia" w:hAnsiTheme="minorHAnsi" w:cstheme="minorBidi" w:hint="eastAsia"/>
+          <w:rFonts w:ascii="等线" w:eastAsia="等线" w:hAnsi="等线" w:hint="eastAsia"/>
           <w:smallCaps w:val="0"/>
           <w:noProof/>
           <w:sz w:val="22"/>
-          <w14:ligatures w14:val="standardContextual"/>
         </w:rPr>
       </w:pPr>
       <w:hyperlink w:anchor="_Toc227933954" w:history="1">
@@ -1874,11 +2109,10 @@
           <w:tab w:val="right" w:leader="dot" w:pos="9061"/>
         </w:tabs>
         <w:rPr>
-          <w:rFonts w:asciiTheme="minorHAnsi" w:eastAsiaTheme="minorEastAsia" w:hAnsiTheme="minorHAnsi" w:cstheme="minorBidi" w:hint="eastAsia"/>
+          <w:rFonts w:ascii="等线" w:eastAsia="等线" w:hAnsi="等线" w:hint="eastAsia"/>
           <w:smallCaps w:val="0"/>
           <w:noProof/>
           <w:sz w:val="22"/>
-          <w14:ligatures w14:val="standardContextual"/>
         </w:rPr>
       </w:pPr>
       <w:hyperlink w:anchor="_Toc227933955" w:history="1">
@@ -1976,11 +2210,10 @@
           <w:tab w:val="right" w:leader="dot" w:pos="9061"/>
         </w:tabs>
         <w:rPr>
-          <w:rFonts w:asciiTheme="minorHAnsi" w:eastAsiaTheme="minorEastAsia" w:hAnsiTheme="minorHAnsi" w:cstheme="minorBidi" w:hint="eastAsia"/>
+          <w:rFonts w:ascii="等线" w:eastAsia="等线" w:hAnsi="等线" w:hint="eastAsia"/>
           <w:smallCaps w:val="0"/>
           <w:noProof/>
           <w:sz w:val="22"/>
-          <w14:ligatures w14:val="standardContextual"/>
         </w:rPr>
       </w:pPr>
       <w:hyperlink w:anchor="_Toc227933956" w:history="1">
@@ -2094,11 +2327,10 @@
           <w:tab w:val="right" w:leader="dot" w:pos="9061"/>
         </w:tabs>
         <w:rPr>
-          <w:rFonts w:asciiTheme="minorHAnsi" w:eastAsiaTheme="minorEastAsia" w:hAnsiTheme="minorHAnsi" w:cstheme="minorBidi" w:hint="eastAsia"/>
+          <w:rFonts w:ascii="等线" w:eastAsia="等线" w:hAnsi="等线" w:hint="eastAsia"/>
           <w:smallCaps w:val="0"/>
           <w:noProof/>
           <w:sz w:val="22"/>
-          <w14:ligatures w14:val="standardContextual"/>
         </w:rPr>
       </w:pPr>
       <w:hyperlink w:anchor="_Toc227933957" w:history="1">
@@ -2196,11 +2428,10 @@
           <w:tab w:val="right" w:leader="dot" w:pos="9061"/>
         </w:tabs>
         <w:rPr>
-          <w:rFonts w:asciiTheme="minorHAnsi" w:eastAsiaTheme="minorEastAsia" w:hAnsiTheme="minorHAnsi" w:cstheme="minorBidi" w:hint="eastAsia"/>
+          <w:rFonts w:ascii="等线" w:eastAsia="等线" w:hAnsi="等线" w:hint="eastAsia"/>
           <w:smallCaps w:val="0"/>
           <w:noProof/>
           <w:sz w:val="22"/>
-          <w14:ligatures w14:val="standardContextual"/>
         </w:rPr>
       </w:pPr>
       <w:hyperlink w:anchor="_Toc227933958" w:history="1">
@@ -2298,11 +2529,10 @@
           <w:tab w:val="right" w:leader="dot" w:pos="9061"/>
         </w:tabs>
         <w:rPr>
-          <w:rFonts w:asciiTheme="minorHAnsi" w:eastAsiaTheme="minorEastAsia" w:hAnsiTheme="minorHAnsi" w:cstheme="minorBidi" w:hint="eastAsia"/>
+          <w:rFonts w:ascii="等线" w:eastAsia="等线" w:hAnsi="等线" w:hint="eastAsia"/>
           <w:smallCaps w:val="0"/>
           <w:noProof/>
           <w:sz w:val="22"/>
-          <w14:ligatures w14:val="standardContextual"/>
         </w:rPr>
       </w:pPr>
       <w:hyperlink w:anchor="_Toc227933959" w:history="1">
@@ -2400,14 +2630,13 @@
           <w:tab w:val="right" w:leader="dot" w:pos="9061"/>
         </w:tabs>
         <w:rPr>
-          <w:rFonts w:asciiTheme="minorHAnsi" w:eastAsiaTheme="minorEastAsia" w:hAnsiTheme="minorHAnsi" w:cstheme="minorBidi" w:hint="eastAsia"/>
+          <w:rFonts w:ascii="等线" w:eastAsia="等线" w:hAnsi="等线" w:hint="eastAsia"/>
           <w:b w:val="0"/>
           <w:bCs w:val="0"/>
           <w:caps w:val="0"/>
           <w:noProof/>
           <w:sz w:val="22"/>
           <w:szCs w:val="24"/>
-          <w14:ligatures w14:val="standardContextual"/>
         </w:rPr>
       </w:pPr>
       <w:hyperlink w:anchor="_Toc227933960" w:history="1">
@@ -2505,11 +2734,10 @@
           <w:tab w:val="right" w:leader="dot" w:pos="9061"/>
         </w:tabs>
         <w:rPr>
-          <w:rFonts w:asciiTheme="minorHAnsi" w:eastAsiaTheme="minorEastAsia" w:hAnsiTheme="minorHAnsi" w:cstheme="minorBidi" w:hint="eastAsia"/>
+          <w:rFonts w:ascii="等线" w:eastAsia="等线" w:hAnsi="等线" w:hint="eastAsia"/>
           <w:smallCaps w:val="0"/>
           <w:noProof/>
           <w:sz w:val="22"/>
-          <w14:ligatures w14:val="standardContextual"/>
         </w:rPr>
       </w:pPr>
       <w:hyperlink w:anchor="_Toc227933961" w:history="1">
@@ -2607,11 +2835,10 @@
           <w:tab w:val="right" w:leader="dot" w:pos="9061"/>
         </w:tabs>
         <w:rPr>
-          <w:rFonts w:asciiTheme="minorHAnsi" w:eastAsiaTheme="minorEastAsia" w:hAnsiTheme="minorHAnsi" w:cstheme="minorBidi" w:hint="eastAsia"/>
+          <w:rFonts w:ascii="等线" w:eastAsia="等线" w:hAnsi="等线" w:hint="eastAsia"/>
           <w:smallCaps w:val="0"/>
           <w:noProof/>
           <w:sz w:val="22"/>
-          <w14:ligatures w14:val="standardContextual"/>
         </w:rPr>
       </w:pPr>
       <w:hyperlink w:anchor="_Toc227933962" w:history="1">
@@ -2709,11 +2936,10 @@
           <w:tab w:val="right" w:leader="dot" w:pos="9061"/>
         </w:tabs>
         <w:rPr>
-          <w:rFonts w:asciiTheme="minorHAnsi" w:eastAsiaTheme="minorEastAsia" w:hAnsiTheme="minorHAnsi" w:cstheme="minorBidi" w:hint="eastAsia"/>
+          <w:rFonts w:ascii="等线" w:eastAsia="等线" w:hAnsi="等线" w:hint="eastAsia"/>
           <w:smallCaps w:val="0"/>
           <w:noProof/>
           <w:sz w:val="22"/>
-          <w14:ligatures w14:val="standardContextual"/>
         </w:rPr>
       </w:pPr>
       <w:hyperlink w:anchor="_Toc227933963" w:history="1">
@@ -2811,11 +3037,10 @@
           <w:tab w:val="right" w:leader="dot" w:pos="9061"/>
         </w:tabs>
         <w:rPr>
-          <w:rFonts w:asciiTheme="minorHAnsi" w:eastAsiaTheme="minorEastAsia" w:hAnsiTheme="minorHAnsi" w:cstheme="minorBidi" w:hint="eastAsia"/>
+          <w:rFonts w:ascii="等线" w:eastAsia="等线" w:hAnsi="等线" w:hint="eastAsia"/>
           <w:smallCaps w:val="0"/>
           <w:noProof/>
           <w:sz w:val="22"/>
-          <w14:ligatures w14:val="standardContextual"/>
         </w:rPr>
       </w:pPr>
       <w:hyperlink w:anchor="_Toc227933964" w:history="1">
@@ -2913,11 +3138,10 @@
           <w:tab w:val="right" w:leader="dot" w:pos="9061"/>
         </w:tabs>
         <w:rPr>
-          <w:rFonts w:asciiTheme="minorHAnsi" w:eastAsiaTheme="minorEastAsia" w:hAnsiTheme="minorHAnsi" w:cstheme="minorBidi" w:hint="eastAsia"/>
+          <w:rFonts w:ascii="等线" w:eastAsia="等线" w:hAnsi="等线" w:hint="eastAsia"/>
           <w:smallCaps w:val="0"/>
           <w:noProof/>
           <w:sz w:val="22"/>
-          <w14:ligatures w14:val="standardContextual"/>
         </w:rPr>
       </w:pPr>
       <w:hyperlink w:anchor="_Toc227933965" w:history="1">
@@ -3015,11 +3239,10 @@
           <w:tab w:val="right" w:leader="dot" w:pos="9061"/>
         </w:tabs>
         <w:rPr>
-          <w:rFonts w:asciiTheme="minorHAnsi" w:eastAsiaTheme="minorEastAsia" w:hAnsiTheme="minorHAnsi" w:cstheme="minorBidi" w:hint="eastAsia"/>
+          <w:rFonts w:ascii="等线" w:eastAsia="等线" w:hAnsi="等线" w:hint="eastAsia"/>
           <w:smallCaps w:val="0"/>
           <w:noProof/>
           <w:sz w:val="22"/>
-          <w14:ligatures w14:val="standardContextual"/>
         </w:rPr>
       </w:pPr>
       <w:hyperlink w:anchor="_Toc227933966" w:history="1">
@@ -3117,11 +3340,10 @@
           <w:tab w:val="right" w:leader="dot" w:pos="9061"/>
         </w:tabs>
         <w:rPr>
-          <w:rFonts w:asciiTheme="minorHAnsi" w:eastAsiaTheme="minorEastAsia" w:hAnsiTheme="minorHAnsi" w:cstheme="minorBidi" w:hint="eastAsia"/>
+          <w:rFonts w:ascii="等线" w:eastAsia="等线" w:hAnsi="等线" w:hint="eastAsia"/>
           <w:smallCaps w:val="0"/>
           <w:noProof/>
           <w:sz w:val="22"/>
-          <w14:ligatures w14:val="standardContextual"/>
         </w:rPr>
       </w:pPr>
       <w:hyperlink w:anchor="_Toc227933967" w:history="1">
@@ -3219,14 +3441,13 @@
           <w:tab w:val="right" w:leader="dot" w:pos="9061"/>
         </w:tabs>
         <w:rPr>
-          <w:rFonts w:asciiTheme="minorHAnsi" w:eastAsiaTheme="minorEastAsia" w:hAnsiTheme="minorHAnsi" w:cstheme="minorBidi" w:hint="eastAsia"/>
+          <w:rFonts w:ascii="等线" w:eastAsia="等线" w:hAnsi="等线" w:hint="eastAsia"/>
           <w:b w:val="0"/>
           <w:bCs w:val="0"/>
           <w:caps w:val="0"/>
           <w:noProof/>
           <w:sz w:val="22"/>
           <w:szCs w:val="24"/>
-          <w14:ligatures w14:val="standardContextual"/>
         </w:rPr>
       </w:pPr>
       <w:hyperlink w:anchor="_Toc227933968" w:history="1">
@@ -3324,11 +3545,10 @@
           <w:tab w:val="right" w:leader="dot" w:pos="9061"/>
         </w:tabs>
         <w:rPr>
-          <w:rFonts w:asciiTheme="minorHAnsi" w:eastAsiaTheme="minorEastAsia" w:hAnsiTheme="minorHAnsi" w:cstheme="minorBidi" w:hint="eastAsia"/>
+          <w:rFonts w:ascii="等线" w:eastAsia="等线" w:hAnsi="等线" w:hint="eastAsia"/>
           <w:smallCaps w:val="0"/>
           <w:noProof/>
           <w:sz w:val="22"/>
-          <w14:ligatures w14:val="standardContextual"/>
         </w:rPr>
       </w:pPr>
       <w:hyperlink w:anchor="_Toc227933969" w:history="1">
@@ -3426,11 +3646,10 @@
           <w:tab w:val="right" w:leader="dot" w:pos="9061"/>
         </w:tabs>
         <w:rPr>
-          <w:rFonts w:asciiTheme="minorHAnsi" w:eastAsiaTheme="minorEastAsia" w:hAnsiTheme="minorHAnsi" w:cstheme="minorBidi" w:hint="eastAsia"/>
+          <w:rFonts w:ascii="等线" w:eastAsia="等线" w:hAnsi="等线" w:hint="eastAsia"/>
           <w:smallCaps w:val="0"/>
           <w:noProof/>
           <w:sz w:val="22"/>
-          <w14:ligatures w14:val="standardContextual"/>
         </w:rPr>
       </w:pPr>
       <w:hyperlink w:anchor="_Toc227933970" w:history="1">
@@ -3528,11 +3747,10 @@
           <w:tab w:val="right" w:leader="dot" w:pos="9061"/>
         </w:tabs>
         <w:rPr>
-          <w:rFonts w:asciiTheme="minorHAnsi" w:eastAsiaTheme="minorEastAsia" w:hAnsiTheme="minorHAnsi" w:cstheme="minorBidi" w:hint="eastAsia"/>
+          <w:rFonts w:ascii="等线" w:eastAsia="等线" w:hAnsi="等线" w:hint="eastAsia"/>
           <w:smallCaps w:val="0"/>
           <w:noProof/>
           <w:sz w:val="22"/>
-          <w14:ligatures w14:val="standardContextual"/>
         </w:rPr>
       </w:pPr>
       <w:hyperlink w:anchor="_Toc227933971" w:history="1">
@@ -3630,11 +3848,10 @@
           <w:tab w:val="right" w:leader="dot" w:pos="9061"/>
         </w:tabs>
         <w:rPr>
-          <w:rFonts w:asciiTheme="minorHAnsi" w:eastAsiaTheme="minorEastAsia" w:hAnsiTheme="minorHAnsi" w:cstheme="minorBidi" w:hint="eastAsia"/>
+          <w:rFonts w:ascii="等线" w:eastAsia="等线" w:hAnsi="等线" w:hint="eastAsia"/>
           <w:smallCaps w:val="0"/>
           <w:noProof/>
           <w:sz w:val="22"/>
-          <w14:ligatures w14:val="standardContextual"/>
         </w:rPr>
       </w:pPr>
       <w:hyperlink w:anchor="_Toc227933972" w:history="1">
@@ -3732,11 +3949,10 @@
           <w:tab w:val="right" w:leader="dot" w:pos="9061"/>
         </w:tabs>
         <w:rPr>
-          <w:rFonts w:asciiTheme="minorHAnsi" w:eastAsiaTheme="minorEastAsia" w:hAnsiTheme="minorHAnsi" w:cstheme="minorBidi" w:hint="eastAsia"/>
+          <w:rFonts w:ascii="等线" w:eastAsia="等线" w:hAnsi="等线" w:hint="eastAsia"/>
           <w:smallCaps w:val="0"/>
           <w:noProof/>
           <w:sz w:val="22"/>
-          <w14:ligatures w14:val="standardContextual"/>
         </w:rPr>
       </w:pPr>
       <w:hyperlink w:anchor="_Toc227933973" w:history="1">
@@ -3834,11 +4050,10 @@
           <w:tab w:val="right" w:leader="dot" w:pos="9061"/>
         </w:tabs>
         <w:rPr>
-          <w:rFonts w:asciiTheme="minorHAnsi" w:eastAsiaTheme="minorEastAsia" w:hAnsiTheme="minorHAnsi" w:cstheme="minorBidi" w:hint="eastAsia"/>
+          <w:rFonts w:ascii="等线" w:eastAsia="等线" w:hAnsi="等线" w:hint="eastAsia"/>
           <w:smallCaps w:val="0"/>
           <w:noProof/>
           <w:sz w:val="22"/>
-          <w14:ligatures w14:val="standardContextual"/>
         </w:rPr>
       </w:pPr>
       <w:hyperlink w:anchor="_Toc227933974" w:history="1">
@@ -3936,11 +4151,10 @@
           <w:tab w:val="right" w:leader="dot" w:pos="9061"/>
         </w:tabs>
         <w:rPr>
-          <w:rFonts w:asciiTheme="minorHAnsi" w:eastAsiaTheme="minorEastAsia" w:hAnsiTheme="minorHAnsi" w:cstheme="minorBidi" w:hint="eastAsia"/>
+          <w:rFonts w:ascii="等线" w:eastAsia="等线" w:hAnsi="等线" w:hint="eastAsia"/>
           <w:smallCaps w:val="0"/>
           <w:noProof/>
           <w:sz w:val="22"/>
-          <w14:ligatures w14:val="standardContextual"/>
         </w:rPr>
       </w:pPr>
       <w:hyperlink w:anchor="_Toc227933975" w:history="1">
@@ -4038,14 +4252,13 @@
           <w:tab w:val="right" w:leader="dot" w:pos="9061"/>
         </w:tabs>
         <w:rPr>
-          <w:rFonts w:asciiTheme="minorHAnsi" w:eastAsiaTheme="minorEastAsia" w:hAnsiTheme="minorHAnsi" w:cstheme="minorBidi" w:hint="eastAsia"/>
+          <w:rFonts w:ascii="等线" w:eastAsia="等线" w:hAnsi="等线" w:hint="eastAsia"/>
           <w:b w:val="0"/>
           <w:bCs w:val="0"/>
           <w:caps w:val="0"/>
           <w:noProof/>
           <w:sz w:val="22"/>
           <w:szCs w:val="24"/>
-          <w14:ligatures w14:val="standardContextual"/>
         </w:rPr>
       </w:pPr>
       <w:hyperlink w:anchor="_Toc227933976" w:history="1">
@@ -4143,11 +4356,10 @@
           <w:tab w:val="right" w:leader="dot" w:pos="9061"/>
         </w:tabs>
         <w:rPr>
-          <w:rFonts w:asciiTheme="minorHAnsi" w:eastAsiaTheme="minorEastAsia" w:hAnsiTheme="minorHAnsi" w:cstheme="minorBidi" w:hint="eastAsia"/>
+          <w:rFonts w:ascii="等线" w:eastAsia="等线" w:hAnsi="等线" w:hint="eastAsia"/>
           <w:smallCaps w:val="0"/>
           <w:noProof/>
           <w:sz w:val="22"/>
-          <w14:ligatures w14:val="standardContextual"/>
         </w:rPr>
       </w:pPr>
       <w:hyperlink w:anchor="_Toc227933977" w:history="1">
@@ -4245,11 +4457,10 @@
           <w:tab w:val="right" w:leader="dot" w:pos="9061"/>
         </w:tabs>
         <w:rPr>
-          <w:rFonts w:asciiTheme="minorHAnsi" w:eastAsiaTheme="minorEastAsia" w:hAnsiTheme="minorHAnsi" w:cstheme="minorBidi" w:hint="eastAsia"/>
+          <w:rFonts w:ascii="等线" w:eastAsia="等线" w:hAnsi="等线" w:hint="eastAsia"/>
           <w:smallCaps w:val="0"/>
           <w:noProof/>
           <w:sz w:val="22"/>
-          <w14:ligatures w14:val="standardContextual"/>
         </w:rPr>
       </w:pPr>
       <w:hyperlink w:anchor="_Toc227933978" w:history="1">
@@ -4347,11 +4558,10 @@
           <w:tab w:val="right" w:leader="dot" w:pos="9061"/>
         </w:tabs>
         <w:rPr>
-          <w:rFonts w:asciiTheme="minorHAnsi" w:eastAsiaTheme="minorEastAsia" w:hAnsiTheme="minorHAnsi" w:cstheme="minorBidi" w:hint="eastAsia"/>
+          <w:rFonts w:ascii="等线" w:eastAsia="等线" w:hAnsi="等线" w:hint="eastAsia"/>
           <w:smallCaps w:val="0"/>
           <w:noProof/>
           <w:sz w:val="22"/>
-          <w14:ligatures w14:val="standardContextual"/>
         </w:rPr>
       </w:pPr>
       <w:hyperlink w:anchor="_Toc227933979" w:history="1">
@@ -4449,11 +4659,10 @@
           <w:tab w:val="right" w:leader="dot" w:pos="9061"/>
         </w:tabs>
         <w:rPr>
-          <w:rFonts w:asciiTheme="minorHAnsi" w:eastAsiaTheme="minorEastAsia" w:hAnsiTheme="minorHAnsi" w:cstheme="minorBidi" w:hint="eastAsia"/>
+          <w:rFonts w:ascii="等线" w:eastAsia="等线" w:hAnsi="等线" w:hint="eastAsia"/>
           <w:smallCaps w:val="0"/>
           <w:noProof/>
           <w:sz w:val="22"/>
-          <w14:ligatures w14:val="standardContextual"/>
         </w:rPr>
       </w:pPr>
       <w:hyperlink w:anchor="_Toc227933980" w:history="1">
@@ -4551,11 +4760,10 @@
           <w:tab w:val="right" w:leader="dot" w:pos="9061"/>
         </w:tabs>
         <w:rPr>
-          <w:rFonts w:asciiTheme="minorHAnsi" w:eastAsiaTheme="minorEastAsia" w:hAnsiTheme="minorHAnsi" w:cstheme="minorBidi" w:hint="eastAsia"/>
+          <w:rFonts w:ascii="等线" w:eastAsia="等线" w:hAnsi="等线" w:hint="eastAsia"/>
           <w:smallCaps w:val="0"/>
           <w:noProof/>
           <w:sz w:val="22"/>
-          <w14:ligatures w14:val="standardContextual"/>
         </w:rPr>
       </w:pPr>
       <w:hyperlink w:anchor="_Toc227933981" w:history="1">
@@ -4653,11 +4861,10 @@
           <w:tab w:val="right" w:leader="dot" w:pos="9061"/>
         </w:tabs>
         <w:rPr>
-          <w:rFonts w:asciiTheme="minorHAnsi" w:eastAsiaTheme="minorEastAsia" w:hAnsiTheme="minorHAnsi" w:cstheme="minorBidi" w:hint="eastAsia"/>
+          <w:rFonts w:ascii="等线" w:eastAsia="等线" w:hAnsi="等线" w:hint="eastAsia"/>
           <w:smallCaps w:val="0"/>
           <w:noProof/>
           <w:sz w:val="22"/>
-          <w14:ligatures w14:val="standardContextual"/>
         </w:rPr>
       </w:pPr>
       <w:hyperlink w:anchor="_Toc227933982" w:history="1">
@@ -4755,11 +4962,10 @@
           <w:tab w:val="right" w:leader="dot" w:pos="9061"/>
         </w:tabs>
         <w:rPr>
-          <w:rFonts w:asciiTheme="minorHAnsi" w:eastAsiaTheme="minorEastAsia" w:hAnsiTheme="minorHAnsi" w:cstheme="minorBidi" w:hint="eastAsia"/>
+          <w:rFonts w:ascii="等线" w:eastAsia="等线" w:hAnsi="等线" w:hint="eastAsia"/>
           <w:smallCaps w:val="0"/>
           <w:noProof/>
           <w:sz w:val="22"/>
-          <w14:ligatures w14:val="standardContextual"/>
         </w:rPr>
       </w:pPr>
       <w:hyperlink w:anchor="_Toc227933983" w:history="1">
@@ -4857,14 +5063,13 @@
           <w:tab w:val="right" w:leader="dot" w:pos="9061"/>
         </w:tabs>
         <w:rPr>
-          <w:rFonts w:asciiTheme="minorHAnsi" w:eastAsiaTheme="minorEastAsia" w:hAnsiTheme="minorHAnsi" w:cstheme="minorBidi" w:hint="eastAsia"/>
+          <w:rFonts w:ascii="等线" w:eastAsia="等线" w:hAnsi="等线" w:hint="eastAsia"/>
           <w:b w:val="0"/>
           <w:bCs w:val="0"/>
           <w:caps w:val="0"/>
           <w:noProof/>
           <w:sz w:val="22"/>
           <w:szCs w:val="24"/>
-          <w14:ligatures w14:val="standardContextual"/>
         </w:rPr>
       </w:pPr>
       <w:hyperlink w:anchor="_Toc227933984" w:history="1">
@@ -4962,11 +5167,10 @@
           <w:tab w:val="right" w:leader="dot" w:pos="9061"/>
         </w:tabs>
         <w:rPr>
-          <w:rFonts w:asciiTheme="minorHAnsi" w:eastAsiaTheme="minorEastAsia" w:hAnsiTheme="minorHAnsi" w:cstheme="minorBidi" w:hint="eastAsia"/>
+          <w:rFonts w:ascii="等线" w:eastAsia="等线" w:hAnsi="等线" w:hint="eastAsia"/>
           <w:smallCaps w:val="0"/>
           <w:noProof/>
           <w:sz w:val="22"/>
-          <w14:ligatures w14:val="standardContextual"/>
         </w:rPr>
       </w:pPr>
       <w:hyperlink w:anchor="_Toc227933985" w:history="1">
@@ -5064,11 +5268,10 @@
           <w:tab w:val="right" w:leader="dot" w:pos="9061"/>
         </w:tabs>
         <w:rPr>
-          <w:rFonts w:asciiTheme="minorHAnsi" w:eastAsiaTheme="minorEastAsia" w:hAnsiTheme="minorHAnsi" w:cstheme="minorBidi" w:hint="eastAsia"/>
+          <w:rFonts w:ascii="等线" w:eastAsia="等线" w:hAnsi="等线" w:hint="eastAsia"/>
           <w:smallCaps w:val="0"/>
           <w:noProof/>
           <w:sz w:val="22"/>
-          <w14:ligatures w14:val="standardContextual"/>
         </w:rPr>
       </w:pPr>
       <w:hyperlink w:anchor="_Toc227933986" w:history="1">
@@ -5166,11 +5369,10 @@
           <w:tab w:val="right" w:leader="dot" w:pos="9061"/>
         </w:tabs>
         <w:rPr>
-          <w:rFonts w:asciiTheme="minorHAnsi" w:eastAsiaTheme="minorEastAsia" w:hAnsiTheme="minorHAnsi" w:cstheme="minorBidi" w:hint="eastAsia"/>
+          <w:rFonts w:ascii="等线" w:eastAsia="等线" w:hAnsi="等线" w:hint="eastAsia"/>
           <w:smallCaps w:val="0"/>
           <w:noProof/>
           <w:sz w:val="22"/>
-          <w14:ligatures w14:val="standardContextual"/>
         </w:rPr>
       </w:pPr>
       <w:hyperlink w:anchor="_Toc227933987" w:history="1">
@@ -5268,11 +5470,10 @@
           <w:tab w:val="right" w:leader="dot" w:pos="9061"/>
         </w:tabs>
         <w:rPr>
-          <w:rFonts w:asciiTheme="minorHAnsi" w:eastAsiaTheme="minorEastAsia" w:hAnsiTheme="minorHAnsi" w:cstheme="minorBidi" w:hint="eastAsia"/>
+          <w:rFonts w:ascii="等线" w:eastAsia="等线" w:hAnsi="等线" w:hint="eastAsia"/>
           <w:smallCaps w:val="0"/>
           <w:noProof/>
           <w:sz w:val="22"/>
-          <w14:ligatures w14:val="standardContextual"/>
         </w:rPr>
       </w:pPr>
       <w:hyperlink w:anchor="_Toc227933988" w:history="1">
@@ -5370,11 +5571,10 @@
           <w:tab w:val="right" w:leader="dot" w:pos="9061"/>
         </w:tabs>
         <w:rPr>
-          <w:rFonts w:asciiTheme="minorHAnsi" w:eastAsiaTheme="minorEastAsia" w:hAnsiTheme="minorHAnsi" w:cstheme="minorBidi" w:hint="eastAsia"/>
+          <w:rFonts w:ascii="等线" w:eastAsia="等线" w:hAnsi="等线" w:hint="eastAsia"/>
           <w:smallCaps w:val="0"/>
           <w:noProof/>
           <w:sz w:val="22"/>
-          <w14:ligatures w14:val="standardContextual"/>
         </w:rPr>
       </w:pPr>
       <w:hyperlink w:anchor="_Toc227933989" w:history="1">
@@ -5472,14 +5672,13 @@
           <w:tab w:val="right" w:leader="dot" w:pos="9061"/>
         </w:tabs>
         <w:rPr>
-          <w:rFonts w:asciiTheme="minorHAnsi" w:eastAsiaTheme="minorEastAsia" w:hAnsiTheme="minorHAnsi" w:cstheme="minorBidi" w:hint="eastAsia"/>
+          <w:rFonts w:ascii="等线" w:eastAsia="等线" w:hAnsi="等线" w:hint="eastAsia"/>
           <w:b w:val="0"/>
           <w:bCs w:val="0"/>
           <w:caps w:val="0"/>
           <w:noProof/>
           <w:sz w:val="22"/>
           <w:szCs w:val="24"/>
-          <w14:ligatures w14:val="standardContextual"/>
         </w:rPr>
       </w:pPr>
       <w:hyperlink w:anchor="_Toc227933990" w:history="1">
@@ -5577,14 +5776,13 @@
           <w:tab w:val="right" w:leader="dot" w:pos="9061"/>
         </w:tabs>
         <w:rPr>
-          <w:rFonts w:asciiTheme="minorHAnsi" w:eastAsiaTheme="minorEastAsia" w:hAnsiTheme="minorHAnsi" w:cstheme="minorBidi" w:hint="eastAsia"/>
+          <w:rFonts w:ascii="等线" w:eastAsia="等线" w:hAnsi="等线" w:hint="eastAsia"/>
           <w:b w:val="0"/>
           <w:bCs w:val="0"/>
           <w:caps w:val="0"/>
           <w:noProof/>
           <w:sz w:val="22"/>
           <w:szCs w:val="24"/>
-          <w14:ligatures w14:val="standardContextual"/>
         </w:rPr>
       </w:pPr>
       <w:hyperlink w:anchor="_Toc227933991" w:history="1">
@@ -5682,14 +5880,13 @@
           <w:tab w:val="right" w:leader="dot" w:pos="9061"/>
         </w:tabs>
         <w:rPr>
-          <w:rFonts w:asciiTheme="minorHAnsi" w:eastAsiaTheme="minorEastAsia" w:hAnsiTheme="minorHAnsi" w:cstheme="minorBidi" w:hint="eastAsia"/>
+          <w:rFonts w:ascii="等线" w:eastAsia="等线" w:hAnsi="等线" w:hint="eastAsia"/>
           <w:b w:val="0"/>
           <w:bCs w:val="0"/>
           <w:caps w:val="0"/>
           <w:noProof/>
           <w:sz w:val="22"/>
           <w:szCs w:val="24"/>
-          <w14:ligatures w14:val="standardContextual"/>
         </w:rPr>
       </w:pPr>
       <w:hyperlink w:anchor="_Toc227933992" w:history="1">
@@ -5803,11 +6000,10 @@
           <w:tab w:val="right" w:leader="dot" w:pos="9061"/>
         </w:tabs>
         <w:rPr>
-          <w:rFonts w:asciiTheme="minorHAnsi" w:eastAsiaTheme="minorEastAsia" w:hAnsiTheme="minorHAnsi" w:cstheme="minorBidi" w:hint="eastAsia"/>
+          <w:rFonts w:ascii="等线" w:eastAsia="等线" w:hAnsi="等线" w:hint="eastAsia"/>
           <w:smallCaps w:val="0"/>
           <w:noProof/>
           <w:sz w:val="22"/>
-          <w14:ligatures w14:val="standardContextual"/>
         </w:rPr>
       </w:pPr>
       <w:hyperlink w:anchor="_Toc227933993" w:history="1">
@@ -5905,11 +6101,10 @@
           <w:tab w:val="right" w:leader="dot" w:pos="9061"/>
         </w:tabs>
         <w:rPr>
-          <w:rFonts w:asciiTheme="minorHAnsi" w:eastAsiaTheme="minorEastAsia" w:hAnsiTheme="minorHAnsi" w:cstheme="minorBidi" w:hint="eastAsia"/>
+          <w:rFonts w:ascii="等线" w:eastAsia="等线" w:hAnsi="等线" w:hint="eastAsia"/>
           <w:smallCaps w:val="0"/>
           <w:noProof/>
           <w:sz w:val="22"/>
-          <w14:ligatures w14:val="standardContextual"/>
         </w:rPr>
       </w:pPr>
       <w:hyperlink w:anchor="_Toc227933994" w:history="1">
@@ -6007,11 +6202,10 @@
           <w:tab w:val="right" w:leader="dot" w:pos="9061"/>
         </w:tabs>
         <w:rPr>
-          <w:rFonts w:asciiTheme="minorHAnsi" w:eastAsiaTheme="minorEastAsia" w:hAnsiTheme="minorHAnsi" w:cstheme="minorBidi" w:hint="eastAsia"/>
+          <w:rFonts w:ascii="等线" w:eastAsia="等线" w:hAnsi="等线" w:hint="eastAsia"/>
           <w:smallCaps w:val="0"/>
           <w:noProof/>
           <w:sz w:val="22"/>
-          <w14:ligatures w14:val="standardContextual"/>
         </w:rPr>
       </w:pPr>
       <w:hyperlink w:anchor="_Toc227933995" w:history="1">
@@ -6109,11 +6303,10 @@
           <w:tab w:val="right" w:leader="dot" w:pos="9061"/>
         </w:tabs>
         <w:rPr>
-          <w:rFonts w:asciiTheme="minorHAnsi" w:eastAsiaTheme="minorEastAsia" w:hAnsiTheme="minorHAnsi" w:cstheme="minorBidi" w:hint="eastAsia"/>
+          <w:rFonts w:ascii="等线" w:eastAsia="等线" w:hAnsi="等线" w:hint="eastAsia"/>
           <w:smallCaps w:val="0"/>
           <w:noProof/>
           <w:sz w:val="22"/>
-          <w14:ligatures w14:val="standardContextual"/>
         </w:rPr>
       </w:pPr>
       <w:hyperlink w:anchor="_Toc227933996" w:history="1">
@@ -6211,11 +6404,10 @@
           <w:tab w:val="right" w:leader="dot" w:pos="9061"/>
         </w:tabs>
         <w:rPr>
-          <w:rFonts w:asciiTheme="minorHAnsi" w:eastAsiaTheme="minorEastAsia" w:hAnsiTheme="minorHAnsi" w:cstheme="minorBidi" w:hint="eastAsia"/>
+          <w:rFonts w:ascii="等线" w:eastAsia="等线" w:hAnsi="等线" w:hint="eastAsia"/>
           <w:smallCaps w:val="0"/>
           <w:noProof/>
           <w:sz w:val="22"/>
-          <w14:ligatures w14:val="standardContextual"/>
         </w:rPr>
       </w:pPr>
       <w:hyperlink w:anchor="_Toc227933997" w:history="1">
@@ -6313,11 +6505,10 @@
           <w:tab w:val="right" w:leader="dot" w:pos="9061"/>
         </w:tabs>
         <w:rPr>
-          <w:rFonts w:asciiTheme="minorHAnsi" w:eastAsiaTheme="minorEastAsia" w:hAnsiTheme="minorHAnsi" w:cstheme="minorBidi" w:hint="eastAsia"/>
+          <w:rFonts w:ascii="等线" w:eastAsia="等线" w:hAnsi="等线" w:hint="eastAsia"/>
           <w:smallCaps w:val="0"/>
           <w:noProof/>
           <w:sz w:val="22"/>
-          <w14:ligatures w14:val="standardContextual"/>
         </w:rPr>
       </w:pPr>
       <w:hyperlink w:anchor="_Toc227933998" w:history="1">
@@ -6415,11 +6606,10 @@
           <w:tab w:val="right" w:leader="dot" w:pos="9061"/>
         </w:tabs>
         <w:rPr>
-          <w:rFonts w:asciiTheme="minorHAnsi" w:eastAsiaTheme="minorEastAsia" w:hAnsiTheme="minorHAnsi" w:cstheme="minorBidi" w:hint="eastAsia"/>
+          <w:rFonts w:ascii="等线" w:eastAsia="等线" w:hAnsi="等线" w:hint="eastAsia"/>
           <w:smallCaps w:val="0"/>
           <w:noProof/>
           <w:sz w:val="22"/>
-          <w14:ligatures w14:val="standardContextual"/>
         </w:rPr>
       </w:pPr>
       <w:hyperlink w:anchor="_Toc227933999" w:history="1">
@@ -6517,14 +6707,13 @@
           <w:tab w:val="right" w:leader="dot" w:pos="9061"/>
         </w:tabs>
         <w:rPr>
-          <w:rFonts w:asciiTheme="minorHAnsi" w:eastAsiaTheme="minorEastAsia" w:hAnsiTheme="minorHAnsi" w:cstheme="minorBidi" w:hint="eastAsia"/>
+          <w:rFonts w:ascii="等线" w:eastAsia="等线" w:hAnsi="等线" w:hint="eastAsia"/>
           <w:b w:val="0"/>
           <w:bCs w:val="0"/>
           <w:caps w:val="0"/>
           <w:noProof/>
           <w:sz w:val="22"/>
           <w:szCs w:val="24"/>
-          <w14:ligatures w14:val="standardContextual"/>
         </w:rPr>
       </w:pPr>
       <w:hyperlink w:anchor="_Toc227934000" w:history="1">
@@ -6624,26 +6813,15 @@
       </w:r>
     </w:p>
     <w:p>
-      <w:r>
-        <w:br w:type="page"/>
-      </w:r>
-    </w:p>
-    <w:p>
-      <w:pPr>
-        <w:sectPr>
-          <w:footerReference w:type="default" r:id="rId7"/>
-          <w:pgSz w:w="11906" w:h="16838"/>
-          <w:pgMar w:top="1418" w:right="1134" w:bottom="1418" w:left="1701" w:header="851" w:footer="992" w:gutter="0"/>
-          <w:pgNumType w:start="1"/>
-          <w:cols w:space="720"/>
-          <w:docGrid w:type="lines" w:linePitch="326"/>
-        </w:sectPr>
+      <w:pPr>
+        <w:ind w:firstLine="0"/>
       </w:pPr>
     </w:p>
     <w:p>
       <w:pPr>
         <w:pStyle w:val="10"/>
         <w:spacing w:before="0" w:after="0"/>
+        <w:ind w:left="0"/>
       </w:pPr>
       <w:bookmarkStart w:id="0" w:name="_Toc227933944"/>
       <w:r>
@@ -6660,6 +6838,7 @@
       <w:pPr>
         <w:pStyle w:val="20"/>
         <w:spacing w:before="0" w:after="0"/>
+        <w:ind w:left="0"/>
       </w:pPr>
       <w:bookmarkStart w:id="1" w:name="_Toc227933945"/>
       <w:r>
@@ -6676,10 +6855,7 @@
         <w:t>近年来，人工智能生成内容技术快速发展，尤其是以</w:t>
       </w:r>
       <w:r>
-        <w:t xml:space="preserve"> </w:t>
-      </w:r>
-      <w:r>
-        <w:t>GAN</w:t>
+        <w:t xml:space="preserve"> GAN</w:t>
       </w:r>
       <w:r>
         <w:t>、扩散模型和多模态图像生成系统为代表的视觉生成技术，已经从早期较为粗糙的图像合成逐步走向高分辨率、高一致性和高语义可控性的阶段。当前主流图像生成模型不仅能够完成风格迁移、图像编辑和语义驱动生成，还能够在人物、场景、物体和复杂构图上表现出较强的真实性。这种进步一方面显著提升了内容生产效率，推动了创意设计、数字娱乐、教育展示与交互媒体等领域的发展；另一方面也使得伪造图像在误导传播、身份仿冒、舆论操控和证据伪造等方面的风险进一步扩大。随着生成内容越来越难以通过人眼直观辨识，如何构建可靠的</w:t>
@@ -6819,6 +6995,7 @@
       <w:pPr>
         <w:pStyle w:val="20"/>
         <w:spacing w:before="0" w:after="0"/>
+        <w:ind w:left="0"/>
       </w:pPr>
       <w:bookmarkStart w:id="2" w:name="_Toc227933946"/>
       <w:r>
@@ -6856,6 +7033,7 @@
       <w:pPr>
         <w:pStyle w:val="20"/>
         <w:spacing w:before="0" w:after="0"/>
+        <w:ind w:left="0"/>
       </w:pPr>
       <w:bookmarkStart w:id="3" w:name="_Toc227933947"/>
       <w:r>
@@ -6900,6 +7078,7 @@
       <w:pPr>
         <w:pStyle w:val="20"/>
         <w:spacing w:before="0" w:after="0"/>
+        <w:ind w:left="0"/>
       </w:pPr>
       <w:bookmarkStart w:id="4" w:name="_Toc227933948"/>
       <w:r>
@@ -7001,6 +7180,7 @@
       <w:pPr>
         <w:pStyle w:val="20"/>
         <w:spacing w:before="0" w:after="0"/>
+        <w:ind w:left="0"/>
       </w:pPr>
       <w:bookmarkStart w:id="5" w:name="_Toc227933949"/>
       <w:r>
@@ -7099,6 +7279,7 @@
       <w:pPr>
         <w:pStyle w:val="20"/>
         <w:spacing w:before="0" w:after="0"/>
+        <w:ind w:left="0"/>
       </w:pPr>
       <w:bookmarkStart w:id="6" w:name="_Toc227933950"/>
       <w:r>
@@ -7147,6 +7328,7 @@
       <w:pPr>
         <w:pStyle w:val="10"/>
         <w:spacing w:before="0" w:after="0"/>
+        <w:ind w:left="0"/>
       </w:pPr>
       <w:bookmarkStart w:id="7" w:name="_Toc227933951"/>
       <w:r>
@@ -7163,6 +7345,7 @@
       <w:pPr>
         <w:pStyle w:val="20"/>
         <w:spacing w:before="0" w:after="0"/>
+        <w:ind w:left="0"/>
       </w:pPr>
       <w:bookmarkStart w:id="8" w:name="_Toc227933952"/>
       <w:r>
@@ -7310,6 +7493,7 @@
       <w:pPr>
         <w:pStyle w:val="20"/>
         <w:spacing w:before="0" w:after="0"/>
+        <w:ind w:left="0"/>
       </w:pPr>
       <w:bookmarkStart w:id="9" w:name="_Toc227933953"/>
       <w:r>
@@ -7398,6 +7582,7 @@
       <w:pPr>
         <w:pStyle w:val="20"/>
         <w:spacing w:before="0" w:after="0"/>
+        <w:ind w:left="0"/>
       </w:pPr>
       <w:bookmarkStart w:id="10" w:name="_Toc227933954"/>
       <w:r>
@@ -7519,6 +7704,7 @@
       <w:pPr>
         <w:pStyle w:val="20"/>
         <w:spacing w:before="0" w:after="0"/>
+        <w:ind w:left="0"/>
       </w:pPr>
       <w:bookmarkStart w:id="11" w:name="_Toc227933955"/>
       <w:r>
@@ -7678,6 +7864,7 @@
       <w:pPr>
         <w:pStyle w:val="20"/>
         <w:spacing w:before="0" w:after="0"/>
+        <w:ind w:left="0"/>
       </w:pPr>
       <w:bookmarkStart w:id="12" w:name="_Toc227933956"/>
       <w:r>
@@ -7789,6 +7976,7 @@
       <w:pPr>
         <w:pStyle w:val="20"/>
         <w:spacing w:before="0" w:after="0"/>
+        <w:ind w:left="0"/>
       </w:pPr>
       <w:bookmarkStart w:id="13" w:name="_Toc227933957"/>
       <w:r>
@@ -7922,6 +8110,7 @@
       <w:pPr>
         <w:pStyle w:val="20"/>
         <w:spacing w:before="0" w:after="0"/>
+        <w:ind w:left="0"/>
       </w:pPr>
       <w:bookmarkStart w:id="14" w:name="_Toc227933958"/>
       <w:r>
@@ -8043,6 +8232,7 @@
       <w:pPr>
         <w:pStyle w:val="20"/>
         <w:spacing w:before="0" w:after="0"/>
+        <w:ind w:left="0"/>
       </w:pPr>
       <w:bookmarkStart w:id="15" w:name="_Toc227933959"/>
       <w:r>
@@ -8109,6 +8299,7 @@
       <w:pPr>
         <w:pStyle w:val="10"/>
         <w:spacing w:before="0" w:after="0"/>
+        <w:ind w:left="0"/>
       </w:pPr>
       <w:bookmarkStart w:id="16" w:name="_Toc227933960"/>
       <w:r>
@@ -8125,6 +8316,7 @@
       <w:pPr>
         <w:pStyle w:val="20"/>
         <w:spacing w:before="0" w:after="0"/>
+        <w:ind w:left="0"/>
       </w:pPr>
       <w:bookmarkStart w:id="17" w:name="_Toc227933961"/>
       <w:r>
@@ -8205,6 +8397,7 @@
       <w:pPr>
         <w:pStyle w:val="20"/>
         <w:spacing w:before="0" w:after="0"/>
+        <w:ind w:left="0"/>
       </w:pPr>
       <w:bookmarkStart w:id="18" w:name="_Toc227933962"/>
       <w:r>
@@ -8282,6 +8475,7 @@
       <w:pPr>
         <w:pStyle w:val="20"/>
         <w:spacing w:before="0" w:after="0"/>
+        <w:ind w:left="0"/>
       </w:pPr>
       <w:bookmarkStart w:id="19" w:name="_Toc227933963"/>
       <w:r>
@@ -8378,6 +8572,7 @@
       <w:pPr>
         <w:pStyle w:val="20"/>
         <w:spacing w:before="0" w:after="0"/>
+        <w:ind w:left="0"/>
       </w:pPr>
       <w:bookmarkStart w:id="20" w:name="_Toc227933964"/>
       <w:r>
@@ -8499,6 +8694,7 @@
       <w:pPr>
         <w:pStyle w:val="20"/>
         <w:spacing w:before="0" w:after="0"/>
+        <w:ind w:left="0"/>
       </w:pPr>
       <w:bookmarkStart w:id="21" w:name="_Toc227933965"/>
       <w:r>
@@ -8559,6 +8755,7 @@
       <w:pPr>
         <w:pStyle w:val="20"/>
         <w:spacing w:before="0" w:after="0"/>
+        <w:ind w:left="0"/>
       </w:pPr>
       <w:bookmarkStart w:id="22" w:name="_Toc227933966"/>
       <w:r>
@@ -8633,6 +8830,7 @@
       <w:pPr>
         <w:pStyle w:val="20"/>
         <w:spacing w:before="0" w:after="0"/>
+        <w:ind w:left="0"/>
       </w:pPr>
       <w:bookmarkStart w:id="23" w:name="_Toc227933967"/>
       <w:r>
@@ -8730,6 +8928,7 @@
       <w:pPr>
         <w:pStyle w:val="10"/>
         <w:spacing w:before="0" w:after="0"/>
+        <w:ind w:left="0"/>
       </w:pPr>
       <w:bookmarkStart w:id="24" w:name="_Toc227933968"/>
       <w:r>
@@ -8746,6 +8945,7 @@
       <w:pPr>
         <w:pStyle w:val="20"/>
         <w:spacing w:before="0" w:after="0"/>
+        <w:ind w:left="0"/>
       </w:pPr>
       <w:bookmarkStart w:id="25" w:name="_Toc227933969"/>
       <w:r>
@@ -8814,6 +9014,7 @@
       <w:pPr>
         <w:pStyle w:val="20"/>
         <w:spacing w:before="0" w:after="0"/>
+        <w:ind w:left="0"/>
       </w:pPr>
       <w:bookmarkStart w:id="26" w:name="_Toc227933970"/>
       <w:r>
@@ -8941,6 +9142,7 @@
       <w:pPr>
         <w:pStyle w:val="20"/>
         <w:spacing w:before="0" w:after="0"/>
+        <w:ind w:left="0"/>
       </w:pPr>
       <w:bookmarkStart w:id="27" w:name="_Toc227933971"/>
       <w:r>
@@ -9048,6 +9250,7 @@
       <w:pPr>
         <w:pStyle w:val="20"/>
         <w:spacing w:before="0" w:after="0"/>
+        <w:ind w:left="0"/>
       </w:pPr>
       <w:bookmarkStart w:id="28" w:name="_Toc227933972"/>
       <w:r>
@@ -9163,6 +9366,7 @@
       <w:pPr>
         <w:pStyle w:val="20"/>
         <w:spacing w:before="0" w:after="0"/>
+        <w:ind w:left="0"/>
       </w:pPr>
       <w:bookmarkStart w:id="29" w:name="_Toc227933973"/>
       <w:r>
@@ -9231,6 +9435,7 @@
       <w:pPr>
         <w:pStyle w:val="20"/>
         <w:spacing w:before="0" w:after="0"/>
+        <w:ind w:left="0"/>
       </w:pPr>
       <w:bookmarkStart w:id="30" w:name="_Toc227933974"/>
       <w:r>
@@ -9285,6 +9490,7 @@
       <w:pPr>
         <w:pStyle w:val="20"/>
         <w:spacing w:before="0" w:after="0"/>
+        <w:ind w:left="0"/>
       </w:pPr>
       <w:bookmarkStart w:id="31" w:name="_Toc227933975"/>
       <w:r>
@@ -9381,6 +9587,7 @@
       <w:pPr>
         <w:pStyle w:val="10"/>
         <w:spacing w:before="0" w:after="0"/>
+        <w:ind w:left="0"/>
       </w:pPr>
       <w:bookmarkStart w:id="32" w:name="_Toc227933976"/>
       <w:r>
@@ -9397,6 +9604,7 @@
       <w:pPr>
         <w:pStyle w:val="20"/>
         <w:spacing w:before="0" w:after="0"/>
+        <w:ind w:left="0"/>
       </w:pPr>
       <w:bookmarkStart w:id="33" w:name="_Toc227933977"/>
       <w:r>
@@ -9473,6 +9681,24 @@
         <w:pStyle w:val="a3"/>
         <w:spacing w:before="0" w:after="0"/>
       </w:pPr>
+      <w:r>
+        <w:rPr>
+          <w:rFonts w:hint="eastAsia"/>
+        </w:rPr>
+        <w:t>表</w:t>
+      </w:r>
+      <w:r>
+        <w:rPr>
+          <w:rFonts w:hint="eastAsia"/>
+        </w:rPr>
+        <w:t xml:space="preserve"> 5-1</w:t>
+      </w:r>
+      <w:r>
+        <w:rPr>
+          <w:rFonts w:hint="eastAsia"/>
+        </w:rPr>
+        <w:t xml:space="preserve"> </w:t>
+      </w:r>
       <w:r>
         <w:t>实验结果表</w:t>
       </w:r>
@@ -9675,13 +9901,7 @@
               <w:rPr>
                 <w:sz w:val="21"/>
               </w:rPr>
-              <w:t xml:space="preserve">Stable </w:t>
-            </w:r>
-            <w:r>
-              <w:rPr>
-                <w:sz w:val="21"/>
-              </w:rPr>
-              <w:t>Diffusion</w:t>
+              <w:t>Stable Diffusion</w:t>
             </w:r>
           </w:p>
         </w:tc>
@@ -10137,6 +10357,7 @@
       <w:pPr>
         <w:pStyle w:val="20"/>
         <w:spacing w:before="0" w:after="0"/>
+        <w:ind w:left="0"/>
       </w:pPr>
       <w:bookmarkStart w:id="34" w:name="_Toc227933978"/>
       <w:r>
@@ -10183,6 +10404,18 @@
         <w:pStyle w:val="a3"/>
         <w:spacing w:before="0" w:after="0"/>
       </w:pPr>
+      <w:r>
+        <w:t>表</w:t>
+      </w:r>
+      <w:r>
+        <w:t xml:space="preserve"> 5-2</w:t>
+      </w:r>
+      <w:r>
+        <w:rPr>
+          <w:rFonts w:hint="eastAsia"/>
+        </w:rPr>
+        <w:t xml:space="preserve"> </w:t>
+      </w:r>
       <w:r>
         <w:t>实验结果表</w:t>
       </w:r>
@@ -10729,6 +10962,7 @@
       <w:pPr>
         <w:pStyle w:val="20"/>
         <w:spacing w:before="0" w:after="0"/>
+        <w:ind w:left="0"/>
       </w:pPr>
       <w:bookmarkStart w:id="35" w:name="_Toc227933979"/>
       <w:r>
@@ -10817,10 +11051,7 @@
         <w:t>全面优于</w:t>
       </w:r>
       <w:r>
-        <w:t xml:space="preserve"> </w:t>
-      </w:r>
-      <w:r>
-        <w:t>FSD”</w:t>
+        <w:t xml:space="preserve"> FSD”</w:t>
       </w:r>
       <w:r>
         <w:t>的结论。首先，两类方法的原始任务定位并不完全一致。</w:t>
@@ -10976,6 +11207,7 @@
       <w:pPr>
         <w:pStyle w:val="20"/>
         <w:spacing w:before="0" w:after="0"/>
+        <w:ind w:left="0"/>
       </w:pPr>
       <w:bookmarkStart w:id="36" w:name="_Toc227933980"/>
       <w:r>
@@ -11022,6 +11254,18 @@
         <w:pStyle w:val="a3"/>
         <w:spacing w:before="0" w:after="0"/>
       </w:pPr>
+      <w:r>
+        <w:t>表</w:t>
+      </w:r>
+      <w:r>
+        <w:t xml:space="preserve"> 5-3</w:t>
+      </w:r>
+      <w:r>
+        <w:rPr>
+          <w:rFonts w:hint="eastAsia"/>
+        </w:rPr>
+        <w:t xml:space="preserve"> </w:t>
+      </w:r>
       <w:r>
         <w:t>实验结果表</w:t>
       </w:r>
@@ -11059,7 +11303,7 @@
           <w:p>
             <w:pPr>
               <w:spacing w:line="288" w:lineRule="auto"/>
-              <w:jc w:val="center"/>
+              <w:ind w:firstLine="0"/>
             </w:pPr>
             <w:r>
               <w:rPr>
@@ -11079,7 +11323,7 @@
           <w:p>
             <w:pPr>
               <w:spacing w:line="288" w:lineRule="auto"/>
-              <w:jc w:val="center"/>
+              <w:ind w:firstLine="0"/>
             </w:pPr>
             <w:r>
               <w:rPr>
@@ -11099,7 +11343,7 @@
           <w:p>
             <w:pPr>
               <w:spacing w:line="288" w:lineRule="auto"/>
-              <w:jc w:val="center"/>
+              <w:ind w:firstLine="0"/>
             </w:pPr>
             <w:r>
               <w:rPr>
@@ -11119,7 +11363,7 @@
           <w:p>
             <w:pPr>
               <w:spacing w:line="288" w:lineRule="auto"/>
-              <w:jc w:val="center"/>
+              <w:ind w:firstLine="0"/>
             </w:pPr>
             <w:r>
               <w:rPr>
@@ -11139,7 +11383,7 @@
           <w:p>
             <w:pPr>
               <w:spacing w:line="288" w:lineRule="auto"/>
-              <w:jc w:val="center"/>
+              <w:ind w:firstLine="0"/>
             </w:pPr>
             <w:r>
               <w:rPr>
@@ -11159,7 +11403,7 @@
           <w:p>
             <w:pPr>
               <w:spacing w:line="288" w:lineRule="auto"/>
-              <w:jc w:val="center"/>
+              <w:ind w:firstLine="0"/>
             </w:pPr>
             <w:r>
               <w:rPr>
@@ -11183,7 +11427,7 @@
           <w:p>
             <w:pPr>
               <w:spacing w:line="288" w:lineRule="auto"/>
-              <w:jc w:val="center"/>
+              <w:ind w:firstLine="0"/>
             </w:pPr>
             <w:r>
               <w:rPr>
@@ -11296,6 +11540,7 @@
           <w:p>
             <w:pPr>
               <w:spacing w:line="288" w:lineRule="auto"/>
+              <w:ind w:firstLine="0"/>
               <w:jc w:val="left"/>
             </w:pPr>
             <w:r>
@@ -11421,20 +11666,13 @@
           <w:p>
             <w:pPr>
               <w:spacing w:line="288" w:lineRule="auto"/>
-              <w:jc w:val="center"/>
+              <w:ind w:firstLine="0"/>
             </w:pPr>
             <w:r>
               <w:rPr>
                 <w:sz w:val="21"/>
               </w:rPr>
-              <w:t>第二轮保</w:t>
-            </w:r>
-            <w:r>
-              <w:rPr>
-                <w:sz w:val="21"/>
-              </w:rPr>
-              <w:lastRenderedPageBreak/>
-              <w:t>守微调</w:t>
+              <w:t>第二轮保守微调</w:t>
             </w:r>
           </w:p>
         </w:tc>
@@ -11452,15 +11690,7 @@
               <w:rPr>
                 <w:sz w:val="21"/>
               </w:rPr>
-              <w:lastRenderedPageBreak/>
-              <w:t xml:space="preserve">85.49% / </w:t>
-            </w:r>
-            <w:r>
-              <w:rPr>
-                <w:sz w:val="21"/>
-              </w:rPr>
-              <w:lastRenderedPageBreak/>
-              <w:t>90.08%</w:t>
+              <w:t>85.49% / 90.08%</w:t>
             </w:r>
           </w:p>
         </w:tc>
@@ -11478,15 +11708,7 @@
               <w:rPr>
                 <w:sz w:val="21"/>
               </w:rPr>
-              <w:lastRenderedPageBreak/>
-              <w:t xml:space="preserve">96.03% / </w:t>
-            </w:r>
-            <w:r>
-              <w:rPr>
-                <w:sz w:val="21"/>
-              </w:rPr>
-              <w:lastRenderedPageBreak/>
-              <w:t>98.28%</w:t>
+              <w:t>96.03% / 98.28%</w:t>
             </w:r>
           </w:p>
         </w:tc>
@@ -11504,15 +11726,7 @@
               <w:rPr>
                 <w:sz w:val="21"/>
               </w:rPr>
-              <w:lastRenderedPageBreak/>
-              <w:t xml:space="preserve">99.96% / </w:t>
-            </w:r>
-            <w:r>
-              <w:rPr>
-                <w:sz w:val="21"/>
-              </w:rPr>
-              <w:lastRenderedPageBreak/>
-              <w:t>99.99%</w:t>
+              <w:t>99.96% / 99.99%</w:t>
             </w:r>
           </w:p>
         </w:tc>
@@ -11530,15 +11744,7 @@
               <w:rPr>
                 <w:sz w:val="21"/>
               </w:rPr>
-              <w:lastRenderedPageBreak/>
-              <w:t xml:space="preserve">97.82% / </w:t>
-            </w:r>
-            <w:r>
-              <w:rPr>
-                <w:sz w:val="21"/>
-              </w:rPr>
-              <w:lastRenderedPageBreak/>
-              <w:t>99.23%</w:t>
+              <w:t>97.82% / 99.23%</w:t>
             </w:r>
           </w:p>
         </w:tc>
@@ -11556,15 +11762,7 @@
               <w:rPr>
                 <w:sz w:val="21"/>
               </w:rPr>
-              <w:lastRenderedPageBreak/>
-              <w:t xml:space="preserve">74.13% / </w:t>
-            </w:r>
-            <w:r>
-              <w:rPr>
-                <w:sz w:val="21"/>
-              </w:rPr>
-              <w:lastRenderedPageBreak/>
-              <w:t>76.89%</w:t>
+              <w:t>74.13% / 76.89%</w:t>
             </w:r>
           </w:p>
         </w:tc>
@@ -11573,6 +11771,7 @@
     <w:p/>
     <w:p>
       <w:r>
+        <w:lastRenderedPageBreak/>
         <w:t>从结果可以看出，随机初始化训练虽然已经成功打通训练脚本、离线初始化、数据加载和评估流程，但其主要价值仍在于</w:t>
       </w:r>
       <w:r>
@@ -11775,6 +11974,7 @@
       <w:pPr>
         <w:pStyle w:val="20"/>
         <w:spacing w:before="0" w:after="0"/>
+        <w:ind w:left="0"/>
       </w:pPr>
       <w:bookmarkStart w:id="37" w:name="_Toc227933981"/>
       <w:r>
@@ -11812,524 +12012,514 @@
         <w:t xml:space="preserve">Stay-Positive </w:t>
       </w:r>
       <w:r>
-        <w:t>所体现出的高性能说明，判</w:t>
+        <w:t>所体现出的高性能说明，判别依据稳定性和伪相关抑制对检测任务非常关键，而</w:t>
+      </w:r>
+      <w:r>
+        <w:t xml:space="preserve"> FSD </w:t>
+      </w:r>
+      <w:r>
+        <w:t>在未知生成器与少样本适应方面仍保留独立研究价值，因此更值得推进的是两类方法之间的互补分析，而不是简单</w:t>
       </w:r>
       <w:r>
         <w:lastRenderedPageBreak/>
-        <w:t>别依据稳定性和伪相关抑制对检测任务非常关键，而</w:t>
+        <w:t>以单组指标做机械排序。</w:t>
+      </w:r>
+    </w:p>
+    <w:p>
+      <w:r>
+        <w:t>进一步来看，实验结果提示了两个值得深入讨论的方向。其一，</w:t>
+      </w:r>
+      <w:r>
+        <w:t xml:space="preserve">FSD </w:t>
+      </w:r>
+      <w:r>
+        <w:t>在</w:t>
+      </w:r>
+      <w:r>
+        <w:t xml:space="preserve"> Stable Diffusion</w:t>
+      </w:r>
+      <w:r>
+        <w:t>、</w:t>
+      </w:r>
+      <w:r>
+        <w:t>Midjourney</w:t>
+      </w:r>
+      <w:r>
+        <w:t>、</w:t>
+      </w:r>
+      <w:r>
+        <w:t>ADM</w:t>
+      </w:r>
+      <w:r>
+        <w:t>、</w:t>
+      </w:r>
+      <w:r>
+        <w:t>BigGAN</w:t>
+      </w:r>
+      <w:r>
+        <w:t>、</w:t>
+      </w:r>
+      <w:r>
+        <w:t xml:space="preserve">GLIDE </w:t>
+      </w:r>
+      <w:r>
+        <w:t>与</w:t>
+      </w:r>
+      <w:r>
+        <w:t xml:space="preserve"> VQDM </w:t>
+      </w:r>
+      <w:r>
+        <w:t>六类数据上的表现差异已经较为明显，其中</w:t>
+      </w:r>
+      <w:r>
+        <w:t xml:space="preserve"> GLIDE </w:t>
+      </w:r>
+      <w:r>
+        <w:t>最好，</w:t>
+      </w:r>
+      <w:r>
+        <w:t xml:space="preserve">ADM </w:t>
+      </w:r>
+      <w:r>
+        <w:t>与</w:t>
+      </w:r>
+      <w:r>
+        <w:t xml:space="preserve"> VQDM </w:t>
+      </w:r>
+      <w:r>
+        <w:t>最低，而</w:t>
+      </w:r>
+      <w:r>
+        <w:t xml:space="preserve"> BigGAN </w:t>
+      </w:r>
+      <w:r>
+        <w:t>与</w:t>
+      </w:r>
+      <w:r>
+        <w:t xml:space="preserve"> Midjourney </w:t>
+      </w:r>
+      <w:r>
+        <w:t>的表现接近，这说明不同生成器类别之间的分布差异可能直接影响基线模型的识别稳定性，也说明不能仅凭单一生成器类别判断方法优劣。其二，</w:t>
+      </w:r>
+      <w:r>
+        <w:t xml:space="preserve">Stay-Positive </w:t>
+      </w:r>
+      <w:r>
+        <w:t>在真假对照测试中的表现非常突出，但其在</w:t>
+      </w:r>
+      <w:r>
+        <w:t xml:space="preserve"> ADM </w:t>
+      </w:r>
+      <w:r>
+        <w:t>上的现象已经不能简单概括为</w:t>
+      </w:r>
+      <w:r>
+        <w:t>“</w:t>
+      </w:r>
+      <w:r>
+        <w:t>模型失效</w:t>
+      </w:r>
+      <w:r>
+        <w:t>”</w:t>
+      </w:r>
+      <w:r>
+        <w:t>。在默认阈值</w:t>
+      </w:r>
+      <w:r>
+        <w:t xml:space="preserve"> 0.5 </w:t>
+      </w:r>
+      <w:r>
+        <w:t>下，</w:t>
+      </w:r>
+      <w:r>
+        <w:t xml:space="preserve">Rajan/Ours+ </w:t>
+      </w:r>
+      <w:r>
+        <w:t>的</w:t>
+      </w:r>
+      <w:r>
+        <w:t xml:space="preserve"> ACC / RACC / FACC </w:t>
+      </w:r>
+      <w:r>
+        <w:t>为</w:t>
+      </w:r>
+      <w:r>
+        <w:t xml:space="preserve"> 52.25% / 99.77% / 4.73%</w:t>
+      </w:r>
+      <w:r>
+        <w:t>；而当阈值调整到</w:t>
+      </w:r>
+      <w:r>
+        <w:t xml:space="preserve"> 0.388818 </w:t>
+      </w:r>
+      <w:r>
+        <w:t>后，整体准确率提升到</w:t>
+      </w:r>
+      <w:r>
+        <w:t xml:space="preserve"> 80.77%</w:t>
+      </w:r>
+      <w:r>
+        <w:t>，</w:t>
+      </w:r>
+      <w:r>
+        <w:t xml:space="preserve">RACC / FACC </w:t>
+      </w:r>
+      <w:r>
+        <w:t>分别达到</w:t>
+      </w:r>
+      <w:r>
+        <w:t xml:space="preserve"> 76.57% / 84.97%</w:t>
+      </w:r>
+      <w:r>
+        <w:t>。这说明主要问题首先是显著的跨生成器校准失配，其次才是更深层的样本级差异。</w:t>
+      </w:r>
+    </w:p>
+    <w:p>
+      <w:r>
+        <w:t>从六类生成器结果的整体分布来看，</w:t>
+      </w:r>
+      <w:r>
+        <w:t xml:space="preserve">FSD </w:t>
+      </w:r>
+      <w:r>
+        <w:t>当前的跨生成器表现呈现出较为明显的层次性。具体而言，</w:t>
+      </w:r>
+      <w:r>
+        <w:t xml:space="preserve">GLIDE </w:t>
+      </w:r>
+      <w:r>
+        <w:t>显著高于其余类别，准确率达到</w:t>
+      </w:r>
+      <w:r>
+        <w:t xml:space="preserve"> 96.67%</w:t>
+      </w:r>
+      <w:r>
+        <w:t>，平均精度达到</w:t>
+      </w:r>
+      <w:r>
+        <w:t xml:space="preserve"> 96.82%</w:t>
+      </w:r>
+      <w:r>
+        <w:t>；</w:t>
+      </w:r>
+      <w:r>
+        <w:t xml:space="preserve">Stable Diffusion </w:t>
+      </w:r>
+      <w:r>
+        <w:t>处于第二层次，保持了</w:t>
+      </w:r>
+      <w:r>
+        <w:t xml:space="preserve"> 88.34% </w:t>
+      </w:r>
+      <w:r>
+        <w:t>的准确率和</w:t>
+      </w:r>
+      <w:r>
+        <w:t xml:space="preserve"> 91.30% </w:t>
+      </w:r>
+      <w:r>
+        <w:t>的平均精度；</w:t>
+      </w:r>
+      <w:r>
+        <w:t xml:space="preserve">Midjourney </w:t>
+      </w:r>
+      <w:r>
+        <w:t>与</w:t>
+      </w:r>
+      <w:r>
+        <w:t xml:space="preserve"> BigGAN </w:t>
+      </w:r>
+      <w:r>
+        <w:t>结果相近，准确率均在</w:t>
+      </w:r>
+      <w:r>
+        <w:t xml:space="preserve"> 79% </w:t>
+      </w:r>
+      <w:r>
+        <w:t>左右；</w:t>
+      </w:r>
+      <w:r>
+        <w:t xml:space="preserve">ADM </w:t>
+      </w:r>
+      <w:r>
+        <w:t>与</w:t>
+      </w:r>
+      <w:r>
+        <w:t xml:space="preserve"> VQDM </w:t>
+      </w:r>
+      <w:r>
+        <w:t>则处于当前已测类别中的最低水平，准确率分别为</w:t>
+      </w:r>
+      <w:r>
+        <w:t xml:space="preserve"> 75.41% </w:t>
+      </w:r>
+      <w:r>
+        <w:t>和</w:t>
+      </w:r>
+      <w:r>
+        <w:t xml:space="preserve"> 75.47%</w:t>
+      </w:r>
+      <w:r>
+        <w:t>，平均精度分别为</w:t>
+      </w:r>
+      <w:r>
+        <w:t xml:space="preserve"> 79.34% </w:t>
+      </w:r>
+      <w:r>
+        <w:t>和</w:t>
+      </w:r>
+      <w:r>
+        <w:t xml:space="preserve"> 77.15%</w:t>
+      </w:r>
+      <w:r>
+        <w:t>。从数值范围看，</w:t>
+      </w:r>
+      <w:r>
+        <w:t xml:space="preserve">FSD </w:t>
+      </w:r>
+      <w:r>
+        <w:t>在六类生成器上的准确率波动达到</w:t>
+      </w:r>
+      <w:r>
+        <w:t xml:space="preserve"> 21 </w:t>
+      </w:r>
+      <w:r>
+        <w:t>个百分点以上，平均精度波动接近</w:t>
+      </w:r>
+      <w:r>
+        <w:t xml:space="preserve"> 20 </w:t>
+      </w:r>
+      <w:r>
+        <w:t>个百分点，这说明所谓</w:t>
+      </w:r>
+      <w:r>
+        <w:t>“</w:t>
+      </w:r>
+      <w:r>
+        <w:t>跨生成器泛化能力</w:t>
+      </w:r>
+      <w:r>
+        <w:t>”</w:t>
+      </w:r>
+      <w:r>
+        <w:t>在不同生成器之间并不是均匀成立的。</w:t>
+      </w:r>
+    </w:p>
+    <w:p>
+      <w:r>
+        <w:t>更重要的是，围绕</w:t>
+      </w:r>
+      <w:r>
+        <w:t xml:space="preserve"> ADM </w:t>
+      </w:r>
+      <w:r>
+        <w:t>的样本级分析已经把这一判断从</w:t>
+      </w:r>
+      <w:r>
+        <w:t>“</w:t>
+      </w:r>
+      <w:r>
+        <w:t>类别差异</w:t>
+      </w:r>
+      <w:r>
+        <w:t>”</w:t>
+      </w:r>
+      <w:r>
+        <w:t>推进到了</w:t>
+      </w:r>
+      <w:r>
+        <w:t>“</w:t>
+      </w:r>
+      <w:r>
+        <w:t>失败模式差异</w:t>
+      </w:r>
+      <w:r>
+        <w:t>”</w:t>
+      </w:r>
+      <w:r>
+        <w:t>。在</w:t>
+      </w:r>
+      <w:r>
+        <w:t xml:space="preserve"> 3000 </w:t>
+      </w:r>
+      <w:r>
+        <w:t>个</w:t>
+      </w:r>
+      <w:r>
+        <w:t xml:space="preserve"> ADM </w:t>
+      </w:r>
+      <w:r>
+        <w:t>假样本中，校准后的</w:t>
+      </w:r>
+      <w:r>
+        <w:t xml:space="preserve"> Stay-Positive </w:t>
+      </w:r>
+      <w:r>
+        <w:t>与三组</w:t>
       </w:r>
       <w:r>
         <w:t xml:space="preserve"> FSD </w:t>
       </w:r>
       <w:r>
-        <w:t>在未知生成器与少样本适应方面仍保留独立研究价值，因此更值得推进的是两类方法之间的互补分析，而不是简单以单组指标做机械排序。</w:t>
-      </w:r>
-    </w:p>
-    <w:p>
-      <w:r>
-        <w:t>进一步来看，实验结果提示了两个值得深入讨论的方向。其一，</w:t>
-      </w:r>
-      <w:r>
-        <w:t xml:space="preserve">FSD </w:t>
-      </w:r>
-      <w:r>
-        <w:t>在</w:t>
-      </w:r>
-      <w:r>
-        <w:t xml:space="preserve"> Stable Diffusion</w:t>
+        <w:t>全冲突的样本共有</w:t>
+      </w:r>
+      <w:r>
+        <w:t xml:space="preserve"> 1241 </w:t>
+      </w:r>
+      <w:r>
+        <w:t>个，其中主导模式</w:t>
+      </w:r>
+      <w:r>
+        <w:t xml:space="preserve"> “SP=fake;FSD=real/real/real” </w:t>
+      </w:r>
+      <w:r>
+        <w:t>单独就达到</w:t>
+      </w:r>
+      <w:r>
+        <w:t xml:space="preserve"> 1137 </w:t>
+      </w:r>
+      <w:r>
+        <w:t>个，并且同时出现在</w:t>
+      </w:r>
+      <w:r>
+        <w:t xml:space="preserve"> adm_34</w:t>
       </w:r>
       <w:r>
         <w:t>、</w:t>
       </w:r>
       <w:r>
-        <w:t>Midjourney</w:t>
+        <w:t>adm_7</w:t>
       </w:r>
       <w:r>
         <w:t>、</w:t>
       </w:r>
       <w:r>
-        <w:t>ADM</w:t>
+        <w:t>adm_85</w:t>
       </w:r>
       <w:r>
         <w:t>、</w:t>
       </w:r>
       <w:r>
-        <w:t>BigGAN</w:t>
+        <w:t>adm_153</w:t>
       </w:r>
       <w:r>
         <w:t>、</w:t>
       </w:r>
       <w:r>
-        <w:t xml:space="preserve">GLIDE </w:t>
-      </w:r>
-      <w:r>
-        <w:t>与</w:t>
-      </w:r>
-      <w:r>
-        <w:t xml:space="preserve"> VQDM </w:t>
-      </w:r>
-      <w:r>
-        <w:t>六类数据上的表现差异已经较为明显，其中</w:t>
-      </w:r>
-      <w:r>
-        <w:t xml:space="preserve"> GLIDE </w:t>
-      </w:r>
-      <w:r>
-        <w:t>最好，</w:t>
+        <w:t xml:space="preserve">adm_174 </w:t>
+      </w:r>
+      <w:r>
+        <w:t>和</w:t>
+      </w:r>
+      <w:r>
+        <w:t xml:space="preserve"> adm_91 </w:t>
+      </w:r>
+      <w:r>
+        <w:t>等多个子模板中。结合三轮真实案例观察可知，这些高密度互补样本并不是随机噪声，而是稳定对应于伪文本</w:t>
+      </w:r>
+      <w:r>
+        <w:t>/</w:t>
+      </w:r>
+      <w:r>
+        <w:t>伪界面、局部结构连接异常、生物体局部真实性不足以及局部修补或过度平滑等细节错误。因此，</w:t>
       </w:r>
       <w:r>
         <w:t xml:space="preserve">ADM </w:t>
       </w:r>
       <w:r>
-        <w:t>与</w:t>
-      </w:r>
-      <w:r>
-        <w:t xml:space="preserve"> VQDM </w:t>
-      </w:r>
-      <w:r>
-        <w:t>最低，而</w:t>
-      </w:r>
-      <w:r>
-        <w:t xml:space="preserve"> BigGAN </w:t>
-      </w:r>
-      <w:r>
-        <w:t>与</w:t>
-      </w:r>
-      <w:r>
-        <w:t xml:space="preserve"> Midjourney </w:t>
-      </w:r>
-      <w:r>
-        <w:t>的表现接近，这说明不同生成器类别之间的分布差异可能直接影响基线模型的识别稳定性，也说明不能仅凭单一生成器类别判断方法优劣。其二，</w:t>
-      </w:r>
-      <w:r>
-        <w:t xml:space="preserve">Stay-Positive </w:t>
-      </w:r>
-      <w:r>
-        <w:t>在真假对照测试中的表现非常突出，但其在</w:t>
-      </w:r>
-      <w:r>
-        <w:t xml:space="preserve"> ADM </w:t>
-      </w:r>
-      <w:r>
-        <w:t>上的现象已经不能简单概括为</w:t>
+        <w:t>不宜再被简单理解为</w:t>
       </w:r>
       <w:r>
         <w:t>“</w:t>
       </w:r>
       <w:r>
-        <w:t>模型失效</w:t>
+        <w:t>一个较弱类别</w:t>
       </w:r>
       <w:r>
         <w:t>”</w:t>
       </w:r>
       <w:r>
-        <w:t>。在默认阈值</w:t>
+        <w:t>，而应被视为最适合展开方法互补性、失败模式和复杂样本解释分析的核心场景。</w:t>
+      </w:r>
+    </w:p>
+    <w:p>
+      <w:r>
+        <w:t>为了更直观地展示</w:t>
+      </w:r>
+      <w:r>
+        <w:t xml:space="preserve"> Stay-Positive / ADM </w:t>
+      </w:r>
+      <w:r>
+        <w:t>的校准现象，图</w:t>
+      </w:r>
+      <w:r>
+        <w:t xml:space="preserve"> 5-1 </w:t>
+      </w:r>
+      <w:r>
+        <w:t>给出了真实样本与伪</w:t>
+      </w:r>
+      <w:r>
+        <w:lastRenderedPageBreak/>
+        <w:t>造样本在不同分数区间上的分布情况。真实样本主要集中在</w:t>
+      </w:r>
+      <w:r>
+        <w:t xml:space="preserve"> 0.36-0.40 </w:t>
+      </w:r>
+      <w:r>
+        <w:t>区间，而伪造样本则更多分布在</w:t>
+      </w:r>
+      <w:r>
+        <w:t xml:space="preserve"> 0.38-0.46 </w:t>
+      </w:r>
+      <w:r>
+        <w:t>区间，两者在</w:t>
+      </w:r>
+      <w:r>
+        <w:t xml:space="preserve"> 0.38-0.46 </w:t>
+      </w:r>
+      <w:r>
+        <w:t>范围内存在明显重叠，但伪造样本整体相对右移。这一现象表明默认阈值</w:t>
       </w:r>
       <w:r>
         <w:t xml:space="preserve"> 0.5 </w:t>
       </w:r>
       <w:r>
-        <w:t>下，</w:t>
-      </w:r>
-      <w:r>
-        <w:t xml:space="preserve">Rajan/Ours+ </w:t>
-      </w:r>
-      <w:r>
-        <w:t>的</w:t>
-      </w:r>
-      <w:r>
-        <w:t xml:space="preserve"> ACC / RACC / FACC </w:t>
-      </w:r>
-      <w:r>
-        <w:t>为</w:t>
-      </w:r>
-      <w:r>
-        <w:t xml:space="preserve"> 52.25% / 99.77% / 4.73%</w:t>
-      </w:r>
-      <w:r>
-        <w:t>；而当阈值调整到</w:t>
-      </w:r>
-      <w:r>
-        <w:t xml:space="preserve"> 0.388818 </w:t>
-      </w:r>
-      <w:r>
-        <w:t>后，整体准确率提升到</w:t>
-      </w:r>
-      <w:r>
-        <w:t xml:space="preserve"> 80.77%</w:t>
-      </w:r>
-      <w:r>
-        <w:t>，</w:t>
-      </w:r>
-      <w:r>
-        <w:t xml:space="preserve">RACC / FACC </w:t>
-      </w:r>
-      <w:r>
-        <w:t>分别达到</w:t>
-      </w:r>
-      <w:r>
-        <w:t xml:space="preserve"> 76.57% / 84.97%</w:t>
-      </w:r>
-      <w:r>
-        <w:t>。这说明主要问题首先是显著的跨生成器校准失配，其次才是更深层的样本级差异。</w:t>
-      </w:r>
-    </w:p>
-    <w:p>
-      <w:r>
-        <w:t>从六类生成器结果的整体分布来看，</w:t>
-      </w:r>
-      <w:r>
-        <w:t xml:space="preserve">FSD </w:t>
-      </w:r>
-      <w:r>
-        <w:t>当前的跨生成器表现呈现出较为明显的层次性。具体而言，</w:t>
-      </w:r>
-      <w:r>
-        <w:t xml:space="preserve">GLIDE </w:t>
-      </w:r>
-      <w:r>
-        <w:t>显著高于其余类别，准确率达到</w:t>
-      </w:r>
-      <w:r>
-        <w:t xml:space="preserve"> 96.67%</w:t>
-      </w:r>
-      <w:r>
-        <w:t>，平均精度达到</w:t>
-      </w:r>
-      <w:r>
-        <w:t xml:space="preserve"> 96.82%</w:t>
-      </w:r>
-      <w:r>
-        <w:t>；</w:t>
-      </w:r>
-      <w:r>
-        <w:t xml:space="preserve">Stable Diffusion </w:t>
-      </w:r>
-      <w:r>
-        <w:t>处于第二层次，保持了</w:t>
-      </w:r>
-      <w:r>
-        <w:t xml:space="preserve"> 88.34% </w:t>
-      </w:r>
-      <w:r>
-        <w:t>的准确率和</w:t>
-      </w:r>
-      <w:r>
-        <w:t xml:space="preserve"> 91.30% </w:t>
-      </w:r>
-      <w:r>
-        <w:t>的平均精度；</w:t>
-      </w:r>
-      <w:r>
-        <w:t xml:space="preserve">Midjourney </w:t>
-      </w:r>
-      <w:r>
-        <w:t>与</w:t>
-      </w:r>
-      <w:r>
-        <w:t xml:space="preserve"> BigGAN </w:t>
-      </w:r>
-      <w:r>
-        <w:t>结果相近，准确率均在</w:t>
-      </w:r>
-      <w:r>
-        <w:t xml:space="preserve"> 79% </w:t>
-      </w:r>
-      <w:r>
-        <w:t>左右；</w:t>
-      </w:r>
-      <w:r>
-        <w:t xml:space="preserve">ADM </w:t>
-      </w:r>
-      <w:r>
-        <w:t>与</w:t>
-      </w:r>
-      <w:r>
-        <w:t xml:space="preserve"> VQDM </w:t>
-      </w:r>
-      <w:r>
-        <w:t>则处于当前已测类别中的最低水平，准确率分别为</w:t>
-      </w:r>
-      <w:r>
-        <w:t xml:space="preserve"> 75.41% </w:t>
-      </w:r>
-      <w:r>
-        <w:t>和</w:t>
-      </w:r>
-      <w:r>
-        <w:t xml:space="preserve"> 75.47%</w:t>
-      </w:r>
-      <w:r>
-        <w:t>，平均精度分别为</w:t>
-      </w:r>
-      <w:r>
-        <w:t xml:space="preserve"> 79.34% </w:t>
-      </w:r>
-      <w:r>
-        <w:t>和</w:t>
-      </w:r>
-      <w:r>
-        <w:t xml:space="preserve"> 77.15%</w:t>
-      </w:r>
-      <w:r>
-        <w:t>。从数值范围看，</w:t>
-      </w:r>
-      <w:r>
-        <w:t xml:space="preserve">FSD </w:t>
-      </w:r>
-      <w:r>
-        <w:t>在六类生成器上的准确率波动达到</w:t>
-      </w:r>
-      <w:r>
-        <w:t xml:space="preserve"> 21 </w:t>
-      </w:r>
-      <w:r>
-        <w:t>个百分点以上，平均精度波动接近</w:t>
-      </w:r>
-      <w:r>
-        <w:t xml:space="preserve"> 20 </w:t>
-      </w:r>
-      <w:r>
-        <w:t>个百分点，这说明所谓</w:t>
-      </w:r>
-      <w:r>
-        <w:t>“</w:t>
-      </w:r>
-      <w:r>
-        <w:t>跨生成器泛化能力</w:t>
-      </w:r>
-      <w:r>
-        <w:t>”</w:t>
-      </w:r>
-      <w:r>
-        <w:t>在不同生成器之间并不是均匀成立的。</w:t>
-      </w:r>
-    </w:p>
-    <w:p>
-      <w:r>
-        <w:t>更重要的是，围绕</w:t>
-      </w:r>
-      <w:r>
-        <w:t xml:space="preserve"> ADM </w:t>
-      </w:r>
-      <w:r>
-        <w:t>的样本级分析已经把这一判断从</w:t>
-      </w:r>
-      <w:r>
-        <w:t>“</w:t>
-      </w:r>
-      <w:r>
-        <w:t>类别差异</w:t>
-      </w:r>
-      <w:r>
-        <w:t>”</w:t>
-      </w:r>
-      <w:r>
-        <w:t>推进到了</w:t>
-      </w:r>
-      <w:r>
-        <w:t>“</w:t>
-      </w:r>
-      <w:r>
-        <w:t>失败模式差异</w:t>
-      </w:r>
-      <w:r>
-        <w:t>”</w:t>
-      </w:r>
-      <w:r>
-        <w:t>。在</w:t>
-      </w:r>
-      <w:r>
-        <w:t xml:space="preserve"> 3000 </w:t>
-      </w:r>
-      <w:r>
-        <w:t>个</w:t>
-      </w:r>
-      <w:r>
-        <w:t xml:space="preserve"> ADM </w:t>
-      </w:r>
-      <w:r>
-        <w:t>假样本中，校准后的</w:t>
-      </w:r>
-      <w:r>
-        <w:t xml:space="preserve"> Stay-Positive </w:t>
-      </w:r>
-      <w:r>
-        <w:t>与三组</w:t>
-      </w:r>
-      <w:r>
-        <w:t xml:space="preserve"> FSD </w:t>
-      </w:r>
-      <w:r>
-        <w:t>全冲突的样本共有</w:t>
-      </w:r>
-      <w:r>
-        <w:t xml:space="preserve"> 1241 </w:t>
-      </w:r>
-      <w:r>
-        <w:t>个，其中主导模式</w:t>
-      </w:r>
-      <w:r>
-        <w:t xml:space="preserve"> “SP=fake;FSD=real/real/real” </w:t>
-      </w:r>
-      <w:r>
-        <w:t>单独就达到</w:t>
-      </w:r>
-      <w:r>
-        <w:t xml:space="preserve"> 1137 </w:t>
-      </w:r>
-      <w:r>
-        <w:t>个，并且同时出现在</w:t>
-      </w:r>
-      <w:r>
-        <w:t xml:space="preserve"> adm_34</w:t>
-      </w:r>
-      <w:r>
-        <w:t>、</w:t>
-      </w:r>
-      <w:r>
-        <w:t>adm_7</w:t>
-      </w:r>
-      <w:r>
-        <w:t>、</w:t>
-      </w:r>
-      <w:r>
-        <w:t>adm_85</w:t>
-      </w:r>
-      <w:r>
-        <w:t>、</w:t>
-      </w:r>
-      <w:r>
-        <w:t>adm_153</w:t>
-      </w:r>
-      <w:r>
-        <w:t>、</w:t>
-      </w:r>
-      <w:r>
-        <w:t xml:space="preserve">adm_174 </w:t>
-      </w:r>
-      <w:r>
-        <w:t>和</w:t>
-      </w:r>
-      <w:r>
-        <w:t xml:space="preserve"> adm_91 </w:t>
-      </w:r>
-      <w:r>
-        <w:t>等多个子模板中。结合三轮真实案例观察可知，这些高密度互补样本并不是随机噪声，而是稳定对应于伪文本</w:t>
-      </w:r>
-      <w:r>
-        <w:t>/</w:t>
-      </w:r>
-      <w:r>
-        <w:t>伪界面、局部结构连接异常、生物体局部真实性不足以及局部修补或过度平滑等细节错误。因此，</w:t>
-      </w:r>
-      <w:r>
-        <w:t xml:space="preserve">ADM </w:t>
-      </w:r>
-      <w:r>
-        <w:t>不宜再被简单理解为</w:t>
-      </w:r>
-      <w:r>
-        <w:t>“</w:t>
-      </w:r>
-      <w:r>
-        <w:t>一个较弱类别</w:t>
-      </w:r>
-      <w:r>
-        <w:t>”</w:t>
-      </w:r>
-      <w:r>
-        <w:t>，而应被视为</w:t>
-      </w:r>
-      <w:r>
-        <w:lastRenderedPageBreak/>
-        <w:t>最适合展开方法互补性、失败模式和复杂样本解释分析的核心场景。</w:t>
-      </w:r>
-    </w:p>
-    <w:p>
-      <w:r>
-        <w:t>为了更直观地展示</w:t>
-      </w:r>
-      <w:r>
-        <w:t xml:space="preserve"> Stay-Positive / ADM </w:t>
-      </w:r>
-      <w:r>
-        <w:t>的校准现象，图</w:t>
-      </w:r>
-      <w:r>
-        <w:t xml:space="preserve"> 5-1 </w:t>
-      </w:r>
-      <w:r>
-        <w:t>给出了真实样本与伪造样本在不同分数区间上的分布情况。真实样本主要集中在</w:t>
-      </w:r>
-      <w:r>
-        <w:t xml:space="preserve"> 0.36-0.40 </w:t>
-      </w:r>
-      <w:r>
-        <w:t>区间，而伪造样本则更多分布在</w:t>
-      </w:r>
-      <w:r>
-        <w:t xml:space="preserve"> 0.38-0.46 </w:t>
-      </w:r>
-      <w:r>
-        <w:t>区间，两者在</w:t>
-      </w:r>
-      <w:r>
-        <w:t xml:space="preserve"> 0.38-0.46 </w:t>
-      </w:r>
-      <w:r>
-        <w:t>范围内存在明显重叠，但伪造样本整体相对右移。这一现象表明默认阈值</w:t>
-      </w:r>
-      <w:r>
-        <w:t xml:space="preserve"> 0.5 </w:t>
-      </w:r>
-      <w:r>
         <w:t>对当前分数分布来说偏高，因此更应通过阈值校准解释该结果，而不是直接将其视为模型完全失效。</w:t>
       </w:r>
     </w:p>
     <w:p>
       <w:pPr>
+        <w:ind w:firstLine="0"/>
         <w:jc w:val="center"/>
       </w:pPr>
       <w:r>
         <w:rPr>
           <w:noProof/>
         </w:rPr>
-        <w:drawing>
-          <wp:inline distT="0" distB="0" distL="0" distR="0" wp14:anchorId="28766985" wp14:editId="61BAD819">
-            <wp:extent cx="5256000" cy="2425846"/>
-            <wp:effectExtent l="0" t="0" r="0" b="0"/>
-            <wp:docPr id="1" name="Picture 1"/>
-            <wp:cNvGraphicFramePr>
-              <a:graphicFrameLocks xmlns:a="http://schemas.openxmlformats.org/drawingml/2006/main" noChangeAspect="1"/>
-            </wp:cNvGraphicFramePr>
-            <a:graphic xmlns:a="http://schemas.openxmlformats.org/drawingml/2006/main">
-              <a:graphicData uri="http://schemas.openxmlformats.org/drawingml/2006/picture">
-                <pic:pic xmlns:pic="http://schemas.openxmlformats.org/drawingml/2006/picture">
-                  <pic:nvPicPr>
-                    <pic:cNvPr id="0" name="stay_positive_adm_score_bins.png"/>
-                    <pic:cNvPicPr/>
-                  </pic:nvPicPr>
-                  <pic:blipFill>
-                    <a:blip r:embed="rId8"/>
-                    <a:stretch>
-                      <a:fillRect/>
-                    </a:stretch>
-                  </pic:blipFill>
-                  <pic:spPr>
-                    <a:xfrm>
-                      <a:off x="0" y="0"/>
-                      <a:ext cx="5256000" cy="2425846"/>
-                    </a:xfrm>
-                    <a:prstGeom prst="rect">
-                      <a:avLst/>
-                    </a:prstGeom>
-                  </pic:spPr>
-                </pic:pic>
-              </a:graphicData>
-            </a:graphic>
-          </wp:inline>
-        </w:drawing>
+        <w:pict w14:anchorId="2A981A19">
+          <v:shapetype id="_x0000_t75" coordsize="21600,21600" o:spt="75" o:preferrelative="t" path="m@4@5l@4@11@9@11@9@5xe" filled="f" stroked="f">
+            <v:stroke joinstyle="miter"/>
+            <v:formulas>
+              <v:f eqn="if lineDrawn pixelLineWidth 0"/>
+              <v:f eqn="sum @0 1 0"/>
+              <v:f eqn="sum 0 0 @1"/>
+              <v:f eqn="prod @2 1 2"/>
+              <v:f eqn="prod @3 21600 pixelWidth"/>
+              <v:f eqn="prod @3 21600 pixelHeight"/>
+              <v:f eqn="sum @0 0 1"/>
+              <v:f eqn="prod @6 1 2"/>
+              <v:f eqn="prod @7 21600 pixelWidth"/>
+              <v:f eqn="sum @8 21600 0"/>
+              <v:f eqn="prod @7 21600 pixelHeight"/>
+              <v:f eqn="sum @10 21600 0"/>
+            </v:formulas>
+            <v:path o:extrusionok="f" gradientshapeok="t" o:connecttype="rect"/>
+            <o:lock v:ext="edit" aspectratio="t"/>
+          </v:shapetype>
+          <v:shape id="Picture 1" o:spid="_x0000_i1027" type="#_x0000_t75" style="width:444.9pt;height:205.15pt;visibility:visible;mso-wrap-style:square">
+            <v:imagedata r:id="rId7" o:title=""/>
+          </v:shape>
+        </w:pict>
       </w:r>
     </w:p>
     <w:p>
@@ -12438,6 +12628,7 @@
     </w:p>
     <w:p>
       <w:pPr>
+        <w:ind w:firstLine="0"/>
         <w:jc w:val="center"/>
       </w:pPr>
       <w:r>
@@ -12445,41 +12636,11 @@
           <w:noProof/>
         </w:rPr>
         <w:lastRenderedPageBreak/>
-        <w:drawing>
-          <wp:inline distT="0" distB="0" distL="0" distR="0" wp14:anchorId="58012D8B" wp14:editId="403D0E01">
-            <wp:extent cx="5256000" cy="2866909"/>
-            <wp:effectExtent l="0" t="0" r="0" b="0"/>
-            <wp:docPr id="2" name="Picture 2"/>
-            <wp:cNvGraphicFramePr>
-              <a:graphicFrameLocks xmlns:a="http://schemas.openxmlformats.org/drawingml/2006/main" noChangeAspect="1"/>
-            </wp:cNvGraphicFramePr>
-            <a:graphic xmlns:a="http://schemas.openxmlformats.org/drawingml/2006/main">
-              <a:graphicData uri="http://schemas.openxmlformats.org/drawingml/2006/picture">
-                <pic:pic xmlns:pic="http://schemas.openxmlformats.org/drawingml/2006/picture">
-                  <pic:nvPicPr>
-                    <pic:cNvPr id="0" name="adm_method_comparison.png"/>
-                    <pic:cNvPicPr/>
-                  </pic:nvPicPr>
-                  <pic:blipFill>
-                    <a:blip r:embed="rId9"/>
-                    <a:stretch>
-                      <a:fillRect/>
-                    </a:stretch>
-                  </pic:blipFill>
-                  <pic:spPr>
-                    <a:xfrm>
-                      <a:off x="0" y="0"/>
-                      <a:ext cx="5256000" cy="2866909"/>
-                    </a:xfrm>
-                    <a:prstGeom prst="rect">
-                      <a:avLst/>
-                    </a:prstGeom>
-                  </pic:spPr>
-                </pic:pic>
-              </a:graphicData>
-            </a:graphic>
-          </wp:inline>
-        </w:drawing>
+        <w:pict w14:anchorId="1DFB7049">
+          <v:shape id="Picture 2" o:spid="_x0000_i1026" type="#_x0000_t75" style="width:442.2pt;height:241.15pt;visibility:visible;mso-wrap-style:square">
+            <v:imagedata r:id="rId8" o:title=""/>
+          </v:shape>
+        </w:pict>
       </w:r>
     </w:p>
     <w:p>
@@ -12552,6 +12713,7 @@
     </w:p>
     <w:p>
       <w:pPr>
+        <w:ind w:firstLine="0"/>
         <w:jc w:val="center"/>
       </w:pPr>
       <w:r>
@@ -12559,41 +12721,11 @@
           <w:noProof/>
         </w:rPr>
         <w:lastRenderedPageBreak/>
-        <w:drawing>
-          <wp:inline distT="0" distB="0" distL="0" distR="0" wp14:anchorId="014F1468" wp14:editId="51CE9DAA">
-            <wp:extent cx="5688000" cy="5016816"/>
-            <wp:effectExtent l="0" t="0" r="0" b="0"/>
-            <wp:docPr id="3" name="Picture 3"/>
-            <wp:cNvGraphicFramePr>
-              <a:graphicFrameLocks xmlns:a="http://schemas.openxmlformats.org/drawingml/2006/main" noChangeAspect="1"/>
-            </wp:cNvGraphicFramePr>
-            <a:graphic xmlns:a="http://schemas.openxmlformats.org/drawingml/2006/main">
-              <a:graphicData uri="http://schemas.openxmlformats.org/drawingml/2006/picture">
-                <pic:pic xmlns:pic="http://schemas.openxmlformats.org/drawingml/2006/picture">
-                  <pic:nvPicPr>
-                    <pic:cNvPr id="0" name="adm_core_conflict_top12_montage.png"/>
-                    <pic:cNvPicPr/>
-                  </pic:nvPicPr>
-                  <pic:blipFill>
-                    <a:blip r:embed="rId10"/>
-                    <a:stretch>
-                      <a:fillRect/>
-                    </a:stretch>
-                  </pic:blipFill>
-                  <pic:spPr>
-                    <a:xfrm>
-                      <a:off x="0" y="0"/>
-                      <a:ext cx="5688000" cy="5016816"/>
-                    </a:xfrm>
-                    <a:prstGeom prst="rect">
-                      <a:avLst/>
-                    </a:prstGeom>
-                  </pic:spPr>
-                </pic:pic>
-              </a:graphicData>
-            </a:graphic>
-          </wp:inline>
-        </w:drawing>
+        <w:pict w14:anchorId="7A0E7D71">
+          <v:shape id="Picture 3" o:spid="_x0000_i1025" type="#_x0000_t75" style="width:447.6pt;height:394.65pt;visibility:visible;mso-wrap-style:square">
+            <v:imagedata r:id="rId9" o:title=""/>
+          </v:shape>
+        </w:pict>
       </w:r>
     </w:p>
     <w:p>
@@ -12621,6 +12753,7 @@
       <w:pPr>
         <w:pStyle w:val="20"/>
         <w:spacing w:before="0" w:after="0"/>
+        <w:ind w:left="0"/>
       </w:pPr>
       <w:bookmarkStart w:id="38" w:name="_Toc227933982"/>
       <w:r>
@@ -12916,6 +13049,7 @@
       <w:pPr>
         <w:pStyle w:val="20"/>
         <w:spacing w:before="0" w:after="0"/>
+        <w:ind w:left="0"/>
       </w:pPr>
       <w:bookmarkStart w:id="39" w:name="_Toc227933983"/>
       <w:r>
@@ -13087,6 +13221,7 @@
       <w:pPr>
         <w:pStyle w:val="10"/>
         <w:spacing w:before="0" w:after="0"/>
+        <w:ind w:left="0"/>
       </w:pPr>
       <w:bookmarkStart w:id="40" w:name="_Toc227933984"/>
       <w:r>
@@ -13103,6 +13238,7 @@
       <w:pPr>
         <w:pStyle w:val="20"/>
         <w:spacing w:before="0" w:after="0"/>
+        <w:ind w:left="0"/>
       </w:pPr>
       <w:bookmarkStart w:id="41" w:name="_Toc227933985"/>
       <w:r>
@@ -13211,6 +13347,7 @@
       <w:pPr>
         <w:pStyle w:val="20"/>
         <w:spacing w:before="0" w:after="0"/>
+        <w:ind w:left="0"/>
       </w:pPr>
       <w:bookmarkStart w:id="42" w:name="_Toc227933986"/>
       <w:r>
@@ -13423,6 +13560,7 @@
       <w:pPr>
         <w:pStyle w:val="20"/>
         <w:spacing w:before="0" w:after="0"/>
+        <w:ind w:left="0"/>
       </w:pPr>
       <w:bookmarkStart w:id="43" w:name="_Toc227933987"/>
       <w:r>
@@ -13543,6 +13681,7 @@
       <w:pPr>
         <w:pStyle w:val="20"/>
         <w:spacing w:before="0" w:after="0"/>
+        <w:ind w:left="0"/>
       </w:pPr>
       <w:bookmarkStart w:id="44" w:name="_Toc227933988"/>
       <w:r>
@@ -13587,6 +13726,7 @@
       <w:pPr>
         <w:pStyle w:val="20"/>
         <w:spacing w:before="0" w:after="0"/>
+        <w:ind w:left="0"/>
       </w:pPr>
       <w:bookmarkStart w:id="45" w:name="_Toc227933989"/>
       <w:r>
@@ -13654,16 +13794,26 @@
     <w:p>
       <w:pPr>
         <w:pStyle w:val="10"/>
+        <w:numPr>
+          <w:ilvl w:val="0"/>
+          <w:numId w:val="0"/>
+        </w:numPr>
         <w:spacing w:before="0" w:after="0"/>
+        <w:rPr>
+          <w:rFonts w:hint="eastAsia"/>
+          <w:sz w:val="28"/>
+          <w:szCs w:val="28"/>
+        </w:rPr>
       </w:pPr>
       <w:bookmarkStart w:id="46" w:name="_Toc227933990"/>
       <w:r>
         <w:rPr>
           <w:rFonts w:eastAsia="宋体"/>
-          <w:sz w:val="24"/>
+          <w:sz w:val="28"/>
+          <w:szCs w:val="28"/>
         </w:rPr>
         <w:lastRenderedPageBreak/>
-        <w:t>结论与展望</w:t>
+        <w:t>结论</w:t>
       </w:r>
       <w:bookmarkEnd w:id="46"/>
     </w:p>
@@ -13938,10 +14088,7 @@
         <w:t xml:space="preserve"> real”</w:t>
       </w:r>
       <w:r>
-        <w:t>的主导互</w:t>
-      </w:r>
-      <w:r>
-        <w:t>补样本。围绕这些样本开展的三轮真实案例观察进一步表明，方法差异主要集中在伪文本</w:t>
+        <w:t>的主导互补样本。围绕这些样本开展的三轮真实案例观察进一步表明，方法差异主要集中在伪文本</w:t>
       </w:r>
       <w:r>
         <w:t>/</w:t>
@@ -14008,38 +14155,25 @@
       </w:r>
     </w:p>
     <w:p>
-      <w:r>
-        <w:t>基于现有结果，本文认为后续研究不应简单地在两类方法之间做</w:t>
-      </w:r>
-      <w:r>
-        <w:t>“</w:t>
-      </w:r>
-      <w:r>
-        <w:t>二选一</w:t>
-      </w:r>
-      <w:r>
-        <w:t>”</w:t>
-      </w:r>
-      <w:r>
-        <w:t>，而应进一步探索多条技术路线之间的互补关系。具体而言，更值得优先推进的是围绕已有结果开展更细致的边界分析、异常现象解释和轻量级校准讨论，同时把</w:t>
-      </w:r>
-      <w:r>
-        <w:t xml:space="preserve"> LVLM </w:t>
-      </w:r>
-      <w:r>
-        <w:t>作为论文中的第三条研究线补足方法分析与可行性设计，而不是立即转入高风险的大规模训练。只有在新的结构化证据已经明确指向某类可直接针对的稳定失败模式时，才值得重新评估最小改动训练。总体而言，本文已经完成了从环境准备到基线复现、从结果获取到训练探索、再到样本级统计与三轮真实案例观察的关键过渡，已为论文后续收束、定稿与答辩展示提供较为扎实的基础。</w:t>
-      </w:r>
-    </w:p>
-    <w:p>
       <w:pPr>
         <w:pStyle w:val="10"/>
+        <w:numPr>
+          <w:ilvl w:val="0"/>
+          <w:numId w:val="0"/>
+        </w:numPr>
         <w:spacing w:before="0" w:after="0"/>
+        <w:jc w:val="center"/>
+        <w:rPr>
+          <w:sz w:val="28"/>
+          <w:szCs w:val="28"/>
+        </w:rPr>
       </w:pPr>
       <w:bookmarkStart w:id="47" w:name="_Toc227933991"/>
       <w:r>
         <w:rPr>
           <w:rFonts w:eastAsia="宋体"/>
-          <w:sz w:val="24"/>
+          <w:sz w:val="28"/>
+          <w:szCs w:val="28"/>
         </w:rPr>
         <w:lastRenderedPageBreak/>
         <w:t>致谢</w:t>
@@ -14066,789 +14200,41 @@
     <w:p>
       <w:pPr>
         <w:pStyle w:val="10"/>
+        <w:numPr>
+          <w:ilvl w:val="0"/>
+          <w:numId w:val="0"/>
+        </w:numPr>
         <w:spacing w:before="0" w:after="0"/>
-      </w:pPr>
-      <w:bookmarkStart w:id="48" w:name="_Toc227933992"/>
+        <w:jc w:val="center"/>
+        <w:rPr>
+          <w:sz w:val="28"/>
+          <w:szCs w:val="28"/>
+        </w:rPr>
+      </w:pPr>
+      <w:bookmarkStart w:id="48" w:name="_Toc227934000"/>
       <w:r>
         <w:rPr>
           <w:rFonts w:eastAsia="宋体"/>
-          <w:sz w:val="24"/>
-        </w:rPr>
-        <w:lastRenderedPageBreak/>
-        <w:t>附录</w:t>
-      </w:r>
-      <w:r>
-        <w:rPr>
-          <w:rFonts w:eastAsia="宋体"/>
-          <w:sz w:val="24"/>
-        </w:rPr>
-        <w:t>A LVLM</w:t>
-      </w:r>
-      <w:r>
-        <w:rPr>
-          <w:rFonts w:eastAsia="宋体"/>
-          <w:sz w:val="24"/>
-        </w:rPr>
-        <w:t>案例分析提示词模板</w:t>
-      </w:r>
-      <w:bookmarkEnd w:id="48"/>
-    </w:p>
-    <w:p>
-      <w:pPr>
-        <w:pStyle w:val="20"/>
-        <w:spacing w:before="0" w:after="0"/>
-      </w:pPr>
-      <w:bookmarkStart w:id="49" w:name="_Toc227933993"/>
-      <w:r>
-        <w:rPr>
-          <w:rFonts w:eastAsia="宋体"/>
-          <w:sz w:val="24"/>
-        </w:rPr>
-        <w:t xml:space="preserve">1. </w:t>
-      </w:r>
-      <w:r>
-        <w:rPr>
-          <w:rFonts w:eastAsia="宋体"/>
-          <w:sz w:val="24"/>
-        </w:rPr>
-        <w:t>使用说明</w:t>
-      </w:r>
-      <w:bookmarkEnd w:id="49"/>
-    </w:p>
-    <w:p>
-      <w:r>
-        <w:t>这份文档提供的是后续做</w:t>
-      </w:r>
-      <w:r>
-        <w:t xml:space="preserve"> LVLM </w:t>
-      </w:r>
-      <w:r>
-        <w:t>轻量案例分析时可直接复用的提示词模板。</w:t>
-      </w:r>
-    </w:p>
-    <w:p>
-      <w:r>
-        <w:t>当前目标不是追求花哨提示词，而是保证：</w:t>
-      </w:r>
-    </w:p>
-    <w:p>
-      <w:pPr>
-        <w:ind w:firstLine="0"/>
-      </w:pPr>
-      <w:r>
-        <w:t xml:space="preserve">• </w:t>
-      </w:r>
-      <w:r>
-        <w:t>口径统一</w:t>
-      </w:r>
-    </w:p>
-    <w:p>
-      <w:pPr>
-        <w:ind w:firstLine="0"/>
-      </w:pPr>
-      <w:r>
-        <w:t xml:space="preserve">• </w:t>
-      </w:r>
-      <w:r>
-        <w:t>输出稳定</w:t>
-      </w:r>
-    </w:p>
-    <w:p>
-      <w:pPr>
-        <w:ind w:firstLine="0"/>
-      </w:pPr>
-      <w:r>
-        <w:t xml:space="preserve">• </w:t>
-      </w:r>
-      <w:r>
-        <w:t>便于论文整理</w:t>
-      </w:r>
-    </w:p>
-    <w:p>
-      <w:pPr>
-        <w:pStyle w:val="20"/>
-        <w:spacing w:before="0" w:after="0"/>
-      </w:pPr>
-      <w:bookmarkStart w:id="50" w:name="_Toc227933994"/>
-      <w:r>
-        <w:rPr>
-          <w:rFonts w:eastAsia="宋体"/>
-          <w:sz w:val="24"/>
-        </w:rPr>
-        <w:t xml:space="preserve">2. </w:t>
-      </w:r>
-      <w:r>
-        <w:rPr>
-          <w:rFonts w:eastAsia="宋体"/>
-          <w:sz w:val="24"/>
-        </w:rPr>
-        <w:t>基础分析模板</w:t>
-      </w:r>
-      <w:bookmarkEnd w:id="50"/>
-    </w:p>
-    <w:p>
-      <w:r>
-        <w:t>适用于单张图像的基本分析。</w:t>
-      </w:r>
-    </w:p>
-    <w:p>
-      <w:r>
-        <w:t xml:space="preserve">```text </w:t>
-      </w:r>
-      <w:r>
-        <w:t>请你作为图像内容分析助手，对这张图片进行细致观察，并判断它是否更可能是真实拍摄图像，还是</w:t>
-      </w:r>
-      <w:r>
-        <w:t xml:space="preserve"> AI </w:t>
-      </w:r>
-      <w:r>
-        <w:t>生成图像。</w:t>
-      </w:r>
-    </w:p>
-    <w:p>
-      <w:r>
-        <w:t>请按以下顺序回答：</w:t>
-      </w:r>
-    </w:p>
-    <w:p>
-      <w:pPr>
-        <w:ind w:firstLine="0"/>
-      </w:pPr>
-      <w:r>
-        <w:t xml:space="preserve">1. </w:t>
-      </w:r>
-      <w:r>
-        <w:t>描述图像中的主要内容与场景。</w:t>
-      </w:r>
-    </w:p>
-    <w:p>
-      <w:pPr>
-        <w:ind w:firstLine="0"/>
-      </w:pPr>
-      <w:r>
-        <w:t xml:space="preserve">2. </w:t>
-      </w:r>
-      <w:r>
-        <w:t>判断图像整体语义是否自然，人物、物体、背景之间是否协调。</w:t>
-      </w:r>
-    </w:p>
-    <w:p>
-      <w:pPr>
-        <w:ind w:firstLine="0"/>
-      </w:pPr>
-      <w:r>
-        <w:t xml:space="preserve">3. </w:t>
-      </w:r>
-      <w:r>
-        <w:t>重点检查是否存在局部异常，例如肢体结构、边缘细节、纹理重复、光影关系、反射、文字、背景连续性等问题。</w:t>
-      </w:r>
-    </w:p>
-    <w:p>
-      <w:pPr>
-        <w:ind w:firstLine="0"/>
-      </w:pPr>
-      <w:r>
-        <w:t xml:space="preserve">4. </w:t>
-      </w:r>
-      <w:r>
-        <w:t>如果你认为图像可能是</w:t>
-      </w:r>
-      <w:r>
-        <w:t xml:space="preserve"> AI </w:t>
-      </w:r>
-      <w:r>
-        <w:t>生成的，请给出最关键的</w:t>
-      </w:r>
-      <w:r>
-        <w:t xml:space="preserve"> 2 </w:t>
-      </w:r>
-      <w:r>
-        <w:t>到</w:t>
-      </w:r>
-      <w:r>
-        <w:t xml:space="preserve"> 4 </w:t>
-      </w:r>
-      <w:r>
-        <w:t>条理由。</w:t>
-      </w:r>
-    </w:p>
-    <w:p>
-      <w:pPr>
-        <w:ind w:firstLine="0"/>
-      </w:pPr>
-      <w:r>
-        <w:t xml:space="preserve">5. </w:t>
-      </w:r>
-      <w:r>
-        <w:t>如果你认为图像可能是真实图像，也请说明支持这一判断的主要依据。</w:t>
-      </w:r>
-    </w:p>
-    <w:p>
-      <w:pPr>
-        <w:ind w:firstLine="0"/>
-      </w:pPr>
-      <w:r>
-        <w:t xml:space="preserve">6. </w:t>
-      </w:r>
-      <w:r>
-        <w:t>最后给出一个简短结论：更倾向真实</w:t>
-      </w:r>
-      <w:r>
-        <w:t xml:space="preserve"> / </w:t>
-      </w:r>
-      <w:r>
-        <w:t>更倾向</w:t>
-      </w:r>
-      <w:r>
-        <w:t xml:space="preserve"> AI </w:t>
-      </w:r>
-      <w:r>
-        <w:t>生成</w:t>
-      </w:r>
-      <w:r>
-        <w:t xml:space="preserve"> / </w:t>
-      </w:r>
-      <w:r>
-        <w:t>无法确定。</w:t>
-      </w:r>
-    </w:p>
-    <w:p>
-      <w:r>
-        <w:t>```</w:t>
-      </w:r>
-    </w:p>
-    <w:p>
-      <w:pPr>
-        <w:pStyle w:val="20"/>
-        <w:spacing w:before="0" w:after="0"/>
-      </w:pPr>
-      <w:bookmarkStart w:id="51" w:name="_Toc227933995"/>
-      <w:r>
-        <w:rPr>
-          <w:rFonts w:eastAsia="宋体"/>
-          <w:sz w:val="24"/>
-        </w:rPr>
-        <w:t xml:space="preserve">3. </w:t>
-      </w:r>
-      <w:r>
-        <w:rPr>
-          <w:rFonts w:eastAsia="宋体"/>
-          <w:sz w:val="24"/>
-        </w:rPr>
-        <w:t>边界样本分析模板</w:t>
-      </w:r>
-      <w:bookmarkEnd w:id="51"/>
-    </w:p>
-    <w:p>
-      <w:r>
-        <w:t>适用于传统模型分数接近阈值的样本。</w:t>
-      </w:r>
-    </w:p>
-    <w:p>
-      <w:r>
-        <w:t xml:space="preserve">```text </w:t>
-      </w:r>
-      <w:r>
-        <w:t>这是一张真假难分的边界样本。请你不要只给出结论，而要重点分析为什么这张图像难以判断。</w:t>
-      </w:r>
-    </w:p>
-    <w:p>
-      <w:r>
-        <w:t>请按以下结构回答：</w:t>
-      </w:r>
-    </w:p>
-    <w:p>
-      <w:pPr>
-        <w:ind w:firstLine="0"/>
-      </w:pPr>
-      <w:r>
-        <w:t xml:space="preserve">1. </w:t>
-      </w:r>
-      <w:r>
-        <w:t>图像中最自然的部分是什么。</w:t>
-      </w:r>
-    </w:p>
-    <w:p>
-      <w:pPr>
-        <w:ind w:firstLine="0"/>
-      </w:pPr>
-      <w:r>
-        <w:t xml:space="preserve">2. </w:t>
-      </w:r>
-      <w:r>
-        <w:t>图像中最可疑的部分是什么。</w:t>
-      </w:r>
-    </w:p>
-    <w:p>
-      <w:pPr>
-        <w:ind w:firstLine="0"/>
-      </w:pPr>
-      <w:r>
-        <w:lastRenderedPageBreak/>
-        <w:t xml:space="preserve">3. </w:t>
-      </w:r>
-      <w:r>
-        <w:t>哪些细节支持</w:t>
-      </w:r>
-      <w:r>
-        <w:t>“</w:t>
-      </w:r>
-      <w:r>
-        <w:t>真实图像</w:t>
-      </w:r>
-      <w:r>
-        <w:t>”</w:t>
-      </w:r>
-      <w:r>
-        <w:t>的判断。</w:t>
-      </w:r>
-    </w:p>
-    <w:p>
-      <w:pPr>
-        <w:ind w:firstLine="0"/>
-      </w:pPr>
-      <w:r>
-        <w:t xml:space="preserve">4. </w:t>
-      </w:r>
-      <w:r>
-        <w:t>哪些细节支持</w:t>
-      </w:r>
-      <w:r>
-        <w:t xml:space="preserve">“AI </w:t>
-      </w:r>
-      <w:r>
-        <w:t>生成图像</w:t>
-      </w:r>
-      <w:r>
-        <w:t>”</w:t>
-      </w:r>
-      <w:r>
-        <w:t>的判断。</w:t>
-      </w:r>
-    </w:p>
-    <w:p>
-      <w:pPr>
-        <w:ind w:firstLine="0"/>
-      </w:pPr>
-      <w:r>
-        <w:t xml:space="preserve">5. </w:t>
-      </w:r>
-      <w:r>
-        <w:t>如果必须做出判断，你更倾向哪一边，为什么。</w:t>
-      </w:r>
-    </w:p>
-    <w:p>
-      <w:pPr>
-        <w:ind w:firstLine="0"/>
-      </w:pPr>
-      <w:r>
-        <w:t xml:space="preserve">6. </w:t>
-      </w:r>
-      <w:r>
-        <w:t>这张图像最值得人工复核的区域是什么。</w:t>
-      </w:r>
-    </w:p>
-    <w:p>
-      <w:r>
-        <w:t>```</w:t>
-      </w:r>
-    </w:p>
-    <w:p>
-      <w:pPr>
-        <w:pStyle w:val="20"/>
-        <w:spacing w:before="0" w:after="0"/>
-      </w:pPr>
-      <w:bookmarkStart w:id="52" w:name="_Toc227933996"/>
-      <w:r>
-        <w:rPr>
-          <w:rFonts w:eastAsia="宋体"/>
-          <w:sz w:val="24"/>
-        </w:rPr>
-        <w:t xml:space="preserve">4. </w:t>
-      </w:r>
-      <w:r>
-        <w:rPr>
-          <w:rFonts w:eastAsia="宋体"/>
-          <w:sz w:val="24"/>
-        </w:rPr>
-        <w:t>模型冲突样本分析模板</w:t>
-      </w:r>
-      <w:bookmarkEnd w:id="52"/>
-    </w:p>
-    <w:p>
-      <w:r>
-        <w:t>适用于</w:t>
-      </w:r>
-      <w:r>
-        <w:t xml:space="preserve"> FSD </w:t>
-      </w:r>
-      <w:r>
-        <w:t>和</w:t>
-      </w:r>
-      <w:r>
-        <w:t xml:space="preserve"> Stay-Positive </w:t>
-      </w:r>
-      <w:r>
-        <w:t>预测不一致的样本。</w:t>
-      </w:r>
-    </w:p>
-    <w:p>
-      <w:r>
-        <w:t xml:space="preserve">```text </w:t>
-      </w:r>
-      <w:r>
-        <w:t>这张图像在不同检测模型中出现了冲突判断。请你从语义与视觉细节两个层面分析，这张图像为什么可能导致模型结论不一致。</w:t>
-      </w:r>
-    </w:p>
-    <w:p>
-      <w:r>
-        <w:t>请按以下结构回答：</w:t>
-      </w:r>
-    </w:p>
-    <w:p>
-      <w:pPr>
-        <w:ind w:firstLine="0"/>
-      </w:pPr>
-      <w:r>
-        <w:t xml:space="preserve">1. </w:t>
-      </w:r>
-      <w:r>
-        <w:t>图像内容概述。</w:t>
-      </w:r>
-    </w:p>
-    <w:p>
-      <w:pPr>
-        <w:ind w:firstLine="0"/>
-      </w:pPr>
-      <w:r>
-        <w:t xml:space="preserve">2. </w:t>
-      </w:r>
-      <w:r>
-        <w:t>图像中哪些特征可能让模型误以为它是真实图像。</w:t>
-      </w:r>
-    </w:p>
-    <w:p>
-      <w:pPr>
-        <w:ind w:firstLine="0"/>
-      </w:pPr>
-      <w:r>
-        <w:t xml:space="preserve">3. </w:t>
-      </w:r>
-      <w:r>
-        <w:t>图像中哪些特征可能让模型怀疑它是</w:t>
-      </w:r>
-      <w:r>
-        <w:t xml:space="preserve"> AI </w:t>
-      </w:r>
-      <w:r>
-        <w:t>生成图像。</w:t>
-      </w:r>
-    </w:p>
-    <w:p>
-      <w:pPr>
-        <w:ind w:firstLine="0"/>
-      </w:pPr>
-      <w:r>
-        <w:t xml:space="preserve">4. </w:t>
-      </w:r>
-      <w:r>
-        <w:t>如果检测器主要依赖低层纹理特征，可能会关注什么。</w:t>
-      </w:r>
-    </w:p>
-    <w:p>
-      <w:pPr>
-        <w:ind w:firstLine="0"/>
-      </w:pPr>
-      <w:r>
-        <w:t xml:space="preserve">5. </w:t>
-      </w:r>
-      <w:r>
-        <w:t>如果检测器主要依赖高层语义一致性，可能会关注什么。</w:t>
-      </w:r>
-    </w:p>
-    <w:p>
-      <w:pPr>
-        <w:ind w:firstLine="0"/>
-      </w:pPr>
-      <w:r>
-        <w:t xml:space="preserve">6. </w:t>
-      </w:r>
-      <w:r>
-        <w:t>你的最终判断以及理由。</w:t>
-      </w:r>
-    </w:p>
-    <w:p>
-      <w:r>
-        <w:t>```</w:t>
-      </w:r>
-    </w:p>
-    <w:p>
-      <w:pPr>
-        <w:pStyle w:val="20"/>
-        <w:spacing w:before="0" w:after="0"/>
-      </w:pPr>
-      <w:bookmarkStart w:id="53" w:name="_Toc227933997"/>
-      <w:r>
-        <w:rPr>
-          <w:rFonts w:eastAsia="宋体"/>
-          <w:sz w:val="24"/>
-        </w:rPr>
-        <w:t xml:space="preserve">5. </w:t>
-      </w:r>
-      <w:r>
-        <w:rPr>
-          <w:rFonts w:eastAsia="宋体"/>
-          <w:sz w:val="24"/>
-        </w:rPr>
-        <w:t>论文整理模板</w:t>
-      </w:r>
-      <w:bookmarkEnd w:id="53"/>
-    </w:p>
-    <w:p>
-      <w:r>
-        <w:t>适用于把</w:t>
-      </w:r>
-      <w:r>
-        <w:t xml:space="preserve"> LVLM </w:t>
-      </w:r>
-      <w:r>
-        <w:t>原始输出压缩成论文可用表述。</w:t>
-      </w:r>
-    </w:p>
-    <w:p>
-      <w:r>
-        <w:t xml:space="preserve">```text </w:t>
-      </w:r>
-      <w:r>
-        <w:t>请将刚才的图像分析结果压缩成适合写入论文的</w:t>
-      </w:r>
-      <w:r>
-        <w:t xml:space="preserve"> 3 </w:t>
-      </w:r>
-      <w:r>
-        <w:t>句话：</w:t>
-      </w:r>
-    </w:p>
-    <w:p>
-      <w:pPr>
-        <w:ind w:firstLine="0"/>
-      </w:pPr>
-      <w:r>
-        <w:t xml:space="preserve">1. </w:t>
-      </w:r>
-      <w:r>
-        <w:t>第一句概括图像的主要可疑点。</w:t>
-      </w:r>
-    </w:p>
-    <w:p>
-      <w:pPr>
-        <w:ind w:firstLine="0"/>
-      </w:pPr>
-      <w:r>
-        <w:t xml:space="preserve">2. </w:t>
-      </w:r>
-      <w:r>
-        <w:t>第二句说明这些可疑点属于局部结构问题、全局语义问题，还是两者同时存在。</w:t>
-      </w:r>
-    </w:p>
-    <w:p>
-      <w:pPr>
-        <w:ind w:firstLine="0"/>
-      </w:pPr>
-      <w:r>
-        <w:t xml:space="preserve">3. </w:t>
-      </w:r>
-      <w:r>
-        <w:t>第三句说明该案例对</w:t>
-      </w:r>
-      <w:r>
-        <w:t xml:space="preserve"> AI </w:t>
-      </w:r>
-      <w:r>
-        <w:t>伪造图像识别研究有什么启示。</w:t>
-      </w:r>
-    </w:p>
-    <w:p>
-      <w:r>
-        <w:t>要求语言正式、简洁，不使用口语化表达。</w:t>
-      </w:r>
-      <w:r>
-        <w:t xml:space="preserve"> ```</w:t>
-      </w:r>
-    </w:p>
-    <w:p>
-      <w:pPr>
-        <w:pStyle w:val="20"/>
-        <w:spacing w:before="0" w:after="0"/>
-      </w:pPr>
-      <w:bookmarkStart w:id="54" w:name="_Toc227933998"/>
-      <w:r>
-        <w:rPr>
-          <w:rFonts w:eastAsia="宋体"/>
-          <w:sz w:val="24"/>
-        </w:rPr>
-        <w:t xml:space="preserve">6. </w:t>
-      </w:r>
-      <w:r>
-        <w:rPr>
-          <w:rFonts w:eastAsia="宋体"/>
-          <w:sz w:val="24"/>
-        </w:rPr>
-        <w:t>结果记录建议</w:t>
-      </w:r>
-      <w:bookmarkEnd w:id="54"/>
-    </w:p>
-    <w:p>
-      <w:r>
-        <w:t>后续整理</w:t>
-      </w:r>
-      <w:r>
-        <w:t xml:space="preserve"> LVLM </w:t>
-      </w:r>
-      <w:r>
-        <w:t>输出时，不建议直接保存冗长原始回答，而建议提炼成以下格式：</w:t>
-      </w:r>
-    </w:p>
-    <w:p>
-      <w:pPr>
-        <w:ind w:firstLine="0"/>
-      </w:pPr>
-      <w:r>
-        <w:t>• case_id</w:t>
-      </w:r>
-    </w:p>
-    <w:p>
-      <w:pPr>
-        <w:ind w:firstLine="0"/>
-      </w:pPr>
-      <w:r>
-        <w:lastRenderedPageBreak/>
-        <w:t>• prompt_type</w:t>
-      </w:r>
-    </w:p>
-    <w:p>
-      <w:pPr>
-        <w:ind w:firstLine="0"/>
-      </w:pPr>
-      <w:r>
-        <w:t>• final_judgement</w:t>
-      </w:r>
-    </w:p>
-    <w:p>
-      <w:pPr>
-        <w:ind w:firstLine="0"/>
-      </w:pPr>
-      <w:r>
-        <w:t>• key_evidence_1</w:t>
-      </w:r>
-    </w:p>
-    <w:p>
-      <w:pPr>
-        <w:ind w:firstLine="0"/>
-      </w:pPr>
-      <w:r>
-        <w:t>• key_evidence_2</w:t>
-      </w:r>
-    </w:p>
-    <w:p>
-      <w:pPr>
-        <w:ind w:firstLine="0"/>
-      </w:pPr>
-      <w:r>
-        <w:t>• paper_ready_summary</w:t>
-      </w:r>
-    </w:p>
-    <w:p>
-      <w:pPr>
-        <w:pStyle w:val="20"/>
-        <w:spacing w:before="0" w:after="0"/>
-      </w:pPr>
-      <w:bookmarkStart w:id="55" w:name="_Toc227933999"/>
-      <w:r>
-        <w:rPr>
-          <w:rFonts w:eastAsia="宋体"/>
-          <w:sz w:val="24"/>
-        </w:rPr>
-        <w:t xml:space="preserve">7. </w:t>
-      </w:r>
-      <w:r>
-        <w:rPr>
-          <w:rFonts w:eastAsia="宋体"/>
-          <w:sz w:val="24"/>
-        </w:rPr>
-        <w:t>当前推荐做法</w:t>
-      </w:r>
-      <w:bookmarkEnd w:id="55"/>
-    </w:p>
-    <w:p>
-      <w:r>
-        <w:t>如果后续正式开始做</w:t>
-      </w:r>
-      <w:r>
-        <w:t xml:space="preserve"> LVLM </w:t>
-      </w:r>
-      <w:r>
-        <w:t>案例分析，建议：</w:t>
-      </w:r>
-    </w:p>
-    <w:p>
-      <w:pPr>
-        <w:ind w:firstLine="0"/>
-      </w:pPr>
-      <w:r>
-        <w:t xml:space="preserve">1. </w:t>
-      </w:r>
-      <w:r>
-        <w:t>全部案例优先使用同一套模板</w:t>
-      </w:r>
-    </w:p>
-    <w:p>
-      <w:pPr>
-        <w:ind w:firstLine="0"/>
-      </w:pPr>
-      <w:r>
-        <w:t xml:space="preserve">2. </w:t>
-      </w:r>
-      <w:r>
-        <w:t>只有在某一类样本明显不适配时，再做少量定制</w:t>
-      </w:r>
-    </w:p>
-    <w:p>
-      <w:pPr>
-        <w:ind w:firstLine="0"/>
-      </w:pPr>
-      <w:r>
-        <w:t xml:space="preserve">3. </w:t>
-      </w:r>
-      <w:r>
-        <w:t>最终写进论文时，以整理后的摘要为准，不直接引用大段原始输出</w:t>
-      </w:r>
-    </w:p>
-    <w:p>
-      <w:pPr>
-        <w:pStyle w:val="10"/>
-        <w:spacing w:before="0" w:after="0"/>
-      </w:pPr>
-      <w:bookmarkStart w:id="56" w:name="_Toc227934000"/>
-      <w:r>
-        <w:rPr>
-          <w:rFonts w:eastAsia="宋体"/>
-          <w:sz w:val="24"/>
+          <w:sz w:val="28"/>
+          <w:szCs w:val="28"/>
         </w:rPr>
         <w:lastRenderedPageBreak/>
         <w:t>参考文献</w:t>
       </w:r>
-      <w:bookmarkEnd w:id="56"/>
+      <w:bookmarkEnd w:id="48"/>
     </w:p>
     <w:p>
       <w:pPr>
         <w:pStyle w:val="ad"/>
         <w:spacing w:after="0"/>
-        <w:ind w:left="300" w:hanging="300"/>
-      </w:pPr>
-      <w:r>
-        <w:rPr>
-          <w:sz w:val="20"/>
+        <w:ind w:left="315" w:hanging="315"/>
+        <w:rPr>
+          <w:szCs w:val="21"/>
+        </w:rPr>
+      </w:pPr>
+      <w:r>
+        <w:rPr>
+          <w:szCs w:val="21"/>
         </w:rPr>
         <w:t>[1] Wu S, Liu J, Li J, Wang Y. Few-Shot Learner Generalizes Across AI-Generated Image Detection[C]//Proceedings of the 42nd International Conference on Machine Learning. PMLR, 2025, 267: 67449-67460.</w:t>
       </w:r>
@@ -14857,30 +14243,30 @@
       <w:pPr>
         <w:pStyle w:val="ad"/>
         <w:spacing w:after="0"/>
-        <w:ind w:left="300" w:hanging="300"/>
-      </w:pPr>
-      <w:r>
-        <w:rPr>
-          <w:sz w:val="20"/>
-        </w:rPr>
-        <w:t>[2] Rajan A S, Lee Y</w:t>
-      </w:r>
-      <w:r>
-        <w:rPr>
-          <w:sz w:val="20"/>
-        </w:rPr>
-        <w:t xml:space="preserve"> J. Stay-Positive: A Case for Ignoring Real Image Features in Fake Image Detection[C]//Proceedings of the 42nd International Conference on Machine Learning. PMLR, 2025.</w:t>
+        <w:ind w:left="315" w:hanging="315"/>
+        <w:rPr>
+          <w:szCs w:val="21"/>
+        </w:rPr>
+      </w:pPr>
+      <w:r>
+        <w:rPr>
+          <w:szCs w:val="21"/>
+        </w:rPr>
+        <w:t>[2] Rajan A S, Lee Y J. Stay-Positive: A Case for Ignoring Real Image Features in Fake Image Detection[C]//Proceedings of the 42nd International Conference on Machine Learning. PMLR, 2025.</w:t>
       </w:r>
     </w:p>
     <w:p>
       <w:pPr>
         <w:pStyle w:val="ad"/>
         <w:spacing w:after="0"/>
-        <w:ind w:left="300" w:hanging="300"/>
-      </w:pPr>
-      <w:r>
-        <w:rPr>
-          <w:sz w:val="20"/>
+        <w:ind w:left="315" w:hanging="315"/>
+        <w:rPr>
+          <w:szCs w:val="21"/>
+        </w:rPr>
+      </w:pPr>
+      <w:r>
+        <w:rPr>
+          <w:szCs w:val="21"/>
         </w:rPr>
         <w:t>[3] Zhu M, Chen H, Yan Q, Huang X, Lin G, Li W, Tu Z, Hu H, Hu J, Wang Y. GenImage: A Million-Scale Benchmark for Detecting AI-Generated Image[C]//Advances in Neural Information Processing Systems 37: Datasets and Benchmarks Track. 2023.</w:t>
       </w:r>
@@ -14889,11 +14275,14 @@
       <w:pPr>
         <w:pStyle w:val="ad"/>
         <w:spacing w:after="0"/>
-        <w:ind w:left="300" w:hanging="300"/>
-      </w:pPr>
-      <w:r>
-        <w:rPr>
-          <w:sz w:val="20"/>
+        <w:ind w:left="315" w:hanging="315"/>
+        <w:rPr>
+          <w:szCs w:val="21"/>
+        </w:rPr>
+      </w:pPr>
+      <w:r>
+        <w:rPr>
+          <w:szCs w:val="21"/>
         </w:rPr>
         <w:t>[4] Wang S Y, Wang O, Zhang R, Owens A, Efros A A. CNN-Generated Images Are Surprisingly Easy to Spot... for Now[C]//Proceedings of the IEEE/CVF Conference on Computer Vision and Pattern Recognition. 2020: 8695-8704.</w:t>
       </w:r>
@@ -14902,11 +14291,14 @@
       <w:pPr>
         <w:pStyle w:val="ad"/>
         <w:spacing w:after="0"/>
-        <w:ind w:left="300" w:hanging="300"/>
-      </w:pPr>
-      <w:r>
-        <w:rPr>
-          <w:sz w:val="20"/>
+        <w:ind w:left="315" w:hanging="315"/>
+        <w:rPr>
+          <w:szCs w:val="21"/>
+        </w:rPr>
+      </w:pPr>
+      <w:r>
+        <w:rPr>
+          <w:szCs w:val="21"/>
         </w:rPr>
         <w:t>[5] Wu H, Zhou J, Zhang S. Generalizable Synthetic Image Detection via Language-guided Contrastive Learning[EB/OL]. arXiv:2305.13800, 2023.</w:t>
       </w:r>
@@ -14915,18 +14307,21 @@
       <w:pPr>
         <w:pStyle w:val="ad"/>
         <w:spacing w:after="0"/>
-        <w:ind w:left="300" w:hanging="300"/>
-      </w:pPr>
-      <w:r>
-        <w:rPr>
-          <w:sz w:val="20"/>
+        <w:ind w:left="315" w:hanging="315"/>
+        <w:rPr>
+          <w:szCs w:val="21"/>
+        </w:rPr>
+      </w:pPr>
+      <w:r>
+        <w:rPr>
+          <w:szCs w:val="21"/>
         </w:rPr>
         <w:t>[6] Zhu M, Chen H, Huang M, Li W, Hu H, Hu J, Wang Y. GenDet: Towards Good Generalizations for AI-Generated Image Detection[EB/OL]. arXiv:2312.08880, 2023.</w:t>
       </w:r>
     </w:p>
     <w:sectPr>
-      <w:headerReference w:type="default" r:id="rId11"/>
-      <w:footerReference w:type="default" r:id="rId12"/>
+      <w:headerReference w:type="default" r:id="rId10"/>
+      <w:footerReference w:type="default" r:id="rId11"/>
       <w:pgSz w:w="11906" w:h="16838"/>
       <w:pgMar w:top="1418" w:right="1134" w:bottom="1418" w:left="1701" w:header="851" w:footer="992" w:gutter="0"/>
       <w:pgNumType w:start="1"/>
@@ -14957,17 +14352,6 @@
 </file>
 
 <file path=word/footer1.xml><?xml version="1.0" encoding="utf-8"?>
-<w:ftr xmlns:wpc="http://schemas.microsoft.com/office/word/2010/wordprocessingCanvas" xmlns:cx="http://schemas.microsoft.com/office/drawing/2014/chartex" xmlns:cx1="http://schemas.microsoft.com/office/drawing/2015/9/8/chartex" xmlns:cx2="http://schemas.microsoft.com/office/drawing/2015/10/21/chartex" xmlns:cx3="http://schemas.microsoft.com/office/drawing/2016/5/9/chartex" xmlns:cx4="http://schemas.microsoft.com/office/drawing/2016/5/10/chartex" xmlns:cx5="http://schemas.microsoft.com/office/drawing/2016/5/11/chartex" xmlns:cx6="http://schemas.microsoft.com/office/drawing/2016/5/12/chartex" xmlns:cx7="http://schemas.microsoft.com/office/drawing/2016/5/13/chartex" xmlns:cx8="http://schemas.microsoft.com/office/drawing/2016/5/14/chartex" xmlns:mc="http://schemas.openxmlformats.org/markup-compatibility/2006" xmlns:aink="http://schemas.microsoft.com/office/drawing/2016/ink" xmlns:am3d="http://schemas.microsoft.com/office/drawing/2017/model3d" xmlns:o="urn:schemas-microsoft-com:office:office" xmlns:oel="http://schemas.microsoft.com/office/2019/extlst" xmlns:r="http://schemas.openxmlformats.org/officeDocument/2006/relationships" xmlns:m="http://schemas.openxmlformats.org/officeDocument/2006/math" xmlns:v="urn:schemas-microsoft-com:vml" xmlns:wp14="http://schemas.microsoft.com/office/word/2010/wordprocessingDrawing" xmlns:wp="http://schemas.openxmlformats.org/drawingml/2006/wordprocessingDrawing" xmlns:w10="urn:schemas-microsoft-com:office:word" xmlns:w="http://schemas.openxmlformats.org/wordprocessingml/2006/main" xmlns:w14="http://schemas.microsoft.com/office/word/2010/wordml" xmlns:w15="http://schemas.microsoft.com/office/word/2012/wordml" xmlns:w16cex="http://schemas.microsoft.com/office/word/2018/wordml/cex" xmlns:w16cid="http://schemas.microsoft.com/office/word/2016/wordml/cid" xmlns:w16="http://schemas.microsoft.com/office/word/2018/wordml" xmlns:w16du="http://schemas.microsoft.com/office/word/2023/wordml/word16du" xmlns:w16sdtdh="http://schemas.microsoft.com/office/word/2020/wordml/sdtdatahash" xmlns:w16sdtfl="http://schemas.microsoft.com/office/word/2024/wordml/sdtformatlock" xmlns:w16se="http://schemas.microsoft.com/office/word/2015/wordml/symex" xmlns:wpg="http://schemas.microsoft.com/office/word/2010/wordprocessingGroup" xmlns:wpi="http://schemas.microsoft.com/office/word/2010/wordprocessingInk" xmlns:wne="http://schemas.microsoft.com/office/word/2006/wordml" xmlns:wps="http://schemas.microsoft.com/office/word/2010/wordprocessingShape" mc:Ignorable="w14 w15 w16se w16cid w16 w16cex w16sdtdh w16sdtfl w16du wp14">
-  <w:p>
-    <w:pPr>
-      <w:pStyle w:val="a5"/>
-      <w:jc w:val="right"/>
-    </w:pPr>
-  </w:p>
-</w:ftr>
-</file>
-
-<file path=word/footer2.xml><?xml version="1.0" encoding="utf-8"?>
 <w:ftr xmlns:wpc="http://schemas.microsoft.com/office/word/2010/wordprocessingCanvas" xmlns:cx="http://schemas.microsoft.com/office/drawing/2014/chartex" xmlns:cx1="http://schemas.microsoft.com/office/drawing/2015/9/8/chartex" xmlns:cx2="http://schemas.microsoft.com/office/drawing/2015/10/21/chartex" xmlns:cx3="http://schemas.microsoft.com/office/drawing/2016/5/9/chartex" xmlns:cx4="http://schemas.microsoft.com/office/drawing/2016/5/10/chartex" xmlns:cx5="http://schemas.microsoft.com/office/drawing/2016/5/11/chartex" xmlns:cx6="http://schemas.microsoft.com/office/drawing/2016/5/12/chartex" xmlns:cx7="http://schemas.microsoft.com/office/drawing/2016/5/13/chartex" xmlns:cx8="http://schemas.microsoft.com/office/drawing/2016/5/14/chartex" xmlns:mc="http://schemas.openxmlformats.org/markup-compatibility/2006" xmlns:aink="http://schemas.microsoft.com/office/drawing/2016/ink" xmlns:am3d="http://schemas.microsoft.com/office/drawing/2017/model3d" xmlns:o="urn:schemas-microsoft-com:office:office" xmlns:oel="http://schemas.microsoft.com/office/2019/extlst" xmlns:r="http://schemas.openxmlformats.org/officeDocument/2006/relationships" xmlns:m="http://schemas.openxmlformats.org/officeDocument/2006/math" xmlns:v="urn:schemas-microsoft-com:vml" xmlns:wp14="http://schemas.microsoft.com/office/word/2010/wordprocessingDrawing" xmlns:wp="http://schemas.openxmlformats.org/drawingml/2006/wordprocessingDrawing" xmlns:w10="urn:schemas-microsoft-com:office:word" xmlns:w="http://schemas.openxmlformats.org/wordprocessingml/2006/main" xmlns:w14="http://schemas.microsoft.com/office/word/2010/wordml" xmlns:w15="http://schemas.microsoft.com/office/word/2012/wordml" xmlns:w16cex="http://schemas.microsoft.com/office/word/2018/wordml/cex" xmlns:w16cid="http://schemas.microsoft.com/office/word/2016/wordml/cid" xmlns:w16="http://schemas.microsoft.com/office/word/2018/wordml" xmlns:w16du="http://schemas.microsoft.com/office/word/2023/wordml/word16du" xmlns:w16sdtdh="http://schemas.microsoft.com/office/word/2020/wordml/sdtdatahash" xmlns:w16sdtfl="http://schemas.microsoft.com/office/word/2024/wordml/sdtformatlock" xmlns:w16se="http://schemas.microsoft.com/office/word/2015/wordml/symex" xmlns:wpg="http://schemas.microsoft.com/office/word/2010/wordprocessingGroup" xmlns:wpi="http://schemas.microsoft.com/office/word/2010/wordprocessingInk" xmlns:wne="http://schemas.microsoft.com/office/word/2006/wordml" xmlns:wps="http://schemas.microsoft.com/office/word/2010/wordprocessingShape" mc:Ignorable="w14 w15 w16se w16cid w16 w16cex w16sdtdh w16sdtfl w16du wp14">
   <w:p>
     <w:pPr>
@@ -16095,7 +15479,6 @@
   </w:style>
   <w:style w:type="character" w:styleId="a9">
     <w:name w:val="Hyperlink"/>
-    <w:basedOn w:val="a0"/>
     <w:uiPriority w:val="99"/>
     <w:rPr>
       <w:color w:val="0000FF"/>
@@ -16104,7 +15487,6 @@
   </w:style>
   <w:style w:type="character" w:styleId="aa">
     <w:name w:val="annotation reference"/>
-    <w:basedOn w:val="a0"/>
     <w:semiHidden/>
     <w:rPr>
       <w:sz w:val="21"/>
@@ -16134,7 +15516,6 @@
   </w:style>
   <w:style w:type="character" w:customStyle="1" w:styleId="Char">
     <w:name w:val="题注 Char"/>
-    <w:basedOn w:val="a0"/>
     <w:uiPriority w:val="2"/>
     <w:rPr>
       <w:rFonts w:ascii="Arial" w:eastAsia="宋体" w:hAnsi="Arial" w:cs="Arial"/>
@@ -16146,7 +15527,6 @@
   </w:style>
   <w:style w:type="character" w:customStyle="1" w:styleId="Char0">
     <w:name w:val="公式 Char"/>
-    <w:basedOn w:val="Char"/>
     <w:uiPriority w:val="2"/>
     <w:rPr>
       <w:rFonts w:ascii="Arial" w:eastAsia="宋体" w:hAnsi="Arial" w:cs="Arial"/>

--- a/docs/AI伪造图像识别论文_终稿.docx
+++ b/docs/AI伪造图像识别论文_终稿.docx
@@ -161,7 +161,7 @@
         <w:spacing w:before="1200" w:after="600"/>
         <w:jc w:val="center"/>
         <w:rPr>
-          <w:rFonts w:ascii="楷体" w:eastAsia="楷体" w:hAnsi="楷体"/>
+          <w:rFonts w:ascii="楷体" w:eastAsia="楷体" w:hAnsi="楷体" w:hint="eastAsia"/>
         </w:rPr>
       </w:pPr>
       <w:r>
@@ -176,7 +176,7 @@
     <w:p>
       <w:pPr>
         <w:rPr>
-          <w:rFonts w:ascii="楷体" w:eastAsia="楷体" w:hAnsi="楷体"/>
+          <w:rFonts w:ascii="楷体" w:eastAsia="楷体" w:hAnsi="楷体" w:hint="eastAsia"/>
         </w:rPr>
       </w:pPr>
       <w:r>
@@ -191,7 +191,7 @@
       <w:pPr>
         <w:spacing w:before="2400"/>
         <w:rPr>
-          <w:rFonts w:ascii="楷体" w:eastAsia="楷体" w:hAnsi="楷体"/>
+          <w:rFonts w:ascii="楷体" w:eastAsia="楷体" w:hAnsi="楷体" w:hint="eastAsia"/>
         </w:rPr>
       </w:pPr>
     </w:p>
@@ -200,7 +200,7 @@
         <w:spacing w:before="1600"/>
         <w:ind w:firstLine="0"/>
         <w:rPr>
-          <w:rFonts w:ascii="楷体" w:eastAsia="楷体" w:hAnsi="楷体"/>
+          <w:rFonts w:ascii="楷体" w:eastAsia="楷体" w:hAnsi="楷体" w:hint="eastAsia"/>
         </w:rPr>
       </w:pPr>
       <w:r>
@@ -277,502 +277,225 @@
         </w:rPr>
       </w:pPr>
       <w:r>
-        <w:rPr>
-          <w:szCs w:val="24"/>
-        </w:rPr>
-        <w:t>随着扩散模型、多模态生成模型和高质量图像生成技术的快速发展，</w:t>
-      </w:r>
-      <w:r>
-        <w:rPr>
-          <w:szCs w:val="24"/>
-        </w:rPr>
+        <w:t>随着扩散模型和多模态生成技术的发展，</w:t>
+      </w:r>
+      <w:r>
         <w:t>AI</w:t>
       </w:r>
       <w:r>
-        <w:rPr>
-          <w:szCs w:val="24"/>
-        </w:rPr>
-        <w:t>伪造图像在视觉真实感、语义一致性和细节表达等方面不断提升，传统依赖纹理伪迹、压缩噪声或固定生成器特征的检测方法面临明显的泛化挑战。针对该问题，本文以公开论文提供的官方代码、预训练权重和公开数据为基础，围绕</w:t>
-      </w:r>
-      <w:r>
-        <w:rPr>
-          <w:szCs w:val="24"/>
-        </w:rPr>
-        <w:t>FSD</w:t>
-      </w:r>
-      <w:r>
-        <w:rPr>
-          <w:szCs w:val="24"/>
-        </w:rPr>
+        <w:t>伪造图像检测面临更强的跨模型泛化与判别依据稳定性挑战。本文基于公开代码、</w:t>
+      </w:r>
+      <w:proofErr w:type="gramStart"/>
+      <w:r>
+        <w:t>预训练</w:t>
+      </w:r>
+      <w:proofErr w:type="gramEnd"/>
+      <w:r>
+        <w:t>权重和</w:t>
+      </w:r>
+      <w:r>
+        <w:t xml:space="preserve"> </w:t>
+      </w:r>
+      <w:proofErr w:type="spellStart"/>
+      <w:r>
+        <w:t>GenImage</w:t>
+      </w:r>
+      <w:proofErr w:type="spellEnd"/>
+      <w:r>
+        <w:t xml:space="preserve"> </w:t>
+      </w:r>
+      <w:r>
+        <w:t>数据，对</w:t>
+      </w:r>
+      <w:r>
+        <w:t xml:space="preserve"> FSD</w:t>
+      </w:r>
+      <w:r>
         <w:t>、</w:t>
       </w:r>
       <w:r>
-        <w:rPr>
-          <w:szCs w:val="24"/>
-        </w:rPr>
-        <w:t>Stay-Positive</w:t>
-      </w:r>
-      <w:r>
-        <w:rPr>
-          <w:szCs w:val="24"/>
-        </w:rPr>
+        <w:t xml:space="preserve">Stay-Positive </w:t>
+      </w:r>
+      <w:r>
         <w:t>与</w:t>
       </w:r>
       <w:r>
-        <w:rPr>
-          <w:szCs w:val="24"/>
-        </w:rPr>
-        <w:t>LVLM</w:t>
-      </w:r>
-      <w:r>
-        <w:rPr>
-          <w:szCs w:val="24"/>
-        </w:rPr>
-        <w:t>三条技术路线开展基线复现、结果比较和方案设计。本文首先在</w:t>
-      </w:r>
-      <w:r>
-        <w:rPr>
-          <w:szCs w:val="24"/>
-        </w:rPr>
-        <w:t>GenImage</w:t>
-      </w:r>
-      <w:r>
-        <w:rPr>
-          <w:szCs w:val="24"/>
-        </w:rPr>
-        <w:t>数据上复现</w:t>
-      </w:r>
-      <w:r>
-        <w:rPr>
-          <w:szCs w:val="24"/>
-        </w:rPr>
-        <w:t>FSD</w:t>
-      </w:r>
-      <w:r>
-        <w:rPr>
-          <w:szCs w:val="24"/>
-        </w:rPr>
-        <w:t>的六类生成器检测结果，随后验证</w:t>
-      </w:r>
-      <w:r>
-        <w:rPr>
-          <w:szCs w:val="24"/>
-        </w:rPr>
-        <w:t>Stay-Positive</w:t>
-      </w:r>
-      <w:r>
-        <w:rPr>
-          <w:szCs w:val="24"/>
-        </w:rPr>
+        <w:t xml:space="preserve"> LVLM </w:t>
+      </w:r>
+      <w:r>
+        <w:t>三条路线开展基线复现与比较。结果表明，</w:t>
+      </w:r>
+      <w:r>
+        <w:t xml:space="preserve">FSD </w:t>
+      </w:r>
+      <w:r>
         <w:t>在</w:t>
       </w:r>
       <w:r>
-        <w:rPr>
-          <w:szCs w:val="24"/>
-        </w:rPr>
-        <w:t>Midjourney</w:t>
-      </w:r>
-      <w:r>
-        <w:rPr>
-          <w:szCs w:val="24"/>
-        </w:rPr>
+        <w:t xml:space="preserve"> Midjourney</w:t>
+      </w:r>
+      <w:r>
         <w:t>、</w:t>
       </w:r>
       <w:r>
-        <w:rPr>
-          <w:szCs w:val="24"/>
-        </w:rPr>
         <w:t>Stable Diffusion</w:t>
       </w:r>
       <w:r>
-        <w:rPr>
-          <w:szCs w:val="24"/>
-        </w:rPr>
-        <w:t>场景中的高精度表现，并围绕</w:t>
-      </w:r>
-      <w:r>
-        <w:rPr>
-          <w:szCs w:val="24"/>
-        </w:rPr>
+        <w:t>、</w:t>
+      </w:r>
+      <w:r>
         <w:t>ADM</w:t>
       </w:r>
       <w:r>
-        <w:rPr>
-          <w:szCs w:val="24"/>
-        </w:rPr>
-        <w:t>数据补充阈值校准、分数分布和样本级冲突统计。结果表明，</w:t>
-      </w:r>
-      <w:r>
-        <w:rPr>
-          <w:szCs w:val="24"/>
-        </w:rPr>
-        <w:t>FSD</w:t>
-      </w:r>
-      <w:r>
-        <w:rPr>
-          <w:szCs w:val="24"/>
-        </w:rPr>
+        <w:t>、</w:t>
+      </w:r>
+      <w:proofErr w:type="spellStart"/>
+      <w:r>
+        <w:t>BigGAN</w:t>
+      </w:r>
+      <w:proofErr w:type="spellEnd"/>
+      <w:r>
+        <w:t>、</w:t>
+      </w:r>
+      <w:r>
+        <w:t xml:space="preserve">GLIDE </w:t>
+      </w:r>
+      <w:r>
+        <w:t>和</w:t>
+      </w:r>
+      <w:r>
+        <w:t xml:space="preserve"> VQDM </w:t>
+      </w:r>
+      <w:r>
+        <w:t>上分别获得</w:t>
+      </w:r>
+      <w:r>
+        <w:t xml:space="preserve"> 79.56%</w:t>
+      </w:r>
+      <w:r>
+        <w:t>、</w:t>
+      </w:r>
+      <w:r>
+        <w:t>88.34%</w:t>
+      </w:r>
+      <w:r>
+        <w:t>、</w:t>
+      </w:r>
+      <w:r>
+        <w:t>75.41%</w:t>
+      </w:r>
+      <w:r>
+        <w:t>、</w:t>
+      </w:r>
+      <w:r>
+        <w:t>79.27%</w:t>
+      </w:r>
+      <w:r>
+        <w:t>、</w:t>
+      </w:r>
+      <w:r>
+        <w:t xml:space="preserve">96.67% </w:t>
+      </w:r>
+      <w:r>
+        <w:t>和</w:t>
+      </w:r>
+      <w:r>
+        <w:t xml:space="preserve"> 75.47% </w:t>
+      </w:r>
+      <w:r>
+        <w:t>的准确率；</w:t>
+      </w:r>
+      <w:r>
+        <w:t xml:space="preserve">Stay-Positive </w:t>
+      </w:r>
+      <w:r>
+        <w:t>在固定真假对照任务中表现更强，但</w:t>
+      </w:r>
+      <w:r>
+        <w:t xml:space="preserve"> Rajan/Ours+ </w:t>
+      </w:r>
+      <w:r>
         <w:t>在</w:t>
       </w:r>
       <w:r>
-        <w:rPr>
-          <w:szCs w:val="24"/>
-        </w:rPr>
-        <w:t>Midjourney</w:t>
-      </w:r>
-      <w:r>
-        <w:rPr>
-          <w:szCs w:val="24"/>
-        </w:rPr>
-        <w:t>、</w:t>
-      </w:r>
-      <w:r>
-        <w:rPr>
-          <w:szCs w:val="24"/>
-        </w:rPr>
-        <w:t>Stable Diffusion</w:t>
-      </w:r>
-      <w:r>
-        <w:rPr>
-          <w:szCs w:val="24"/>
-        </w:rPr>
-        <w:t>、</w:t>
-      </w:r>
-      <w:r>
-        <w:rPr>
-          <w:szCs w:val="24"/>
-        </w:rPr>
-        <w:t>ADM</w:t>
-      </w:r>
-      <w:r>
-        <w:rPr>
-          <w:szCs w:val="24"/>
-        </w:rPr>
-        <w:t>、</w:t>
-      </w:r>
-      <w:r>
-        <w:rPr>
-          <w:szCs w:val="24"/>
-        </w:rPr>
-        <w:t>BigGAN</w:t>
-      </w:r>
-      <w:r>
-        <w:rPr>
-          <w:szCs w:val="24"/>
-        </w:rPr>
-        <w:t>、</w:t>
-      </w:r>
-      <w:r>
-        <w:rPr>
-          <w:szCs w:val="24"/>
-        </w:rPr>
-        <w:t>GLIDE</w:t>
-      </w:r>
-      <w:r>
-        <w:rPr>
-          <w:szCs w:val="24"/>
-        </w:rPr>
-        <w:t>和</w:t>
-      </w:r>
-      <w:r>
-        <w:rPr>
-          <w:szCs w:val="24"/>
-        </w:rPr>
-        <w:t>VQDM</w:t>
-      </w:r>
-      <w:r>
-        <w:rPr>
-          <w:szCs w:val="24"/>
-        </w:rPr>
-        <w:t>上的准确率分别为</w:t>
-      </w:r>
-      <w:r>
-        <w:rPr>
-          <w:szCs w:val="24"/>
-        </w:rPr>
-        <w:t>79.56%</w:t>
-      </w:r>
-      <w:r>
-        <w:rPr>
-          <w:szCs w:val="24"/>
-        </w:rPr>
-        <w:t>、</w:t>
-      </w:r>
-      <w:r>
-        <w:rPr>
-          <w:szCs w:val="24"/>
-        </w:rPr>
-        <w:t>88.34%</w:t>
-      </w:r>
-      <w:r>
-        <w:rPr>
-          <w:szCs w:val="24"/>
-        </w:rPr>
-        <w:t>、</w:t>
-      </w:r>
-      <w:r>
-        <w:rPr>
-          <w:szCs w:val="24"/>
-        </w:rPr>
-        <w:t>75.41%</w:t>
-      </w:r>
-      <w:r>
-        <w:rPr>
-          <w:szCs w:val="24"/>
-        </w:rPr>
-        <w:t>、</w:t>
-      </w:r>
-      <w:r>
-        <w:rPr>
-          <w:szCs w:val="24"/>
-        </w:rPr>
-        <w:t>79.27%</w:t>
-      </w:r>
-      <w:r>
-        <w:rPr>
-          <w:szCs w:val="24"/>
-        </w:rPr>
-        <w:t>、</w:t>
-      </w:r>
-      <w:r>
-        <w:rPr>
-          <w:szCs w:val="24"/>
-        </w:rPr>
-        <w:t>96.67%</w:t>
-      </w:r>
-      <w:r>
-        <w:rPr>
-          <w:szCs w:val="24"/>
-        </w:rPr>
-        <w:t>和</w:t>
-      </w:r>
-      <w:r>
-        <w:rPr>
-          <w:szCs w:val="24"/>
-        </w:rPr>
-        <w:t>75.47%</w:t>
-      </w:r>
-      <w:r>
-        <w:rPr>
-          <w:szCs w:val="24"/>
-        </w:rPr>
-        <w:t>；</w:t>
-      </w:r>
-      <w:r>
-        <w:rPr>
-          <w:szCs w:val="24"/>
-        </w:rPr>
-        <w:t>Stay-Positive</w:t>
-      </w:r>
-      <w:r>
-        <w:rPr>
-          <w:szCs w:val="24"/>
-        </w:rPr>
-        <w:t>中</w:t>
-      </w:r>
-      <w:r>
-        <w:rPr>
-          <w:szCs w:val="24"/>
-        </w:rPr>
-        <w:t>Rajan/Ours+</w:t>
-      </w:r>
-      <w:r>
-        <w:rPr>
-          <w:szCs w:val="24"/>
-        </w:rPr>
-        <w:t>在</w:t>
-      </w:r>
-      <w:r>
-        <w:rPr>
-          <w:szCs w:val="24"/>
-        </w:rPr>
-        <w:t>ADM</w:t>
-      </w:r>
-      <w:r>
-        <w:rPr>
-          <w:szCs w:val="24"/>
-        </w:rPr>
-        <w:t>上默认阈值</w:t>
-      </w:r>
-      <w:r>
-        <w:rPr>
-          <w:szCs w:val="24"/>
-        </w:rPr>
-        <w:t>0.5</w:t>
-      </w:r>
-      <w:r>
-        <w:rPr>
-          <w:szCs w:val="24"/>
-        </w:rPr>
-        <w:t>下准确率仅为</w:t>
-      </w:r>
-      <w:r>
-        <w:rPr>
-          <w:szCs w:val="24"/>
-        </w:rPr>
-        <w:t>52.25%</w:t>
-      </w:r>
-      <w:r>
-        <w:rPr>
-          <w:szCs w:val="24"/>
-        </w:rPr>
-        <w:t>，但经阈值</w:t>
-      </w:r>
-      <w:r>
-        <w:rPr>
-          <w:szCs w:val="24"/>
-        </w:rPr>
-        <w:t>0.388818</w:t>
-      </w:r>
-      <w:r>
-        <w:rPr>
-          <w:szCs w:val="24"/>
-        </w:rPr>
-        <w:t>校准后可提升到</w:t>
-      </w:r>
-      <w:r>
-        <w:rPr>
-          <w:szCs w:val="24"/>
-        </w:rPr>
-        <w:t>80.77%</w:t>
-      </w:r>
-      <w:r>
-        <w:rPr>
-          <w:szCs w:val="24"/>
-        </w:rPr>
-        <w:t>。进一步统计发现，在</w:t>
-      </w:r>
-      <w:r>
-        <w:rPr>
-          <w:szCs w:val="24"/>
-        </w:rPr>
-        <w:t>3000</w:t>
-      </w:r>
-      <w:r>
-        <w:rPr>
-          <w:szCs w:val="24"/>
-        </w:rPr>
+        <w:t xml:space="preserve"> ADM </w:t>
+      </w:r>
+      <w:r>
+        <w:t>上默认阈值仅得</w:t>
+      </w:r>
+      <w:r>
+        <w:t xml:space="preserve"> 52.25%</w:t>
+      </w:r>
+      <w:r>
+        <w:t>，经</w:t>
+      </w:r>
+      <w:r>
+        <w:t xml:space="preserve"> 0.388818 </w:t>
+      </w:r>
+      <w:r>
+        <w:t>校准后可提升至</w:t>
+      </w:r>
+      <w:r>
+        <w:t xml:space="preserve"> 80.77%</w:t>
+      </w:r>
+      <w:r>
+        <w:t>。进一步统计发现，</w:t>
+      </w:r>
+      <w:r>
+        <w:t xml:space="preserve">ADM </w:t>
+      </w:r>
+      <w:r>
+        <w:t>中存在</w:t>
+      </w:r>
+      <w:r>
+        <w:t xml:space="preserve"> 1137 </w:t>
+      </w:r>
+      <w:proofErr w:type="gramStart"/>
+      <w:r>
         <w:t>个</w:t>
       </w:r>
-      <w:r>
-        <w:rPr>
-          <w:szCs w:val="24"/>
-        </w:rPr>
-        <w:t>ADM</w:t>
-      </w:r>
-      <w:r>
-        <w:rPr>
-          <w:szCs w:val="24"/>
-        </w:rPr>
-        <w:t>假样本中存在</w:t>
-      </w:r>
-      <w:r>
-        <w:rPr>
-          <w:szCs w:val="24"/>
-        </w:rPr>
-        <w:t>1137</w:t>
-      </w:r>
-      <w:r>
-        <w:rPr>
-          <w:szCs w:val="24"/>
-        </w:rPr>
-        <w:t>个</w:t>
-      </w:r>
-      <w:r>
-        <w:rPr>
-          <w:szCs w:val="24"/>
-        </w:rPr>
-        <w:t>“Stay-Positive</w:t>
-      </w:r>
-      <w:r>
-        <w:rPr>
-          <w:szCs w:val="24"/>
-        </w:rPr>
-        <w:t>校准后判</w:t>
-      </w:r>
-      <w:r>
-        <w:rPr>
-          <w:szCs w:val="24"/>
-        </w:rPr>
-        <w:t>fake</w:t>
-      </w:r>
-      <w:r>
-        <w:rPr>
-          <w:szCs w:val="24"/>
-        </w:rPr>
-        <w:t>，而</w:t>
-      </w:r>
-      <w:r>
-        <w:rPr>
-          <w:szCs w:val="24"/>
-        </w:rPr>
-        <w:t>FSD</w:t>
-      </w:r>
-      <w:r>
-        <w:rPr>
-          <w:szCs w:val="24"/>
-        </w:rPr>
+      <w:proofErr w:type="gramEnd"/>
+      <w:r>
+        <w:t xml:space="preserve">“Stay-Positive </w:t>
+      </w:r>
+      <w:r>
+        <w:t>判</w:t>
+      </w:r>
+      <w:r>
+        <w:t xml:space="preserve"> fake </w:t>
+      </w:r>
+      <w:r>
+        <w:t>而</w:t>
+      </w:r>
+      <w:r>
+        <w:t xml:space="preserve"> FSD </w:t>
+      </w:r>
+      <w:r>
         <w:t>三组结果均判</w:t>
       </w:r>
       <w:r>
-        <w:rPr>
-          <w:szCs w:val="24"/>
-        </w:rPr>
-        <w:t>real”</w:t>
-      </w:r>
-      <w:r>
-        <w:rPr>
-          <w:szCs w:val="24"/>
-        </w:rPr>
-        <w:t>的主导互补样本，说明两类方法在局部异常证据与整体自然感之间存在稳定取证差异。三轮真实案例观察还表明，这些冲突主要集中在伪文本</w:t>
-      </w:r>
-      <w:r>
-        <w:rPr>
-          <w:szCs w:val="24"/>
-        </w:rPr>
-        <w:t>/</w:t>
-      </w:r>
-      <w:r>
-        <w:rPr>
-          <w:szCs w:val="24"/>
-        </w:rPr>
-        <w:t>伪界面、局部结构连接、生物体局部真实性不足以及局部修补或过度平滑等细节层面。综合分析可知，</w:t>
-      </w:r>
-      <w:r>
-        <w:rPr>
-          <w:szCs w:val="24"/>
-        </w:rPr>
-        <w:t>Stay-Positive</w:t>
-      </w:r>
-      <w:r>
-        <w:rPr>
-          <w:szCs w:val="24"/>
-        </w:rPr>
+        <w:t xml:space="preserve"> real”</w:t>
+      </w:r>
+      <w:r>
+        <w:t>的主导互补样本。综合来看，</w:t>
+      </w:r>
+      <w:r>
+        <w:t xml:space="preserve">Stay-Positive </w:t>
+      </w:r>
+      <w:r>
         <w:t>更适合作为高性能判别基线，</w:t>
       </w:r>
       <w:r>
-        <w:rPr>
-          <w:szCs w:val="24"/>
-        </w:rPr>
-        <w:t>FSD</w:t>
-      </w:r>
-      <w:r>
-        <w:rPr>
-          <w:szCs w:val="24"/>
-        </w:rPr>
-        <w:t>更适合作为未知生成器泛化研究主干，而</w:t>
-      </w:r>
-      <w:r>
-        <w:rPr>
-          <w:szCs w:val="24"/>
-        </w:rPr>
-        <w:t>LVLM</w:t>
-      </w:r>
-      <w:r>
-        <w:rPr>
-          <w:szCs w:val="24"/>
-        </w:rPr>
-        <w:t>更适合作为复杂样本语义分析与解释接口。</w:t>
+        <w:t xml:space="preserve">FSD </w:t>
+      </w:r>
+      <w:r>
+        <w:t>更适合作为未知生成器泛化研究主干，</w:t>
+      </w:r>
+      <w:r>
+        <w:t xml:space="preserve">LVLM </w:t>
+      </w:r>
+      <w:r>
+        <w:t>更适合作为复杂样本的语义分析与解释接口。</w:t>
       </w:r>
     </w:p>
     <w:p>
@@ -908,10 +631,15 @@
         </w:rPr>
       </w:pPr>
       <w:r>
-        <w:rPr>
-          <w:szCs w:val="24"/>
-        </w:rPr>
-        <w:t>With the rapid development of diffusion models, multimodal generation systems, and high-quality image synthesis techniques, AI-generated fake images have become increasingly realistic in semantics, texture, and local details, which makes generalizable detection much harder. To address this challenge, this thesis reproduces and analyzes three representative technical routes, namely FSD, Stay-Positive, and LVLM, based on publicly released code, pretrained checkpoints, and the GenImage benchmark. We first reproduce the FSD baseline on six generators, including Midjourney, Stable Diffusion, ADM, BigGAN, GLIDE, and VQDM. We then verify the strong closed-set discrimination performance of Stay-Positive on Midjourney and Stable Diffusion, and further extend the analysis to ADM through threshold calibration, score-distribution inspection, and sample-level conflict statistics. Experimental results show that FSD achieves accuracies of 79.56%, 88.34%, 75.41%, 79.27%, 96.67%, and 75.47% on the six evaluated generators respectively. For Stay-Positive, the Rajan/Ours+ model reaches only 52.25% accuracy on ADM under the default threshold of 0.5, while its accuracy can be improved to 80.77% after recalibrating the threshold to 0.388818. Moreover, among 3000 ADM fake samples, 1137 dominant complementary cases are observed, where calibrated Stay-Positive predicts fake but all three FSD variants predict real. Visual case studies further indicate that these conflicts are mainly related to pseudo text or pseudo interfaces, abnormal local connections, weak biological realism, and local repair or over-smoothing artifacts. Overall, Stay-Positive is more suitable as a high-performance discrimination baseline, FSD is more valuable as the main research backbone for unknown-generator generalization, and LVLM is more appropriate as an auxiliary interface for semantic analysis and explanation of difficult cases.</w:t>
+        <w:t xml:space="preserve">AI-generated images are increasingly difficult to detect across unseen generators. This thesis reproduces and compares FSD, Stay-Positive, and LVLM on </w:t>
+      </w:r>
+      <w:proofErr w:type="spellStart"/>
+      <w:r>
+        <w:t>GenImage</w:t>
+      </w:r>
+      <w:proofErr w:type="spellEnd"/>
+      <w:r>
+        <w:t xml:space="preserve"> using public code and pretrained checkpoints. FSD reaches 79.56%-96.67% accuracy across six generators. Stay-Positive performs better on fixed real-fake tasks, but its ADM accuracy rises from 52.25% to 80.77% after recalibration. We also observe 1137 dominant complementary ADM cases where calibrated Stay-Positive predicts fake while all FSD variants predict real. These results suggest that Stay-Positive is a strong discrimination baseline, FSD is more suitable for unknown-generator generalization, and LVLM is valuable for semantic explanation of difficult cases.</w:t>
       </w:r>
     </w:p>
     <w:p>
@@ -934,14 +662,7 @@
         <w:rPr>
           <w:szCs w:val="24"/>
         </w:rPr>
-        <w:t xml:space="preserve"> AI-generated image detection; FSD; Stay-Positive; LVLM; generalization </w:t>
-      </w:r>
-      <w:r>
-        <w:rPr>
-          <w:szCs w:val="24"/>
-        </w:rPr>
-        <w:lastRenderedPageBreak/>
-        <w:t>analysis</w:t>
+        <w:t xml:space="preserve"> AI-generated image detection; FSD; Stay-Positive; LVLM; generalization analysis</w:t>
       </w:r>
     </w:p>
     <w:p>
@@ -1001,7 +722,7 @@
       <w:r>
         <w:fldChar w:fldCharType="separate"/>
       </w:r>
-      <w:hyperlink w:anchor="_Toc227933944" w:history="1">
+      <w:hyperlink w:anchor="_Toc227945692" w:history="1">
         <w:r>
           <w:rPr>
             <w:rStyle w:val="a9"/>
@@ -1047,7 +768,7 @@
             <w:noProof/>
             <w:webHidden/>
           </w:rPr>
-          <w:instrText>PAGEREF _Toc227933944 \h</w:instrText>
+          <w:instrText>PAGEREF _Toc227945692 \h</w:instrText>
         </w:r>
         <w:r>
           <w:rPr>
@@ -1077,7 +798,7 @@
             <w:noProof/>
             <w:webHidden/>
           </w:rPr>
-          <w:t>1</w:t>
+          <w:t>8</w:t>
         </w:r>
         <w:r>
           <w:rPr>
@@ -1102,7 +823,7 @@
           <w:sz w:val="22"/>
         </w:rPr>
       </w:pPr>
-      <w:hyperlink w:anchor="_Toc227933945" w:history="1">
+      <w:hyperlink w:anchor="_Toc227945693" w:history="1">
         <w:r>
           <w:rPr>
             <w:rStyle w:val="a9"/>
@@ -1148,7 +869,7 @@
             <w:noProof/>
             <w:webHidden/>
           </w:rPr>
-          <w:instrText>PAGEREF _Toc227933945 \h</w:instrText>
+          <w:instrText>PAGEREF _Toc227945693 \h</w:instrText>
         </w:r>
         <w:r>
           <w:rPr>
@@ -1178,7 +899,7 @@
             <w:noProof/>
             <w:webHidden/>
           </w:rPr>
-          <w:t>1</w:t>
+          <w:t>8</w:t>
         </w:r>
         <w:r>
           <w:rPr>
@@ -1203,7 +924,7 @@
           <w:sz w:val="22"/>
         </w:rPr>
       </w:pPr>
-      <w:hyperlink w:anchor="_Toc227933946" w:history="1">
+      <w:hyperlink w:anchor="_Toc227945694" w:history="1">
         <w:r>
           <w:rPr>
             <w:rStyle w:val="a9"/>
@@ -1249,7 +970,7 @@
             <w:noProof/>
             <w:webHidden/>
           </w:rPr>
-          <w:instrText>PAGEREF _Toc227933946 \h</w:instrText>
+          <w:instrText>PAGEREF _Toc227945694 \h</w:instrText>
         </w:r>
         <w:r>
           <w:rPr>
@@ -1279,7 +1000,7 @@
             <w:noProof/>
             <w:webHidden/>
           </w:rPr>
-          <w:t>2</w:t>
+          <w:t>8</w:t>
         </w:r>
         <w:r>
           <w:rPr>
@@ -1304,7 +1025,7 @@
           <w:sz w:val="22"/>
         </w:rPr>
       </w:pPr>
-      <w:hyperlink w:anchor="_Toc227933947" w:history="1">
+      <w:hyperlink w:anchor="_Toc227945695" w:history="1">
         <w:r>
           <w:rPr>
             <w:rStyle w:val="a9"/>
@@ -1350,7 +1071,7 @@
             <w:noProof/>
             <w:webHidden/>
           </w:rPr>
-          <w:instrText>PAGEREF _Toc227933947 \h</w:instrText>
+          <w:instrText>PAGEREF _Toc227945695 \h</w:instrText>
         </w:r>
         <w:r>
           <w:rPr>
@@ -1380,7 +1101,7 @@
             <w:noProof/>
             <w:webHidden/>
           </w:rPr>
-          <w:t>2</w:t>
+          <w:t>9</w:t>
         </w:r>
         <w:r>
           <w:rPr>
@@ -1405,7 +1126,7 @@
           <w:sz w:val="22"/>
         </w:rPr>
       </w:pPr>
-      <w:hyperlink w:anchor="_Toc227933948" w:history="1">
+      <w:hyperlink w:anchor="_Toc227945696" w:history="1">
         <w:r>
           <w:rPr>
             <w:rStyle w:val="a9"/>
@@ -1451,7 +1172,7 @@
             <w:noProof/>
             <w:webHidden/>
           </w:rPr>
-          <w:instrText>PAGEREF _Toc227933948 \h</w:instrText>
+          <w:instrText>PAGEREF _Toc227945696 \h</w:instrText>
         </w:r>
         <w:r>
           <w:rPr>
@@ -1481,7 +1202,7 @@
             <w:noProof/>
             <w:webHidden/>
           </w:rPr>
-          <w:t>2</w:t>
+          <w:t>9</w:t>
         </w:r>
         <w:r>
           <w:rPr>
@@ -1506,7 +1227,7 @@
           <w:sz w:val="22"/>
         </w:rPr>
       </w:pPr>
-      <w:hyperlink w:anchor="_Toc227933949" w:history="1">
+      <w:hyperlink w:anchor="_Toc227945697" w:history="1">
         <w:r>
           <w:rPr>
             <w:rStyle w:val="a9"/>
@@ -1552,7 +1273,7 @@
             <w:noProof/>
             <w:webHidden/>
           </w:rPr>
-          <w:instrText>PAGEREF _Toc227933949 \h</w:instrText>
+          <w:instrText>PAGEREF _Toc227945697 \h</w:instrText>
         </w:r>
         <w:r>
           <w:rPr>
@@ -1582,7 +1303,7 @@
             <w:noProof/>
             <w:webHidden/>
           </w:rPr>
-          <w:t>3</w:t>
+          <w:t>9</w:t>
         </w:r>
         <w:r>
           <w:rPr>
@@ -1607,7 +1328,7 @@
           <w:sz w:val="22"/>
         </w:rPr>
       </w:pPr>
-      <w:hyperlink w:anchor="_Toc227933950" w:history="1">
+      <w:hyperlink w:anchor="_Toc227945698" w:history="1">
         <w:r>
           <w:rPr>
             <w:rStyle w:val="a9"/>
@@ -1653,7 +1374,7 @@
             <w:noProof/>
             <w:webHidden/>
           </w:rPr>
-          <w:instrText>PAGEREF _Toc227933950 \h</w:instrText>
+          <w:instrText>PAGEREF _Toc227945698 \h</w:instrText>
         </w:r>
         <w:r>
           <w:rPr>
@@ -1683,7 +1404,7 @@
             <w:noProof/>
             <w:webHidden/>
           </w:rPr>
-          <w:t>3</w:t>
+          <w:t>9</w:t>
         </w:r>
         <w:r>
           <w:rPr>
@@ -1711,7 +1432,7 @@
           <w:szCs w:val="24"/>
         </w:rPr>
       </w:pPr>
-      <w:hyperlink w:anchor="_Toc227933951" w:history="1">
+      <w:hyperlink w:anchor="_Toc227945699" w:history="1">
         <w:r>
           <w:rPr>
             <w:rStyle w:val="a9"/>
@@ -1757,7 +1478,7 @@
             <w:noProof/>
             <w:webHidden/>
           </w:rPr>
-          <w:instrText>PAGEREF _Toc227933951 \h</w:instrText>
+          <w:instrText>PAGEREF _Toc227945699 \h</w:instrText>
         </w:r>
         <w:r>
           <w:rPr>
@@ -1787,7 +1508,7 @@
             <w:noProof/>
             <w:webHidden/>
           </w:rPr>
-          <w:t>5</w:t>
+          <w:t>10</w:t>
         </w:r>
         <w:r>
           <w:rPr>
@@ -1812,7 +1533,7 @@
           <w:sz w:val="22"/>
         </w:rPr>
       </w:pPr>
-      <w:hyperlink w:anchor="_Toc227933952" w:history="1">
+      <w:hyperlink w:anchor="_Toc227945700" w:history="1">
         <w:r>
           <w:rPr>
             <w:rStyle w:val="a9"/>
@@ -1858,7 +1579,7 @@
             <w:noProof/>
             <w:webHidden/>
           </w:rPr>
-          <w:instrText>PAGEREF _Toc227933952 \h</w:instrText>
+          <w:instrText>PAGEREF _Toc227945700 \h</w:instrText>
         </w:r>
         <w:r>
           <w:rPr>
@@ -1888,7 +1609,7 @@
             <w:noProof/>
             <w:webHidden/>
           </w:rPr>
-          <w:t>5</w:t>
+          <w:t>10</w:t>
         </w:r>
         <w:r>
           <w:rPr>
@@ -1913,7 +1634,7 @@
           <w:sz w:val="22"/>
         </w:rPr>
       </w:pPr>
-      <w:hyperlink w:anchor="_Toc227933953" w:history="1">
+      <w:hyperlink w:anchor="_Toc227945701" w:history="1">
         <w:r>
           <w:rPr>
             <w:rStyle w:val="a9"/>
@@ -1959,7 +1680,7 @@
             <w:noProof/>
             <w:webHidden/>
           </w:rPr>
-          <w:instrText>PAGEREF _Toc227933953 \h</w:instrText>
+          <w:instrText>PAGEREF _Toc227945701 \h</w:instrText>
         </w:r>
         <w:r>
           <w:rPr>
@@ -1989,7 +1710,7 @@
             <w:noProof/>
             <w:webHidden/>
           </w:rPr>
-          <w:t>5</w:t>
+          <w:t>10</w:t>
         </w:r>
         <w:r>
           <w:rPr>
@@ -2014,7 +1735,7 @@
           <w:sz w:val="22"/>
         </w:rPr>
       </w:pPr>
-      <w:hyperlink w:anchor="_Toc227933954" w:history="1">
+      <w:hyperlink w:anchor="_Toc227945702" w:history="1">
         <w:r>
           <w:rPr>
             <w:rStyle w:val="a9"/>
@@ -2060,7 +1781,7 @@
             <w:noProof/>
             <w:webHidden/>
           </w:rPr>
-          <w:instrText>PAGEREF _Toc227933954 \h</w:instrText>
+          <w:instrText>PAGEREF _Toc227945702 \h</w:instrText>
         </w:r>
         <w:r>
           <w:rPr>
@@ -2090,7 +1811,7 @@
             <w:noProof/>
             <w:webHidden/>
           </w:rPr>
-          <w:t>6</w:t>
+          <w:t>10</w:t>
         </w:r>
         <w:r>
           <w:rPr>
@@ -2115,7 +1836,7 @@
           <w:sz w:val="22"/>
         </w:rPr>
       </w:pPr>
-      <w:hyperlink w:anchor="_Toc227933955" w:history="1">
+      <w:hyperlink w:anchor="_Toc227945703" w:history="1">
         <w:r>
           <w:rPr>
             <w:rStyle w:val="a9"/>
@@ -2161,7 +1882,7 @@
             <w:noProof/>
             <w:webHidden/>
           </w:rPr>
-          <w:instrText>PAGEREF _Toc227933955 \h</w:instrText>
+          <w:instrText>PAGEREF _Toc227945703 \h</w:instrText>
         </w:r>
         <w:r>
           <w:rPr>
@@ -2191,7 +1912,7 @@
             <w:noProof/>
             <w:webHidden/>
           </w:rPr>
-          <w:t>7</w:t>
+          <w:t>11</w:t>
         </w:r>
         <w:r>
           <w:rPr>
@@ -2216,7 +1937,7 @@
           <w:sz w:val="22"/>
         </w:rPr>
       </w:pPr>
-      <w:hyperlink w:anchor="_Toc227933956" w:history="1">
+      <w:hyperlink w:anchor="_Toc227945704" w:history="1">
         <w:r>
           <w:rPr>
             <w:rStyle w:val="a9"/>
@@ -2278,7 +1999,7 @@
             <w:noProof/>
             <w:webHidden/>
           </w:rPr>
-          <w:instrText>PAGEREF _Toc227933956 \h</w:instrText>
+          <w:instrText>PAGEREF _Toc227945704 \h</w:instrText>
         </w:r>
         <w:r>
           <w:rPr>
@@ -2308,7 +2029,7 @@
             <w:noProof/>
             <w:webHidden/>
           </w:rPr>
-          <w:t>8</w:t>
+          <w:t>11</w:t>
         </w:r>
         <w:r>
           <w:rPr>
@@ -2333,7 +2054,7 @@
           <w:sz w:val="22"/>
         </w:rPr>
       </w:pPr>
-      <w:hyperlink w:anchor="_Toc227933957" w:history="1">
+      <w:hyperlink w:anchor="_Toc227945705" w:history="1">
         <w:r>
           <w:rPr>
             <w:rStyle w:val="a9"/>
@@ -2379,7 +2100,7 @@
             <w:noProof/>
             <w:webHidden/>
           </w:rPr>
-          <w:instrText>PAGEREF _Toc227933957 \h</w:instrText>
+          <w:instrText>PAGEREF _Toc227945705 \h</w:instrText>
         </w:r>
         <w:r>
           <w:rPr>
@@ -2409,7 +2130,7 @@
             <w:noProof/>
             <w:webHidden/>
           </w:rPr>
-          <w:t>8</w:t>
+          <w:t>12</w:t>
         </w:r>
         <w:r>
           <w:rPr>
@@ -2434,7 +2155,7 @@
           <w:sz w:val="22"/>
         </w:rPr>
       </w:pPr>
-      <w:hyperlink w:anchor="_Toc227933958" w:history="1">
+      <w:hyperlink w:anchor="_Toc227945706" w:history="1">
         <w:r>
           <w:rPr>
             <w:rStyle w:val="a9"/>
@@ -2480,7 +2201,7 @@
             <w:noProof/>
             <w:webHidden/>
           </w:rPr>
-          <w:instrText>PAGEREF _Toc227933958 \h</w:instrText>
+          <w:instrText>PAGEREF _Toc227945706 \h</w:instrText>
         </w:r>
         <w:r>
           <w:rPr>
@@ -2510,7 +2231,7 @@
             <w:noProof/>
             <w:webHidden/>
           </w:rPr>
-          <w:t>9</w:t>
+          <w:t>12</w:t>
         </w:r>
         <w:r>
           <w:rPr>
@@ -2535,7 +2256,7 @@
           <w:sz w:val="22"/>
         </w:rPr>
       </w:pPr>
-      <w:hyperlink w:anchor="_Toc227933959" w:history="1">
+      <w:hyperlink w:anchor="_Toc227945707" w:history="1">
         <w:r>
           <w:rPr>
             <w:rStyle w:val="a9"/>
@@ -2581,7 +2302,7 @@
             <w:noProof/>
             <w:webHidden/>
           </w:rPr>
-          <w:instrText>PAGEREF _Toc227933959 \h</w:instrText>
+          <w:instrText>PAGEREF _Toc227945707 \h</w:instrText>
         </w:r>
         <w:r>
           <w:rPr>
@@ -2611,7 +2332,7 @@
             <w:noProof/>
             <w:webHidden/>
           </w:rPr>
-          <w:t>9</w:t>
+          <w:t>12</w:t>
         </w:r>
         <w:r>
           <w:rPr>
@@ -2639,7 +2360,7 @@
           <w:szCs w:val="24"/>
         </w:rPr>
       </w:pPr>
-      <w:hyperlink w:anchor="_Toc227933960" w:history="1">
+      <w:hyperlink w:anchor="_Toc227945708" w:history="1">
         <w:r>
           <w:rPr>
             <w:rStyle w:val="a9"/>
@@ -2685,7 +2406,7 @@
             <w:noProof/>
             <w:webHidden/>
           </w:rPr>
-          <w:instrText>PAGEREF _Toc227933960 \h</w:instrText>
+          <w:instrText>PAGEREF _Toc227945708 \h</w:instrText>
         </w:r>
         <w:r>
           <w:rPr>
@@ -2715,7 +2436,7 @@
             <w:noProof/>
             <w:webHidden/>
           </w:rPr>
-          <w:t>11</w:t>
+          <w:t>13</w:t>
         </w:r>
         <w:r>
           <w:rPr>
@@ -2740,7 +2461,7 @@
           <w:sz w:val="22"/>
         </w:rPr>
       </w:pPr>
-      <w:hyperlink w:anchor="_Toc227933961" w:history="1">
+      <w:hyperlink w:anchor="_Toc227945709" w:history="1">
         <w:r>
           <w:rPr>
             <w:rStyle w:val="a9"/>
@@ -2786,7 +2507,7 @@
             <w:noProof/>
             <w:webHidden/>
           </w:rPr>
-          <w:instrText>PAGEREF _Toc227933961 \h</w:instrText>
+          <w:instrText>PAGEREF _Toc227945709 \h</w:instrText>
         </w:r>
         <w:r>
           <w:rPr>
@@ -2816,7 +2537,7 @@
             <w:noProof/>
             <w:webHidden/>
           </w:rPr>
-          <w:t>11</w:t>
+          <w:t>13</w:t>
         </w:r>
         <w:r>
           <w:rPr>
@@ -2841,7 +2562,7 @@
           <w:sz w:val="22"/>
         </w:rPr>
       </w:pPr>
-      <w:hyperlink w:anchor="_Toc227933962" w:history="1">
+      <w:hyperlink w:anchor="_Toc227945710" w:history="1">
         <w:r>
           <w:rPr>
             <w:rStyle w:val="a9"/>
@@ -2887,7 +2608,7 @@
             <w:noProof/>
             <w:webHidden/>
           </w:rPr>
-          <w:instrText>PAGEREF _Toc227933962 \h</w:instrText>
+          <w:instrText>PAGEREF _Toc227945710 \h</w:instrText>
         </w:r>
         <w:r>
           <w:rPr>
@@ -2917,7 +2638,7 @@
             <w:noProof/>
             <w:webHidden/>
           </w:rPr>
-          <w:t>11</w:t>
+          <w:t>13</w:t>
         </w:r>
         <w:r>
           <w:rPr>
@@ -2942,7 +2663,7 @@
           <w:sz w:val="22"/>
         </w:rPr>
       </w:pPr>
-      <w:hyperlink w:anchor="_Toc227933963" w:history="1">
+      <w:hyperlink w:anchor="_Toc227945711" w:history="1">
         <w:r>
           <w:rPr>
             <w:rStyle w:val="a9"/>
@@ -2988,7 +2709,7 @@
             <w:noProof/>
             <w:webHidden/>
           </w:rPr>
-          <w:instrText>PAGEREF _Toc227933963 \h</w:instrText>
+          <w:instrText>PAGEREF _Toc227945711 \h</w:instrText>
         </w:r>
         <w:r>
           <w:rPr>
@@ -3018,7 +2739,7 @@
             <w:noProof/>
             <w:webHidden/>
           </w:rPr>
-          <w:t>11</w:t>
+          <w:t>13</w:t>
         </w:r>
         <w:r>
           <w:rPr>
@@ -3043,7 +2764,7 @@
           <w:sz w:val="22"/>
         </w:rPr>
       </w:pPr>
-      <w:hyperlink w:anchor="_Toc227933964" w:history="1">
+      <w:hyperlink w:anchor="_Toc227945712" w:history="1">
         <w:r>
           <w:rPr>
             <w:rStyle w:val="a9"/>
@@ -3089,7 +2810,7 @@
             <w:noProof/>
             <w:webHidden/>
           </w:rPr>
-          <w:instrText>PAGEREF _Toc227933964 \h</w:instrText>
+          <w:instrText>PAGEREF _Toc227945712 \h</w:instrText>
         </w:r>
         <w:r>
           <w:rPr>
@@ -3119,7 +2840,7 @@
             <w:noProof/>
             <w:webHidden/>
           </w:rPr>
-          <w:t>12</w:t>
+          <w:t>13</w:t>
         </w:r>
         <w:r>
           <w:rPr>
@@ -3144,7 +2865,7 @@
           <w:sz w:val="22"/>
         </w:rPr>
       </w:pPr>
-      <w:hyperlink w:anchor="_Toc227933965" w:history="1">
+      <w:hyperlink w:anchor="_Toc227945713" w:history="1">
         <w:r>
           <w:rPr>
             <w:rStyle w:val="a9"/>
@@ -3190,7 +2911,7 @@
             <w:noProof/>
             <w:webHidden/>
           </w:rPr>
-          <w:instrText>PAGEREF _Toc227933965 \h</w:instrText>
+          <w:instrText>PAGEREF _Toc227945713 \h</w:instrText>
         </w:r>
         <w:r>
           <w:rPr>
@@ -3220,7 +2941,7 @@
             <w:noProof/>
             <w:webHidden/>
           </w:rPr>
-          <w:t>12</w:t>
+          <w:t>13</w:t>
         </w:r>
         <w:r>
           <w:rPr>
@@ -3245,7 +2966,7 @@
           <w:sz w:val="22"/>
         </w:rPr>
       </w:pPr>
-      <w:hyperlink w:anchor="_Toc227933966" w:history="1">
+      <w:hyperlink w:anchor="_Toc227945714" w:history="1">
         <w:r>
           <w:rPr>
             <w:rStyle w:val="a9"/>
@@ -3291,7 +3012,7 @@
             <w:noProof/>
             <w:webHidden/>
           </w:rPr>
-          <w:instrText>PAGEREF _Toc227933966 \h</w:instrText>
+          <w:instrText>PAGEREF _Toc227945714 \h</w:instrText>
         </w:r>
         <w:r>
           <w:rPr>
@@ -3346,7 +3067,7 @@
           <w:sz w:val="22"/>
         </w:rPr>
       </w:pPr>
-      <w:hyperlink w:anchor="_Toc227933967" w:history="1">
+      <w:hyperlink w:anchor="_Toc227945715" w:history="1">
         <w:r>
           <w:rPr>
             <w:rStyle w:val="a9"/>
@@ -3392,7 +3113,7 @@
             <w:noProof/>
             <w:webHidden/>
           </w:rPr>
-          <w:instrText>PAGEREF _Toc227933967 \h</w:instrText>
+          <w:instrText>PAGEREF _Toc227945715 \h</w:instrText>
         </w:r>
         <w:r>
           <w:rPr>
@@ -3422,7 +3143,7 @@
             <w:noProof/>
             <w:webHidden/>
           </w:rPr>
-          <w:t>13</w:t>
+          <w:t>14</w:t>
         </w:r>
         <w:r>
           <w:rPr>
@@ -3450,7 +3171,7 @@
           <w:szCs w:val="24"/>
         </w:rPr>
       </w:pPr>
-      <w:hyperlink w:anchor="_Toc227933968" w:history="1">
+      <w:hyperlink w:anchor="_Toc227945716" w:history="1">
         <w:r>
           <w:rPr>
             <w:rStyle w:val="a9"/>
@@ -3496,7 +3217,7 @@
             <w:noProof/>
             <w:webHidden/>
           </w:rPr>
-          <w:instrText>PAGEREF _Toc227933968 \h</w:instrText>
+          <w:instrText>PAGEREF _Toc227945716 \h</w:instrText>
         </w:r>
         <w:r>
           <w:rPr>
@@ -3526,7 +3247,7 @@
             <w:noProof/>
             <w:webHidden/>
           </w:rPr>
-          <w:t>14</w:t>
+          <w:t>15</w:t>
         </w:r>
         <w:r>
           <w:rPr>
@@ -3551,7 +3272,7 @@
           <w:sz w:val="22"/>
         </w:rPr>
       </w:pPr>
-      <w:hyperlink w:anchor="_Toc227933969" w:history="1">
+      <w:hyperlink w:anchor="_Toc227945717" w:history="1">
         <w:r>
           <w:rPr>
             <w:rStyle w:val="a9"/>
@@ -3597,7 +3318,7 @@
             <w:noProof/>
             <w:webHidden/>
           </w:rPr>
-          <w:instrText>PAGEREF _Toc227933969 \h</w:instrText>
+          <w:instrText>PAGEREF _Toc227945717 \h</w:instrText>
         </w:r>
         <w:r>
           <w:rPr>
@@ -3627,7 +3348,7 @@
             <w:noProof/>
             <w:webHidden/>
           </w:rPr>
-          <w:t>14</w:t>
+          <w:t>15</w:t>
         </w:r>
         <w:r>
           <w:rPr>
@@ -3652,7 +3373,7 @@
           <w:sz w:val="22"/>
         </w:rPr>
       </w:pPr>
-      <w:hyperlink w:anchor="_Toc227933970" w:history="1">
+      <w:hyperlink w:anchor="_Toc227945718" w:history="1">
         <w:r>
           <w:rPr>
             <w:rStyle w:val="a9"/>
@@ -3698,7 +3419,7 @@
             <w:noProof/>
             <w:webHidden/>
           </w:rPr>
-          <w:instrText>PAGEREF _Toc227933970 \h</w:instrText>
+          <w:instrText>PAGEREF _Toc227945718 \h</w:instrText>
         </w:r>
         <w:r>
           <w:rPr>
@@ -3728,7 +3449,7 @@
             <w:noProof/>
             <w:webHidden/>
           </w:rPr>
-          <w:t>14</w:t>
+          <w:t>15</w:t>
         </w:r>
         <w:r>
           <w:rPr>
@@ -3753,7 +3474,7 @@
           <w:sz w:val="22"/>
         </w:rPr>
       </w:pPr>
-      <w:hyperlink w:anchor="_Toc227933971" w:history="1">
+      <w:hyperlink w:anchor="_Toc227945719" w:history="1">
         <w:r>
           <w:rPr>
             <w:rStyle w:val="a9"/>
@@ -3799,7 +3520,7 @@
             <w:noProof/>
             <w:webHidden/>
           </w:rPr>
-          <w:instrText>PAGEREF _Toc227933971 \h</w:instrText>
+          <w:instrText>PAGEREF _Toc227945719 \h</w:instrText>
         </w:r>
         <w:r>
           <w:rPr>
@@ -3829,7 +3550,7 @@
             <w:noProof/>
             <w:webHidden/>
           </w:rPr>
-          <w:t>14</w:t>
+          <w:t>15</w:t>
         </w:r>
         <w:r>
           <w:rPr>
@@ -3854,7 +3575,7 @@
           <w:sz w:val="22"/>
         </w:rPr>
       </w:pPr>
-      <w:hyperlink w:anchor="_Toc227933972" w:history="1">
+      <w:hyperlink w:anchor="_Toc227945720" w:history="1">
         <w:r>
           <w:rPr>
             <w:rStyle w:val="a9"/>
@@ -3900,7 +3621,7 @@
             <w:noProof/>
             <w:webHidden/>
           </w:rPr>
-          <w:instrText>PAGEREF _Toc227933972 \h</w:instrText>
+          <w:instrText>PAGEREF _Toc227945720 \h</w:instrText>
         </w:r>
         <w:r>
           <w:rPr>
@@ -3955,7 +3676,7 @@
           <w:sz w:val="22"/>
         </w:rPr>
       </w:pPr>
-      <w:hyperlink w:anchor="_Toc227933973" w:history="1">
+      <w:hyperlink w:anchor="_Toc227945721" w:history="1">
         <w:r>
           <w:rPr>
             <w:rStyle w:val="a9"/>
@@ -4001,7 +3722,7 @@
             <w:noProof/>
             <w:webHidden/>
           </w:rPr>
-          <w:instrText>PAGEREF _Toc227933973 \h</w:instrText>
+          <w:instrText>PAGEREF _Toc227945721 \h</w:instrText>
         </w:r>
         <w:r>
           <w:rPr>
@@ -4031,7 +3752,7 @@
             <w:noProof/>
             <w:webHidden/>
           </w:rPr>
-          <w:t>15</w:t>
+          <w:t>16</w:t>
         </w:r>
         <w:r>
           <w:rPr>
@@ -4056,7 +3777,7 @@
           <w:sz w:val="22"/>
         </w:rPr>
       </w:pPr>
-      <w:hyperlink w:anchor="_Toc227933974" w:history="1">
+      <w:hyperlink w:anchor="_Toc227945722" w:history="1">
         <w:r>
           <w:rPr>
             <w:rStyle w:val="a9"/>
@@ -4102,7 +3823,7 @@
             <w:noProof/>
             <w:webHidden/>
           </w:rPr>
-          <w:instrText>PAGEREF _Toc227933974 \h</w:instrText>
+          <w:instrText>PAGEREF _Toc227945722 \h</w:instrText>
         </w:r>
         <w:r>
           <w:rPr>
@@ -4132,7 +3853,7 @@
             <w:noProof/>
             <w:webHidden/>
           </w:rPr>
-          <w:t>15</w:t>
+          <w:t>16</w:t>
         </w:r>
         <w:r>
           <w:rPr>
@@ -4157,7 +3878,7 @@
           <w:sz w:val="22"/>
         </w:rPr>
       </w:pPr>
-      <w:hyperlink w:anchor="_Toc227933975" w:history="1">
+      <w:hyperlink w:anchor="_Toc227945723" w:history="1">
         <w:r>
           <w:rPr>
             <w:rStyle w:val="a9"/>
@@ -4203,7 +3924,7 @@
             <w:noProof/>
             <w:webHidden/>
           </w:rPr>
-          <w:instrText>PAGEREF _Toc227933975 \h</w:instrText>
+          <w:instrText>PAGEREF _Toc227945723 \h</w:instrText>
         </w:r>
         <w:r>
           <w:rPr>
@@ -4261,7 +3982,7 @@
           <w:szCs w:val="24"/>
         </w:rPr>
       </w:pPr>
-      <w:hyperlink w:anchor="_Toc227933976" w:history="1">
+      <w:hyperlink w:anchor="_Toc227945724" w:history="1">
         <w:r>
           <w:rPr>
             <w:rStyle w:val="a9"/>
@@ -4307,7 +4028,7 @@
             <w:noProof/>
             <w:webHidden/>
           </w:rPr>
-          <w:instrText>PAGEREF _Toc227933976 \h</w:instrText>
+          <w:instrText>PAGEREF _Toc227945724 \h</w:instrText>
         </w:r>
         <w:r>
           <w:rPr>
@@ -4362,7 +4083,7 @@
           <w:sz w:val="22"/>
         </w:rPr>
       </w:pPr>
-      <w:hyperlink w:anchor="_Toc227933977" w:history="1">
+      <w:hyperlink w:anchor="_Toc227945725" w:history="1">
         <w:r>
           <w:rPr>
             <w:rStyle w:val="a9"/>
@@ -4408,7 +4129,7 @@
             <w:noProof/>
             <w:webHidden/>
           </w:rPr>
-          <w:instrText>PAGEREF _Toc227933977 \h</w:instrText>
+          <w:instrText>PAGEREF _Toc227945725 \h</w:instrText>
         </w:r>
         <w:r>
           <w:rPr>
@@ -4463,7 +4184,7 @@
           <w:sz w:val="22"/>
         </w:rPr>
       </w:pPr>
-      <w:hyperlink w:anchor="_Toc227933978" w:history="1">
+      <w:hyperlink w:anchor="_Toc227945726" w:history="1">
         <w:r>
           <w:rPr>
             <w:rStyle w:val="a9"/>
@@ -4509,7 +4230,7 @@
             <w:noProof/>
             <w:webHidden/>
           </w:rPr>
-          <w:instrText>PAGEREF _Toc227933978 \h</w:instrText>
+          <w:instrText>PAGEREF _Toc227945726 \h</w:instrText>
         </w:r>
         <w:r>
           <w:rPr>
@@ -4564,7 +4285,7 @@
           <w:sz w:val="22"/>
         </w:rPr>
       </w:pPr>
-      <w:hyperlink w:anchor="_Toc227933979" w:history="1">
+      <w:hyperlink w:anchor="_Toc227945727" w:history="1">
         <w:r>
           <w:rPr>
             <w:rStyle w:val="a9"/>
@@ -4610,7 +4331,7 @@
             <w:noProof/>
             <w:webHidden/>
           </w:rPr>
-          <w:instrText>PAGEREF _Toc227933979 \h</w:instrText>
+          <w:instrText>PAGEREF _Toc227945727 \h</w:instrText>
         </w:r>
         <w:r>
           <w:rPr>
@@ -4665,7 +4386,7 @@
           <w:sz w:val="22"/>
         </w:rPr>
       </w:pPr>
-      <w:hyperlink w:anchor="_Toc227933980" w:history="1">
+      <w:hyperlink w:anchor="_Toc227945728" w:history="1">
         <w:r>
           <w:rPr>
             <w:rStyle w:val="a9"/>
@@ -4711,7 +4432,7 @@
             <w:noProof/>
             <w:webHidden/>
           </w:rPr>
-          <w:instrText>PAGEREF _Toc227933980 \h</w:instrText>
+          <w:instrText>PAGEREF _Toc227945728 \h</w:instrText>
         </w:r>
         <w:r>
           <w:rPr>
@@ -4741,7 +4462,7 @@
             <w:noProof/>
             <w:webHidden/>
           </w:rPr>
-          <w:t>19</w:t>
+          <w:t>18</w:t>
         </w:r>
         <w:r>
           <w:rPr>
@@ -4766,7 +4487,7 @@
           <w:sz w:val="22"/>
         </w:rPr>
       </w:pPr>
-      <w:hyperlink w:anchor="_Toc227933981" w:history="1">
+      <w:hyperlink w:anchor="_Toc227945729" w:history="1">
         <w:r>
           <w:rPr>
             <w:rStyle w:val="a9"/>
@@ -4812,7 +4533,7 @@
             <w:noProof/>
             <w:webHidden/>
           </w:rPr>
-          <w:instrText>PAGEREF _Toc227933981 \h</w:instrText>
+          <w:instrText>PAGEREF _Toc227945729 \h</w:instrText>
         </w:r>
         <w:r>
           <w:rPr>
@@ -4842,7 +4563,7 @@
             <w:noProof/>
             <w:webHidden/>
           </w:rPr>
-          <w:t>20</w:t>
+          <w:t>19</w:t>
         </w:r>
         <w:r>
           <w:rPr>
@@ -4867,7 +4588,7 @@
           <w:sz w:val="22"/>
         </w:rPr>
       </w:pPr>
-      <w:hyperlink w:anchor="_Toc227933982" w:history="1">
+      <w:hyperlink w:anchor="_Toc227945730" w:history="1">
         <w:r>
           <w:rPr>
             <w:rStyle w:val="a9"/>
@@ -4913,7 +4634,7 @@
             <w:noProof/>
             <w:webHidden/>
           </w:rPr>
-          <w:instrText>PAGEREF _Toc227933982 \h</w:instrText>
+          <w:instrText>PAGEREF _Toc227945730 \h</w:instrText>
         </w:r>
         <w:r>
           <w:rPr>
@@ -4943,7 +4664,7 @@
             <w:noProof/>
             <w:webHidden/>
           </w:rPr>
-          <w:t>24</w:t>
+          <w:t>21</w:t>
         </w:r>
         <w:r>
           <w:rPr>
@@ -4968,7 +4689,7 @@
           <w:sz w:val="22"/>
         </w:rPr>
       </w:pPr>
-      <w:hyperlink w:anchor="_Toc227933983" w:history="1">
+      <w:hyperlink w:anchor="_Toc227945731" w:history="1">
         <w:r>
           <w:rPr>
             <w:rStyle w:val="a9"/>
@@ -5014,7 +4735,7 @@
             <w:noProof/>
             <w:webHidden/>
           </w:rPr>
-          <w:instrText>PAGEREF _Toc227933983 \h</w:instrText>
+          <w:instrText>PAGEREF _Toc227945731 \h</w:instrText>
         </w:r>
         <w:r>
           <w:rPr>
@@ -5044,7 +4765,7 @@
             <w:noProof/>
             <w:webHidden/>
           </w:rPr>
-          <w:t>25</w:t>
+          <w:t>22</w:t>
         </w:r>
         <w:r>
           <w:rPr>
@@ -5072,7 +4793,7 @@
           <w:szCs w:val="24"/>
         </w:rPr>
       </w:pPr>
-      <w:hyperlink w:anchor="_Toc227933984" w:history="1">
+      <w:hyperlink w:anchor="_Toc227945732" w:history="1">
         <w:r>
           <w:rPr>
             <w:rStyle w:val="a9"/>
@@ -5118,7 +4839,7 @@
             <w:noProof/>
             <w:webHidden/>
           </w:rPr>
-          <w:instrText>PAGEREF _Toc227933984 \h</w:instrText>
+          <w:instrText>PAGEREF _Toc227945732 \h</w:instrText>
         </w:r>
         <w:r>
           <w:rPr>
@@ -5148,7 +4869,7 @@
             <w:noProof/>
             <w:webHidden/>
           </w:rPr>
-          <w:t>27</w:t>
+          <w:t>23</w:t>
         </w:r>
         <w:r>
           <w:rPr>
@@ -5173,7 +4894,7 @@
           <w:sz w:val="22"/>
         </w:rPr>
       </w:pPr>
-      <w:hyperlink w:anchor="_Toc227933985" w:history="1">
+      <w:hyperlink w:anchor="_Toc227945733" w:history="1">
         <w:r>
           <w:rPr>
             <w:rStyle w:val="a9"/>
@@ -5219,7 +4940,7 @@
             <w:noProof/>
             <w:webHidden/>
           </w:rPr>
-          <w:instrText>PAGEREF _Toc227933985 \h</w:instrText>
+          <w:instrText>PAGEREF _Toc227945733 \h</w:instrText>
         </w:r>
         <w:r>
           <w:rPr>
@@ -5249,7 +4970,7 @@
             <w:noProof/>
             <w:webHidden/>
           </w:rPr>
-          <w:t>27</w:t>
+          <w:t>23</w:t>
         </w:r>
         <w:r>
           <w:rPr>
@@ -5274,7 +4995,7 @@
           <w:sz w:val="22"/>
         </w:rPr>
       </w:pPr>
-      <w:hyperlink w:anchor="_Toc227933986" w:history="1">
+      <w:hyperlink w:anchor="_Toc227945734" w:history="1">
         <w:r>
           <w:rPr>
             <w:rStyle w:val="a9"/>
@@ -5320,7 +5041,7 @@
             <w:noProof/>
             <w:webHidden/>
           </w:rPr>
-          <w:instrText>PAGEREF _Toc227933986 \h</w:instrText>
+          <w:instrText>PAGEREF _Toc227945734 \h</w:instrText>
         </w:r>
         <w:r>
           <w:rPr>
@@ -5350,7 +5071,7 @@
             <w:noProof/>
             <w:webHidden/>
           </w:rPr>
-          <w:t>27</w:t>
+          <w:t>23</w:t>
         </w:r>
         <w:r>
           <w:rPr>
@@ -5375,7 +5096,7 @@
           <w:sz w:val="22"/>
         </w:rPr>
       </w:pPr>
-      <w:hyperlink w:anchor="_Toc227933987" w:history="1">
+      <w:hyperlink w:anchor="_Toc227945735" w:history="1">
         <w:r>
           <w:rPr>
             <w:rStyle w:val="a9"/>
@@ -5421,7 +5142,7 @@
             <w:noProof/>
             <w:webHidden/>
           </w:rPr>
-          <w:instrText>PAGEREF _Toc227933987 \h</w:instrText>
+          <w:instrText>PAGEREF _Toc227945735 \h</w:instrText>
         </w:r>
         <w:r>
           <w:rPr>
@@ -5451,7 +5172,7 @@
             <w:noProof/>
             <w:webHidden/>
           </w:rPr>
-          <w:t>28</w:t>
+          <w:t>23</w:t>
         </w:r>
         <w:r>
           <w:rPr>
@@ -5476,7 +5197,7 @@
           <w:sz w:val="22"/>
         </w:rPr>
       </w:pPr>
-      <w:hyperlink w:anchor="_Toc227933988" w:history="1">
+      <w:hyperlink w:anchor="_Toc227945736" w:history="1">
         <w:r>
           <w:rPr>
             <w:rStyle w:val="a9"/>
@@ -5522,7 +5243,7 @@
             <w:noProof/>
             <w:webHidden/>
           </w:rPr>
-          <w:instrText>PAGEREF _Toc227933988 \h</w:instrText>
+          <w:instrText>PAGEREF _Toc227945736 \h</w:instrText>
         </w:r>
         <w:r>
           <w:rPr>
@@ -5552,7 +5273,7 @@
             <w:noProof/>
             <w:webHidden/>
           </w:rPr>
-          <w:t>29</w:t>
+          <w:t>23</w:t>
         </w:r>
         <w:r>
           <w:rPr>
@@ -5577,7 +5298,7 @@
           <w:sz w:val="22"/>
         </w:rPr>
       </w:pPr>
-      <w:hyperlink w:anchor="_Toc227933989" w:history="1">
+      <w:hyperlink w:anchor="_Toc227945737" w:history="1">
         <w:r>
           <w:rPr>
             <w:rStyle w:val="a9"/>
@@ -5623,7 +5344,7 @@
             <w:noProof/>
             <w:webHidden/>
           </w:rPr>
-          <w:instrText>PAGEREF _Toc227933989 \h</w:instrText>
+          <w:instrText>PAGEREF _Toc227945737 \h</w:instrText>
         </w:r>
         <w:r>
           <w:rPr>
@@ -5653,7 +5374,7 @@
             <w:noProof/>
             <w:webHidden/>
           </w:rPr>
-          <w:t>29</w:t>
+          <w:t>23</w:t>
         </w:r>
         <w:r>
           <w:rPr>
@@ -5681,22 +5402,14 @@
           <w:szCs w:val="24"/>
         </w:rPr>
       </w:pPr>
-      <w:hyperlink w:anchor="_Toc227933990" w:history="1">
+      <w:hyperlink w:anchor="_Toc227945738" w:history="1">
         <w:r>
           <w:rPr>
             <w:rStyle w:val="a9"/>
             <w:rFonts w:hint="eastAsia"/>
             <w:noProof/>
           </w:rPr>
-          <w:t xml:space="preserve">7 </w:t>
-        </w:r>
-        <w:r>
-          <w:rPr>
-            <w:rStyle w:val="a9"/>
-            <w:rFonts w:hint="eastAsia"/>
-            <w:noProof/>
-          </w:rPr>
-          <w:t>结论与展望</w:t>
+          <w:t>结论</w:t>
         </w:r>
         <w:r>
           <w:rPr>
@@ -5727,7 +5440,7 @@
             <w:noProof/>
             <w:webHidden/>
           </w:rPr>
-          <w:instrText>PAGEREF _Toc227933990 \h</w:instrText>
+          <w:instrText>PAGEREF _Toc227945738 \h</w:instrText>
         </w:r>
         <w:r>
           <w:rPr>
@@ -5757,7 +5470,7 @@
             <w:noProof/>
             <w:webHidden/>
           </w:rPr>
-          <w:t>30</w:t>
+          <w:t>24</w:t>
         </w:r>
         <w:r>
           <w:rPr>
@@ -5785,21 +5498,13 @@
           <w:szCs w:val="24"/>
         </w:rPr>
       </w:pPr>
-      <w:hyperlink w:anchor="_Toc227933991" w:history="1">
+      <w:hyperlink w:anchor="_Toc227945739" w:history="1">
         <w:r>
           <w:rPr>
             <w:rStyle w:val="a9"/>
             <w:rFonts w:hint="eastAsia"/>
             <w:noProof/>
           </w:rPr>
-          <w:t xml:space="preserve">8 </w:t>
-        </w:r>
-        <w:r>
-          <w:rPr>
-            <w:rStyle w:val="a9"/>
-            <w:rFonts w:hint="eastAsia"/>
-            <w:noProof/>
-          </w:rPr>
           <w:t>致谢</w:t>
         </w:r>
         <w:r>
@@ -5831,7 +5536,7 @@
             <w:noProof/>
             <w:webHidden/>
           </w:rPr>
-          <w:instrText>PAGEREF _Toc227933991 \h</w:instrText>
+          <w:instrText>PAGEREF _Toc227945739 \h</w:instrText>
         </w:r>
         <w:r>
           <w:rPr>
@@ -5861,7 +5566,7 @@
             <w:noProof/>
             <w:webHidden/>
           </w:rPr>
-          <w:t>32</w:t>
+          <w:t>25</w:t>
         </w:r>
         <w:r>
           <w:rPr>
@@ -5889,38 +5594,14 @@
           <w:szCs w:val="24"/>
         </w:rPr>
       </w:pPr>
-      <w:hyperlink w:anchor="_Toc227933992" w:history="1">
+      <w:hyperlink w:anchor="_Toc227945740" w:history="1">
         <w:r>
           <w:rPr>
             <w:rStyle w:val="a9"/>
             <w:rFonts w:hint="eastAsia"/>
             <w:noProof/>
           </w:rPr>
-          <w:t xml:space="preserve">9 </w:t>
-        </w:r>
-        <w:r>
-          <w:rPr>
-            <w:rStyle w:val="a9"/>
-            <w:rFonts w:hint="eastAsia"/>
-            <w:noProof/>
-          </w:rPr>
-          <w:t>附录</w:t>
-        </w:r>
-        <w:r>
-          <w:rPr>
-            <w:rStyle w:val="a9"/>
-            <w:rFonts w:hint="eastAsia"/>
-            <w:noProof/>
-          </w:rPr>
-          <w:t>A LVLM</w:t>
-        </w:r>
-        <w:r>
-          <w:rPr>
-            <w:rStyle w:val="a9"/>
-            <w:rFonts w:hint="eastAsia"/>
-            <w:noProof/>
-          </w:rPr>
-          <w:t>案例分析提示词模板</w:t>
+          <w:t>参考文献</w:t>
         </w:r>
         <w:r>
           <w:rPr>
@@ -5951,7 +5632,7 @@
             <w:noProof/>
             <w:webHidden/>
           </w:rPr>
-          <w:instrText>PAGEREF _Toc227933992 \h</w:instrText>
+          <w:instrText>PAGEREF _Toc227945740 \h</w:instrText>
         </w:r>
         <w:r>
           <w:rPr>
@@ -5981,7 +5662,7 @@
             <w:noProof/>
             <w:webHidden/>
           </w:rPr>
-          <w:t>33</w:t>
+          <w:t>26</w:t>
         </w:r>
         <w:r>
           <w:rPr>
@@ -5995,827 +5676,15 @@
     </w:p>
     <w:p>
       <w:pPr>
-        <w:pStyle w:val="TOC2"/>
-        <w:tabs>
-          <w:tab w:val="right" w:leader="dot" w:pos="9061"/>
-        </w:tabs>
-        <w:rPr>
-          <w:rFonts w:ascii="等线" w:eastAsia="等线" w:hAnsi="等线" w:hint="eastAsia"/>
-          <w:smallCaps w:val="0"/>
-          <w:noProof/>
-          <w:sz w:val="22"/>
-        </w:rPr>
-      </w:pPr>
-      <w:hyperlink w:anchor="_Toc227933993" w:history="1">
-        <w:r>
-          <w:rPr>
-            <w:rStyle w:val="a9"/>
-            <w:rFonts w:hint="eastAsia"/>
-            <w:noProof/>
-          </w:rPr>
-          <w:t xml:space="preserve">9.1 1. </w:t>
-        </w:r>
-        <w:r>
-          <w:rPr>
-            <w:rStyle w:val="a9"/>
-            <w:rFonts w:hint="eastAsia"/>
-            <w:noProof/>
-          </w:rPr>
-          <w:t>使用说明</w:t>
-        </w:r>
-        <w:r>
-          <w:rPr>
-            <w:rFonts w:hint="eastAsia"/>
-            <w:noProof/>
-            <w:webHidden/>
-          </w:rPr>
-          <w:tab/>
-        </w:r>
-        <w:r>
-          <w:rPr>
-            <w:rFonts w:hint="eastAsia"/>
-            <w:noProof/>
-            <w:webHidden/>
-          </w:rPr>
-          <w:fldChar w:fldCharType="begin"/>
-        </w:r>
-        <w:r>
-          <w:rPr>
-            <w:rFonts w:hint="eastAsia"/>
-            <w:noProof/>
-            <w:webHidden/>
-          </w:rPr>
-          <w:instrText xml:space="preserve"> </w:instrText>
-        </w:r>
-        <w:r>
-          <w:rPr>
-            <w:noProof/>
-            <w:webHidden/>
-          </w:rPr>
-          <w:instrText>PAGEREF _Toc227933993 \h</w:instrText>
-        </w:r>
-        <w:r>
-          <w:rPr>
-            <w:rFonts w:hint="eastAsia"/>
-            <w:noProof/>
-            <w:webHidden/>
-          </w:rPr>
-          <w:instrText xml:space="preserve"> </w:instrText>
-        </w:r>
-        <w:r>
-          <w:rPr>
-            <w:rFonts w:hint="eastAsia"/>
-            <w:noProof/>
-            <w:webHidden/>
-          </w:rPr>
-        </w:r>
-        <w:r>
-          <w:rPr>
-            <w:rFonts w:hint="eastAsia"/>
-            <w:noProof/>
-            <w:webHidden/>
-          </w:rPr>
-          <w:fldChar w:fldCharType="separate"/>
-        </w:r>
-        <w:r>
-          <w:rPr>
-            <w:noProof/>
-            <w:webHidden/>
-          </w:rPr>
-          <w:t>33</w:t>
-        </w:r>
-        <w:r>
-          <w:rPr>
-            <w:rFonts w:hint="eastAsia"/>
-            <w:noProof/>
-            <w:webHidden/>
-          </w:rPr>
-          <w:fldChar w:fldCharType="end"/>
-        </w:r>
-      </w:hyperlink>
-    </w:p>
-    <w:p>
-      <w:pPr>
-        <w:pStyle w:val="TOC2"/>
-        <w:tabs>
-          <w:tab w:val="right" w:leader="dot" w:pos="9061"/>
-        </w:tabs>
-        <w:rPr>
-          <w:rFonts w:ascii="等线" w:eastAsia="等线" w:hAnsi="等线" w:hint="eastAsia"/>
-          <w:smallCaps w:val="0"/>
-          <w:noProof/>
-          <w:sz w:val="22"/>
-        </w:rPr>
-      </w:pPr>
-      <w:hyperlink w:anchor="_Toc227933994" w:history="1">
-        <w:r>
-          <w:rPr>
-            <w:rStyle w:val="a9"/>
-            <w:rFonts w:hint="eastAsia"/>
-            <w:noProof/>
-          </w:rPr>
-          <w:t xml:space="preserve">9.2 2. </w:t>
-        </w:r>
-        <w:r>
-          <w:rPr>
-            <w:rStyle w:val="a9"/>
-            <w:rFonts w:hint="eastAsia"/>
-            <w:noProof/>
-          </w:rPr>
-          <w:t>基础分析模板</w:t>
-        </w:r>
-        <w:r>
-          <w:rPr>
-            <w:rFonts w:hint="eastAsia"/>
-            <w:noProof/>
-            <w:webHidden/>
-          </w:rPr>
-          <w:tab/>
-        </w:r>
-        <w:r>
-          <w:rPr>
-            <w:rFonts w:hint="eastAsia"/>
-            <w:noProof/>
-            <w:webHidden/>
-          </w:rPr>
-          <w:fldChar w:fldCharType="begin"/>
-        </w:r>
-        <w:r>
-          <w:rPr>
-            <w:rFonts w:hint="eastAsia"/>
-            <w:noProof/>
-            <w:webHidden/>
-          </w:rPr>
-          <w:instrText xml:space="preserve"> </w:instrText>
-        </w:r>
-        <w:r>
-          <w:rPr>
-            <w:noProof/>
-            <w:webHidden/>
-          </w:rPr>
-          <w:instrText>PAGEREF _Toc227933994 \h</w:instrText>
-        </w:r>
-        <w:r>
-          <w:rPr>
-            <w:rFonts w:hint="eastAsia"/>
-            <w:noProof/>
-            <w:webHidden/>
-          </w:rPr>
-          <w:instrText xml:space="preserve"> </w:instrText>
-        </w:r>
-        <w:r>
-          <w:rPr>
-            <w:rFonts w:hint="eastAsia"/>
-            <w:noProof/>
-            <w:webHidden/>
-          </w:rPr>
-        </w:r>
-        <w:r>
-          <w:rPr>
-            <w:rFonts w:hint="eastAsia"/>
-            <w:noProof/>
-            <w:webHidden/>
-          </w:rPr>
-          <w:fldChar w:fldCharType="separate"/>
-        </w:r>
-        <w:r>
-          <w:rPr>
-            <w:noProof/>
-            <w:webHidden/>
-          </w:rPr>
-          <w:t>33</w:t>
-        </w:r>
-        <w:r>
-          <w:rPr>
-            <w:rFonts w:hint="eastAsia"/>
-            <w:noProof/>
-            <w:webHidden/>
-          </w:rPr>
-          <w:fldChar w:fldCharType="end"/>
-        </w:r>
-      </w:hyperlink>
-    </w:p>
-    <w:p>
-      <w:pPr>
-        <w:pStyle w:val="TOC2"/>
-        <w:tabs>
-          <w:tab w:val="right" w:leader="dot" w:pos="9061"/>
-        </w:tabs>
-        <w:rPr>
-          <w:rFonts w:ascii="等线" w:eastAsia="等线" w:hAnsi="等线" w:hint="eastAsia"/>
-          <w:smallCaps w:val="0"/>
-          <w:noProof/>
-          <w:sz w:val="22"/>
-        </w:rPr>
-      </w:pPr>
-      <w:hyperlink w:anchor="_Toc227933995" w:history="1">
-        <w:r>
-          <w:rPr>
-            <w:rStyle w:val="a9"/>
-            <w:rFonts w:hint="eastAsia"/>
-            <w:noProof/>
-          </w:rPr>
-          <w:t xml:space="preserve">9.3 3. </w:t>
-        </w:r>
-        <w:r>
-          <w:rPr>
-            <w:rStyle w:val="a9"/>
-            <w:rFonts w:hint="eastAsia"/>
-            <w:noProof/>
-          </w:rPr>
-          <w:t>边界样本分析模板</w:t>
-        </w:r>
-        <w:r>
-          <w:rPr>
-            <w:rFonts w:hint="eastAsia"/>
-            <w:noProof/>
-            <w:webHidden/>
-          </w:rPr>
-          <w:tab/>
-        </w:r>
-        <w:r>
-          <w:rPr>
-            <w:rFonts w:hint="eastAsia"/>
-            <w:noProof/>
-            <w:webHidden/>
-          </w:rPr>
-          <w:fldChar w:fldCharType="begin"/>
-        </w:r>
-        <w:r>
-          <w:rPr>
-            <w:rFonts w:hint="eastAsia"/>
-            <w:noProof/>
-            <w:webHidden/>
-          </w:rPr>
-          <w:instrText xml:space="preserve"> </w:instrText>
-        </w:r>
-        <w:r>
-          <w:rPr>
-            <w:noProof/>
-            <w:webHidden/>
-          </w:rPr>
-          <w:instrText>PAGEREF _Toc227933995 \h</w:instrText>
-        </w:r>
-        <w:r>
-          <w:rPr>
-            <w:rFonts w:hint="eastAsia"/>
-            <w:noProof/>
-            <w:webHidden/>
-          </w:rPr>
-          <w:instrText xml:space="preserve"> </w:instrText>
-        </w:r>
-        <w:r>
-          <w:rPr>
-            <w:rFonts w:hint="eastAsia"/>
-            <w:noProof/>
-            <w:webHidden/>
-          </w:rPr>
-        </w:r>
-        <w:r>
-          <w:rPr>
-            <w:rFonts w:hint="eastAsia"/>
-            <w:noProof/>
-            <w:webHidden/>
-          </w:rPr>
-          <w:fldChar w:fldCharType="separate"/>
-        </w:r>
-        <w:r>
-          <w:rPr>
-            <w:noProof/>
-            <w:webHidden/>
-          </w:rPr>
-          <w:t>33</w:t>
-        </w:r>
-        <w:r>
-          <w:rPr>
-            <w:rFonts w:hint="eastAsia"/>
-            <w:noProof/>
-            <w:webHidden/>
-          </w:rPr>
-          <w:fldChar w:fldCharType="end"/>
-        </w:r>
-      </w:hyperlink>
-    </w:p>
-    <w:p>
-      <w:pPr>
-        <w:pStyle w:val="TOC2"/>
-        <w:tabs>
-          <w:tab w:val="right" w:leader="dot" w:pos="9061"/>
-        </w:tabs>
-        <w:rPr>
-          <w:rFonts w:ascii="等线" w:eastAsia="等线" w:hAnsi="等线" w:hint="eastAsia"/>
-          <w:smallCaps w:val="0"/>
-          <w:noProof/>
-          <w:sz w:val="22"/>
-        </w:rPr>
-      </w:pPr>
-      <w:hyperlink w:anchor="_Toc227933996" w:history="1">
-        <w:r>
-          <w:rPr>
-            <w:rStyle w:val="a9"/>
-            <w:rFonts w:hint="eastAsia"/>
-            <w:noProof/>
-          </w:rPr>
-          <w:t xml:space="preserve">9.4 4. </w:t>
-        </w:r>
-        <w:r>
-          <w:rPr>
-            <w:rStyle w:val="a9"/>
-            <w:rFonts w:hint="eastAsia"/>
-            <w:noProof/>
-          </w:rPr>
-          <w:t>模型冲突样本分析模板</w:t>
-        </w:r>
-        <w:r>
-          <w:rPr>
-            <w:rFonts w:hint="eastAsia"/>
-            <w:noProof/>
-            <w:webHidden/>
-          </w:rPr>
-          <w:tab/>
-        </w:r>
-        <w:r>
-          <w:rPr>
-            <w:rFonts w:hint="eastAsia"/>
-            <w:noProof/>
-            <w:webHidden/>
-          </w:rPr>
-          <w:fldChar w:fldCharType="begin"/>
-        </w:r>
-        <w:r>
-          <w:rPr>
-            <w:rFonts w:hint="eastAsia"/>
-            <w:noProof/>
-            <w:webHidden/>
-          </w:rPr>
-          <w:instrText xml:space="preserve"> </w:instrText>
-        </w:r>
-        <w:r>
-          <w:rPr>
-            <w:noProof/>
-            <w:webHidden/>
-          </w:rPr>
-          <w:instrText>PAGEREF _Toc227933996 \h</w:instrText>
-        </w:r>
-        <w:r>
-          <w:rPr>
-            <w:rFonts w:hint="eastAsia"/>
-            <w:noProof/>
-            <w:webHidden/>
-          </w:rPr>
-          <w:instrText xml:space="preserve"> </w:instrText>
-        </w:r>
-        <w:r>
-          <w:rPr>
-            <w:rFonts w:hint="eastAsia"/>
-            <w:noProof/>
-            <w:webHidden/>
-          </w:rPr>
-        </w:r>
-        <w:r>
-          <w:rPr>
-            <w:rFonts w:hint="eastAsia"/>
-            <w:noProof/>
-            <w:webHidden/>
-          </w:rPr>
-          <w:fldChar w:fldCharType="separate"/>
-        </w:r>
-        <w:r>
-          <w:rPr>
-            <w:noProof/>
-            <w:webHidden/>
-          </w:rPr>
-          <w:t>34</w:t>
-        </w:r>
-        <w:r>
-          <w:rPr>
-            <w:rFonts w:hint="eastAsia"/>
-            <w:noProof/>
-            <w:webHidden/>
-          </w:rPr>
-          <w:fldChar w:fldCharType="end"/>
-        </w:r>
-      </w:hyperlink>
-    </w:p>
-    <w:p>
-      <w:pPr>
-        <w:pStyle w:val="TOC2"/>
-        <w:tabs>
-          <w:tab w:val="right" w:leader="dot" w:pos="9061"/>
-        </w:tabs>
-        <w:rPr>
-          <w:rFonts w:ascii="等线" w:eastAsia="等线" w:hAnsi="等线" w:hint="eastAsia"/>
-          <w:smallCaps w:val="0"/>
-          <w:noProof/>
-          <w:sz w:val="22"/>
-        </w:rPr>
-      </w:pPr>
-      <w:hyperlink w:anchor="_Toc227933997" w:history="1">
-        <w:r>
-          <w:rPr>
-            <w:rStyle w:val="a9"/>
-            <w:rFonts w:hint="eastAsia"/>
-            <w:noProof/>
-          </w:rPr>
-          <w:t xml:space="preserve">9.5 5. </w:t>
-        </w:r>
-        <w:r>
-          <w:rPr>
-            <w:rStyle w:val="a9"/>
-            <w:rFonts w:hint="eastAsia"/>
-            <w:noProof/>
-          </w:rPr>
-          <w:t>论文整理模板</w:t>
-        </w:r>
-        <w:r>
-          <w:rPr>
-            <w:rFonts w:hint="eastAsia"/>
-            <w:noProof/>
-            <w:webHidden/>
-          </w:rPr>
-          <w:tab/>
-        </w:r>
-        <w:r>
-          <w:rPr>
-            <w:rFonts w:hint="eastAsia"/>
-            <w:noProof/>
-            <w:webHidden/>
-          </w:rPr>
-          <w:fldChar w:fldCharType="begin"/>
-        </w:r>
-        <w:r>
-          <w:rPr>
-            <w:rFonts w:hint="eastAsia"/>
-            <w:noProof/>
-            <w:webHidden/>
-          </w:rPr>
-          <w:instrText xml:space="preserve"> </w:instrText>
-        </w:r>
-        <w:r>
-          <w:rPr>
-            <w:noProof/>
-            <w:webHidden/>
-          </w:rPr>
-          <w:instrText>PAGEREF _Toc227933997 \h</w:instrText>
-        </w:r>
-        <w:r>
-          <w:rPr>
-            <w:rFonts w:hint="eastAsia"/>
-            <w:noProof/>
-            <w:webHidden/>
-          </w:rPr>
-          <w:instrText xml:space="preserve"> </w:instrText>
-        </w:r>
-        <w:r>
-          <w:rPr>
-            <w:rFonts w:hint="eastAsia"/>
-            <w:noProof/>
-            <w:webHidden/>
-          </w:rPr>
-        </w:r>
-        <w:r>
-          <w:rPr>
-            <w:rFonts w:hint="eastAsia"/>
-            <w:noProof/>
-            <w:webHidden/>
-          </w:rPr>
-          <w:fldChar w:fldCharType="separate"/>
-        </w:r>
-        <w:r>
-          <w:rPr>
-            <w:noProof/>
-            <w:webHidden/>
-          </w:rPr>
-          <w:t>34</w:t>
-        </w:r>
-        <w:r>
-          <w:rPr>
-            <w:rFonts w:hint="eastAsia"/>
-            <w:noProof/>
-            <w:webHidden/>
-          </w:rPr>
-          <w:fldChar w:fldCharType="end"/>
-        </w:r>
-      </w:hyperlink>
-    </w:p>
-    <w:p>
-      <w:pPr>
-        <w:pStyle w:val="TOC2"/>
-        <w:tabs>
-          <w:tab w:val="right" w:leader="dot" w:pos="9061"/>
-        </w:tabs>
-        <w:rPr>
-          <w:rFonts w:ascii="等线" w:eastAsia="等线" w:hAnsi="等线" w:hint="eastAsia"/>
-          <w:smallCaps w:val="0"/>
-          <w:noProof/>
-          <w:sz w:val="22"/>
-        </w:rPr>
-      </w:pPr>
-      <w:hyperlink w:anchor="_Toc227933998" w:history="1">
-        <w:r>
-          <w:rPr>
-            <w:rStyle w:val="a9"/>
-            <w:rFonts w:hint="eastAsia"/>
-            <w:noProof/>
-          </w:rPr>
-          <w:t xml:space="preserve">9.6 6. </w:t>
-        </w:r>
-        <w:r>
-          <w:rPr>
-            <w:rStyle w:val="a9"/>
-            <w:rFonts w:hint="eastAsia"/>
-            <w:noProof/>
-          </w:rPr>
-          <w:t>结果记录建议</w:t>
-        </w:r>
-        <w:r>
-          <w:rPr>
-            <w:rFonts w:hint="eastAsia"/>
-            <w:noProof/>
-            <w:webHidden/>
-          </w:rPr>
-          <w:tab/>
-        </w:r>
-        <w:r>
-          <w:rPr>
-            <w:rFonts w:hint="eastAsia"/>
-            <w:noProof/>
-            <w:webHidden/>
-          </w:rPr>
-          <w:fldChar w:fldCharType="begin"/>
-        </w:r>
-        <w:r>
-          <w:rPr>
-            <w:rFonts w:hint="eastAsia"/>
-            <w:noProof/>
-            <w:webHidden/>
-          </w:rPr>
-          <w:instrText xml:space="preserve"> </w:instrText>
-        </w:r>
-        <w:r>
-          <w:rPr>
-            <w:noProof/>
-            <w:webHidden/>
-          </w:rPr>
-          <w:instrText>PAGEREF _Toc227933998 \h</w:instrText>
-        </w:r>
-        <w:r>
-          <w:rPr>
-            <w:rFonts w:hint="eastAsia"/>
-            <w:noProof/>
-            <w:webHidden/>
-          </w:rPr>
-          <w:instrText xml:space="preserve"> </w:instrText>
-        </w:r>
-        <w:r>
-          <w:rPr>
-            <w:rFonts w:hint="eastAsia"/>
-            <w:noProof/>
-            <w:webHidden/>
-          </w:rPr>
-        </w:r>
-        <w:r>
-          <w:rPr>
-            <w:rFonts w:hint="eastAsia"/>
-            <w:noProof/>
-            <w:webHidden/>
-          </w:rPr>
-          <w:fldChar w:fldCharType="separate"/>
-        </w:r>
-        <w:r>
-          <w:rPr>
-            <w:noProof/>
-            <w:webHidden/>
-          </w:rPr>
-          <w:t>34</w:t>
-        </w:r>
-        <w:r>
-          <w:rPr>
-            <w:rFonts w:hint="eastAsia"/>
-            <w:noProof/>
-            <w:webHidden/>
-          </w:rPr>
-          <w:fldChar w:fldCharType="end"/>
-        </w:r>
-      </w:hyperlink>
-    </w:p>
-    <w:p>
-      <w:pPr>
-        <w:pStyle w:val="TOC2"/>
-        <w:tabs>
-          <w:tab w:val="right" w:leader="dot" w:pos="9061"/>
-        </w:tabs>
-        <w:rPr>
-          <w:rFonts w:ascii="等线" w:eastAsia="等线" w:hAnsi="等线" w:hint="eastAsia"/>
-          <w:smallCaps w:val="0"/>
-          <w:noProof/>
-          <w:sz w:val="22"/>
-        </w:rPr>
-      </w:pPr>
-      <w:hyperlink w:anchor="_Toc227933999" w:history="1">
-        <w:r>
-          <w:rPr>
-            <w:rStyle w:val="a9"/>
-            <w:rFonts w:hint="eastAsia"/>
-            <w:noProof/>
-          </w:rPr>
-          <w:t xml:space="preserve">9.7 7. </w:t>
-        </w:r>
-        <w:r>
-          <w:rPr>
-            <w:rStyle w:val="a9"/>
-            <w:rFonts w:hint="eastAsia"/>
-            <w:noProof/>
-          </w:rPr>
-          <w:t>当前推荐做法</w:t>
-        </w:r>
-        <w:r>
-          <w:rPr>
-            <w:rFonts w:hint="eastAsia"/>
-            <w:noProof/>
-            <w:webHidden/>
-          </w:rPr>
-          <w:tab/>
-        </w:r>
-        <w:r>
-          <w:rPr>
-            <w:rFonts w:hint="eastAsia"/>
-            <w:noProof/>
-            <w:webHidden/>
-          </w:rPr>
-          <w:fldChar w:fldCharType="begin"/>
-        </w:r>
-        <w:r>
-          <w:rPr>
-            <w:rFonts w:hint="eastAsia"/>
-            <w:noProof/>
-            <w:webHidden/>
-          </w:rPr>
-          <w:instrText xml:space="preserve"> </w:instrText>
-        </w:r>
-        <w:r>
-          <w:rPr>
-            <w:noProof/>
-            <w:webHidden/>
-          </w:rPr>
-          <w:instrText>PAGEREF _Toc227933999 \h</w:instrText>
-        </w:r>
-        <w:r>
-          <w:rPr>
-            <w:rFonts w:hint="eastAsia"/>
-            <w:noProof/>
-            <w:webHidden/>
-          </w:rPr>
-          <w:instrText xml:space="preserve"> </w:instrText>
-        </w:r>
-        <w:r>
-          <w:rPr>
-            <w:rFonts w:hint="eastAsia"/>
-            <w:noProof/>
-            <w:webHidden/>
-          </w:rPr>
-        </w:r>
-        <w:r>
-          <w:rPr>
-            <w:rFonts w:hint="eastAsia"/>
-            <w:noProof/>
-            <w:webHidden/>
-          </w:rPr>
-          <w:fldChar w:fldCharType="separate"/>
-        </w:r>
-        <w:r>
-          <w:rPr>
-            <w:noProof/>
-            <w:webHidden/>
-          </w:rPr>
-          <w:t>35</w:t>
-        </w:r>
-        <w:r>
-          <w:rPr>
-            <w:rFonts w:hint="eastAsia"/>
-            <w:noProof/>
-            <w:webHidden/>
-          </w:rPr>
-          <w:fldChar w:fldCharType="end"/>
-        </w:r>
-      </w:hyperlink>
-    </w:p>
-    <w:p>
-      <w:pPr>
-        <w:pStyle w:val="TOC1"/>
-        <w:tabs>
-          <w:tab w:val="right" w:leader="dot" w:pos="9061"/>
-        </w:tabs>
-        <w:rPr>
-          <w:rFonts w:ascii="等线" w:eastAsia="等线" w:hAnsi="等线" w:hint="eastAsia"/>
-          <w:b w:val="0"/>
-          <w:bCs w:val="0"/>
-          <w:caps w:val="0"/>
-          <w:noProof/>
-          <w:sz w:val="22"/>
-          <w:szCs w:val="24"/>
-        </w:rPr>
-      </w:pPr>
-      <w:hyperlink w:anchor="_Toc227934000" w:history="1">
-        <w:r>
-          <w:rPr>
-            <w:rStyle w:val="a9"/>
-            <w:rFonts w:hint="eastAsia"/>
-            <w:noProof/>
-          </w:rPr>
-          <w:t xml:space="preserve">10 </w:t>
-        </w:r>
-        <w:r>
-          <w:rPr>
-            <w:rStyle w:val="a9"/>
-            <w:rFonts w:hint="eastAsia"/>
-            <w:noProof/>
-          </w:rPr>
-          <w:t>参考文献</w:t>
-        </w:r>
-        <w:r>
-          <w:rPr>
-            <w:rFonts w:hint="eastAsia"/>
-            <w:noProof/>
-            <w:webHidden/>
-          </w:rPr>
-          <w:tab/>
-        </w:r>
-        <w:r>
-          <w:rPr>
-            <w:rFonts w:hint="eastAsia"/>
-            <w:noProof/>
-            <w:webHidden/>
-          </w:rPr>
-          <w:fldChar w:fldCharType="begin"/>
-        </w:r>
-        <w:r>
-          <w:rPr>
-            <w:rFonts w:hint="eastAsia"/>
-            <w:noProof/>
-            <w:webHidden/>
-          </w:rPr>
-          <w:instrText xml:space="preserve"> </w:instrText>
-        </w:r>
-        <w:r>
-          <w:rPr>
-            <w:noProof/>
-            <w:webHidden/>
-          </w:rPr>
-          <w:instrText>PAGEREF _Toc227934000 \h</w:instrText>
-        </w:r>
-        <w:r>
-          <w:rPr>
-            <w:rFonts w:hint="eastAsia"/>
-            <w:noProof/>
-            <w:webHidden/>
-          </w:rPr>
-          <w:instrText xml:space="preserve"> </w:instrText>
-        </w:r>
-        <w:r>
-          <w:rPr>
-            <w:rFonts w:hint="eastAsia"/>
-            <w:noProof/>
-            <w:webHidden/>
-          </w:rPr>
-        </w:r>
-        <w:r>
-          <w:rPr>
-            <w:rFonts w:hint="eastAsia"/>
-            <w:noProof/>
-            <w:webHidden/>
-          </w:rPr>
-          <w:fldChar w:fldCharType="separate"/>
-        </w:r>
-        <w:r>
-          <w:rPr>
-            <w:noProof/>
-            <w:webHidden/>
-          </w:rPr>
-          <w:t>36</w:t>
-        </w:r>
-        <w:r>
-          <w:rPr>
-            <w:rFonts w:hint="eastAsia"/>
-            <w:noProof/>
-            <w:webHidden/>
-          </w:rPr>
-          <w:fldChar w:fldCharType="end"/>
-        </w:r>
-      </w:hyperlink>
-    </w:p>
-    <w:p>
-      <w:pPr>
         <w:ind w:firstLine="0"/>
-      </w:pPr>
-      <w:r>
+        <w:rPr>
+          <w:rFonts w:hint="eastAsia"/>
+        </w:rPr>
+      </w:pPr>
+      <w:r>
+        <w:lastRenderedPageBreak/>
         <w:fldChar w:fldCharType="end"/>
       </w:r>
-    </w:p>
-    <w:p>
-      <w:pPr>
-        <w:ind w:firstLine="0"/>
-      </w:pPr>
     </w:p>
     <w:p>
       <w:pPr>
@@ -6823,7 +5692,7 @@
         <w:spacing w:before="0" w:after="0"/>
         <w:ind w:left="0"/>
       </w:pPr>
-      <w:bookmarkStart w:id="0" w:name="_Toc227933944"/>
+      <w:bookmarkStart w:id="0" w:name="_Toc227945692"/>
       <w:r>
         <w:rPr>
           <w:rFonts w:eastAsia="宋体"/>
@@ -6840,7 +5709,7 @@
         <w:spacing w:before="0" w:after="0"/>
         <w:ind w:left="0"/>
       </w:pPr>
-      <w:bookmarkStart w:id="1" w:name="_Toc227933945"/>
+      <w:bookmarkStart w:id="1" w:name="_Toc227945693"/>
       <w:r>
         <w:rPr>
           <w:rFonts w:eastAsia="宋体"/>
@@ -6851,144 +5720,49 @@
       <w:bookmarkEnd w:id="1"/>
     </w:p>
     <w:p>
-      <w:r>
-        <w:t>近年来，人工智能生成内容技术快速发展，尤其是以</w:t>
-      </w:r>
-      <w:r>
-        <w:t xml:space="preserve"> GAN</w:t>
-      </w:r>
-      <w:r>
-        <w:t>、扩散模型和多模态图像生成系统为代表的视觉生成技术，已经从早期较为粗糙的图像合成逐步走向高分辨率、高一致性和高语义可控性的阶段。当前主流图像生成模型不仅能够完成风格迁移、图像编辑和语义驱动生成，还能够在人物、场景、物体和复杂构图上表现出较强的真实性。这种进步一方面显著提升了内容生产效率，推动了创意设计、数字娱乐、教育展示与交互媒体等领域的发展；另一方面也使得伪造图像在误导传播、身份仿冒、舆论操控和证据伪造等方面的风险进一步扩大。随着生成内容越来越难以通过人眼直观辨识，如何构建可靠的</w:t>
-      </w:r>
-      <w:r>
-        <w:t xml:space="preserve"> AI </w:t>
-      </w:r>
-      <w:r>
-        <w:t>伪造图像识别方法，已经成为学术研究和实际治理中共同关注的问题。</w:t>
-      </w:r>
-    </w:p>
-    <w:p>
-      <w:r>
-        <w:t xml:space="preserve">AI </w:t>
-      </w:r>
-      <w:r>
-        <w:t>伪造图像检测研究最初主要建立在对</w:t>
-      </w:r>
-      <w:r>
-        <w:t xml:space="preserve"> GAN </w:t>
-      </w:r>
-      <w:r>
-        <w:t>生成伪迹的分析基础上。早期方法通常关注频域异常、上采样痕迹、纹理重复模式、颜色分布失衡以及自然图像统计规律的偏离，并在特定数据集上取得了一定效果。然而，当生成模型从早期</w:t>
-      </w:r>
-      <w:r>
-        <w:t xml:space="preserve"> GAN </w:t>
-      </w:r>
-      <w:r>
-        <w:t>逐渐演化到具备更强先验建模能力的扩散模型后，许多传统伪迹开始减弱甚至消失，检测难度显著上升。特别是在</w:t>
-      </w:r>
-      <w:r>
-        <w:t xml:space="preserve"> Midjourney</w:t>
-      </w:r>
-      <w:r>
-        <w:t>、</w:t>
-      </w:r>
-      <w:r>
-        <w:t xml:space="preserve">Stable Diffusion </w:t>
-      </w:r>
-      <w:r>
-        <w:t>等高质量生成系统广泛应用的背景下，伪造图像与真实图像之间的视觉边界持续模糊，检测任务不再只是寻找某种固定异常，而更需要面对跨生成器、跨分布和跨质量条件下的稳定识别问题。</w:t>
-      </w:r>
-    </w:p>
-    <w:p>
-      <w:r>
-        <w:t>当前</w:t>
-      </w:r>
-      <w:r>
-        <w:t xml:space="preserve"> AI </w:t>
-      </w:r>
-      <w:r>
-        <w:t>伪造图像检测仍然面临两个尤为突出的挑战。第一，模型泛化能力不足。许多检测器是在特定生成器、特定数据分布和固定数据划分上训练得到的，一旦测试样本来自训练中未出现过的新生成器，或其图像风格、质量和内容结构发生明显变化，模型性能就会快速下降。第二，模型判别依据失衡。一些检测器并未真正学会识别</w:t>
+      <w:proofErr w:type="gramStart"/>
+      <w:proofErr w:type="gramEnd"/>
+      <w:proofErr w:type="gramStart"/>
+      <w:proofErr w:type="gramEnd"/>
+      <w:r>
+        <w:rPr/>
+        <w:t>近年来，GAN、扩散模型与多模态生成系统持续提升了伪造图像的真实感，图像检测任务已由寻找明显伪迹，转向应对高仿真、跨模型和跨分布场景。随着商业生成工具普及，伪造图像在内容审核、数字取证和信息安全中的风险进一步上升。尤其是在社交媒体传播、自动化内容生产和低成本编辑工具广泛应用的背景下，伪造图像已经不再局限于研究型样本，而是可能直接进入新闻传播、商业宣传、平台审核甚至司法取证链路。也正因为如此，图像检测系统不仅要在静态测试集上取得较高准确率，更要在新生成器出现、分布变化加剧和后处理增强的条件下保持稳定表现。</w:t>
+      </w:r>
+    </w:p>
+    <w:p>
+      <w:r>
+        <w:rPr/>
+        <w:t>与早期 GAN 场景不同，高质量扩散图像在全局结构与局部细节上更加自然，传统依赖纹理异常的检测方法因而明显退化。许多过去有效的低层伪迹，在新一代生成模型中要么被削弱，要么只在局部区域短暂出现，这迫使研究工作从“找破绽”进一步转向“学表示”和“看泛化”。换言之，当前任务真正困难的地方并不只是伪造图像变得更像真实照片，而是判别依据本身正在快速迁移。</w:t>
+      </w:r>
+    </w:p>
+    <w:p>
+      <w:r>
+        <w:t>当前任务的核心难点主要体现在两方面：一是未知生成器条件下的泛化能力不足，二是模型可能错误依赖</w:t>
       </w:r>
       <w:r>
         <w:t>“</w:t>
       </w:r>
       <w:r>
-        <w:t>伪造机制</w:t>
+        <w:t>真实图像特征</w:t>
       </w:r>
       <w:r>
         <w:t>”</w:t>
       </w:r>
       <w:r>
-        <w:t>，而是过度依赖真实图像中的压缩质量、自然纹理、噪声结构和成像统计特征，把</w:t>
-      </w:r>
-      <w:r>
-        <w:t>“</w:t>
-      </w:r>
-      <w:r>
-        <w:t>更像真实图像</w:t>
-      </w:r>
-      <w:r>
-        <w:t>”</w:t>
-      </w:r>
-      <w:r>
-        <w:t>误当成</w:t>
-      </w:r>
-      <w:r>
-        <w:t>“</w:t>
-      </w:r>
-      <w:r>
-        <w:t>就是真实图像</w:t>
-      </w:r>
-      <w:r>
-        <w:t>”</w:t>
-      </w:r>
-      <w:r>
-        <w:t>。在现代高质量生成图像越来越接近自然图像分布的情况下，这种伪相关会严重影响模型鲁棒性。</w:t>
-      </w:r>
-    </w:p>
-    <w:p>
-      <w:r>
-        <w:t>正是在这样的背景下，围绕</w:t>
-      </w:r>
-      <w:r>
-        <w:t>“</w:t>
-      </w:r>
-      <w:r>
-        <w:t>未知生成器泛化</w:t>
-      </w:r>
-      <w:r>
-        <w:t>”</w:t>
-      </w:r>
-      <w:r>
-        <w:t>和</w:t>
-      </w:r>
-      <w:r>
-        <w:t>“</w:t>
-      </w:r>
-      <w:r>
-        <w:t>伪相关抑制</w:t>
-      </w:r>
-      <w:r>
-        <w:t>”</w:t>
-      </w:r>
-      <w:r>
-        <w:t>两条方向展开研究，具有明显的现实必要性和理论价值。前者关系到检测器能否应对快速迭代的生成模型生态，后者关系到检测器是否真正建立在稳定、可信的判别依据之上。本文选择</w:t>
-      </w:r>
-      <w:r>
-        <w:t xml:space="preserve"> FSD </w:t>
-      </w:r>
-      <w:r>
-        <w:t>与</w:t>
-      </w:r>
-      <w:r>
-        <w:t xml:space="preserve"> </w:t>
-      </w:r>
-      <w:r>
-        <w:lastRenderedPageBreak/>
-        <w:t xml:space="preserve">Stay-Positive </w:t>
-      </w:r>
-      <w:r>
-        <w:t>两类方法作为重点研究对象，正是因为它们分别对应了上述两个核心问题。</w:t>
+        <w:t>而非稳定伪造证据。前者关系到方法在开放环境中的寿命，后者则关系到模型结论是否可信、是否能在生成器持续迭代后继续有效。</w:t>
+      </w:r>
+    </w:p>
+    <w:p>
+      <w:r>
+        <w:t>因此，围绕未知生成器泛化、</w:t>
+      </w:r>
+      <w:proofErr w:type="gramStart"/>
+      <w:r>
+        <w:t>伪相关</w:t>
+      </w:r>
+      <w:proofErr w:type="gramEnd"/>
+      <w:r>
+        <w:t>抑制和复杂场景解释开展系统比较，具有现实意义和研究价值。</w:t>
       </w:r>
     </w:p>
     <w:p>
@@ -6997,7 +5771,7 @@
         <w:spacing w:before="0" w:after="0"/>
         <w:ind w:left="0"/>
       </w:pPr>
-      <w:bookmarkStart w:id="2" w:name="_Toc227933946"/>
+      <w:bookmarkStart w:id="2" w:name="_Toc227945694"/>
       <w:r>
         <w:rPr>
           <w:rFonts w:eastAsia="宋体"/>
@@ -7008,25 +5782,17 @@
       <w:bookmarkEnd w:id="2"/>
     </w:p>
     <w:p>
-      <w:r>
-        <w:t>从理论层面看，</w:t>
-      </w:r>
-      <w:r>
-        <w:t xml:space="preserve">AI </w:t>
-      </w:r>
-      <w:r>
-        <w:t>伪造图像识别不仅是一个常规的二分类问题，更涉及跨域泛化、伪相关抑制、少样本适应与判别依据解释等多个研究主题。通过对不同技术路线的复现与比较，可以更清楚地理解检测模型究竟依赖哪些特征完成真假判断，以及这些特征在生成器变化、图像质量变化和样本规模受限的条件下是否仍然有效。尤其是在当前大量方法通过高指标展示性能优势的情况下，仅关注单一测试结果往往不足以揭示模型的真正能力，基于公开代码和统一数据条件完成多模型基线复现，有助于建立更扎实的研究基础。</w:t>
-      </w:r>
-    </w:p>
-    <w:p>
-      <w:r>
-        <w:t>从实践层面看，稳定的</w:t>
-      </w:r>
-      <w:r>
-        <w:t xml:space="preserve"> AI </w:t>
-      </w:r>
-      <w:r>
-        <w:t>伪造图像识别技术可服务于媒体审核、平台治理、新闻核验、数字取证与公共安全等领域。对于实际部署而言，检测器不仅需要在已知数据上表现良好，还需要能够在未知生成模型不断出现的情况下保持可用，并尽量避免因为图像质量、压缩方式或采集条件不同而产生误判。因此，围绕多模型基线复现与后续改进展开研究，有助于为更具可迁移性和实用性的检测系统提供支撑。</w:t>
+      <w:proofErr w:type="gramStart"/>
+      <w:proofErr w:type="gramEnd"/>
+      <w:r>
+        <w:rPr/>
+        <w:t>从理论上看，AI 伪造图像识别不仅是二分类问题，还涉及域泛化、少样本适应、伪相关抑制与可解释分析。统一复现多条技术路线，有助于判断模型究竟学到了什么。若只看单一指标，很容易把闭集高分误当作方法已经足够可靠；但从研究角度看，更关键的是模型在面对新生成器、新压缩方式和不同视觉风格时，是否还能依赖相对稳定的证据做出判断。因此，对多条方法路线进行并列复现和比较，本身就是一种有价值的研究组织方式。</w:t>
+      </w:r>
+    </w:p>
+    <w:p>
+      <w:r>
+        <w:rPr/>
+        <w:t>从应用上看，稳定的检测能力可服务于媒体审核、平台治理、新闻核验和数字取证，因此需要兼顾精度、泛化与鲁棒性。特别是在实际部署条件下，系统经常会遇到来源未知、分辨率不统一、后处理复杂甚至被二次编辑的图像，这些因素都要求检测模型具备比实验室闭集评测更强的适应性。若模型只能在理想化测试协议下工作，那么它在真实场景中的实际价值就会被显著削弱。</w:t>
       </w:r>
     </w:p>
     <w:p>
@@ -7035,43 +5801,38 @@
         <w:spacing w:before="0" w:after="0"/>
         <w:ind w:left="0"/>
       </w:pPr>
-      <w:bookmarkStart w:id="3" w:name="_Toc227933947"/>
+      <w:bookmarkStart w:id="3" w:name="_Toc227945695"/>
       <w:r>
         <w:rPr>
           <w:rFonts w:eastAsia="宋体"/>
           <w:sz w:val="24"/>
         </w:rPr>
+        <w:lastRenderedPageBreak/>
         <w:t>研究目标</w:t>
       </w:r>
       <w:bookmarkEnd w:id="3"/>
     </w:p>
     <w:p>
       <w:r>
-        <w:t>本文的研究目标不是立即构建一个全新的统一模型，而是首先基于公开资源完成具有代表性的多模型基线复现，明确不同方法在相同或相近测试条件下的能力边界，再据此设计后续改进路径。围绕这一目标，本文重点解决以下几个问题：一是</w:t>
-      </w:r>
-      <w:r>
-        <w:t xml:space="preserve"> AI </w:t>
-      </w:r>
-      <w:r>
-        <w:t>伪造图像检测研究中，哪些方法更侧重未知生成器泛化，哪些方法更侧重鲁棒判别，哪些方法能够从更高层语义理解和多模态推理角度提供补充；二是在公开数据、公开代码和预训练权重条件下，能否建立稳定、可运行、可复核的最小基线实验；三是</w:t>
-      </w:r>
-      <w:r>
-        <w:t xml:space="preserve"> FSD[1]</w:t>
+        <w:t>本文的目标不是直接提出全新模型，而是基于公开资源完成</w:t>
+      </w:r>
+      <w:r>
+        <w:t xml:space="preserve"> FSD</w:t>
       </w:r>
       <w:r>
         <w:t>、</w:t>
       </w:r>
       <w:r>
-        <w:t xml:space="preserve">Stay-Positive[2] </w:t>
-      </w:r>
-      <w:r>
-        <w:t>与</w:t>
+        <w:t xml:space="preserve">Stay-Positive </w:t>
+      </w:r>
+      <w:r>
+        <w:t>和</w:t>
       </w:r>
       <w:r>
         <w:t xml:space="preserve"> LVLM </w:t>
       </w:r>
       <w:r>
-        <w:t>路线在研究任务和适用场景上应如何形成互补；四是如何在不盲目展开高风险大规模训练的前提下，提出后续可落地的改进方向。</w:t>
+        <w:t>的代表性基线复现，明确不同方法在相近条件下的能力边界，并据此形成后续改进方向。</w:t>
       </w:r>
     </w:p>
     <w:p>
@@ -7080,7 +5841,7 @@
         <w:spacing w:before="0" w:after="0"/>
         <w:ind w:left="0"/>
       </w:pPr>
-      <w:bookmarkStart w:id="4" w:name="_Toc227933948"/>
+      <w:bookmarkStart w:id="4" w:name="_Toc227945696"/>
       <w:r>
         <w:rPr>
           <w:rFonts w:eastAsia="宋体"/>
@@ -7091,89 +5852,21 @@
       <w:bookmarkEnd w:id="4"/>
     </w:p>
     <w:p>
-      <w:r>
-        <w:t>围绕上述目标，本文的研究内容主要包括以下五个部分。第一，梳理</w:t>
-      </w:r>
-      <w:r>
-        <w:t xml:space="preserve"> AI </w:t>
-      </w:r>
-      <w:r>
-        <w:t>伪造图像检测领域中与本文主题密切相关的研究现状，明确</w:t>
-      </w:r>
-      <w:r>
-        <w:t xml:space="preserve"> FSD</w:t>
-      </w:r>
-      <w:r>
-        <w:t>、</w:t>
-      </w:r>
-      <w:r>
-        <w:t xml:space="preserve">Stay-Positive </w:t>
-      </w:r>
-      <w:r>
-        <w:t>与</w:t>
-      </w:r>
-      <w:r>
-        <w:t xml:space="preserve"> LVLM </w:t>
-      </w:r>
-      <w:r>
-        <w:t>三条</w:t>
-      </w:r>
-      <w:r>
-        <w:lastRenderedPageBreak/>
-        <w:t>路线的研究定位。第二，基于公开数据集</w:t>
-      </w:r>
-      <w:r>
-        <w:t xml:space="preserve"> GenImage[3] </w:t>
-      </w:r>
-      <w:r>
-        <w:t>构建最小可运行的数据组织方式，完成</w:t>
-      </w:r>
-      <w:r>
-        <w:t xml:space="preserve"> FSD </w:t>
-      </w:r>
-      <w:r>
-        <w:t>与</w:t>
-      </w:r>
-      <w:r>
-        <w:t xml:space="preserve"> Stay-Positive </w:t>
-      </w:r>
-      <w:r>
-        <w:t>预训练模型的部署与评估。第三，对两类方法在已有数据上的实验结果进行比较分析，讨论其性能差异与适用范围。第四，将</w:t>
-      </w:r>
-      <w:r>
-        <w:t xml:space="preserve"> LVLM </w:t>
-      </w:r>
-      <w:r>
-        <w:t>纳入论文整体框架，从高层语义理解、跨模态证据组织与可解释分析角度讨论其在</w:t>
-      </w:r>
-      <w:r>
-        <w:t xml:space="preserve"> AI </w:t>
-      </w:r>
-      <w:r>
-        <w:t>伪造图像识别中的作用与可行性。第五，在不重新训练大规模模型的前提下，提出以</w:t>
-      </w:r>
-      <w:r>
-        <w:t xml:space="preserve"> FSD </w:t>
-      </w:r>
-      <w:r>
-        <w:t>为主干、融合</w:t>
-      </w:r>
-      <w:r>
-        <w:t xml:space="preserve"> Stay-Positive </w:t>
-      </w:r>
-      <w:r>
-        <w:t>判别思想，并为</w:t>
-      </w:r>
-      <w:r>
-        <w:t xml:space="preserve"> LVLM </w:t>
-      </w:r>
-      <w:r>
-        <w:t>路线预留扩展接口的改进设想。</w:t>
-      </w:r>
-    </w:p>
-    <w:p>
-      <w:r>
-        <w:t>在研究方法上，本文主要采用文献分析、代码复现、实验比较和方案设计相结合的方式推进。文献分析用于总结已有研究的核心问题与技术路线；代码复现用于验证公开方法在当前环境下的可运行性；实验比较用于判断不同方法在相同数据基础上的表现差异；方案设计则用于在现有结果基础上形成后续研究的可执行方向。</w:t>
+      <w:proofErr w:type="spellStart"/>
+      <w:proofErr w:type="spellEnd"/>
+      <w:proofErr w:type="gramStart"/>
+      <w:proofErr w:type="gramEnd"/>
+      <w:r>
+        <w:rPr/>
+        <w:t>围绕这一目标，本文主要完成五项工作：梳理相关研究；搭建 GenImage 最小可运行实验环境；复现 FSD 与 Stay-Positive 结果；整理 ADM 场景下的校准与冲突现象；讨论 LVLM 在复杂样本分析中的作用。具体而言，本文既关注方法层面的定位差异，也关注工程层面的可运行性、结果可复核性与样本级证据是否能够支撑结论，使论文不仅停留在结果罗列上，而是形成较完整的问题分析链条。这样的安排有助于把“能跑通”“能比较”“能解释”三个层面有机衔接起来。</w:t>
+      </w:r>
+    </w:p>
+    <w:p>
+      <w:proofErr w:type="gramStart"/>
+      <w:proofErr w:type="gramEnd"/>
+      <w:r>
+        <w:rPr/>
+        <w:t>研究方法上，本文采用文献分析、代码复现、结果比较和方案设计相结合的方式推进。对于每条技术路线，均先确认其公开资源是否可运行，再据已有结果判断其在本项目中的合理定位，而不是一开始就把所有方法都当作必须完整重训的对象。这样做的原因在于，毕业论文阶段更需要形成清晰、可信、可回溯的研究闭环，而不是在时间有限的条件下盲目扩张实验范围。</w:t>
       </w:r>
     </w:p>
     <w:p>
@@ -7182,7 +5875,7 @@
         <w:spacing w:before="0" w:after="0"/>
         <w:ind w:left="0"/>
       </w:pPr>
-      <w:bookmarkStart w:id="5" w:name="_Toc227933949"/>
+      <w:bookmarkStart w:id="5" w:name="_Toc227945697"/>
       <w:r>
         <w:rPr>
           <w:rFonts w:eastAsia="宋体"/>
@@ -7194,85 +5887,8 @@
     </w:p>
     <w:p>
       <w:r>
-        <w:t>与直接从零设计新模型不同，本文更强调</w:t>
-      </w:r>
-      <w:r>
-        <w:t>“</w:t>
-      </w:r>
-      <w:r>
-        <w:t>先把基线做实，再讨论改进</w:t>
-      </w:r>
-      <w:r>
-        <w:t>”</w:t>
-      </w:r>
-      <w:r>
-        <w:t>。具体而言，本文具有以下几个特点。其一，研究主线清晰，围绕</w:t>
-      </w:r>
-      <w:r>
-        <w:t>“</w:t>
-      </w:r>
-      <w:r>
-        <w:t>未知生成器泛化</w:t>
-      </w:r>
-      <w:r>
-        <w:t>”“</w:t>
-      </w:r>
-      <w:r>
-        <w:t>伪相关抑制</w:t>
-      </w:r>
-      <w:r>
-        <w:t>”</w:t>
-      </w:r>
-      <w:r>
-        <w:t>和</w:t>
-      </w:r>
-      <w:r>
-        <w:t>“</w:t>
-      </w:r>
-      <w:r>
-        <w:t>复杂场景语义分析</w:t>
-      </w:r>
-      <w:r>
-        <w:t>”</w:t>
-      </w:r>
-      <w:r>
-        <w:t>三个关键问题展开，使论文选题与领域核心矛盾保持一致。其二，实验基础扎实，优先采用公开代码、公开权重和公开数据，使论文工作具有较强的可复核性和可延展性。其三，论文结构完整，不仅比较</w:t>
-      </w:r>
-      <w:r>
-        <w:t xml:space="preserve"> FSD </w:t>
-      </w:r>
-      <w:r>
-        <w:t>与</w:t>
-      </w:r>
-      <w:r>
-        <w:t xml:space="preserve"> Stay-Positive </w:t>
-      </w:r>
-      <w:r>
-        <w:t>的已有正式结果，也将</w:t>
-      </w:r>
-      <w:r>
-        <w:t xml:space="preserve"> LVLM </w:t>
-      </w:r>
-      <w:r>
-        <w:t>正式纳入同一研究框架，用于补充高层语义理解与解释性分析视角。其四，结果解释保持保守，不简单根据单组实验得出</w:t>
-      </w:r>
-      <w:r>
-        <w:t>“</w:t>
-      </w:r>
-      <w:r>
-        <w:t>某一方法全面更优</w:t>
-      </w:r>
-      <w:r>
-        <w:t>”</w:t>
-      </w:r>
-      <w:r>
-        <w:t>的结论，而是结合任务设定、测试协议和方法目标理解性能差异。其五，虽然尚未完成联合训练和完整的</w:t>
-      </w:r>
-      <w:r>
-        <w:t xml:space="preserve"> LVLM </w:t>
-      </w:r>
-      <w:r>
-        <w:t>定量评估，但已经完成后续改进方案的结构性梳理，为论文后续完善和补充实验保留了清晰空间。</w:t>
+        <w:rPr/>
+        <w:t>本文的特点在于：先做实基线，再讨论改进；以公开代码、公开权重和公开数据作为实验基础；在结果解释上保持保守，不夸大未完成的训练与 LVLM 定量能力。这样的写法虽然不追求“结果看起来最多”，但更符合毕业论文对真实性、可追溯性和边界清晰度的要求，也更有利于后续继续沿着现有结果稳定推进。</w:t>
       </w:r>
     </w:p>
     <w:p>
@@ -7281,7 +5897,7 @@
         <w:spacing w:before="0" w:after="0"/>
         <w:ind w:left="0"/>
       </w:pPr>
-      <w:bookmarkStart w:id="6" w:name="_Toc227933950"/>
+      <w:bookmarkStart w:id="6" w:name="_Toc227945698"/>
       <w:r>
         <w:rPr>
           <w:rFonts w:eastAsia="宋体"/>
@@ -7293,35 +5909,7 @@
     </w:p>
     <w:p>
       <w:r>
-        <w:t>全文结构安排如下。第一章介绍研究背景、研究意义、研究目标与整体研究方法。第二章综述</w:t>
-      </w:r>
-      <w:r>
-        <w:t xml:space="preserve"> AI </w:t>
-      </w:r>
-      <w:r>
-        <w:t>伪造图像检测领域的相关研究，重点讨论面向未知生成器泛化、面向鲁棒判别、面向大模型语义理解以及相关数据集与评测基准的研究进展。第三章分析</w:t>
-      </w:r>
-      <w:r>
-        <w:t xml:space="preserve"> FSD</w:t>
-      </w:r>
-      <w:r>
-        <w:t>、</w:t>
-      </w:r>
-      <w:r>
-        <w:t xml:space="preserve">Stay-Positive </w:t>
-      </w:r>
-      <w:r>
-        <w:t>与</w:t>
-      </w:r>
-      <w:r>
-        <w:t xml:space="preserve"> LVLM </w:t>
-      </w:r>
-      <w:r>
-        <w:t>三条研究路线的设计思想、互补关系和本文研究方案。第四章说明本文实验的数据来源、模型来源、实现过程和评价指标。第五章给出实验结果，并对结果差异进行分析与讨论。第六章总结研究中面临的问题以及改进思路与研究</w:t>
-      </w:r>
-      <w:r>
-        <w:lastRenderedPageBreak/>
-        <w:t>计划。第七章对全文进行总结并对未来工作进行展望。第八章给出参考文献。</w:t>
+        <w:t>全文依次讨论研究背景与意义、相关工作、方法定位、实验设计、结果分析、改进思路以及结论。</w:t>
       </w:r>
     </w:p>
     <w:p>
@@ -7330,7 +5918,7 @@
         <w:spacing w:before="0" w:after="0"/>
         <w:ind w:left="0"/>
       </w:pPr>
-      <w:bookmarkStart w:id="7" w:name="_Toc227933951"/>
+      <w:bookmarkStart w:id="7" w:name="_Toc227945699"/>
       <w:r>
         <w:rPr>
           <w:rFonts w:eastAsia="宋体"/>
@@ -7347,7 +5935,7 @@
         <w:spacing w:before="0" w:after="0"/>
         <w:ind w:left="0"/>
       </w:pPr>
-      <w:bookmarkStart w:id="8" w:name="_Toc227933952"/>
+      <w:bookmarkStart w:id="8" w:name="_Toc227945700"/>
       <w:r>
         <w:rPr>
           <w:rFonts w:eastAsia="宋体"/>
@@ -7365,128 +5953,40 @@
       <w:bookmarkEnd w:id="8"/>
     </w:p>
     <w:p>
-      <w:r>
-        <w:t xml:space="preserve">AI </w:t>
-      </w:r>
-      <w:r>
-        <w:t>伪造图像检测方法的发展大致经历了从显式伪迹检测到深度表征学习检测，再到泛化检测与鲁棒检测并行推进的过程。早期研究主要针对</w:t>
-      </w:r>
-      <w:r>
-        <w:t xml:space="preserve"> GAN </w:t>
-      </w:r>
-      <w:r>
-        <w:t>图像中的频域异常、棋盘格伪影、上采样纹理和统计偏差展开分析，这类方法在生成图像质量相对有限的阶段具有一定优势。然而，随着扩散模型和多模态生成系统迅速发展，伪造图像在全局结构、局部细节和视觉真实感方面均显著提升，许多传统伪迹逐渐减弱，仅依赖浅层异常的检测方法开始暴露出泛化不足的问题。</w:t>
-      </w:r>
-    </w:p>
-    <w:p>
-      <w:r>
-        <w:t>在这一背景下，研究重点逐渐从</w:t>
-      </w:r>
-      <w:r>
-        <w:t>“</w:t>
-      </w:r>
-      <w:r>
-        <w:t>是否能在已知数据上区分真假</w:t>
-      </w:r>
-      <w:r>
-        <w:t>”</w:t>
-      </w:r>
-      <w:r>
-        <w:t>转向</w:t>
-      </w:r>
-      <w:r>
-        <w:t>“</w:t>
-      </w:r>
-      <w:r>
-        <w:t>面对未知生成器、未知分布和复杂后处理时是否仍能稳定识别</w:t>
-      </w:r>
-      <w:r>
-        <w:t>”</w:t>
-      </w:r>
-      <w:r>
-        <w:t>。大量基于深度学习的检测器在闭集条件下可以取得较高精度，但当测试对象换成训练阶段未出现过的新生成器时，性能往往会明显下降。这说明不少模型学习到的并非更具普适性的生成痕迹，而是与特定生成器、特定数据源甚至特定压缩流程有关的偶然特征。为解决这一问题，研究者开始关注域泛化、少样本适应、元学习和对比学习等思路，希望增强检测器在未知生成器场景下的迁移能力。</w:t>
-      </w:r>
-    </w:p>
-    <w:p>
-      <w:r>
-        <w:t>与此同时，近年来另一条研究路线也逐渐受到重视，即检测器的判别依据本身是否可靠。如果模型主要依据</w:t>
-      </w:r>
-      <w:r>
-        <w:t>“</w:t>
-      </w:r>
-      <w:r>
-        <w:t>真实图像通常长什么样</w:t>
-      </w:r>
-      <w:r>
-        <w:t>”</w:t>
-      </w:r>
-      <w:r>
-        <w:t>来完成分类，那么当高质量生成图像不断逼近自然图像分布时，这种分类基础就会变得不稳定。相关工作指出，训练数据中的压缩痕迹、尺寸差异和采集流程偏差会诱导模型学习伪相关特征，从而在后续测试中产生错误判断。正因如此，鲁棒检测与伪相关抑制逐渐成为</w:t>
-      </w:r>
-      <w:r>
-        <w:t xml:space="preserve"> AI </w:t>
-      </w:r>
-      <w:r>
-        <w:t>伪造图像检测领域中的另一类重要问题。</w:t>
-      </w:r>
-    </w:p>
-    <w:p>
-      <w:r>
-        <w:t>总体来看，当前</w:t>
-      </w:r>
-      <w:r>
-        <w:t xml:space="preserve"> AI </w:t>
-      </w:r>
-      <w:r>
-        <w:t>伪造图像检测研究已经不再局限于</w:t>
-      </w:r>
-      <w:r>
-        <w:t>“</w:t>
-      </w:r>
-      <w:r>
-        <w:t>单一数据集上的高准确率</w:t>
-      </w:r>
-      <w:r>
-        <w:t>”</w:t>
-      </w:r>
-      <w:r>
-        <w:t>，而是更加强调跨生成器泛化能力、对后处理操作的鲁棒性以及判别依据的可解释性和稳定性。本文选择</w:t>
-      </w:r>
-      <w:r>
-        <w:t xml:space="preserve"> FSD </w:t>
-      </w:r>
-      <w:r>
-        <w:t>与</w:t>
-      </w:r>
-      <w:r>
-        <w:t xml:space="preserve"> Stay-Positive </w:t>
-      </w:r>
-      <w:r>
-        <w:t>两条路线作为核心研究对象，正是因为它们分别代表了</w:t>
-      </w:r>
-      <w:r>
-        <w:t>“</w:t>
-      </w:r>
-      <w:r>
-        <w:t>未知生成器泛化</w:t>
-      </w:r>
-      <w:r>
-        <w:t>”</w:t>
-      </w:r>
-      <w:r>
-        <w:t>和</w:t>
-      </w:r>
-      <w:r>
-        <w:t>“</w:t>
-      </w:r>
-      <w:r>
-        <w:t>伪相关抑制</w:t>
-      </w:r>
-      <w:r>
-        <w:t>”</w:t>
-      </w:r>
-      <w:r>
-        <w:t>这两个当前领域中最关键的方向。</w:t>
+      <w:proofErr w:type="gramStart"/>
+      <w:proofErr w:type="gramEnd"/>
+      <w:proofErr w:type="gramStart"/>
+      <w:proofErr w:type="gramEnd"/>
+      <w:proofErr w:type="gramStart"/>
+      <w:proofErr w:type="gramEnd"/>
+      <w:r>
+        <w:rPr/>
+        <w:t>AI 伪造图像检测已从早期显式伪迹分析，逐步发展到深度表征学习、泛化检测和鲁棒判别并行推进的阶段。早期方法更关注频域异常、压缩痕迹、插值边缘或局部纹理破绽，这些策略在低质量 GAN 图像上往往有效，但随着扩散模型生成质量显著提升，仅依赖单一伪迹线索已难以满足开放场景需求。当前研究更强调模型是否能够跨生成器迁移，以及是否能在伪造证据变得隐蔽时仍保持有效判别。</w:t>
+      </w:r>
+    </w:p>
+    <w:p>
+      <w:r>
+        <w:rPr/>
+        <w:t>当前研究重点已从“在已知数据上区分真假”转向“面对未知生成器、复杂后处理和分布变化时是否仍能稳定识别”。这意味着评价标准也在变化，研究者越来越重视模型是否能跨类别迁移、是否会因图像分辨率或内容题材变化而迅速失效，以及输出分数是否具备可校准性。只有当模型在这些方面都表现相对稳定时，其高精度结果才更具有解释意义。</w:t>
+      </w:r>
+    </w:p>
+    <w:p>
+      <w:r>
+        <w:rPr/>
+        <w:t>与此同时，研究者开始反思检测器的判别依据是否可靠，即模型究竟在学习伪造机制，还是在利用数据中的偶然偏差。如果模型只是记住了某类生成图像常见、但并不稳定的统计特征，那么当新的生成器改变这些分布时，检测性能就会快速下滑。也正因此，“模型是否学到了真正可迁移的伪造证据”成为当前研究必须回答的问题。</w:t>
+      </w:r>
+    </w:p>
+    <w:p>
+      <w:r>
+        <w:t>因此，泛化能力、鲁棒性和</w:t>
+      </w:r>
+      <w:proofErr w:type="gramStart"/>
+      <w:r>
+        <w:t>可</w:t>
+      </w:r>
+      <w:proofErr w:type="gramEnd"/>
+      <w:r>
+        <w:t>解释性成为当前研究的核心评价维度。</w:t>
       </w:r>
     </w:p>
     <w:p>
@@ -7495,7 +5995,7 @@
         <w:spacing w:before="0" w:after="0"/>
         <w:ind w:left="0"/>
       </w:pPr>
-      <w:bookmarkStart w:id="9" w:name="_Toc227933953"/>
+      <w:bookmarkStart w:id="9" w:name="_Toc227945701"/>
       <w:r>
         <w:rPr>
           <w:rFonts w:eastAsia="宋体"/>
@@ -7507,75 +6007,25 @@
     </w:p>
     <w:p>
       <w:r>
-        <w:t>面向固定生成器的检测方法通常假设训练集与测试集共享相近的数据分布和生成</w:t>
-      </w:r>
-      <w:r>
-        <w:lastRenderedPageBreak/>
-        <w:t>器来源，因此更容易在给定数据集上取得较高指标。这类方法通常将问题建模为标准二分类任务，即把真实图像和某一类或某一组生成器产生的伪造图像作为正负样本，通过卷积神经网络或视觉</w:t>
-      </w:r>
-      <w:r>
-        <w:t xml:space="preserve"> Transformer </w:t>
-      </w:r>
-      <w:r>
-        <w:t>学习真假判别边界。由于训练和测试条件较为一致，这类方法往往能够在闭集条件下获得较高精度，也因此经常被用作基线方法。</w:t>
-      </w:r>
-    </w:p>
-    <w:p>
-      <w:r>
-        <w:t>但这类方法的局限同样十分明显。首先，其性能高度依赖训练集所覆盖的生成器类型、图像分辨率和数据分布，一旦测试对象超出训练范围，检测效果就可能迅速下降。其次，这类方法很容易把训练数据中的偶然偏差当作有效特征，例如压缩质量、尺寸差异和图像来源差异。最后，面向固定生成器的高精度结果并不能直接说明模型在现实开放环境中的有效性，因为真实应用场景中的生成模型种类和后处理方式都远比实验环境复杂。因此，这一类方法虽然有助于建立高精度基线，但不能完全代表</w:t>
-      </w:r>
-      <w:r>
-        <w:t xml:space="preserve"> AI </w:t>
-      </w:r>
-      <w:r>
-        <w:t>伪造图像检测在现实场景中的真实难度。</w:t>
-      </w:r>
-    </w:p>
-    <w:p>
-      <w:r>
-        <w:t>在这一方向上，</w:t>
-      </w:r>
-      <w:r>
-        <w:t xml:space="preserve">Wang </w:t>
-      </w:r>
-      <w:r>
-        <w:t>等人在</w:t>
-      </w:r>
-      <w:r>
-        <w:t xml:space="preserve"> CVPR 2020 </w:t>
-      </w:r>
-      <w:r>
-        <w:t>提出的</w:t>
-      </w:r>
-      <w:r>
-        <w:t xml:space="preserve"> “CNN-Generated Images Are Surprisingly Easy to Spot... for Now” </w:t>
-      </w:r>
-      <w:r>
-        <w:t>是较早且影响较大的代表性工作</w:t>
-      </w:r>
-      <w:r>
-        <w:t>[4]</w:t>
-      </w:r>
-      <w:r>
-        <w:t>。该研究表明，在适当的数据增强和预处理策略支持下，检测器即便只针对单一</w:t>
-      </w:r>
-      <w:r>
-        <w:t xml:space="preserve"> CNN </w:t>
-      </w:r>
-      <w:r>
-        <w:t>生成器进行训练，也可能对若干未见生成器表现出一定的迁移性。这一发现一方面说明生成图像之间可能共享某些统计缺陷，另一方面也提示研究者：当前取得的高性能往往具有明显的时间性和条件性，随着生成模型持续演进，这种</w:t>
-      </w:r>
-      <w:r>
-        <w:t>“</w:t>
-      </w:r>
-      <w:r>
-        <w:t>容易识别</w:t>
-      </w:r>
-      <w:r>
-        <w:t>”</w:t>
-      </w:r>
-      <w:r>
-        <w:t>的特征未必能够长期存在。因此，该类工作为后续更强调泛化能力的研究奠定了重要基础。</w:t>
+        <w:rPr/>
+        <w:t>面向固定生成器的检测方法通常把任务建模为标准二分类问题，在训练和测试分布相近时往往能够取得较高指标。这类方法的优势在于训练目标直接、实现成本较低、闭集表现通常较强，因此在很多公开基准或竞赛环境中仍然具有现实价值。不过，这种优势往往建立在训练分布和测试分布相对接近的前提之上，一旦评测条件被放宽，其性能稳定性就需要重新审视。</w:t>
+      </w:r>
+    </w:p>
+    <w:p>
+      <w:r>
+        <w:rPr/>
+        <w:t>这类方法的局限在于高度依赖训练分布，一旦生成器类型、分辨率或后处理方式发生变化，性能可能快速下降。很多看似“接近满分”的结果，在跨模型迁移后会出现明显回落，这也是近年来研究者不断强调开放场景评测的重要原因。因此，闭集指标虽然重要，但不能直接替代对泛化能力的分析。</w:t>
+      </w:r>
+    </w:p>
+    <w:p>
+      <w:r>
+        <w:t>以</w:t>
+      </w:r>
+      <w:r>
+        <w:t xml:space="preserve"> CNN-Generated Images Are Surprisingly Easy to Spot... for Now </w:t>
+      </w:r>
+      <w:r>
+        <w:t>为代表的工作说明，闭集高精度并不等同于开放场景下的长期有效性。</w:t>
       </w:r>
     </w:p>
     <w:p>
@@ -7584,7 +6034,7 @@
         <w:spacing w:before="0" w:after="0"/>
         <w:ind w:left="0"/>
       </w:pPr>
-      <w:bookmarkStart w:id="10" w:name="_Toc227933954"/>
+      <w:bookmarkStart w:id="10" w:name="_Toc227945702"/>
       <w:r>
         <w:rPr>
           <w:rFonts w:eastAsia="宋体"/>
@@ -7596,108 +6046,22 @@
     </w:p>
     <w:p>
       <w:r>
-        <w:t>面向未知生成器的泛化检测方法更加关注模型在分布变化和类别变化条件下的适应能力。这类研究通常强调域泛化、元学习、少样本学习、原型学习或跨域表征能力，其核心目标是让模型在仅有有限新样本甚至零样本的条件下，仍然能够对新的</w:t>
-      </w:r>
-      <w:r>
-        <w:t xml:space="preserve"> AI </w:t>
-      </w:r>
-      <w:r>
-        <w:t>生成图像保持较好的识别效果。与固定生成器检测相比，这类方法更接近真实世界中的使用需求，因为新生成模型迭代速度很快，完全依赖大规模重新训练既不经济，也不现实。</w:t>
-      </w:r>
-    </w:p>
-    <w:p>
-      <w:r>
-        <w:t xml:space="preserve">FSD </w:t>
-      </w:r>
-      <w:r>
-        <w:t>就是这一路线中很有代表性的工作。</w:t>
-      </w:r>
-      <w:r>
-        <w:t xml:space="preserve">Wu </w:t>
-      </w:r>
-      <w:r>
-        <w:t>等人在</w:t>
-      </w:r>
-      <w:r>
-        <w:t xml:space="preserve"> ICML 2025 </w:t>
-      </w:r>
-      <w:r>
-        <w:t>提出的</w:t>
-      </w:r>
-      <w:r>
-        <w:t xml:space="preserve"> “Few-Shot Learner Generalizes Across AI-Generated Image Detection” </w:t>
-      </w:r>
-      <w:r>
-        <w:t>将</w:t>
-      </w:r>
-      <w:r>
-        <w:t xml:space="preserve"> AI </w:t>
-      </w:r>
-      <w:r>
-        <w:t>伪造图像识别问题进一步推进到少样本场景，强调检测器在面对未见生成器时，能够利用极少量新样本迅速完成适应</w:t>
-      </w:r>
-      <w:r>
-        <w:t>[1]</w:t>
-      </w:r>
-      <w:r>
-        <w:t>。这一思路的重要意义在于，它不再把检测问题视为静态闭集分类，</w:t>
-      </w:r>
-      <w:r>
-        <w:lastRenderedPageBreak/>
-        <w:t>而是把它看作一个随生成模型快速演进而持续变化的开放问题。对于本文而言，</w:t>
-      </w:r>
-      <w:r>
-        <w:t xml:space="preserve">FSD </w:t>
-      </w:r>
-      <w:r>
-        <w:t>的价值不仅在于其当前指标，更在于它为后续研究未知模型泛化提供了清晰的主干框架。</w:t>
-      </w:r>
-    </w:p>
-    <w:p>
-      <w:r>
-        <w:t>除</w:t>
-      </w:r>
-      <w:r>
-        <w:t xml:space="preserve"> FSD </w:t>
-      </w:r>
-      <w:r>
-        <w:t>外，近年来也出现了不少从不同角度提升泛化能力的工作。例如，</w:t>
-      </w:r>
-      <w:r>
-        <w:t xml:space="preserve">Wu </w:t>
-      </w:r>
-      <w:r>
-        <w:t>等人提出的</w:t>
-      </w:r>
-      <w:r>
-        <w:t xml:space="preserve"> LASTED </w:t>
-      </w:r>
-      <w:r>
-        <w:t>通过语言引导对比学习来构建更具迁移性的取证特征空间，把真假图像检测重新表述为一种更强调特征分离性的识别问题</w:t>
-      </w:r>
-      <w:r>
-        <w:t>[5]</w:t>
-      </w:r>
-      <w:r>
-        <w:t>。这类方法的共同特点在于，不再满足于在单一数据集上追求分类精度，而是更强调模型是否具备跨生成器迁移能力。对于本文后续工作而言，这一类研究为</w:t>
-      </w:r>
-      <w:r>
-        <w:t>“</w:t>
-      </w:r>
-      <w:r>
-        <w:t>如何进一步增强</w:t>
-      </w:r>
-      <w:r>
-        <w:t xml:space="preserve"> FSD </w:t>
-      </w:r>
-      <w:r>
-        <w:t>主干的泛化表征能力</w:t>
-      </w:r>
-      <w:r>
-        <w:t>”</w:t>
-      </w:r>
-      <w:r>
-        <w:t>提供了重要参考。</w:t>
+        <w:rPr/>
+        <w:t>面向未知生成器的泛化检测方法更强调模型在新类别和新分布下的适应能力，通常结合元学习、少样本学习或跨域表征思想。与固定生成器方法相比，这一方向更接近真实应用场景，因为实际系统很难预先覆盖所有未来会出现的图像生成器。同时，这类方法也更容易暴露训练流程复杂、超参数敏感和实现成本较高等问题，因此其工程落地难度通常高于标准闭集分类。</w:t>
+      </w:r>
+    </w:p>
+    <w:p>
+      <w:r>
+        <w:rPr/>
+        <w:t>FSD 是这一方向的代表方法，其核心价值在于把 AI 伪造图像识别问题推进到少样本适配与未知生成器场景。它并不单纯追求在某一固定生成器上拿到最高闭集准确率，而是试图建立一种面向新类别仍可工作的检测范式。从论文结构上看，FSD 也因此更适合作为后续改进研究的主干基线。</w:t>
+      </w:r>
+    </w:p>
+    <w:p>
+      <w:r>
+        <w:t xml:space="preserve">LASTED </w:t>
+      </w:r>
+      <w:r>
+        <w:t>等工作则从语言引导或对比学习角度增强可迁移表征，为进一步提升泛化能力提供了参考。</w:t>
       </w:r>
     </w:p>
     <w:p>
@@ -7706,158 +6070,63 @@
         <w:spacing w:before="0" w:after="0"/>
         <w:ind w:left="0"/>
       </w:pPr>
-      <w:bookmarkStart w:id="11" w:name="_Toc227933955"/>
+      <w:bookmarkStart w:id="11" w:name="_Toc227945703"/>
       <w:r>
         <w:rPr>
           <w:rFonts w:eastAsia="宋体"/>
           <w:sz w:val="24"/>
         </w:rPr>
-        <w:t>面向鲁棒判别与伪相关抑制的方法</w:t>
+        <w:t>面向鲁棒判别与</w:t>
+      </w:r>
+      <w:proofErr w:type="gramStart"/>
+      <w:r>
+        <w:rPr>
+          <w:rFonts w:eastAsia="宋体"/>
+          <w:sz w:val="24"/>
+        </w:rPr>
+        <w:t>伪相关</w:t>
+      </w:r>
+      <w:proofErr w:type="gramEnd"/>
+      <w:r>
+        <w:rPr>
+          <w:rFonts w:eastAsia="宋体"/>
+          <w:sz w:val="24"/>
+        </w:rPr>
+        <w:t>抑制的方法</w:t>
       </w:r>
       <w:bookmarkEnd w:id="11"/>
     </w:p>
     <w:p>
       <w:r>
-        <w:t>另一类研究则更关注检测器的判别依据是否可靠。这类方法认为，模型并不总是在学习稳定的伪造证据，而可能只是学会了</w:t>
-      </w:r>
-      <w:r>
-        <w:t>“</w:t>
-      </w:r>
-      <w:r>
-        <w:t>真实图像通常长什么样</w:t>
-      </w:r>
-      <w:r>
-        <w:t>”</w:t>
-      </w:r>
-      <w:r>
-        <w:t>，于是把真实性判断建立在某些质量特征、纹理规律或采集痕迹之上。这样一来，只要伪造图像足够逼真，或者真实图像质量受损，模型就可能做出错误判断。与其单纯追求更高的分类分数，这一类研究更关心模型是否真正抓住了</w:t>
-      </w:r>
-      <w:r>
-        <w:t>“</w:t>
-      </w:r>
-      <w:r>
-        <w:t>假图像为什么是假的</w:t>
-      </w:r>
-      <w:r>
-        <w:t>”</w:t>
-      </w:r>
-      <w:r>
-        <w:t>这一问题。</w:t>
-      </w:r>
-    </w:p>
-    <w:p>
-      <w:r>
-        <w:t xml:space="preserve">Rajan </w:t>
-      </w:r>
-      <w:r>
-        <w:t>和</w:t>
-      </w:r>
-      <w:r>
-        <w:t xml:space="preserve"> Lee </w:t>
-      </w:r>
-      <w:r>
-        <w:t>在</w:t>
-      </w:r>
-      <w:r>
-        <w:t xml:space="preserve"> ICML 2025 </w:t>
-      </w:r>
-      <w:r>
-        <w:t>提出的</w:t>
-      </w:r>
-      <w:r>
-        <w:t xml:space="preserve"> “Stay-Positive: A Case for Ignoring Real Image Features in Fake Image Detection” </w:t>
-      </w:r>
-      <w:r>
-        <w:t>正是这一路线中的代表性工作</w:t>
-      </w:r>
-      <w:r>
-        <w:t>[2]</w:t>
-      </w:r>
-      <w:r>
-        <w:t>。该研究指出，检测器在训练时可能错误地利用真实图像中的特征来支持</w:t>
-      </w:r>
-      <w:r>
-        <w:t>“</w:t>
-      </w:r>
-      <w:r>
-        <w:t>真实</w:t>
-      </w:r>
-      <w:r>
-        <w:t>”</w:t>
-      </w:r>
-      <w:r>
-        <w:t>判断，而这些特征往往是由压缩、缩放或采集来源引入的伪相关模式。为减少这种偏差，该方法通过对最后分类层进行约束和重训练，使模型的判别尽量建立在</w:t>
-      </w:r>
-      <w:r>
-        <w:t>“</w:t>
-      </w:r>
-      <w:r>
-        <w:t>假图像特征</w:t>
-      </w:r>
-      <w:r>
-        <w:t>”</w:t>
-      </w:r>
-      <w:r>
-        <w:t>而非</w:t>
-      </w:r>
-      <w:r>
-        <w:t>“</w:t>
-      </w:r>
-      <w:r>
-        <w:t>真实图像特征</w:t>
-      </w:r>
-      <w:r>
-        <w:t>”</w:t>
-      </w:r>
-      <w:r>
-        <w:t>之上。其研究价值不只体现在提升某一组测试数据上的结果，更重要的是为理解检测器为什么会误判、如何减弱伪相关提供了一个可操作的分析框架。</w:t>
-      </w:r>
-    </w:p>
-    <w:p>
-      <w:r>
-        <w:t>与此相呼应，</w:t>
-      </w:r>
-      <w:r>
-        <w:t xml:space="preserve">GenDet </w:t>
-      </w:r>
-      <w:r>
-        <w:t>也从未见生成器检测角度指出，传统检测器在</w:t>
-      </w:r>
-      <w:r>
-        <w:t xml:space="preserve"> real </w:t>
-      </w:r>
-      <w:r>
-        <w:t>与</w:t>
-      </w:r>
-      <w:r>
-        <w:t xml:space="preserve"> fake </w:t>
-      </w:r>
-      <w:r>
-        <w:t>样本之间往往没有形成足够清晰的输出差异，导致面对新生成器时分类难度增加</w:t>
-      </w:r>
-      <w:r>
-        <w:t>[6]</w:t>
-      </w:r>
-      <w:r>
-        <w:t>。虽然</w:t>
-      </w:r>
-      <w:r>
-        <w:t xml:space="preserve"> GenDet </w:t>
-      </w:r>
-      <w:r>
-        <w:t>的切入点更偏向未知生成器泛化，但其背后同样反映出一个重要问题：模型输出如果过度依赖训练分布中的偶然模式，就会在分布变化后迅速失稳。因此，从更广的视角看，泛化检测和伪相关抑制并不是彼此孤立的问题，而是共同指向</w:t>
-      </w:r>
-      <w:r>
-        <w:t>“</w:t>
-      </w:r>
-      <w:r>
-        <w:t>模型到底学到了什么</w:t>
-      </w:r>
-      <w:r>
-        <w:t>”</w:t>
-      </w:r>
-      <w:r>
-        <w:t>这一核心研究命题。</w:t>
+        <w:rPr/>
+        <w:t>另一条重要路线关注判别依据的可靠性，即避免模型把“真实图像特征”误当作决定性证据。若模型主要依赖真实图像中常见而伪造图像暂时缺失的线索，那么一旦生成模型补齐这些特征，检测器就可能快速失效。因此，研究“模型为何做出判断”与“模型依赖了什么证据”，已经成为判断方法是否可信的重要部分。这类问题虽然不像准确率那样直观，却直接关系到方法是否具有长期有效性。</w:t>
+      </w:r>
+    </w:p>
+    <w:p>
+      <w:r>
+        <w:rPr/>
+        <w:t>Stay-Positive 强调通过抑制真实图像特征依赖来提升鲁棒性，其意义不只在于提高指标，更在于纠正错误取证路径。换句话说，该方法试图减少模型把“像真实照片”误当成唯一判断标准的倾向，而把注意力更多放到伪造样本真正暴露出的异常信息上。这个思想对本文十分重要，因为它提示我们：泛化能力与判别依据稳定性并不是彼此替代的关系，而是需要同时考虑的两个维度。</w:t>
+      </w:r>
+    </w:p>
+    <w:p>
+      <w:proofErr w:type="spellStart"/>
+      <w:r>
+        <w:t>GenDet</w:t>
+      </w:r>
+      <w:proofErr w:type="spellEnd"/>
+      <w:r>
+        <w:t xml:space="preserve"> </w:t>
+      </w:r>
+      <w:r>
+        <w:t>等工作也说明，面对新生成器时，输出分布不稳定和</w:t>
+      </w:r>
+      <w:proofErr w:type="gramStart"/>
+      <w:r>
+        <w:t>伪相关</w:t>
+      </w:r>
+      <w:proofErr w:type="gramEnd"/>
+      <w:r>
+        <w:t>问题往往同时存在。</w:t>
       </w:r>
     </w:p>
     <w:p>
@@ -7866,13 +6135,12 @@
         <w:spacing w:before="0" w:after="0"/>
         <w:ind w:left="0"/>
       </w:pPr>
-      <w:bookmarkStart w:id="12" w:name="_Toc227933956"/>
+      <w:bookmarkStart w:id="12" w:name="_Toc227945704"/>
       <w:r>
         <w:rPr>
           <w:rFonts w:eastAsia="宋体"/>
           <w:sz w:val="24"/>
         </w:rPr>
-        <w:lastRenderedPageBreak/>
         <w:t>面向</w:t>
       </w:r>
       <w:r>
@@ -7892,84 +6160,38 @@
       <w:bookmarkEnd w:id="12"/>
     </w:p>
     <w:p>
-      <w:r>
-        <w:t>除传统判别模型外，近年来以大视觉语言模型和多模态大模型为代表的新路线也开始被引入图像取证、内容核验与复杂视觉问答任务中。这类方法通常不直接把问题压缩为单一的真假二分类，而是尝试利用视觉编码、语言理解与跨模态推理能力，对图像中的语义一致性、物体关系、局部细节、文本描述与上下文线索进行综合分析。对于</w:t>
-      </w:r>
-      <w:r>
-        <w:t xml:space="preserve"> AI </w:t>
-      </w:r>
-      <w:r>
-        <w:t>伪造图像识别而言，这种思路的意义在于：当浅层纹理伪迹减弱、传统检测器难以给出清晰判别依据时，</w:t>
-      </w:r>
-      <w:r>
-        <w:t xml:space="preserve">LVLM </w:t>
-      </w:r>
-      <w:r>
-        <w:t>有可能从更高层的语义层面发现图像中的不协调之处，并生成可读的解释性输出。</w:t>
-      </w:r>
-    </w:p>
-    <w:p>
-      <w:r>
-        <w:t>从任务属性看，</w:t>
-      </w:r>
-      <w:r>
-        <w:t xml:space="preserve">LVLM </w:t>
-      </w:r>
-      <w:r>
-        <w:t>路线并不天然替代现有检测器，而更适合作为补充性分析工具。其优势主要体现在三个方面。第一，它更容易处理复杂场景下的局部异常与全局语义矛盾，例如人物肢体结构不合理、物体关系违反常识、背景与主体交互不自然等问题。第二，它能够把图像内容分析与语言描述结合起来，为</w:t>
-      </w:r>
-      <w:r>
-        <w:t>“</w:t>
-      </w:r>
-      <w:r>
-        <w:t>为什么判为伪造</w:t>
-      </w:r>
-      <w:r>
-        <w:t>”</w:t>
-      </w:r>
-      <w:r>
-        <w:t>提供更加直观的证据组织形式。第三，在多模型融合框架中，</w:t>
-      </w:r>
-      <w:r>
-        <w:t xml:space="preserve">LVLM </w:t>
-      </w:r>
-      <w:r>
-        <w:t>可用于对边界样本、冲突样本和误判样本进行二次分析，从而增强系统的解释性与人工复核效率。</w:t>
-      </w:r>
-    </w:p>
-    <w:p>
-      <w:r>
-        <w:t>但与此同时，</w:t>
-      </w:r>
-      <w:r>
-        <w:t xml:space="preserve">LVLM </w:t>
-      </w:r>
-      <w:r>
-        <w:t>在</w:t>
-      </w:r>
-      <w:r>
-        <w:t xml:space="preserve"> AI </w:t>
-      </w:r>
-      <w:r>
-        <w:t>伪造图像识别中的应用仍存在明显边界。首先，这类模型的输出受提示词设计、上下文设置和解码策略影响较大，稳定性和一致性尚不如专门训练的判别器。其次，</w:t>
-      </w:r>
-      <w:r>
-        <w:t xml:space="preserve">LVLM </w:t>
-      </w:r>
-      <w:r>
-        <w:t>更擅长做语义层面分析，但对于某些高度逼真的生成图像，如果不存在明显语义违和，其判断也可能出现不稳定甚至产生幻觉性解释。再次，当前公开研究中，</w:t>
-      </w:r>
-      <w:r>
-        <w:t xml:space="preserve">LVLM </w:t>
-      </w:r>
-      <w:r>
-        <w:t>在图像取证任务上的统一评测协议仍不成熟，因此直接将其与标准分类模型按同一数值指标做简单排名并不合适。基于这些原因，本文将</w:t>
+      <w:proofErr w:type="gramStart"/>
+      <w:proofErr w:type="gramEnd"/>
+      <w:r>
+        <w:rPr/>
+        <w:t>LVLM 路线尝试利用视觉编码、语言理解和跨模态推理能力，对复杂场景中的语义不一致与局部异常进行辅助分析。这类模型不一定在数值上立即优于专门训练的检测器，但它们在面对难样本时能够提供更接近人工检查流程的描述性证据，例如指出文字区域不自然、局部连接关系异常、器官或物体结构不协调等，从而补足纯分数模型在解释层面的不足。对于论文写作来说，这类描述性能力也有助于把样本级现象转化为更清晰的研究结论。</w:t>
+      </w:r>
+    </w:p>
+    <w:p>
+      <w:r>
+        <w:rPr/>
+        <w:t>这类方法更适合处理边界样本、冲突样本和难以用单一分数解释的复杂案例。对于论文写作而言，LVLM 的价值也在于帮助把“模型为什么可能错”转化为更可描述、更贴近人工观察语言的分析文本。当前虽然还不足以把它作为统一评测主模型，但它已经能够在案例分析层面提供有效支持。</w:t>
+      </w:r>
+    </w:p>
+    <w:p>
+      <w:r>
+        <w:t>但</w:t>
       </w:r>
       <w:r>
         <w:t xml:space="preserve"> LVLM </w:t>
       </w:r>
       <w:r>
-        <w:t>作为本次论文必须纳入的第三条研究线，但更强调其在复杂场景辅助判断、误判案例分析与可解释性补充中的研究价值，而不夸大为已经完成系统性定量实验的成熟主线。</w:t>
+        <w:t>的输出受提示词和上下文影响较大，当前更适合作为解释接口，而非直接替代专门训练的检测器。因此，在本研究中我们对</w:t>
+      </w:r>
+      <w:r>
+        <w:t xml:space="preserve"> LVLM </w:t>
+      </w:r>
+      <w:r>
+        <w:t>的定位保持克制，强调其</w:t>
+      </w:r>
+      <w:r>
+        <w:lastRenderedPageBreak/>
+        <w:t>辅助性和分析性，而不把它包装成已经完成正式对比评测的主模型。</w:t>
       </w:r>
     </w:p>
     <w:p>
@@ -7978,7 +6200,7 @@
         <w:spacing w:before="0" w:after="0"/>
         <w:ind w:left="0"/>
       </w:pPr>
-      <w:bookmarkStart w:id="13" w:name="_Toc227933957"/>
+      <w:bookmarkStart w:id="13" w:name="_Toc227945705"/>
       <w:r>
         <w:rPr>
           <w:rFonts w:eastAsia="宋体"/>
@@ -7990,120 +6212,42 @@
     </w:p>
     <w:p>
       <w:r>
-        <w:t>在方法研究之外，数据集和评测基准同样是</w:t>
-      </w:r>
-      <w:r>
-        <w:t xml:space="preserve"> AI </w:t>
-      </w:r>
-      <w:r>
-        <w:t>伪造图像检测领域发展的关键支撑。早期数据集往往规模较小，内容类型受限，且多集中于人脸篡改或单一生成器场景，难以支撑通用图像场景下的系统性研究。随着扩散模型和商业级生成工具快速发展，研究界对更大规模、更高多样性数据集的需求显著提升。</w:t>
-      </w:r>
-    </w:p>
-    <w:p>
-      <w:r>
-        <w:t xml:space="preserve">Zhu </w:t>
-      </w:r>
-      <w:r>
-        <w:t>等人在</w:t>
-      </w:r>
-      <w:r>
-        <w:t xml:space="preserve"> NeurIPS 2023 </w:t>
-      </w:r>
-      <w:r>
-        <w:t>数据集与基准赛道提出的</w:t>
-      </w:r>
-      <w:r>
-        <w:t xml:space="preserve"> GenImage </w:t>
-      </w:r>
-      <w:r>
-        <w:t>数据集，是当前该</w:t>
-      </w:r>
-      <w:r>
-        <w:lastRenderedPageBreak/>
-        <w:t>领域极具代表性的公开基准之一</w:t>
-      </w:r>
-      <w:r>
-        <w:t>[3]</w:t>
-      </w:r>
-      <w:r>
-        <w:t>。该数据集以</w:t>
-      </w:r>
-      <w:r>
-        <w:t xml:space="preserve"> ImageNet </w:t>
-      </w:r>
-      <w:r>
-        <w:t>类别体系为基础，构建了百万规模的真实图像与</w:t>
-      </w:r>
-      <w:r>
-        <w:t xml:space="preserve"> AI </w:t>
-      </w:r>
-      <w:r>
-        <w:t>生成图像样本，并覆盖</w:t>
-      </w:r>
-      <w:r>
-        <w:t xml:space="preserve"> Midjourney</w:t>
-      </w:r>
-      <w:r>
-        <w:t>、</w:t>
-      </w:r>
-      <w:r>
-        <w:t>Stable Diffusion</w:t>
-      </w:r>
-      <w:r>
-        <w:t>、</w:t>
-      </w:r>
-      <w:r>
-        <w:t>ADM</w:t>
-      </w:r>
-      <w:r>
-        <w:t>、</w:t>
-      </w:r>
-      <w:r>
-        <w:t>GLIDE</w:t>
-      </w:r>
-      <w:r>
-        <w:t>、</w:t>
-      </w:r>
-      <w:r>
-        <w:t>Wukong</w:t>
-      </w:r>
-      <w:r>
-        <w:t>、</w:t>
-      </w:r>
-      <w:r>
-        <w:t>VQDM</w:t>
-      </w:r>
-      <w:r>
-        <w:t>、</w:t>
-      </w:r>
-      <w:r>
-        <w:t xml:space="preserve">BigGAN </w:t>
-      </w:r>
-      <w:r>
-        <w:t>等多类生成器。除了提供大规模数据本身，</w:t>
-      </w:r>
-      <w:r>
-        <w:t xml:space="preserve">GenImage </w:t>
-      </w:r>
-      <w:r>
-        <w:t>的价值还在于它把跨生成器分类和退化图像分类等更贴近现实需求的任务纳入统一评测框架。这使得研究者不再只关注单一生成器上的闭集准确率，而能够更系统地分析检测器在未知模型、图像退化和分布变化条件下的表现。</w:t>
-      </w:r>
-    </w:p>
-    <w:p>
-      <w:r>
-        <w:t>对本文而言，</w:t>
-      </w:r>
-      <w:r>
-        <w:t xml:space="preserve">GenImage </w:t>
-      </w:r>
-      <w:r>
-        <w:t>不仅是当前实验所依赖的数据来源，更是支撑论文问题定义的重要依据。本文之所以能够同时讨论固定二分类性能、跨生成器差异和后续泛化改进方向，与</w:t>
-      </w:r>
-      <w:r>
-        <w:t xml:space="preserve"> GenImage </w:t>
-      </w:r>
-      <w:r>
-        <w:t>所提供的多生成器测试环境密切相关。</w:t>
+        <w:t>高质量数据集和统一评测基准是比较不同方法的前提。</w:t>
+      </w:r>
+      <w:proofErr w:type="gramStart"/>
+      <w:r>
+        <w:t>若数据</w:t>
+      </w:r>
+      <w:proofErr w:type="gramEnd"/>
+      <w:r>
+        <w:t>来源、真假定义或采样协议不统一，就很难判断性能差异究竟来自方法本身，还是来自测试设置变化。</w:t>
+      </w:r>
+    </w:p>
+    <w:p>
+      <w:proofErr w:type="spellStart"/>
+      <w:proofErr w:type="spellEnd"/>
+      <w:r>
+        <w:rPr/>
+        <w:t>GenImage 是当前极具代表性的公开基准之一，覆盖多类生成器，适合同时观察固定判别能力和跨生成器差异。对于本文而言，它既能支持 FSD 这类泛化检测方法的观察，也能为 Stay-Positive 的固定真假对照实验提供可复核的数据基础。更重要的是，它为不同路线方法之间建立了一个相对统一的比较语境，使结果讨论更具可解释性。</w:t>
+      </w:r>
+    </w:p>
+    <w:p>
+      <w:r>
+        <w:t>因此，本文以</w:t>
+      </w:r>
+      <w:r>
+        <w:t xml:space="preserve"> </w:t>
+      </w:r>
+      <w:proofErr w:type="spellStart"/>
+      <w:r>
+        <w:t>GenImage</w:t>
+      </w:r>
+      <w:proofErr w:type="spellEnd"/>
+      <w:r>
+        <w:t xml:space="preserve"> </w:t>
+      </w:r>
+      <w:r>
+        <w:t>作为统一实验基础。</w:t>
       </w:r>
     </w:p>
     <w:p>
@@ -8112,7 +6256,7 @@
         <w:spacing w:before="0" w:after="0"/>
         <w:ind w:left="0"/>
       </w:pPr>
-      <w:bookmarkStart w:id="14" w:name="_Toc227933958"/>
+      <w:bookmarkStart w:id="14" w:name="_Toc227945706"/>
       <w:r>
         <w:rPr>
           <w:rFonts w:eastAsia="宋体"/>
@@ -8124,108 +6268,14 @@
     </w:p>
     <w:p>
       <w:r>
-        <w:t>基于上述分析，本文并不把</w:t>
-      </w:r>
-      <w:r>
-        <w:t xml:space="preserve"> FSD</w:t>
-      </w:r>
-      <w:r>
-        <w:t>、</w:t>
-      </w:r>
-      <w:r>
-        <w:t xml:space="preserve">Stay-Positive </w:t>
-      </w:r>
-      <w:r>
-        <w:t>与</w:t>
-      </w:r>
-      <w:r>
-        <w:t xml:space="preserve"> LVLM </w:t>
-      </w:r>
-      <w:r>
-        <w:t>简单看成三种彼此竞争的方法，而是将其视为三个解决不同层面问题的互补方向。</w:t>
-      </w:r>
-      <w:r>
-        <w:t xml:space="preserve">FSD </w:t>
-      </w:r>
-      <w:r>
-        <w:t>更适合作为研究未知生成器泛化与少样本适应问题的主干基线，</w:t>
-      </w:r>
-      <w:r>
-        <w:t xml:space="preserve">Stay-Positive </w:t>
-      </w:r>
-      <w:r>
-        <w:t>更适合作为强调判别依据稳定性与鲁棒性的高性能判别基线，</w:t>
-      </w:r>
-      <w:r>
-        <w:t xml:space="preserve">LVLM </w:t>
-      </w:r>
-      <w:r>
-        <w:t>则更适合作为复杂场景下的语义分析与解释补充路径。本文当前阶段的任务不是直接将三者工程性地完全融合，而是先在公开数据和预训练模型条件下完成已有基线复现，明确不同路线各自解决的核心问题、在当前测试中的表现差异，以及未来可能的结合方式。</w:t>
-      </w:r>
-    </w:p>
-    <w:p>
-      <w:r>
-        <w:t>进一步说，本文的切入点并不是再额外提出一条完全独立的新路线，而是在当前公开研究基础上回答一个更务实的问题：在毕业论文阶段，如何基于公开资源建立可信的最小复现基线，并据此形成后续改进的合理方向。围绕这一点，本文选择把</w:t>
-      </w:r>
-      <w:r>
-        <w:t xml:space="preserve"> FSD </w:t>
-      </w:r>
-      <w:r>
-        <w:t>作为</w:t>
-      </w:r>
-      <w:r>
-        <w:t>“</w:t>
-      </w:r>
-      <w:r>
-        <w:t>泛化检测主干</w:t>
-      </w:r>
-      <w:r>
-        <w:t>”</w:t>
-      </w:r>
-      <w:r>
-        <w:t>，把</w:t>
-      </w:r>
-      <w:r>
-        <w:t xml:space="preserve"> Stay-Positive </w:t>
-      </w:r>
-      <w:r>
-        <w:t>作为</w:t>
-      </w:r>
-      <w:r>
-        <w:t>“</w:t>
-      </w:r>
-      <w:r>
-        <w:t>鲁棒判别增强思想</w:t>
-      </w:r>
-      <w:r>
-        <w:t>”</w:t>
-      </w:r>
-      <w:r>
-        <w:t>，把</w:t>
-      </w:r>
-      <w:r>
-        <w:t xml:space="preserve"> LVLM </w:t>
-      </w:r>
-      <w:r>
-        <w:t>作为</w:t>
-      </w:r>
-      <w:r>
-        <w:t>“</w:t>
-      </w:r>
-      <w:r>
-        <w:t>复杂样本辅助分析与解释接口</w:t>
-      </w:r>
-      <w:r>
-        <w:t>”</w:t>
-      </w:r>
-      <w:r>
-        <w:t>，并以</w:t>
-      </w:r>
-      <w:r>
-        <w:t xml:space="preserve"> GenImage </w:t>
-      </w:r>
-      <w:r>
-        <w:t>作为当前实验与讨论的核心基准。这样的选择既符合当前阶段的时间和资源条件，也使论文能够在真实结果支持下推进，而不是停留在纯概念性方案设计层面。</w:t>
+        <w:rPr/>
+        <w:t>基于上述研究现状，本文将 FSD、Stay-Positive 与 LVLM 视为解决不同层面问题的三条互补路线，而非简单竞争关系。这样的定位有助于避免把不同任务目标的方法强行拉到同一标尺上比较，也使论文能够从“主干检测能力”“判别依据稳定性”“复杂案例解释能力”三个维度展开。</w:t>
+      </w:r>
+    </w:p>
+    <w:p>
+      <w:r>
+        <w:rPr/>
+        <w:t>本文的切入点是基于公开资源建立可信的最小复现基线，并围绕正式结果讨论后续可执行的改进路径。相较于一开始就大规模扩展实验，这种策略更能保证每一步工作都可以落地、可以复查，也更适合当前毕业论文的时间边界。这样的研究切入点虽然更保守，但更有利于形成真实、清楚、可继续扩展的阶段性成果。</w:t>
       </w:r>
     </w:p>
     <w:p>
@@ -8234,7 +6284,7 @@
         <w:spacing w:before="0" w:after="0"/>
         <w:ind w:left="0"/>
       </w:pPr>
-      <w:bookmarkStart w:id="15" w:name="_Toc227933959"/>
+      <w:bookmarkStart w:id="15" w:name="_Toc227945707"/>
       <w:r>
         <w:rPr>
           <w:rFonts w:eastAsia="宋体"/>
@@ -8246,53 +6296,7 @@
     </w:p>
     <w:p>
       <w:r>
-        <w:t>综合本章分析可以看出，</w:t>
-      </w:r>
-      <w:r>
-        <w:t xml:space="preserve">AI </w:t>
-      </w:r>
-      <w:r>
-        <w:t>伪造图像检测研究已经从早期针对显式伪迹的闭集识别，逐步扩展到更强调跨生成器泛化能力、判别依据可靠性以及复杂场景语义分析能力的阶段。固定生成器检测方法能够提供较高的基线性能，但难以完整反映现实场景中的</w:t>
-      </w:r>
-      <w:r>
-        <w:lastRenderedPageBreak/>
-        <w:t>开放性挑战；面向未知生成器的研究更适合回应</w:t>
-      </w:r>
-      <w:r>
-        <w:t>“</w:t>
-      </w:r>
-      <w:r>
-        <w:t>新模型不断出现</w:t>
-      </w:r>
-      <w:r>
-        <w:t>”</w:t>
-      </w:r>
-      <w:r>
-        <w:t>的实际问题；强调伪相关抑制的鲁棒判别方法有助于避免检测器在高质量生成图像面前因错误依赖真实图像特征而失效；而</w:t>
-      </w:r>
-      <w:r>
-        <w:t xml:space="preserve"> LVLM </w:t>
-      </w:r>
-      <w:r>
-        <w:t>路线则为边界样本分析和解释性判断提供了新的补充视角。基于这一认识，本文选择以</w:t>
-      </w:r>
-      <w:r>
-        <w:t xml:space="preserve"> FSD</w:t>
-      </w:r>
-      <w:r>
-        <w:t>、</w:t>
-      </w:r>
-      <w:r>
-        <w:t xml:space="preserve">Stay-Positive </w:t>
-      </w:r>
-      <w:r>
-        <w:t>和</w:t>
-      </w:r>
-      <w:r>
-        <w:t xml:space="preserve"> LVLM </w:t>
-      </w:r>
-      <w:r>
-        <w:t>为整体研究框架，不仅具有明确的问题针对性，也为后续构建更完整的改进方案提供了理论基础。</w:t>
+        <w:t>综上，现有研究已经从单纯追求高精度扩展到同时关注泛化能力、判别依据稳定性和复杂场景解释能力，本文的研究设计正建立在这一背景之上。</w:t>
       </w:r>
     </w:p>
     <w:p>
@@ -8301,7 +6305,7 @@
         <w:spacing w:before="0" w:after="0"/>
         <w:ind w:left="0"/>
       </w:pPr>
-      <w:bookmarkStart w:id="16" w:name="_Toc227933960"/>
+      <w:bookmarkStart w:id="16" w:name="_Toc227945708"/>
       <w:r>
         <w:rPr>
           <w:rFonts w:eastAsia="宋体"/>
@@ -8318,7 +6322,7 @@
         <w:spacing w:before="0" w:after="0"/>
         <w:ind w:left="0"/>
       </w:pPr>
-      <w:bookmarkStart w:id="17" w:name="_Toc227933961"/>
+      <w:bookmarkStart w:id="17" w:name="_Toc227945709"/>
       <w:r>
         <w:rPr>
           <w:rFonts w:eastAsia="宋体"/>
@@ -8337,13 +6341,10 @@
     </w:p>
     <w:p>
       <w:r>
-        <w:t>在本文的整体研究框架中，</w:t>
-      </w:r>
-      <w:r>
         <w:t xml:space="preserve">FSD </w:t>
       </w:r>
       <w:r>
-        <w:t>承担的是</w:t>
+        <w:t>在本文中承担</w:t>
       </w:r>
       <w:r>
         <w:t>“</w:t>
@@ -8355,42 +6356,18 @@
         <w:t>”</w:t>
       </w:r>
       <w:r>
-        <w:t>的角色。选择</w:t>
+        <w:t>的角色，其价值在于对应未知生成器和少样本适配问题。</w:t>
+      </w:r>
+    </w:p>
+    <w:p>
+      <w:r>
+        <w:t>选择</w:t>
       </w:r>
       <w:r>
         <w:t xml:space="preserve"> FSD </w:t>
       </w:r>
       <w:r>
-        <w:t>作为主要分析对象，原因并不只是其能够完成真假判别，更在于它天然对应了当前</w:t>
-      </w:r>
-      <w:r>
-        <w:t xml:space="preserve"> AI </w:t>
-      </w:r>
-      <w:r>
-        <w:t>伪造图像检测中最具挑战性的未知生成器问题。相比只在固定真假数据划分中取得高分的检测器，</w:t>
-      </w:r>
-      <w:r>
-        <w:t xml:space="preserve">FSD </w:t>
-      </w:r>
-      <w:r>
-        <w:t>更强调模型在生成器变化、样本有限和任务持续扩展条件下的适应性。</w:t>
-      </w:r>
-    </w:p>
-    <w:p>
-      <w:r>
-        <w:t>从当前研究计划来看，</w:t>
-      </w:r>
-      <w:r>
-        <w:t xml:space="preserve">FSD </w:t>
-      </w:r>
-      <w:r>
-        <w:t>的意义主要体现在两个方面。其一，它为本文提供了一个面向未知生成器检测的结构基础，使得后续讨论不局限于已知模型闭集识别，而能够进一步延伸到更开放的检测场景。其二，它为后续改进保留了接口空间。无论是从特征层面对判别依据进行约束，还是在训练目标中引入更稳健的正负样本关系，都可以围绕</w:t>
-      </w:r>
-      <w:r>
-        <w:t xml:space="preserve"> FSD </w:t>
-      </w:r>
-      <w:r>
-        <w:t>这种具有泛化导向的主干继续展开。</w:t>
+        <w:t>作为主线，不是因为其当前指标最高，而是因为其结构更适合支撑后续面向开放场景的研究。</w:t>
       </w:r>
     </w:p>
     <w:p>
@@ -8399,7 +6376,7 @@
         <w:spacing w:before="0" w:after="0"/>
         <w:ind w:left="0"/>
       </w:pPr>
-      <w:bookmarkStart w:id="18" w:name="_Toc227933962"/>
+      <w:bookmarkStart w:id="18" w:name="_Toc227945710"/>
       <w:r>
         <w:rPr>
           <w:rFonts w:eastAsia="宋体"/>
@@ -8421,7 +6398,7 @@
         <w:t xml:space="preserve">Stay-Positive </w:t>
       </w:r>
       <w:r>
-        <w:t>在本文中不被作为唯一的主框架，而被视为</w:t>
+        <w:t>在本文中被视为</w:t>
       </w:r>
       <w:r>
         <w:t>“</w:t>
@@ -8433,42 +6410,12 @@
         <w:t>”</w:t>
       </w:r>
       <w:r>
-        <w:t>。这并不意味着其重要性较低，相反，</w:t>
-      </w:r>
-      <w:r>
-        <w:t xml:space="preserve">Stay-Positive </w:t>
-      </w:r>
-      <w:r>
-        <w:t>当前在实验中的表现非常突出。之所以将其定位为增强方向，是因为它所强调的核心问题与</w:t>
-      </w:r>
-      <w:r>
-        <w:t xml:space="preserve"> FSD </w:t>
-      </w:r>
-      <w:r>
-        <w:t>不完全相同。</w:t>
-      </w:r>
-      <w:r>
-        <w:t xml:space="preserve">Stay-Positive </w:t>
-      </w:r>
-      <w:r>
-        <w:t>更关注模型在真假判别过程中是否过度依赖真实图像中的某些特征，以及如何通过方法设计抑制这种错误依赖。</w:t>
-      </w:r>
-    </w:p>
-    <w:p>
-      <w:r>
-        <w:t>这一思想对本文非常关键。因为如果一个检测器虽然具有一定跨域能力，但其内部仍然依赖不稳定的真实性证据，那么面对高质量未知生成图像时仍然可能出现失效。换言之，泛化能力与判别依据稳定性并不是彼此替代的关系，而是需要同时考虑的两个维度。本文将</w:t>
-      </w:r>
-      <w:r>
-        <w:t xml:space="preserve"> Stay-Positive </w:t>
-      </w:r>
-      <w:r>
-        <w:t>作为高性能判别基线，一方面用于与</w:t>
-      </w:r>
-      <w:r>
-        <w:t xml:space="preserve"> FSD </w:t>
-      </w:r>
-      <w:r>
-        <w:t>形成对照，另一方面也为后续的联合改进提供理论和方法上的启发。</w:t>
+        <w:t>，其重点在于减少模型对真实图像特征的错误依赖。</w:t>
+      </w:r>
+    </w:p>
+    <w:p>
+      <w:r>
+        <w:t>这一思想对本文很重要，因为泛化能力与判别依据稳定性并不是替代关系，而是需要同时考虑的两个维度。</w:t>
       </w:r>
     </w:p>
     <w:p>
@@ -8477,7 +6424,7 @@
         <w:spacing w:before="0" w:after="0"/>
         <w:ind w:left="0"/>
       </w:pPr>
-      <w:bookmarkStart w:id="19" w:name="_Toc227933963"/>
+      <w:bookmarkStart w:id="19" w:name="_Toc227945711"/>
       <w:r>
         <w:rPr>
           <w:rFonts w:eastAsia="宋体"/>
@@ -8499,19 +6446,7 @@
         <w:t xml:space="preserve">LVLM </w:t>
       </w:r>
       <w:r>
-        <w:t>在本文中不被定位为替代</w:t>
-      </w:r>
-      <w:r>
-        <w:t xml:space="preserve"> FSD </w:t>
-      </w:r>
-      <w:r>
-        <w:t>或</w:t>
-      </w:r>
-      <w:r>
-        <w:t xml:space="preserve"> Stay-Positive </w:t>
-      </w:r>
-      <w:r>
-        <w:t>的统一检测器，而被定位为</w:t>
+        <w:t>被定位为</w:t>
       </w:r>
       <w:r>
         <w:t>“</w:t>
@@ -8523,49 +6458,30 @@
         <w:t>”</w:t>
       </w:r>
       <w:r>
-        <w:t>。其核心价值不在于是否已经获得一组统一数值指标，而在于能够为传统判别模型难以解释的样本提供高层语义补充。对于分数接近决策边界、不同模型预测冲突或视觉细节存在疑似异常的样本，</w:t>
+        <w:t>，用于补充传统判别模型难以说明的边界样本和冲突样本。</w:t>
+      </w:r>
+    </w:p>
+    <w:p>
+      <w:r>
+        <w:t>因此，</w:t>
       </w:r>
       <w:r>
         <w:t xml:space="preserve">LVLM </w:t>
       </w:r>
       <w:r>
-        <w:t>可以通过提示驱动方</w:t>
-      </w:r>
-      <w:r>
-        <w:lastRenderedPageBreak/>
-        <w:t>式分析局部细节、全局构图、物体关系和语义一致性，从而帮助理解误判原因、组织人工复核流程，并为论文中的方法讨论提供补充证据。</w:t>
-      </w:r>
-    </w:p>
-    <w:p>
-      <w:r>
-        <w:t xml:space="preserve">LVLM </w:t>
-      </w:r>
-      <w:r>
-        <w:t>的任务主要包括三个方面。第一，作为研究框架中的第三条技术线，补足</w:t>
-      </w:r>
-      <w:r>
-        <w:t>“</w:t>
-      </w:r>
-      <w:r>
-        <w:t>从高层语义理解角度识别伪造图像</w:t>
-      </w:r>
-      <w:r>
-        <w:t>”</w:t>
-      </w:r>
-      <w:r>
-        <w:t>的理论位置。第二，作为实验设计接口，为边界样本分析、误判样本解释和复杂场景辅助决策预留可执行方案。第三，作为论文论证中的补充对象，说明单纯依赖分类分数仍不足以完整覆盖</w:t>
-      </w:r>
-      <w:r>
-        <w:t xml:space="preserve"> AI </w:t>
-      </w:r>
-      <w:r>
-        <w:t>伪造图像识别问题。本文纳入</w:t>
-      </w:r>
-      <w:r>
-        <w:t xml:space="preserve"> LVLM </w:t>
-      </w:r>
-      <w:r>
-        <w:t>并不是为了夸大其已有实验成熟度，而是为了使论文对该领域技术版图的覆盖更加完整，并为后续可行性验证提供清晰起点。</w:t>
+        <w:t>在本文中的主要价值是提供高层语义视角，而不是与</w:t>
+      </w:r>
+      <w:r>
+        <w:t xml:space="preserve"> FSD</w:t>
+      </w:r>
+      <w:r>
+        <w:t>、</w:t>
+      </w:r>
+      <w:r>
+        <w:t xml:space="preserve">Stay-Positive </w:t>
+      </w:r>
+      <w:r>
+        <w:t>做机械化数值排名。</w:t>
       </w:r>
     </w:p>
     <w:p>
@@ -8574,7 +6490,7 @@
         <w:spacing w:before="0" w:after="0"/>
         <w:ind w:left="0"/>
       </w:pPr>
-      <w:bookmarkStart w:id="20" w:name="_Toc227933964"/>
+      <w:bookmarkStart w:id="20" w:name="_Toc227945712"/>
       <w:r>
         <w:rPr>
           <w:rFonts w:eastAsia="宋体"/>
@@ -8586,108 +6502,48 @@
     </w:p>
     <w:p>
       <w:r>
-        <w:t>从方法目标来看，</w:t>
-      </w:r>
-      <w:r>
-        <w:t>FSD</w:t>
-      </w:r>
-      <w:r>
-        <w:t>、</w:t>
+        <w:t>三类方法的关系可以概括为：</w:t>
+      </w:r>
+      <w:r>
+        <w:t xml:space="preserve">FSD </w:t>
+      </w:r>
+      <w:r>
+        <w:t>提供开放场景主干，</w:t>
       </w:r>
       <w:r>
         <w:t xml:space="preserve">Stay-Positive </w:t>
       </w:r>
       <w:r>
-        <w:t>与</w:t>
+        <w:t>提供鲁棒判别思路，</w:t>
+      </w:r>
+      <w:r>
+        <w:t xml:space="preserve">LVLM </w:t>
+      </w:r>
+      <w:r>
+        <w:t>提供复杂案例解释能力。</w:t>
+      </w:r>
+    </w:p>
+    <w:p>
+      <w:r>
+        <w:t>后续若条件允许，可以进一步探索在</w:t>
+      </w:r>
+      <w:r>
+        <w:t xml:space="preserve"> FSD </w:t>
+      </w:r>
+      <w:r>
+        <w:t>中吸收</w:t>
+      </w:r>
+      <w:r>
+        <w:t xml:space="preserve"> Stay-Positive </w:t>
+      </w:r>
+      <w:r>
+        <w:t>思想，并用</w:t>
       </w:r>
       <w:r>
         <w:t xml:space="preserve"> LVLM </w:t>
       </w:r>
       <w:r>
-        <w:t>各自针对的问题不同。</w:t>
-      </w:r>
-      <w:r>
-        <w:t xml:space="preserve">FSD </w:t>
-      </w:r>
-      <w:r>
-        <w:t>着眼于未知生成器和少样本适应，强调检测器在新场景中的可迁移性；</w:t>
-      </w:r>
-      <w:r>
-        <w:t xml:space="preserve">Stay-Positive </w:t>
-      </w:r>
-      <w:r>
-        <w:t>着眼于伪相关抑制，强调模型不应把</w:t>
-      </w:r>
-      <w:r>
-        <w:t>“</w:t>
-      </w:r>
-      <w:r>
-        <w:t>真实图像特征</w:t>
-      </w:r>
-      <w:r>
-        <w:t>”</w:t>
-      </w:r>
-      <w:r>
-        <w:t>当成核心判别依据；</w:t>
-      </w:r>
-      <w:r>
-        <w:t xml:space="preserve">LVLM </w:t>
-      </w:r>
-      <w:r>
-        <w:t>则着眼于高层语义理解、跨模态证据组织和解释性分析，强调在复杂样本上补足</w:t>
-      </w:r>
-      <w:r>
-        <w:t>“</w:t>
-      </w:r>
-      <w:r>
-        <w:t>为什么判为伪造</w:t>
-      </w:r>
-      <w:r>
-        <w:t>”</w:t>
-      </w:r>
-      <w:r>
-        <w:t>的说明能力。三者分别覆盖了泛化、鲁棒和解释三个互相关联但又不完全相同的维度，因此不应被简单放在同一条数值坐标轴上做机械比较。</w:t>
-      </w:r>
-    </w:p>
-    <w:p>
-      <w:r>
-        <w:t>三者的关系可以概括为：</w:t>
-      </w:r>
-      <w:r>
-        <w:t xml:space="preserve">FSD </w:t>
-      </w:r>
-      <w:r>
-        <w:t>负责提供面向未知生成器检测的主线框架，</w:t>
-      </w:r>
-      <w:r>
-        <w:t xml:space="preserve">Stay-Positive </w:t>
-      </w:r>
-      <w:r>
-        <w:t>负责提供减少伪相关、增强判别稳健性的思路，</w:t>
-      </w:r>
-      <w:r>
-        <w:t xml:space="preserve">LVLM </w:t>
-      </w:r>
-      <w:r>
-        <w:t>负责提供对边界样本和复杂场景的语义分析补充。后续若条件允许，可以进一步探索在</w:t>
-      </w:r>
-      <w:r>
-        <w:t xml:space="preserve"> FSD </w:t>
-      </w:r>
-      <w:r>
-        <w:t>的特征层或判别阶段引入类似</w:t>
-      </w:r>
-      <w:r>
-        <w:t xml:space="preserve"> Stay-Positive </w:t>
-      </w:r>
-      <w:r>
-        <w:t>的约束机制，同时在结果分析与辅助决策环节接入</w:t>
-      </w:r>
-      <w:r>
-        <w:t xml:space="preserve"> LVLM</w:t>
-      </w:r>
-      <w:r>
-        <w:t>，从而在不放弃泛化能力目标的前提下提升模型对高质量伪造图像的识别稳定性与解释性。</w:t>
+        <w:t>参与难样本分析。</w:t>
       </w:r>
     </w:p>
     <w:p>
@@ -8696,7 +6552,7 @@
         <w:spacing w:before="0" w:after="0"/>
         <w:ind w:left="0"/>
       </w:pPr>
-      <w:bookmarkStart w:id="21" w:name="_Toc227933965"/>
+      <w:bookmarkStart w:id="21" w:name="_Toc227945713"/>
       <w:r>
         <w:rPr>
           <w:rFonts w:eastAsia="宋体"/>
@@ -8708,47 +6564,29 @@
     </w:p>
     <w:p>
       <w:r>
-        <w:t>需要特别说明的是，本文并未宣称已经完成</w:t>
-      </w:r>
-      <w:r>
-        <w:t xml:space="preserve"> FSD </w:t>
-      </w:r>
-      <w:r>
-        <w:t>与</w:t>
-      </w:r>
-      <w:r>
-        <w:t xml:space="preserve"> Stay-Positive </w:t>
-      </w:r>
-      <w:r>
-        <w:t>的联合训练，也未宣称已经完成</w:t>
+        <w:t>本文的研究边界是：当前</w:t>
+      </w:r>
+      <w:proofErr w:type="gramStart"/>
+      <w:r>
+        <w:t>不</w:t>
+      </w:r>
+      <w:proofErr w:type="gramEnd"/>
+      <w:r>
+        <w:t>宣称完成联合训练，也</w:t>
+      </w:r>
+      <w:proofErr w:type="gramStart"/>
+      <w:r>
+        <w:t>不</w:t>
+      </w:r>
+      <w:proofErr w:type="gramEnd"/>
+      <w:r>
+        <w:t>宣称已经得到</w:t>
       </w:r>
       <w:r>
         <w:t xml:space="preserve"> LVLM </w:t>
       </w:r>
       <w:r>
-        <w:t>的系统性定量评估。本文工作的边界主要包括四个层面。第一，在资源与时间可控的条件下，优先依赖公开代码和预训练权重完成已有判别模型的基线复现，而不从零训练所有模型。第二，以最小可运行的数据子集和统一的实验口径先获取初步结果，再据此开展方法比较与改进设计。第三，</w:t>
-      </w:r>
-      <w:r>
-        <w:t xml:space="preserve">LVLM </w:t>
-      </w:r>
-      <w:r>
-        <w:t>主要以方法定位、应用场景说明和可行性设计形式纳入论文，而不是虚构其尚未完成的正式指标。第四，融合工</w:t>
-      </w:r>
-      <w:r>
-        <w:lastRenderedPageBreak/>
-        <w:t>作目前主要停留在</w:t>
-      </w:r>
-      <w:r>
-        <w:t>“</w:t>
-      </w:r>
-      <w:r>
-        <w:t>方法分析与方案设计</w:t>
-      </w:r>
-      <w:r>
-        <w:t>”</w:t>
-      </w:r>
-      <w:r>
-        <w:t>层面，而非已经完成大规模联合实验。</w:t>
+        <w:t>的系统性定量结果，重点仍在可信复现和结果整理。</w:t>
       </w:r>
     </w:p>
     <w:p>
@@ -8757,7 +6595,7 @@
         <w:spacing w:before="0" w:after="0"/>
         <w:ind w:left="0"/>
       </w:pPr>
-      <w:bookmarkStart w:id="22" w:name="_Toc227933966"/>
+      <w:bookmarkStart w:id="22" w:name="_Toc227945714"/>
       <w:r>
         <w:rPr>
           <w:rFonts w:eastAsia="宋体"/>
@@ -8769,61 +6607,19 @@
     </w:p>
     <w:p>
       <w:r>
-        <w:t>结合当前已完成工作与后续计划，本文的总体研究方案可以概括为</w:t>
-      </w:r>
-      <w:r>
-        <w:t>“</w:t>
-      </w:r>
-      <w:r>
-        <w:t>三步推进</w:t>
-      </w:r>
-      <w:r>
-        <w:t>”</w:t>
-      </w:r>
-      <w:r>
-        <w:t>。第一步，完成公开代码、数据和预训练模型条件下的基线复现，确保实验链路打通并获得正式结果。第二步，在统一的数据基础上比较</w:t>
-      </w:r>
-      <w:r>
-        <w:t xml:space="preserve"> FSD </w:t>
-      </w:r>
-      <w:r>
-        <w:t>与</w:t>
-      </w:r>
-      <w:r>
-        <w:t xml:space="preserve"> Stay-Positive </w:t>
-      </w:r>
-      <w:r>
-        <w:t>的方法差异和结果差异，重点分析跨生成器性能分层、阈值校准现象和方法边界。第三步，把</w:t>
-      </w:r>
-      <w:r>
-        <w:t xml:space="preserve"> LVLM </w:t>
-      </w:r>
-      <w:r>
-        <w:t>正式纳入论文研究框架，围绕复杂样本解释、边界案例分析与辅助决策设计可行性方案，并在此基础上提出</w:t>
-      </w:r>
-      <w:r>
-        <w:t xml:space="preserve">“FSD </w:t>
-      </w:r>
-      <w:r>
-        <w:t>为主干、</w:t>
-      </w:r>
-      <w:r>
-        <w:t xml:space="preserve">Stay-Positive </w:t>
-      </w:r>
-      <w:r>
-        <w:t>为增强思路、</w:t>
-      </w:r>
-      <w:r>
-        <w:t xml:space="preserve">LVLM </w:t>
-      </w:r>
-      <w:r>
-        <w:t>为语义分析接口</w:t>
-      </w:r>
-      <w:r>
-        <w:t>”</w:t>
-      </w:r>
-      <w:r>
-        <w:t>的后续改进方向，为后续引入轻量验证、小规模微调和联合设计做好准备。</w:t>
+        <w:t>整体方案可概括为三步：完成基线复现；在统一数据上比较方法差异；结合</w:t>
+      </w:r>
+      <w:proofErr w:type="gramStart"/>
+      <w:r>
+        <w:t>样本级</w:t>
+      </w:r>
+      <w:r>
+        <w:lastRenderedPageBreak/>
+        <w:t>分析</w:t>
+      </w:r>
+      <w:proofErr w:type="gramEnd"/>
+      <w:r>
+        <w:t>提出后续改进方向。</w:t>
       </w:r>
     </w:p>
     <w:p>
@@ -8832,7 +6628,7 @@
         <w:spacing w:before="0" w:after="0"/>
         <w:ind w:left="0"/>
       </w:pPr>
-      <w:bookmarkStart w:id="23" w:name="_Toc227933967"/>
+      <w:bookmarkStart w:id="23" w:name="_Toc227945715"/>
       <w:r>
         <w:rPr>
           <w:rFonts w:eastAsia="宋体"/>
@@ -8844,84 +6640,20 @@
     </w:p>
     <w:p>
       <w:r>
-        <w:t>需要说明的是，本文当前阶段的</w:t>
-      </w:r>
-      <w:r>
-        <w:t>“</w:t>
-      </w:r>
-      <w:r>
-        <w:t>创新</w:t>
-      </w:r>
-      <w:r>
-        <w:t>”</w:t>
-      </w:r>
-      <w:r>
-        <w:t>并不主要体现在已经提出了全新的网络结构，而体现在研究组织方式与问题聚焦方式上。第一，本文并未简单追求单一方法的高指标，而是把</w:t>
-      </w:r>
-      <w:r>
-        <w:t xml:space="preserve"> AI </w:t>
-      </w:r>
-      <w:r>
-        <w:t>伪造图像检测中</w:t>
-      </w:r>
-      <w:r>
-        <w:t>“</w:t>
-      </w:r>
-      <w:r>
-        <w:t>未知生成器泛化</w:t>
-      </w:r>
-      <w:r>
-        <w:t>”“</w:t>
-      </w:r>
-      <w:r>
-        <w:t>伪相关抑制</w:t>
-      </w:r>
-      <w:r>
-        <w:t>”</w:t>
-      </w:r>
-      <w:r>
-        <w:t>和</w:t>
-      </w:r>
-      <w:r>
-        <w:t>“</w:t>
-      </w:r>
-      <w:r>
-        <w:t>复杂场景语义分析</w:t>
-      </w:r>
-      <w:r>
-        <w:t>”</w:t>
-      </w:r>
-      <w:r>
-        <w:t>三个关键问题同时纳入同一研究框架，形成了较为清晰的问题导向。第二，本文基于公开代码、公开权重与公开数据完成多模型基线复现，并在同一论文主线中比较不同路线的作用边界，这有助于避免只看单篇论文结论而忽略方法适用条件。第三，本文在当前阶段尚未进行大规模联合训练和完整</w:t>
-      </w:r>
-      <w:r>
-        <w:t xml:space="preserve"> LVLM </w:t>
-      </w:r>
-      <w:r>
-        <w:t>评测的情况下，已经提前完成了主干、增强与辅助分析三类角色的划分，为后续改进实验建立了较明确的路线图。</w:t>
-      </w:r>
-    </w:p>
-    <w:p>
-      <w:r>
-        <w:t>从可行性角度看，本文当前研究方案同样具有合理性。已有实验结果说明，</w:t>
-      </w:r>
-      <w:r>
-        <w:t xml:space="preserve">FSD </w:t>
-      </w:r>
-      <w:r>
-        <w:t>与</w:t>
-      </w:r>
-      <w:r>
-        <w:t xml:space="preserve"> Stay-Positive </w:t>
-      </w:r>
-      <w:r>
-        <w:t>的最小可运行基线已经建立，数据组织方式和预训练模型运行链路已经打通，因此后续继续补充误判分析、开展轻量级校准讨论并设计小规模改进实验是具备现实基础的。与此同时，</w:t>
-      </w:r>
-      <w:r>
-        <w:t xml:space="preserve">LVLM </w:t>
-      </w:r>
-      <w:r>
-        <w:t>的纳入主要依赖对复杂样本分析场景、提示词模板和证据组织方式的设计，这一部分工作并不要求立即完成高成本训练，因此也具备现实可行性。换言之，本文并不是停留在纯概念层面的方案论证，而是在已有正式结果支持下开展后续设计。</w:t>
+        <w:t>本文当前阶段的创新主要体现在研究组织方式和问题聚焦方式上，即把泛化检测、</w:t>
+      </w:r>
+      <w:proofErr w:type="gramStart"/>
+      <w:r>
+        <w:t>伪相关</w:t>
+      </w:r>
+      <w:proofErr w:type="gramEnd"/>
+      <w:r>
+        <w:t>抑制和复杂场景解释统一纳入同一论文框架。</w:t>
+      </w:r>
+    </w:p>
+    <w:p>
+      <w:r>
+        <w:t>已有实验结果说明，这一方案在资源和时间可控的条件下具有可行性。</w:t>
       </w:r>
     </w:p>
     <w:p>
@@ -8930,7 +6662,7 @@
         <w:spacing w:before="0" w:after="0"/>
         <w:ind w:left="0"/>
       </w:pPr>
-      <w:bookmarkStart w:id="24" w:name="_Toc227933968"/>
+      <w:bookmarkStart w:id="24" w:name="_Toc227945716"/>
       <w:r>
         <w:rPr>
           <w:rFonts w:eastAsia="宋体"/>
@@ -8947,7 +6679,7 @@
         <w:spacing w:before="0" w:after="0"/>
         <w:ind w:left="0"/>
       </w:pPr>
-      <w:bookmarkStart w:id="25" w:name="_Toc227933969"/>
+      <w:bookmarkStart w:id="25" w:name="_Toc227945717"/>
       <w:r>
         <w:rPr>
           <w:rFonts w:eastAsia="宋体"/>
@@ -8958,56 +6690,11 @@
       <w:bookmarkEnd w:id="25"/>
     </w:p>
     <w:p>
-      <w:r>
-        <w:t>本文当前阶段的实验主要基于公开数据集</w:t>
-      </w:r>
-      <w:r>
-        <w:t xml:space="preserve"> GenImage </w:t>
-      </w:r>
-      <w:r>
-        <w:t>展开。考虑到完整数据集体量较大，且不同方法对数据组织形式存在不同要求，本文优先围绕</w:t>
-      </w:r>
-      <w:r>
-        <w:t xml:space="preserve"> Midjourney</w:t>
-      </w:r>
-      <w:r>
-        <w:t>、</w:t>
-      </w:r>
-      <w:r>
-        <w:t xml:space="preserve">Stable Diffusion </w:t>
-      </w:r>
-      <w:r>
-        <w:t>与</w:t>
-      </w:r>
-      <w:r>
-        <w:t xml:space="preserve"> real </w:t>
-      </w:r>
-      <w:r>
-        <w:t>三类数据构建最小可运行验证环境。其中，</w:t>
-      </w:r>
-      <w:r>
-        <w:t xml:space="preserve">Midjourney </w:t>
-      </w:r>
-      <w:r>
-        <w:t>和</w:t>
-      </w:r>
-      <w:r>
-        <w:t xml:space="preserve"> Stable Diffusion </w:t>
-      </w:r>
-      <w:r>
-        <w:t>分别代表两类重要的</w:t>
-      </w:r>
-      <w:r>
-        <w:t xml:space="preserve"> AI </w:t>
-      </w:r>
-      <w:r>
-        <w:t>生成图像来源，</w:t>
-      </w:r>
-      <w:r>
-        <w:t xml:space="preserve">real </w:t>
-      </w:r>
-      <w:r>
-        <w:t>类别则作为真实图像对照基础。这样的数据选择既能保证实验具备一定代表性，也有助于在阶段性工作中控制数据下载、解压、重组和运行成本。</w:t>
+      <w:proofErr w:type="spellStart"/>
+      <w:proofErr w:type="spellEnd"/>
+      <w:r>
+        <w:rPr/>
+        <w:t>本文实验主要基于公开数据集 GenImage 展开，并围绕 Midjourney、Stable Diffusion、ADM 与 real 类图像构建最小可运行验证环境。之所以优先采用这一策略，是因为项目当前阶段更需要一套可稳定复现、可逐步扩展的实验底座，而不是在尚未打通链路前就追求大而全的覆盖范围。通过先把关键链路跑通，再逐步叠加更复杂的分析，能够显著降低后续工作中的不确定性。</w:t>
       </w:r>
     </w:p>
     <w:p>
@@ -9016,7 +6703,7 @@
         <w:spacing w:before="0" w:after="0"/>
         <w:ind w:left="0"/>
       </w:pPr>
-      <w:bookmarkStart w:id="26" w:name="_Toc227933970"/>
+      <w:bookmarkStart w:id="26" w:name="_Toc227945718"/>
       <w:r>
         <w:rPr>
           <w:rFonts w:eastAsia="宋体"/>
@@ -9028,114 +6715,43 @@
     </w:p>
     <w:p>
       <w:r>
-        <w:t>在数据组织上，</w:t>
-      </w:r>
-      <w:r>
-        <w:t xml:space="preserve">FSD </w:t>
+        <w:rPr/>
+        <w:t>在数据组织上，FSD 直接按目录结构读取数据，Stay-Positive 则通过真假对照 CSV 进行验证，两者因此采用不同输入方式。这种差异也意味着两套实验在工程实现上不能完全共享脚本，需要分别处理数据准备、结果导出和错误排查。对本文而言，这种差异并非单纯的工程细节，而是直接影响结果可比性和复现效率的重要因素。</w:t>
+      </w:r>
+    </w:p>
+    <w:p>
+      <w:r>
+        <w:t>为便于统一叙述，本文重点围绕</w:t>
+      </w:r>
+      <w:r>
+        <w:t xml:space="preserve"> real </w:t>
       </w:r>
       <w:r>
         <w:t>与</w:t>
       </w:r>
       <w:r>
-        <w:t xml:space="preserve"> Stay-Positive </w:t>
-      </w:r>
-      <w:r>
-        <w:t>采用了不同的输入方式。</w:t>
-      </w:r>
-      <w:r>
-        <w:t xml:space="preserve">FSD </w:t>
-      </w:r>
-      <w:r>
-        <w:t>直接基于目录结构读取数据，因此本文按照</w:t>
-      </w:r>
-      <w:r>
-        <w:t xml:space="preserve"> data/GenImage/Midjourney</w:t>
+        <w:t xml:space="preserve"> Midjourney</w:t>
       </w:r>
       <w:r>
         <w:t>、</w:t>
       </w:r>
       <w:r>
-        <w:t xml:space="preserve">data/GenImage/SD </w:t>
-      </w:r>
-      <w:r>
-        <w:t>和</w:t>
-      </w:r>
-      <w:r>
-        <w:t xml:space="preserve"> data/GenImage/real </w:t>
-      </w:r>
-      <w:r>
-        <w:t>的形式整理训练集与验证集目录，以满足其测试脚本的读取要求。</w:t>
-      </w:r>
-      <w:r>
-        <w:t xml:space="preserve">Stay-Positive </w:t>
-      </w:r>
-      <w:r>
-        <w:t>则不是直接读取目录进行分类，而是需要先通过</w:t>
-      </w:r>
-      <w:r>
-        <w:t xml:space="preserve"> CSV </w:t>
-      </w:r>
-      <w:r>
-        <w:t>文件列出图片路径及其真假标签，再由测试程序逐张图像打分。因此，本文在同一数据基础上进一步为</w:t>
-      </w:r>
-      <w:r>
-        <w:t xml:space="preserve"> Stay-Positive </w:t>
-      </w:r>
-      <w:r>
-        <w:t>生成对应的</w:t>
-      </w:r>
-      <w:r>
-        <w:t xml:space="preserve"> CSV </w:t>
-      </w:r>
-      <w:r>
-        <w:t>文件，使两类方法能够在相对一致的数据条件下完成验证。</w:t>
-      </w:r>
-    </w:p>
-    <w:p>
-      <w:r>
-        <w:t>为便于当前阶段统一描述，本文使用的主要验证集构成为：</w:t>
-      </w:r>
-      <w:r>
         <w:t xml:space="preserve">real </w:t>
       </w:r>
       <w:r>
-        <w:t>类验证图像与</w:t>
-      </w:r>
-      <w:r>
-        <w:t xml:space="preserve"> Midjourney </w:t>
-      </w:r>
-      <w:r>
-        <w:t>伪造图像构成一组真假对照，</w:t>
-      </w:r>
-      <w:r>
-        <w:t xml:space="preserve">real </w:t>
-      </w:r>
-      <w:r>
-        <w:t>类验证图像与</w:t>
+        <w:t>与</w:t>
       </w:r>
       <w:r>
         <w:t xml:space="preserve"> Stable Diffusion </w:t>
       </w:r>
       <w:r>
-        <w:t>伪造图像构成另一组真假对照。</w:t>
-      </w:r>
-      <w:r>
-        <w:t xml:space="preserve">FSD </w:t>
-      </w:r>
-      <w:r>
-        <w:t>部分则按照其原有测试方式，分别以</w:t>
-      </w:r>
-      <w:r>
-        <w:t xml:space="preserve"> Midjourney </w:t>
-      </w:r>
-      <w:r>
-        <w:t>和</w:t>
-      </w:r>
-      <w:r>
-        <w:t xml:space="preserve"> Stable Diffusion </w:t>
-      </w:r>
-      <w:r>
-        <w:t>为测试类别运行评估。</w:t>
+        <w:t>两组正式对照任务，以及</w:t>
+      </w:r>
+      <w:r>
+        <w:t xml:space="preserve"> ADM </w:t>
+      </w:r>
+      <w:r>
+        <w:t>扩展观察展开分析。</w:t>
       </w:r>
     </w:p>
     <w:p>
@@ -9144,7 +6760,7 @@
         <w:spacing w:before="0" w:after="0"/>
         <w:ind w:left="0"/>
       </w:pPr>
-      <w:bookmarkStart w:id="27" w:name="_Toc227933971"/>
+      <w:bookmarkStart w:id="27" w:name="_Toc227945719"/>
       <w:r>
         <w:rPr>
           <w:rFonts w:eastAsia="宋体"/>
@@ -9156,94 +6772,59 @@
     </w:p>
     <w:p>
       <w:r>
-        <w:t>本文当前阶段坚持</w:t>
+        <w:t>模型方面，</w:t>
+      </w:r>
+      <w:r>
+        <w:t xml:space="preserve">FSD </w:t>
+      </w:r>
+      <w:r>
+        <w:t>使用公开实现提供的官方</w:t>
+      </w:r>
+      <w:r>
+        <w:t xml:space="preserve"> checkpoint</w:t>
+      </w:r>
+      <w:r>
+        <w:t>，并完成权重兼容性处理；</w:t>
+      </w:r>
+      <w:r>
+        <w:t xml:space="preserve">Stay-Positive </w:t>
+      </w:r>
+      <w:r>
+        <w:t>使用公开提供的</w:t>
+      </w:r>
+      <w:r>
+        <w:t xml:space="preserve"> Corvi+ </w:t>
+      </w:r>
+      <w:r>
+        <w:t>与</w:t>
+      </w:r>
+      <w:r>
+        <w:t xml:space="preserve"> Rajan/Ours+ </w:t>
+      </w:r>
+      <w:proofErr w:type="gramStart"/>
+      <w:r>
+        <w:t>预训练</w:t>
+      </w:r>
+      <w:proofErr w:type="gramEnd"/>
+      <w:r>
+        <w:t>模型。</w:t>
+      </w:r>
+    </w:p>
+    <w:p>
+      <w:r>
+        <w:t>因此，本文的实现策略是</w:t>
       </w:r>
       <w:r>
         <w:t>“</w:t>
       </w:r>
       <w:r>
-        <w:t>预训练模型优先、基线复现优先</w:t>
+        <w:t>预训练优先、复现优先</w:t>
       </w:r>
       <w:r>
         <w:t>”</w:t>
       </w:r>
       <w:r>
-        <w:t>的原则。</w:t>
-      </w:r>
-      <w:r>
-        <w:t xml:space="preserve">FSD </w:t>
-      </w:r>
-      <w:r>
-        <w:t>使用论文公开实现所提供的官方</w:t>
-      </w:r>
-      <w:r>
-        <w:t xml:space="preserve"> checkpoint</w:t>
-      </w:r>
-      <w:r>
-        <w:t>，并对权重文件进行兼容性处理，使其能够在当前实验环境中稳定加载。</w:t>
-      </w:r>
-      <w:r>
-        <w:t xml:space="preserve">Stay-Positive </w:t>
-      </w:r>
-      <w:r>
-        <w:t>使用公开提供的</w:t>
-      </w:r>
-      <w:r>
-        <w:t xml:space="preserve"> Corvi+ </w:t>
-      </w:r>
-      <w:r>
-        <w:t>与</w:t>
-      </w:r>
-      <w:r>
-        <w:t xml:space="preserve"> Rajan/Ours+ </w:t>
-      </w:r>
-      <w:r>
-        <w:t>两个预训练模型，通过整理权重目录和配置文件完成最小运行入口搭建。这样的策略既可以降低从零训练的资源消耗，也有助于更客观地反映论文原始方法在当前数据条件下的可复现性。</w:t>
-      </w:r>
-    </w:p>
-    <w:p>
-      <w:r>
-        <w:t>需要指出的是，公开实现与当前实验环境之间并非天然兼容。特别是在</w:t>
-      </w:r>
-      <w:r>
-        <w:t xml:space="preserve"> FSD </w:t>
-      </w:r>
-      <w:r>
-        <w:t>部分，</w:t>
-      </w:r>
-      <w:r>
-        <w:lastRenderedPageBreak/>
-        <w:t>原始</w:t>
-      </w:r>
-      <w:r>
-        <w:t xml:space="preserve"> checkpoint </w:t>
-      </w:r>
-      <w:r>
-        <w:t>与当前</w:t>
-      </w:r>
-      <w:r>
-        <w:t xml:space="preserve"> Python </w:t>
-      </w:r>
-      <w:r>
-        <w:t>和</w:t>
-      </w:r>
-      <w:r>
-        <w:t xml:space="preserve"> PyTorch </w:t>
-      </w:r>
-      <w:r>
-        <w:t>版本之间存在加载差异，因此需要先完成权重转换与适配，之后才能进入正式评估。</w:t>
-      </w:r>
-      <w:r>
-        <w:t xml:space="preserve">Stay-Positive </w:t>
-      </w:r>
-      <w:r>
-        <w:t>虽然不需要进行同样的权重转换，但其测试流程依赖特定目录结构、</w:t>
-      </w:r>
-      <w:r>
-        <w:t xml:space="preserve">CSV </w:t>
-      </w:r>
-      <w:r>
-        <w:t>输入与配置文件组织，因此也需要额外的运行准备。本文在此基础上完成了两条方法的可运行化，为后续实验和论文分析提供了基础。</w:t>
+        <w:t>，先确保公开基线在当前环境中稳定运行。</w:t>
       </w:r>
     </w:p>
     <w:p>
@@ -9252,7 +6833,7 @@
         <w:spacing w:before="0" w:after="0"/>
         <w:ind w:left="0"/>
       </w:pPr>
-      <w:bookmarkStart w:id="28" w:name="_Toc227933972"/>
+      <w:bookmarkStart w:id="28" w:name="_Toc227945720"/>
       <w:r>
         <w:rPr>
           <w:rFonts w:eastAsia="宋体"/>
@@ -9264,34 +6845,8 @@
     </w:p>
     <w:p>
       <w:r>
-        <w:t xml:space="preserve">FSD </w:t>
-      </w:r>
-      <w:r>
-        <w:t>的实验流程可以概括为：首先完成</w:t>
-      </w:r>
-      <w:r>
-        <w:t xml:space="preserve"> GenImage </w:t>
-      </w:r>
-      <w:r>
-        <w:t>子集的数据整理，使数据目录与其测试脚本保持一致；随后对公开</w:t>
-      </w:r>
-      <w:r>
-        <w:t xml:space="preserve"> checkpoint </w:t>
-      </w:r>
-      <w:r>
-        <w:t>进行兼容处理，保证模型在当前环境下能够顺利加载；在此基础上，分别以</w:t>
-      </w:r>
-      <w:r>
-        <w:t xml:space="preserve"> Midjourney </w:t>
-      </w:r>
-      <w:r>
-        <w:t>与</w:t>
-      </w:r>
-      <w:r>
-        <w:t xml:space="preserve"> Stable Diffusion </w:t>
-      </w:r>
-      <w:r>
-        <w:t>作为测试类别运行评估脚本，得到准确率和平均精度等指标。整个过程以预训练模型直接评估为主，不涉及重新训练。</w:t>
+        <w:rPr/>
+        <w:t>FSD 的实验流程包括数据整理、checkpoint 适配、正式评估和 ADM 微调探索。具体执行时，先完成公开权重的兼容转换，再验证官方基线是否能够在当前环境中稳定跑通，随后围绕 ADM 构造额外训练与评估链路，用于观察该方法在困难类别上的可调性。整个流程的核心目标不是盲目追求更高数值，而是确保每一步结果都可解释、可复核。</w:t>
       </w:r>
     </w:p>
     <w:p>
@@ -9299,67 +6854,27 @@
         <w:t xml:space="preserve">Stay-Positive </w:t>
       </w:r>
       <w:r>
-        <w:t>的实验流程与</w:t>
-      </w:r>
-      <w:r>
-        <w:t xml:space="preserve"> FSD </w:t>
-      </w:r>
-      <w:r>
-        <w:t>有所不同。本文首先根据数据目录生成真假对照</w:t>
+        <w:t>的实验流程包括生成</w:t>
       </w:r>
       <w:r>
         <w:t xml:space="preserve"> CSV</w:t>
       </w:r>
       <w:r>
-        <w:t>，分别构造</w:t>
-      </w:r>
-      <w:r>
-        <w:t xml:space="preserve"> real </w:t>
-      </w:r>
-      <w:r>
-        <w:t>图像与</w:t>
-      </w:r>
-      <w:r>
-        <w:t xml:space="preserve"> Midjourney fake </w:t>
-      </w:r>
-      <w:r>
-        <w:t>图像、</w:t>
-      </w:r>
-      <w:r>
-        <w:t xml:space="preserve">real </w:t>
-      </w:r>
-      <w:r>
-        <w:t>图像与</w:t>
-      </w:r>
-      <w:r>
-        <w:t xml:space="preserve"> Stable Diffusion fake </w:t>
-      </w:r>
-      <w:r>
-        <w:t>图像两组验证集；随后调用预训练检测器对图像进行打分，并根据输出结果计算准确率与平均精度。为保证结果具有可比性，本文在</w:t>
-      </w:r>
-      <w:r>
-        <w:t xml:space="preserve"> Midjourney </w:t>
-      </w:r>
-      <w:r>
-        <w:t>和</w:t>
-      </w:r>
-      <w:r>
-        <w:t xml:space="preserve"> Stable Diffusion </w:t>
-      </w:r>
-      <w:r>
-        <w:t>两类数据上分别测试了</w:t>
-      </w:r>
-      <w:r>
-        <w:t xml:space="preserve"> Corvi+ </w:t>
-      </w:r>
-      <w:r>
-        <w:t>与</w:t>
-      </w:r>
-      <w:r>
-        <w:t xml:space="preserve"> Rajan/Ours+ </w:t>
-      </w:r>
-      <w:r>
-        <w:t>两个模型。</w:t>
+        <w:t>、运行</w:t>
+      </w:r>
+      <w:proofErr w:type="gramStart"/>
+      <w:r>
+        <w:t>预训练</w:t>
+      </w:r>
+      <w:proofErr w:type="gramEnd"/>
+      <w:r>
+        <w:t>模型、汇总分数并补充</w:t>
+      </w:r>
+      <w:r>
+        <w:t xml:space="preserve"> ADM </w:t>
+      </w:r>
+      <w:r>
+        <w:t>校准分析。由于其真实样本与伪造样本采用对照式输入，因此在结果整理阶段还需要特别关注分数分布、阈值设置和真假样本比例之间的关系。</w:t>
       </w:r>
     </w:p>
     <w:p>
@@ -9368,43 +6883,20 @@
         <w:spacing w:before="0" w:after="0"/>
         <w:ind w:left="0"/>
       </w:pPr>
-      <w:bookmarkStart w:id="29" w:name="_Toc227933973"/>
+      <w:bookmarkStart w:id="29" w:name="_Toc227945721"/>
       <w:r>
         <w:rPr>
           <w:rFonts w:eastAsia="宋体"/>
           <w:sz w:val="24"/>
         </w:rPr>
+        <w:lastRenderedPageBreak/>
         <w:t>评价指标</w:t>
       </w:r>
       <w:bookmarkEnd w:id="29"/>
     </w:p>
     <w:p>
       <w:r>
-        <w:t>本文当前阶段主要采用准确率（</w:t>
-      </w:r>
-      <w:r>
-        <w:t>Accuracy</w:t>
-      </w:r>
-      <w:r>
-        <w:t>）与平均精度（</w:t>
-      </w:r>
-      <w:r>
-        <w:t>Average Precision, AP</w:t>
-      </w:r>
-      <w:r>
-        <w:t>）作为评价指标。</w:t>
-      </w:r>
-      <w:r>
-        <w:t xml:space="preserve">Accuracy </w:t>
-      </w:r>
-      <w:r>
-        <w:t>反映模型在给定测试集上的整体分类正确率，能够直观展示模型的真假判别能力；</w:t>
-      </w:r>
-      <w:r>
-        <w:t xml:space="preserve">AP </w:t>
-      </w:r>
-      <w:r>
-        <w:t>则综合考虑不同阈值下的精确率与召回率关系，更适合评价模型得分排序质量与整体区分能力。在当前以预训练模型直接评估为主的实验阶段，使用</w:t>
+        <w:t>评价指标主要采用</w:t>
       </w:r>
       <w:r>
         <w:t xml:space="preserve"> Accuracy </w:t>
@@ -9413,22 +6905,10 @@
         <w:t>与</w:t>
       </w:r>
       <w:r>
-        <w:t xml:space="preserve"> AP </w:t>
-      </w:r>
-      <w:r>
-        <w:t>作为核心指标，能够较为清晰地呈现不同方法在</w:t>
-      </w:r>
-      <w:r>
-        <w:t xml:space="preserve"> Midjourney </w:t>
-      </w:r>
-      <w:r>
-        <w:t>与</w:t>
-      </w:r>
-      <w:r>
-        <w:t xml:space="preserve"> Stable Diffusion </w:t>
-      </w:r>
-      <w:r>
-        <w:t>数据上的表现差异。</w:t>
+        <w:t xml:space="preserve"> AP</w:t>
+      </w:r>
+      <w:r>
+        <w:t>，前者反映固定阈值下的整体分类正确率，后者反映不同阈值下的综合排序能力。</w:t>
       </w:r>
     </w:p>
     <w:p>
@@ -9437,7 +6917,7 @@
         <w:spacing w:before="0" w:after="0"/>
         <w:ind w:left="0"/>
       </w:pPr>
-      <w:bookmarkStart w:id="30" w:name="_Toc227933974"/>
+      <w:bookmarkStart w:id="30" w:name="_Toc227945722"/>
       <w:r>
         <w:rPr>
           <w:rFonts w:eastAsia="宋体"/>
@@ -9449,41 +6929,8 @@
     </w:p>
     <w:p>
       <w:r>
-        <w:t>在当前实验实现过程中，主要遇到了以下几类问题。第一，公开数据集体量较大，数据下载、解压和目录重组耗时较长，而且不同仓库对于目录结构的要求不同，需要花费额外工作完成整理。第二，</w:t>
-      </w:r>
-      <w:r>
-        <w:t xml:space="preserve">FSD </w:t>
-      </w:r>
-      <w:r>
-        <w:t>官方</w:t>
-      </w:r>
-      <w:r>
-        <w:t xml:space="preserve"> checkpoint </w:t>
-      </w:r>
-      <w:r>
-        <w:t>与当前环境之间存在兼容问题，必</w:t>
-      </w:r>
-      <w:r>
-        <w:lastRenderedPageBreak/>
-        <w:t>须先转换为纯权重格式才能稳定加载。第三，</w:t>
-      </w:r>
-      <w:r>
-        <w:t xml:space="preserve">Stay-Positive </w:t>
-      </w:r>
-      <w:r>
-        <w:t>的测试流程与</w:t>
-      </w:r>
-      <w:r>
-        <w:t xml:space="preserve"> FSD </w:t>
-      </w:r>
-      <w:r>
-        <w:t>明显不同，其运行依赖</w:t>
-      </w:r>
-      <w:r>
-        <w:t xml:space="preserve"> CSV </w:t>
-      </w:r>
-      <w:r>
-        <w:t>文件、配置文件与权重目录结构，因此需要针对其代码组织方式做额外适配。第四，当前已经完成的实验虽然足以支撑论文初稿，但若要进一步扩大比较范围，还需要在更多生成器类别上继续补充验证。</w:t>
+        <w:rPr/>
+        <w:t>实现过程中主要遇到三类问题：数据组织成本较高、FSD checkpoint 需要兼容性处理，以及部分训练与推理流程对环境配置较敏感。这些问题虽然看起来偏工程，但实际上会直接影响最终结果是否可信，因此本文在写作中也保留了必要的实现背景说明。换句话说，工程可运行性并不是附属问题，而是基线复现研究能否成立的前提。</w:t>
       </w:r>
     </w:p>
     <w:p>
@@ -9492,7 +6939,7 @@
         <w:spacing w:before="0" w:after="0"/>
         <w:ind w:left="0"/>
       </w:pPr>
-      <w:bookmarkStart w:id="31" w:name="_Toc227933975"/>
+      <w:bookmarkStart w:id="31" w:name="_Toc227945723"/>
       <w:r>
         <w:rPr>
           <w:rFonts w:eastAsia="宋体"/>
@@ -9504,83 +6951,31 @@
     </w:p>
     <w:p>
       <w:r>
-        <w:t>本文当前实验具有较强的可复现性基础。首先，所使用的数据来源、预训练模型来源和代码仓库来源均为公开资源；其次，当前实验主要依赖目录整理、权重适配和脚本运行，不涉及难以复现的手工调参过程；再次，本文所有结果均来自已经实际运行完成的基线测试，而非仅基于原论文中的指标进行转述。因此，从论文阶段性成果的角度看，本文已经具备</w:t>
-      </w:r>
-      <w:r>
-        <w:t>“</w:t>
-      </w:r>
-      <w:r>
-        <w:t>可运行、可说明、可继续扩展</w:t>
-      </w:r>
-      <w:r>
-        <w:t>”</w:t>
-      </w:r>
-      <w:r>
-        <w:t>的基本条件。</w:t>
-      </w:r>
-    </w:p>
-    <w:p>
-      <w:r>
-        <w:t>同时也需要强调本文当前阶段的实验边界。其一，当前实验覆盖的生成器类别仍然有限，尚不能完全代表全量跨生成器场景。其二，</w:t>
-      </w:r>
-      <w:r>
-        <w:t xml:space="preserve">FSD </w:t>
-      </w:r>
-      <w:r>
-        <w:t>与</w:t>
-      </w:r>
-      <w:r>
-        <w:t xml:space="preserve"> Stay-Positive </w:t>
-      </w:r>
-      <w:r>
-        <w:t>的比较建立在</w:t>
-      </w:r>
-      <w:r>
-        <w:t>“</w:t>
-      </w:r>
-      <w:r>
-        <w:t>当前已实现的最小复现条件</w:t>
-      </w:r>
-      <w:r>
-        <w:t>”</w:t>
-      </w:r>
-      <w:r>
-        <w:t>上，而非完全统一训练协议下的严谨横向竞赛。其三，论文当前阶段尚未完成联合模型训练，因此相关改进内容仍应表述为后续计划，而不是已完成成果。明确这些边界，有助于保证论文结论的客观性和可信度。</w:t>
-      </w:r>
-    </w:p>
-    <w:p>
-      <w:r>
-        <w:t>对于</w:t>
+        <w:t>本文的可复现性主要来自公开数据、公开代码和公开权重，同时也明确承认当前实验覆盖范围和测试协议仍存在阶段性边界。</w:t>
+      </w:r>
+    </w:p>
+    <w:p>
+      <w:r>
+        <w:t>因此，本文结果更适合做阶段</w:t>
+      </w:r>
+      <w:proofErr w:type="gramStart"/>
+      <w:r>
+        <w:t>性比较与研究</w:t>
+      </w:r>
+      <w:proofErr w:type="gramEnd"/>
+      <w:r>
+        <w:t>支撑，而非绝对排名。</w:t>
+      </w:r>
+    </w:p>
+    <w:p>
+      <w:r>
+        <w:t>对</w:t>
       </w:r>
       <w:r>
         <w:t xml:space="preserve"> LVLM </w:t>
       </w:r>
       <w:r>
-        <w:t>而言，本文同样保持这一边界意识。当前阶段虽然尚未形成与</w:t>
-      </w:r>
-      <w:r>
-        <w:t xml:space="preserve"> FSD</w:t>
-      </w:r>
-      <w:r>
-        <w:t>、</w:t>
-      </w:r>
-      <w:r>
-        <w:t xml:space="preserve">Stay-Positive </w:t>
-      </w:r>
-      <w:r>
-        <w:t>同口径的统一数值评测，但已经明确了</w:t>
-      </w:r>
-      <w:r>
-        <w:t xml:space="preserve"> LVLM </w:t>
-      </w:r>
-      <w:r>
-        <w:t>的接入方式，即后续基于现有判别模型输出筛选误判样本、冲突样本和边界样本，再通过统一提示词模板开展小规模定性分析。也就是说，</w:t>
-      </w:r>
-      <w:r>
-        <w:t xml:space="preserve">LVLM </w:t>
-      </w:r>
-      <w:r>
-        <w:t>在本文中并非空泛占位，而是已经具备可继续执行的工程入口与论文落点。</w:t>
+        <w:t>而言，当前已明确其接入位置和案例分析入口，但尚未形成统一口径的正式数值评测。</w:t>
       </w:r>
     </w:p>
     <w:p>
@@ -9589,7 +6984,7 @@
         <w:spacing w:before="0" w:after="0"/>
         <w:ind w:left="0"/>
       </w:pPr>
-      <w:bookmarkStart w:id="32" w:name="_Toc227933976"/>
+      <w:bookmarkStart w:id="32" w:name="_Toc227945724"/>
       <w:r>
         <w:rPr>
           <w:rFonts w:eastAsia="宋体"/>
@@ -9606,7 +7001,7 @@
         <w:spacing w:before="0" w:after="0"/>
         <w:ind w:left="0"/>
       </w:pPr>
-      <w:bookmarkStart w:id="33" w:name="_Toc227933977"/>
+      <w:bookmarkStart w:id="33" w:name="_Toc227945725"/>
       <w:r>
         <w:rPr>
           <w:rFonts w:eastAsia="宋体"/>
@@ -9630,8 +7025,13 @@
       <w:r>
         <w:t xml:space="preserve"> FSD </w:t>
       </w:r>
-      <w:r>
-        <w:t>预训练模型在</w:t>
+      <w:proofErr w:type="gramStart"/>
+      <w:r>
+        <w:t>预训练</w:t>
+      </w:r>
+      <w:proofErr w:type="gramEnd"/>
+      <w:r>
+        <w:t>模型在</w:t>
       </w:r>
       <w:r>
         <w:t xml:space="preserve"> Midjourney</w:t>
@@ -9651,9 +7051,11 @@
       <w:r>
         <w:t>、</w:t>
       </w:r>
+      <w:proofErr w:type="spellStart"/>
       <w:r>
         <w:t>BigGAN</w:t>
       </w:r>
+      <w:proofErr w:type="spellEnd"/>
       <w:r>
         <w:t>、</w:t>
       </w:r>
@@ -10051,12 +7453,14 @@
               <w:spacing w:line="288" w:lineRule="auto"/>
               <w:jc w:val="center"/>
             </w:pPr>
+            <w:proofErr w:type="spellStart"/>
             <w:r>
               <w:rPr>
                 <w:sz w:val="21"/>
               </w:rPr>
               <w:t>BigGAN</w:t>
             </w:r>
+            <w:proofErr w:type="spellEnd"/>
           </w:p>
         </w:tc>
         <w:tc>
@@ -10271,86 +7675,11 @@
     </w:tbl>
     <w:p/>
     <w:p>
-      <w:r>
-        <w:t>从结果可以看出，</w:t>
-      </w:r>
-      <w:r>
-        <w:t xml:space="preserve">FSD </w:t>
-      </w:r>
-      <w:r>
-        <w:t>在六类数据上都具备一定的检测能力，但不同生成器之间存在非常明显的性能差异。相较于</w:t>
-      </w:r>
-      <w:r>
-        <w:t xml:space="preserve"> Midjourney</w:t>
-      </w:r>
-      <w:r>
-        <w:t>、</w:t>
-      </w:r>
-      <w:r>
-        <w:t>ADM</w:t>
-      </w:r>
-      <w:r>
-        <w:t>、</w:t>
-      </w:r>
-      <w:r>
-        <w:t xml:space="preserve">BigGAN </w:t>
-      </w:r>
-      <w:r>
-        <w:t>和</w:t>
-      </w:r>
-      <w:r>
-        <w:t xml:space="preserve"> VQDM</w:t>
-      </w:r>
-      <w:r>
-        <w:t>，</w:t>
-      </w:r>
-      <w:r>
-        <w:t xml:space="preserve">FSD </w:t>
-      </w:r>
-      <w:r>
-        <w:t>在</w:t>
-      </w:r>
-      <w:r>
-        <w:t xml:space="preserve"> GLIDE </w:t>
-      </w:r>
-      <w:r>
-        <w:t>数据上的识别表现最高，而在</w:t>
-      </w:r>
-      <w:r>
-        <w:t xml:space="preserve"> ADM </w:t>
-      </w:r>
-      <w:r>
-        <w:t>与</w:t>
-      </w:r>
-      <w:r>
-        <w:t xml:space="preserve"> VQDM </w:t>
-      </w:r>
-      <w:r>
-        <w:t>上的结果相对较低；</w:t>
-      </w:r>
-      <w:r>
-        <w:t xml:space="preserve">BigGAN </w:t>
-      </w:r>
-      <w:r>
-        <w:t>与</w:t>
-      </w:r>
-      <w:r>
-        <w:t xml:space="preserve"> Midjourney </w:t>
-      </w:r>
-      <w:r>
-        <w:t>的结果较为接近，</w:t>
-      </w:r>
-      <w:r>
-        <w:t xml:space="preserve">Stable Diffusion </w:t>
-      </w:r>
-      <w:r>
-        <w:t>则处于中间偏高水平。上述现象说明，当前基线模型在面对不同风格、不同生成机制的伪造图像时，检测难度会发生明显变化。考虑到</w:t>
-      </w:r>
-      <w:r>
-        <w:t xml:space="preserve"> FSD </w:t>
-      </w:r>
-      <w:r>
-        <w:t>的方法定位是面向未知生成器和少样本适应问题，当前结果虽然不属于特别高的闭集检测指标，但已经具备作为后续研究主干基线的参考价值。</w:t>
+      <w:proofErr w:type="gramStart"/>
+      <w:proofErr w:type="gramEnd"/>
+      <w:r>
+        <w:rPr/>
+        <w:t>FSD 在六类生成器上均具备一定检测能力，其中 GLIDE 表现最好，Stable Diffusion 次之，而 ADM 与 VQDM 相对较弱。这说明 FSD 已具备跨生成器识别能力，但不同生成器之间仍存在明显难度差异。换言之，所谓“泛化”在当前结果中并不是均匀成立的，而是呈现出较强的类别分层现象：对某些生成器可以稳定识别，对另一些生成器则仍然容易出现性能塌陷或分数不稳定。这也提示我们，后续改进不应只盯住平均指标，而要更加关注不同类别之间的结构性差异。</w:t>
       </w:r>
     </w:p>
     <w:p>
@@ -10359,7 +7688,7 @@
         <w:spacing w:before="0" w:after="0"/>
         <w:ind w:left="0"/>
       </w:pPr>
-      <w:bookmarkStart w:id="34" w:name="_Toc227933978"/>
+      <w:bookmarkStart w:id="34" w:name="_Toc227945726"/>
       <w:r>
         <w:rPr>
           <w:rFonts w:eastAsia="宋体"/>
@@ -10389,8 +7718,13 @@
       <w:r>
         <w:t xml:space="preserve"> Stay-Positive </w:t>
       </w:r>
-      <w:r>
-        <w:t>预训练模型进行了验证。实验结果如表</w:t>
+      <w:proofErr w:type="gramStart"/>
+      <w:r>
+        <w:t>预训练</w:t>
+      </w:r>
+      <w:proofErr w:type="gramEnd"/>
+      <w:r>
+        <w:t>模型进行了验证。实验结果如表</w:t>
       </w:r>
       <w:r>
         <w:t xml:space="preserve"> 5-2 </w:t>
@@ -10618,7 +7952,6 @@
               <w:rPr>
                 <w:sz w:val="21"/>
               </w:rPr>
-              <w:lastRenderedPageBreak/>
               <w:t>Midjourney</w:t>
             </w:r>
           </w:p>
@@ -10773,6 +8106,7 @@
               <w:rPr>
                 <w:sz w:val="21"/>
               </w:rPr>
+              <w:lastRenderedPageBreak/>
               <w:t>Stable Diffusion</w:t>
             </w:r>
           </w:p>
@@ -10836,126 +8170,14 @@
     <w:p/>
     <w:p>
       <w:r>
-        <w:t>从这些结果可以看出，</w:t>
-      </w:r>
-      <w:r>
-        <w:t xml:space="preserve">Stay-Positive </w:t>
-      </w:r>
-      <w:r>
-        <w:t>在当前固定真假对照设定下表现出极强的直接判别能力。无论是在</w:t>
-      </w:r>
-      <w:r>
-        <w:t xml:space="preserve"> Midjourney </w:t>
-      </w:r>
-      <w:r>
-        <w:t>还是</w:t>
-      </w:r>
-      <w:r>
-        <w:t xml:space="preserve"> Stable Diffusion </w:t>
-      </w:r>
-      <w:r>
-        <w:t>数据上，两种模型都取得了显著高于</w:t>
-      </w:r>
-      <w:r>
-        <w:t xml:space="preserve"> FSD </w:t>
-      </w:r>
-      <w:r>
-        <w:t>的指标，尤其是在</w:t>
-      </w:r>
-      <w:r>
-        <w:t xml:space="preserve"> Stable Diffusion </w:t>
-      </w:r>
-      <w:r>
-        <w:t>场景中，几乎达到了完全分离真实与伪造样本的程度。这说明</w:t>
-      </w:r>
-      <w:r>
-        <w:t xml:space="preserve"> Stay-Positive </w:t>
-      </w:r>
-      <w:r>
-        <w:t>所强调的鲁棒判别思路，在当前测试设定中具有很强的有效性，也使其成为本文当前阶段非常重要的性能参考基线。</w:t>
-      </w:r>
-    </w:p>
-    <w:p>
-      <w:r>
-        <w:t>在上述两类代表性数据之外，本文还进一步尝试将</w:t>
-      </w:r>
-      <w:r>
-        <w:t xml:space="preserve"> Stay-Positive </w:t>
-      </w:r>
-      <w:r>
-        <w:t>扩展到</w:t>
-      </w:r>
-      <w:r>
-        <w:t xml:space="preserve"> ADM </w:t>
-      </w:r>
-      <w:r>
-        <w:t>数据上进行补充观察。当前已获得的</w:t>
-      </w:r>
-      <w:r>
-        <w:t xml:space="preserve"> Rajan/Ours+ </w:t>
-      </w:r>
-      <w:r>
-        <w:t>结果显示，该模型在</w:t>
-      </w:r>
-      <w:r>
-        <w:t xml:space="preserve"> ADM </w:t>
-      </w:r>
-      <w:r>
-        <w:t>上的真实样本准确率为</w:t>
-      </w:r>
-      <w:r>
-        <w:t xml:space="preserve"> 99.77%</w:t>
-      </w:r>
-      <w:r>
-        <w:t>，伪造样本准确率为</w:t>
-      </w:r>
-      <w:r>
-        <w:t xml:space="preserve"> 4.73%</w:t>
-      </w:r>
-      <w:r>
-        <w:t>，整体准确率为</w:t>
-      </w:r>
-      <w:r>
-        <w:t xml:space="preserve"> 52.25%</w:t>
-      </w:r>
-      <w:r>
-        <w:t>，平均精度为</w:t>
-      </w:r>
-      <w:r>
-        <w:t xml:space="preserve"> 87.58%</w:t>
-      </w:r>
-      <w:r>
-        <w:t>。这一结果与</w:t>
-      </w:r>
-      <w:r>
-        <w:t xml:space="preserve"> Midjourney </w:t>
-      </w:r>
-      <w:r>
-        <w:t>和</w:t>
-      </w:r>
-      <w:r>
-        <w:t xml:space="preserve"> Stable Diffusion </w:t>
-      </w:r>
-      <w:r>
-        <w:t>上接近满分的表现存在明显差异：从固定阈值</w:t>
-      </w:r>
-      <w:r>
-        <w:t xml:space="preserve"> 0.5 </w:t>
-      </w:r>
-      <w:r>
-        <w:t>下的分类结果看，模型几乎无法正确识别</w:t>
-      </w:r>
-      <w:r>
-        <w:t xml:space="preserve"> ADM </w:t>
-      </w:r>
-      <w:r>
-        <w:t>伪造样本；但从平均精度看，模型输出分数中仍然保留了一定排序信息。这说明</w:t>
-      </w:r>
-      <w:r>
-        <w:t xml:space="preserve"> Stay-Positive </w:t>
-      </w:r>
-      <w:r>
-        <w:t>在跨生成器扩展时可能存在分数分布变化和阈值校准问题，也提示后续分析不应只依赖固定阈值下的准确率。</w:t>
+        <w:rPr/>
+        <w:t>Stay-Positive 在 Midjourney 与 Stable Diffusion 的固定真假对照测试中表现出很强的直接判别能力，两种模型的准确率和 AP 都显著高于 FSD 当前结果。这说明在训练和测试协议相对接近、真假对照关系清晰时，围绕正负判别边界优化的策略能够得到更强的闭集检测性能，也证明其“忽略真实图像特征干扰”的思路具有实际效果。对于本文的比较框架而言，这一结果也帮助我们进一步明确了 Stay-Positive 更适合作为高性能判别基线的角色。</w:t>
+      </w:r>
+    </w:p>
+    <w:p>
+      <w:r>
+        <w:rPr/>
+        <w:t>不过，在 ADM 扩展观察中，Rajan/Ours+ 的真实样本准确率为 99.77%，伪造样本准确率仅为 4.73%，整体准确率为 52.25%，而 AP 仍达到 87.58%。这表明其问题更像阈值失配与分数分布漂移，而不是完全失去排序能力。也正因为如此，ADM 成为了本文最值得展开分析的关键场景，因为它能够同时暴露方法在阈值、分布和证据偏好上的差异。</w:t>
       </w:r>
     </w:p>
     <w:p>
@@ -10964,7 +8186,7 @@
         <w:spacing w:before="0" w:after="0"/>
         <w:ind w:left="0"/>
       </w:pPr>
-      <w:bookmarkStart w:id="35" w:name="_Toc227933979"/>
+      <w:bookmarkStart w:id="35" w:name="_Toc227945727"/>
       <w:r>
         <w:rPr>
           <w:rFonts w:eastAsia="宋体"/>
@@ -10975,232 +8197,38 @@
       <w:bookmarkEnd w:id="35"/>
     </w:p>
     <w:p>
-      <w:r>
-        <w:t>如果仅从已经获得的结果进行直接比较，</w:t>
+      <w:proofErr w:type="gramStart"/>
+      <w:proofErr w:type="gramEnd"/>
+      <w:proofErr w:type="gramStart"/>
+      <w:proofErr w:type="gramEnd"/>
+      <w:r>
+        <w:rPr/>
+        <w:t>若仅比较当前已获得的正式结果，Stay-Positive 在固定二分类任务中明显优于 FSD；但两类方法的任务定位并不完全一致，因此不宜简单得出“全面更优”的结论。更合理的做法是把结果放回具体任务背景中理解：一个更擅长闭集高性能判别，一个更适合作为开放场景研究主干。只有在明确任务目标差异之后，这样的比较才具有真正的研究意义。</w:t>
+      </w:r>
+    </w:p>
+    <w:p>
+      <w:r>
+        <w:t>更稳妥的解释是：</w:t>
       </w:r>
       <w:r>
         <w:t xml:space="preserve">Stay-Positive </w:t>
       </w:r>
       <w:r>
-        <w:t>在</w:t>
-      </w:r>
-      <w:r>
-        <w:t xml:space="preserve"> Midjourney </w:t>
-      </w:r>
-      <w:r>
-        <w:t>与</w:t>
-      </w:r>
-      <w:r>
-        <w:t xml:space="preserve"> Stable Diffusion </w:t>
-      </w:r>
-      <w:r>
-        <w:t>两组真假对照测试中都明显优于</w:t>
-      </w:r>
-      <w:r>
-        <w:t xml:space="preserve"> FSD</w:t>
-      </w:r>
-      <w:r>
-        <w:t>；而</w:t>
-      </w:r>
-      <w:r>
-        <w:t xml:space="preserve"> FSD </w:t>
-      </w:r>
-      <w:r>
-        <w:t>已经扩展到</w:t>
-      </w:r>
-      <w:r>
-        <w:t xml:space="preserve"> Midjourney</w:t>
-      </w:r>
-      <w:r>
-        <w:t>、</w:t>
-      </w:r>
-      <w:r>
-        <w:t>Stable Diffusion</w:t>
-      </w:r>
-      <w:r>
-        <w:t>、</w:t>
-      </w:r>
-      <w:r>
-        <w:t>ADM</w:t>
-      </w:r>
-      <w:r>
-        <w:t>、</w:t>
-      </w:r>
-      <w:r>
-        <w:t>BigGAN</w:t>
-      </w:r>
-      <w:r>
-        <w:t>、</w:t>
-      </w:r>
-      <w:r>
-        <w:t xml:space="preserve">GLIDE </w:t>
-      </w:r>
-      <w:r>
-        <w:t>与</w:t>
-      </w:r>
-      <w:r>
-        <w:t xml:space="preserve"> VQDM </w:t>
-      </w:r>
-      <w:r>
-        <w:t>六类生成器评估。本文认为，不能据此简单得出</w:t>
-      </w:r>
-      <w:r>
-        <w:t xml:space="preserve">“Stay-Positive </w:t>
-      </w:r>
-      <w:r>
-        <w:t>全面优于</w:t>
-      </w:r>
-      <w:r>
-        <w:t xml:space="preserve"> FSD”</w:t>
-      </w:r>
-      <w:r>
-        <w:t>的结论。首先，两类方法的原始任务定位并不完全一致。</w:t>
-      </w:r>
-      <w:r>
-        <w:t xml:space="preserve">Stay-Positive </w:t>
-      </w:r>
-      <w:r>
-        <w:t>的测试方式更接近固定的真假二分类场景，其预训练模型也正是在类似目标下表现出很强的判别能力；而</w:t>
-      </w:r>
-      <w:r>
-        <w:t xml:space="preserve"> FSD </w:t>
-      </w:r>
-      <w:r>
-        <w:t>更强调未知生成器和少样本适应问题，数值虽然较低，但其研究价值更多体现在跨生成器泛化潜力上。其次，两类方法目前的实验覆盖范围并不一致，</w:t>
-      </w:r>
-      <w:r>
-        <w:t xml:space="preserve">Stay-Positive </w:t>
-      </w:r>
-      <w:r>
-        <w:t>仍以两类代表性数据为主，而</w:t>
-      </w:r>
-      <w:r>
-        <w:t xml:space="preserve"> FSD </w:t>
-      </w:r>
-      <w:r>
-        <w:t>已经补充到六类生成器，因此更适合把二者理解为</w:t>
-      </w:r>
-      <w:r>
-        <w:t>“</w:t>
-      </w:r>
-      <w:r>
-        <w:t>不同研究目标下的基线</w:t>
-      </w:r>
-      <w:r>
-        <w:t>”</w:t>
-      </w:r>
-      <w:r>
-        <w:t>，而不是在完全统一协议下进行最终排名。再次，本文的实验重点是建立可运行基线并观察初步差异，</w:t>
-      </w:r>
-      <w:r>
-        <w:lastRenderedPageBreak/>
-        <w:t>而不是在完全统一训练协议和统一评价流程下做最终优劣判定，因此对结果的解释应保持谨慎。</w:t>
-      </w:r>
-    </w:p>
-    <w:p>
-      <w:r>
-        <w:t>从当前结果看，可以得出两个相对稳妥的结论。第一，在当前固定数据构造和直接二分类判别条件下，</w:t>
-      </w:r>
-      <w:r>
-        <w:t xml:space="preserve">Stay-Positive </w:t>
-      </w:r>
-      <w:r>
-        <w:t>体现出更强的现成可用性和更高的识别精度。第二，</w:t>
+        <w:t>更适合作为高性能判别基线，</w:t>
       </w:r>
       <w:r>
         <w:t xml:space="preserve">FSD </w:t>
       </w:r>
       <w:r>
-        <w:t>虽然在当前代表性二分类场景中的指标不及</w:t>
-      </w:r>
-      <w:r>
-        <w:t xml:space="preserve"> Stay-Positive</w:t>
-      </w:r>
-      <w:r>
-        <w:t>，但其结构设计更有利于支撑后续围绕未知模型适应和泛化能力提升的研究。这样的解释既符合两类方法的原始设计逻辑，也有助于为后续</w:t>
-      </w:r>
-      <w:r>
-        <w:t>“</w:t>
-      </w:r>
-      <w:r>
-        <w:t>以</w:t>
-      </w:r>
-      <w:r>
-        <w:t xml:space="preserve"> FSD </w:t>
-      </w:r>
-      <w:r>
-        <w:t>为主、引入</w:t>
-      </w:r>
-      <w:r>
-        <w:t xml:space="preserve"> Stay-Positive </w:t>
-      </w:r>
-      <w:r>
-        <w:t>思想增强</w:t>
-      </w:r>
-      <w:r>
-        <w:t>”</w:t>
-      </w:r>
-      <w:r>
-        <w:t>的方案奠定基础。</w:t>
-      </w:r>
-    </w:p>
-    <w:p>
-      <w:r>
-        <w:t>同时，</w:t>
-      </w:r>
+        <w:t>更适合作为研究未知生成器泛化与少样本适配的主干方法。</w:t>
+      </w:r>
+    </w:p>
+    <w:p>
       <w:r>
         <w:t xml:space="preserve">ADM </w:t>
       </w:r>
       <w:r>
-        <w:t>扩展观察也进一步说明，</w:t>
-      </w:r>
-      <w:r>
-        <w:t xml:space="preserve">Stay-Positive </w:t>
-      </w:r>
-      <w:r>
-        <w:t>的高性能并不能简单外推到所有生成器类别。以</w:t>
-      </w:r>
-      <w:r>
-        <w:t xml:space="preserve"> Rajan/Ours+ </w:t>
-      </w:r>
-      <w:r>
-        <w:t>为例，其在</w:t>
-      </w:r>
-      <w:r>
-        <w:t xml:space="preserve"> ADM </w:t>
-      </w:r>
-      <w:r>
-        <w:t>上的平均精度仍达到</w:t>
-      </w:r>
-      <w:r>
-        <w:t xml:space="preserve"> 87.58%</w:t>
-      </w:r>
-      <w:r>
-        <w:t>，但固定阈值下整体准确率仅为</w:t>
-      </w:r>
-      <w:r>
-        <w:t xml:space="preserve"> 52.25%</w:t>
-      </w:r>
-      <w:r>
-        <w:t>，主要原因是伪造样本准确率明显偏低。这一现象表明，该模型在</w:t>
-      </w:r>
-      <w:r>
-        <w:t xml:space="preserve"> ADM </w:t>
-      </w:r>
-      <w:r>
-        <w:t>上可能仍具备一定排序区分能力，但默认阈值并未适配新的分数分布。因此，本文将这一结果解释为跨生成器迁移时的校准问题和稳定性边界，而不是</w:t>
-      </w:r>
-      <w:r>
-        <w:t xml:space="preserve">“Stay-Positive </w:t>
-      </w:r>
-      <w:r>
-        <w:t>完全失效</w:t>
-      </w:r>
-      <w:r>
-        <w:t>”</w:t>
-      </w:r>
-      <w:r>
-        <w:t>。</w:t>
+        <w:t>扩展观察进一步提示，高精度闭集表现不能直接外推到所有生成器场景，跨生成器条件下仍需关注阈值校准与输出稳定性。</w:t>
       </w:r>
     </w:p>
     <w:p>
@@ -11209,7 +8237,7 @@
         <w:spacing w:before="0" w:after="0"/>
         <w:ind w:left="0"/>
       </w:pPr>
-      <w:bookmarkStart w:id="36" w:name="_Toc227933980"/>
+      <w:bookmarkStart w:id="36" w:name="_Toc227945728"/>
       <w:r>
         <w:rPr>
           <w:rFonts w:eastAsia="宋体"/>
@@ -11227,26 +8255,11 @@
       <w:bookmarkEnd w:id="36"/>
     </w:p>
     <w:p>
-      <w:r>
-        <w:t>除直接评估官方基线外，本文还围绕</w:t>
-      </w:r>
-      <w:r>
-        <w:t xml:space="preserve"> ADM </w:t>
-      </w:r>
-      <w:r>
-        <w:t>开展了三组训练探索：一组为随机初始化训练，一组为基于官方</w:t>
-      </w:r>
-      <w:r>
-        <w:t xml:space="preserve"> resnet50_exclude_adm_step[200000]_converted.pth </w:t>
-      </w:r>
-      <w:r>
-        <w:t>的首轮小规模微调，另一组为更保守的第二轮微调验证。相关结果如表</w:t>
-      </w:r>
-      <w:r>
-        <w:t xml:space="preserve"> 5-3 </w:t>
-      </w:r>
-      <w:r>
-        <w:t>所示。</w:t>
+      <w:proofErr w:type="gramStart"/>
+      <w:proofErr w:type="gramEnd"/>
+      <w:r>
+        <w:rPr/>
+        <w:t>围绕 ADM，本文还完成了从零初始化训练、首轮 checkpoint 微调和第二轮保守微调三组探索。三组实验虽然规模有限，但足以帮助判断当前问题究竟更像“训练链路未打通”，还是“方法本身对该类别高度敏感”。从最终结果看，后者的解释更具说服力。也就是说，当前困难并不主要来自工程无法运行，而是来自类别本身对方法提出了更高要求。</w:t>
       </w:r>
     </w:p>
     <w:p>
@@ -11547,6 +8560,7 @@
               <w:rPr>
                 <w:sz w:val="21"/>
               </w:rPr>
+              <w:lastRenderedPageBreak/>
               <w:t>首轮基于官方</w:t>
             </w:r>
             <w:r>
@@ -11771,203 +8785,66 @@
     <w:p/>
     <w:p>
       <w:r>
-        <w:lastRenderedPageBreak/>
-        <w:t>从结果可以看出，随机初始化训练虽然已经成功打通训练脚本、离线初始化、数据加载和评估流程，但其主要价值仍在于</w:t>
+        <w:t>结果显示，从零初始化训练的主要价值在于验证训练链路，而不是带来性能提升；其</w:t>
+      </w:r>
+      <w:r>
+        <w:t xml:space="preserve"> ADM </w:t>
+      </w:r>
+      <w:r>
+        <w:t>指标明显低于官方基线。</w:t>
+      </w:r>
+    </w:p>
+    <w:p>
+      <w:r>
+        <w:t>基于官方</w:t>
+      </w:r>
+      <w:r>
+        <w:t xml:space="preserve"> checkpoint </w:t>
+      </w:r>
+      <w:r>
+        <w:t>的首轮微调显著优于随机初始化训练，并把</w:t>
+      </w:r>
+      <w:r>
+        <w:t xml:space="preserve"> ADM </w:t>
+      </w:r>
+      <w:r>
+        <w:t>结果重新拉回到接近官方基线的水平。</w:t>
+      </w:r>
+    </w:p>
+    <w:p>
+      <w:r>
+        <w:t>第二轮保守微调未进一步改善</w:t>
+      </w:r>
+      <w:r>
+        <w:t xml:space="preserve"> ADM</w:t>
+      </w:r>
+      <w:r>
+        <w:t>，反而略有回落，说明当前任务对微调配置较为敏感。学习率、步数、样本质量和类别难度之间可能存在复杂耦合，短期内并不适合简单用</w:t>
       </w:r>
       <w:r>
         <w:t>“</w:t>
       </w:r>
       <w:r>
-        <w:t>训练链路验证</w:t>
+        <w:t>再训练一轮</w:t>
       </w:r>
       <w:r>
         <w:t>”</w:t>
       </w:r>
       <w:r>
-        <w:t>，而不是</w:t>
-      </w:r>
-      <w:r>
-        <w:t>“</w:t>
-      </w:r>
-      <w:r>
-        <w:t>性能改进</w:t>
-      </w:r>
-      <w:r>
-        <w:t>”</w:t>
-      </w:r>
-      <w:r>
-        <w:t>。尤其是在本文最关注的</w:t>
-      </w:r>
-      <w:r>
-        <w:t xml:space="preserve"> ADM </w:t>
-      </w:r>
-      <w:r>
-        <w:t>上，其准确率和平均精度仅为</w:t>
-      </w:r>
-      <w:r>
-        <w:t xml:space="preserve"> 63.82% </w:t>
-      </w:r>
-      <w:r>
-        <w:t>和</w:t>
-      </w:r>
-      <w:r>
-        <w:t xml:space="preserve"> 64.99%</w:t>
-      </w:r>
-      <w:r>
-        <w:t>，明显低于官方</w:t>
-      </w:r>
-      <w:r>
-        <w:t xml:space="preserve"> converted checkpoint </w:t>
-      </w:r>
-      <w:r>
-        <w:t>的</w:t>
-      </w:r>
-      <w:r>
-        <w:t xml:space="preserve"> 75.41% </w:t>
-      </w:r>
-      <w:r>
-        <w:t>和</w:t>
-      </w:r>
-      <w:r>
-        <w:t xml:space="preserve"> 79.34%</w:t>
-      </w:r>
-      <w:r>
-        <w:t>。这说明对于当前任务而言，直接从随机初始化出发并不是一个稳妥的改进入口。</w:t>
-      </w:r>
-    </w:p>
-    <w:p>
-      <w:r>
-        <w:t>相比之下，基于官方</w:t>
-      </w:r>
-      <w:r>
-        <w:t xml:space="preserve"> checkpoint </w:t>
-      </w:r>
-      <w:r>
-        <w:t>的首轮小规模微调表现出明显更好的稳定性。与随机初始化训练相比，该方案在</w:t>
-      </w:r>
-      <w:r>
-        <w:t xml:space="preserve"> Midjourney</w:t>
-      </w:r>
-      <w:r>
-        <w:t>、</w:t>
-      </w:r>
-      <w:r>
-        <w:t>Stable Diffusion</w:t>
-      </w:r>
-      <w:r>
-        <w:t>、</w:t>
-      </w:r>
-      <w:r>
-        <w:t>GLIDE</w:t>
-      </w:r>
-      <w:r>
-        <w:t>、</w:t>
-      </w:r>
-      <w:r>
-        <w:t xml:space="preserve">VQDM </w:t>
-      </w:r>
-      <w:r>
-        <w:t>和</w:t>
-      </w:r>
-      <w:r>
-        <w:t xml:space="preserve"> ADM </w:t>
-      </w:r>
-      <w:r>
-        <w:t>五类日志可见结果上均取得提升，其中</w:t>
-      </w:r>
-      <w:r>
-        <w:t xml:space="preserve"> ADM </w:t>
-      </w:r>
-      <w:r>
-        <w:t>从</w:t>
-      </w:r>
-      <w:r>
-        <w:t xml:space="preserve"> 63.82% / 64.99% </w:t>
-      </w:r>
-      <w:r>
-        <w:t>提升到</w:t>
-      </w:r>
-      <w:r>
-        <w:t xml:space="preserve"> 75.28% / 78.54%</w:t>
-      </w:r>
-      <w:r>
-        <w:t>，说明强基线初始化对当前任务是必要的。与此同时，这一结果与官方基线的</w:t>
-      </w:r>
-      <w:r>
-        <w:t xml:space="preserve"> ADM </w:t>
-      </w:r>
-      <w:r>
-        <w:t>指标</w:t>
-      </w:r>
-      <w:r>
-        <w:t xml:space="preserve"> 75.41% / 79.34% </w:t>
-      </w:r>
-      <w:r>
-        <w:t>已经非常接近，但仍略低于后者。</w:t>
-      </w:r>
-    </w:p>
-    <w:p>
-      <w:r>
-        <w:t>第二轮保守微调进一步提供了一个重要的负结果：虽然该设置在</w:t>
-      </w:r>
-      <w:r>
-        <w:t xml:space="preserve"> Midjourney</w:t>
-      </w:r>
-      <w:r>
-        <w:t>、</w:t>
-      </w:r>
-      <w:r>
-        <w:t xml:space="preserve">Stable Diffusion </w:t>
-      </w:r>
-      <w:r>
-        <w:t>等类别上仍保持较高指标，但在本文最关注的</w:t>
-      </w:r>
-      <w:r>
-        <w:t xml:space="preserve"> ADM </w:t>
-      </w:r>
-      <w:r>
-        <w:t>上仅得到</w:t>
-      </w:r>
-      <w:r>
-        <w:t xml:space="preserve"> 74.13% / 76.89%</w:t>
-      </w:r>
-      <w:r>
-        <w:t>，不仅没有超过首轮微调，反而出现一定回落。这说明在当前任务上，更小学习率和更短训练步数并不必然带来更好的</w:t>
-      </w:r>
-      <w:r>
-        <w:t xml:space="preserve"> ADM </w:t>
-      </w:r>
-      <w:r>
-        <w:t>适配效果，也表明微调收益对具体配置较为敏感。</w:t>
-      </w:r>
-    </w:p>
-    <w:p>
-      <w:r>
-        <w:t>这一训练探索为本文提供了两个直接结论。第一，项目已经具备开展离线训练和微调实验的工程基础，后续若需补充最小改进实验，无需再从头打通训练链路。第二，当前最优训练探索结果仍是首轮微调，而第二轮结果主要用于说明</w:t>
-      </w:r>
-      <w:r>
-        <w:t>“</w:t>
-      </w:r>
-      <w:r>
-        <w:t>保守调参未必继续改善</w:t>
-      </w:r>
-      <w:r>
-        <w:t>”</w:t>
-      </w:r>
-      <w:r>
-        <w:t>。因此，训练部分应表述为</w:t>
-      </w:r>
-      <w:r>
-        <w:t>“</w:t>
-      </w:r>
-      <w:r>
-        <w:t>首轮微调有效但仍有限，第二轮负结果补充了配置敏感性证据</w:t>
-      </w:r>
-      <w:r>
-        <w:t>”</w:t>
-      </w:r>
-      <w:r>
-        <w:t>，而不是将训练主线继续延展为多轮调参。</w:t>
+        <w:t>解决问题。</w:t>
+      </w:r>
+    </w:p>
+    <w:p>
+      <w:r>
+        <w:t>因此，训练探索部分最重要的结论是：强基线初始化是必要的，而继续保守</w:t>
+      </w:r>
+      <w:proofErr w:type="gramStart"/>
+      <w:r>
+        <w:t>调参并</w:t>
+      </w:r>
+      <w:proofErr w:type="gramEnd"/>
+      <w:r>
+        <w:t>不一定带来收益。</w:t>
       </w:r>
     </w:p>
     <w:p>
@@ -11976,7 +8853,7 @@
         <w:spacing w:before="0" w:after="0"/>
         <w:ind w:left="0"/>
       </w:pPr>
-      <w:bookmarkStart w:id="37" w:name="_Toc227933981"/>
+      <w:bookmarkStart w:id="37" w:name="_Toc227945729"/>
       <w:r>
         <w:rPr>
           <w:rFonts w:eastAsia="宋体"/>
@@ -11987,504 +8864,121 @@
       <w:bookmarkEnd w:id="37"/>
     </w:p>
     <w:p>
-      <w:r>
-        <w:t>实验结果为本文后续研究提供了三点更明确的启示。第一，直接使用公开预训练模型即可在现有数据基础上建立有区分度的基线，这说明本文采用</w:t>
+      <w:proofErr w:type="gramStart"/>
+      <w:proofErr w:type="gramEnd"/>
+      <w:r>
+        <w:rPr/>
+        <w:t>从整体结果看，本文得到三点启示：基线复现路径是可行的；固定二分类高分并不能替代泛化能力分析；ADM 是最值得深入研究的方法差异场景。更进一步地说，ADM 不只是一个“更难的类别”，它还像一个放大镜，把不同方法的取证偏好、阈值依赖性和失败模式都更明显地暴露出来。这种放大效应也正是本文后续围绕样本级冲突开展分析的原因。</w:t>
+      </w:r>
+    </w:p>
+    <w:p>
+      <w:r>
+        <w:t xml:space="preserve">FSD </w:t>
+      </w:r>
+      <w:r>
+        <w:t>六类结果的分层现象说明，所谓</w:t>
       </w:r>
       <w:r>
         <w:t>“</w:t>
       </w:r>
       <w:r>
-        <w:t>先复现、再改进</w:t>
+        <w:t>跨生成器泛化</w:t>
       </w:r>
       <w:r>
         <w:t>”</w:t>
       </w:r>
       <w:r>
-        <w:t>的研究路径是可行的。第二，固定二分类场景下的高指标并不能完全替代对泛化能力的考察，尤其是在</w:t>
+        <w:t>并不是</w:t>
+      </w:r>
+      <w:proofErr w:type="gramStart"/>
+      <w:r>
+        <w:t>均匀成立</w:t>
+      </w:r>
+      <w:proofErr w:type="gramEnd"/>
+      <w:r>
+        <w:t>的，不同生成器之间的难度差异很大。</w:t>
+      </w:r>
+    </w:p>
+    <w:p>
+      <w:r>
+        <w:t>其中，</w:t>
+      </w:r>
+      <w:r>
+        <w:t xml:space="preserve">GLIDE </w:t>
+      </w:r>
+      <w:r>
+        <w:t>与</w:t>
+      </w:r>
+      <w:r>
+        <w:t xml:space="preserve"> Stable Diffusion </w:t>
+      </w:r>
+      <w:r>
+        <w:t>的识别相对稳定，而</w:t>
       </w:r>
       <w:r>
         <w:t xml:space="preserve"> ADM </w:t>
       </w:r>
       <w:r>
-        <w:t>这类困难类别上，校准问题、样本级冲突和真实案例观察共同说明模型差异并不只体现在单一数值高低上。第三，</w:t>
-      </w:r>
-      <w:r>
-        <w:t xml:space="preserve">Stay-Positive </w:t>
-      </w:r>
-      <w:r>
-        <w:t>所体现出的高性能说明，判别依据稳定性和伪相关抑制对检测任务非常关键，而</w:t>
-      </w:r>
-      <w:r>
-        <w:t xml:space="preserve"> FSD </w:t>
-      </w:r>
-      <w:r>
-        <w:t>在未知生成器与少样本适应方面仍保留独立研究价值，因此更值得推进的是两类方法之间的互补分析，而不是简单</w:t>
-      </w:r>
-      <w:r>
-        <w:lastRenderedPageBreak/>
-        <w:t>以单组指标做机械排序。</w:t>
-      </w:r>
-    </w:p>
-    <w:p>
-      <w:r>
-        <w:t>进一步来看，实验结果提示了两个值得深入讨论的方向。其一，</w:t>
-      </w:r>
-      <w:r>
-        <w:t xml:space="preserve">FSD </w:t>
-      </w:r>
-      <w:r>
-        <w:t>在</w:t>
-      </w:r>
-      <w:r>
-        <w:t xml:space="preserve"> Stable Diffusion</w:t>
-      </w:r>
-      <w:r>
-        <w:t>、</w:t>
-      </w:r>
-      <w:r>
-        <w:t>Midjourney</w:t>
-      </w:r>
-      <w:r>
-        <w:t>、</w:t>
-      </w:r>
-      <w:r>
-        <w:t>ADM</w:t>
-      </w:r>
-      <w:r>
-        <w:t>、</w:t>
-      </w:r>
-      <w:r>
-        <w:t>BigGAN</w:t>
-      </w:r>
-      <w:r>
-        <w:t>、</w:t>
-      </w:r>
-      <w:r>
-        <w:t xml:space="preserve">GLIDE </w:t>
-      </w:r>
-      <w:r>
         <w:t>与</w:t>
       </w:r>
       <w:r>
         <w:t xml:space="preserve"> VQDM </w:t>
       </w:r>
       <w:r>
-        <w:t>六类数据上的表现差异已经较为明显，其中</w:t>
-      </w:r>
-      <w:r>
-        <w:t xml:space="preserve"> GLIDE </w:t>
-      </w:r>
-      <w:r>
-        <w:t>最好，</w:t>
-      </w:r>
-      <w:r>
-        <w:t xml:space="preserve">ADM </w:t>
-      </w:r>
-      <w:r>
-        <w:t>与</w:t>
-      </w:r>
-      <w:r>
-        <w:t xml:space="preserve"> VQDM </w:t>
-      </w:r>
-      <w:r>
-        <w:t>最低，而</w:t>
-      </w:r>
-      <w:r>
-        <w:t xml:space="preserve"> BigGAN </w:t>
-      </w:r>
-      <w:r>
-        <w:t>与</w:t>
-      </w:r>
-      <w:r>
-        <w:t xml:space="preserve"> Midjourney </w:t>
-      </w:r>
-      <w:r>
-        <w:t>的表现接近，这说明不同生成器类别之间的分布差异可能直接影响基线模型的识别稳定性，也说明不能仅凭单一生成器类别判断方法优劣。其二，</w:t>
-      </w:r>
-      <w:r>
-        <w:t xml:space="preserve">Stay-Positive </w:t>
-      </w:r>
-      <w:r>
-        <w:t>在真假对照测试中的表现非常突出，但其在</w:t>
+        <w:t>暴露出更明显的挑战性。</w:t>
+      </w:r>
+    </w:p>
+    <w:p>
+      <w:proofErr w:type="gramStart"/>
+      <w:proofErr w:type="gramEnd"/>
+      <w:proofErr w:type="gramStart"/>
+      <w:proofErr w:type="gramEnd"/>
+      <w:proofErr w:type="gramStart"/>
+      <w:proofErr w:type="gramEnd"/>
+      <w:proofErr w:type="gramStart"/>
+      <w:proofErr w:type="gramEnd"/>
+      <w:proofErr w:type="spellStart"/>
+      <w:proofErr w:type="spellEnd"/>
+      <w:proofErr w:type="gramStart"/>
+      <w:proofErr w:type="gramEnd"/>
+      <w:r>
+        <w:rPr/>
+        <w:t>更重要的是，ADM 的样本级统计把这种差异从“类别差异”推进到了“失败模式差异”：在 3000 个 ADM 假样本中，存在 1241 个校准后 Stay-Positive 与三组 FSD 全冲突的样本，其中主导模式“SP=fake;FSD=real/real/real”达到 1137 个。这个现象说明，两类方法的差异不能再只用单一准确率解释，因为它们在同一批样本上往往关注到了不同证据，进而形成稳定而非偶然的分歧。也正因此，后续研究需要把样本级现象与类别级指标结合起来理解。</w:t>
+      </w:r>
+    </w:p>
+    <w:p>
+      <w:r>
+        <w:t>图</w:t>
+      </w:r>
+      <w:r>
+        <w:t xml:space="preserve"> 5-1 </w:t>
+      </w:r>
+      <w:r>
+        <w:t>说明真实样本分数主要集中在</w:t>
+      </w:r>
+      <w:r>
+        <w:t xml:space="preserve"> 0.36-0.40</w:t>
+      </w:r>
+      <w:r>
+        <w:t>，伪造样本则更多落在</w:t>
+      </w:r>
+      <w:r>
+        <w:t xml:space="preserve"> 0.38-0.46</w:t>
+      </w:r>
+      <w:r>
+        <w:t>，默认阈值</w:t>
+      </w:r>
+      <w:r>
+        <w:t xml:space="preserve"> 0.5 </w:t>
+      </w:r>
+      <w:r>
+        <w:t>对</w:t>
       </w:r>
       <w:r>
         <w:t xml:space="preserve"> ADM </w:t>
       </w:r>
       <w:r>
-        <w:t>上的现象已经不能简单概括为</w:t>
-      </w:r>
-      <w:r>
-        <w:t>“</w:t>
-      </w:r>
-      <w:r>
-        <w:t>模型失效</w:t>
-      </w:r>
-      <w:r>
-        <w:t>”</w:t>
-      </w:r>
-      <w:r>
-        <w:t>。在默认阈值</w:t>
-      </w:r>
-      <w:r>
-        <w:t xml:space="preserve"> 0.5 </w:t>
-      </w:r>
-      <w:r>
-        <w:t>下，</w:t>
-      </w:r>
-      <w:r>
-        <w:t xml:space="preserve">Rajan/Ours+ </w:t>
-      </w:r>
-      <w:r>
-        <w:t>的</w:t>
-      </w:r>
-      <w:r>
-        <w:t xml:space="preserve"> ACC / RACC / FACC </w:t>
-      </w:r>
-      <w:r>
-        <w:t>为</w:t>
-      </w:r>
-      <w:r>
-        <w:t xml:space="preserve"> 52.25% / 99.77% / 4.73%</w:t>
-      </w:r>
-      <w:r>
-        <w:t>；而当阈值调整到</w:t>
-      </w:r>
-      <w:r>
-        <w:t xml:space="preserve"> 0.388818 </w:t>
-      </w:r>
-      <w:r>
-        <w:t>后，整体准确率提升到</w:t>
-      </w:r>
-      <w:r>
-        <w:t xml:space="preserve"> 80.77%</w:t>
-      </w:r>
-      <w:r>
-        <w:t>，</w:t>
-      </w:r>
-      <w:r>
-        <w:t xml:space="preserve">RACC / FACC </w:t>
-      </w:r>
-      <w:r>
-        <w:t>分别达到</w:t>
-      </w:r>
-      <w:r>
-        <w:t xml:space="preserve"> 76.57% / 84.97%</w:t>
-      </w:r>
-      <w:r>
-        <w:t>。这说明主要问题首先是显著的跨生成器校准失配，其次才是更深层的样本级差异。</w:t>
-      </w:r>
-    </w:p>
-    <w:p>
-      <w:r>
-        <w:t>从六类生成器结果的整体分布来看，</w:t>
-      </w:r>
-      <w:r>
-        <w:t xml:space="preserve">FSD </w:t>
-      </w:r>
-      <w:r>
-        <w:t>当前的跨生成器表现呈现出较为明显的层次性。具体而言，</w:t>
-      </w:r>
-      <w:r>
-        <w:t xml:space="preserve">GLIDE </w:t>
-      </w:r>
-      <w:r>
-        <w:t>显著高于其余类别，准确率达到</w:t>
-      </w:r>
-      <w:r>
-        <w:t xml:space="preserve"> 96.67%</w:t>
-      </w:r>
-      <w:r>
-        <w:t>，平均精度达到</w:t>
-      </w:r>
-      <w:r>
-        <w:t xml:space="preserve"> 96.82%</w:t>
-      </w:r>
-      <w:r>
-        <w:t>；</w:t>
-      </w:r>
-      <w:r>
-        <w:t xml:space="preserve">Stable Diffusion </w:t>
-      </w:r>
-      <w:r>
-        <w:t>处于第二层次，保持了</w:t>
-      </w:r>
-      <w:r>
-        <w:t xml:space="preserve"> 88.34% </w:t>
-      </w:r>
-      <w:r>
-        <w:t>的准确率和</w:t>
-      </w:r>
-      <w:r>
-        <w:t xml:space="preserve"> 91.30% </w:t>
-      </w:r>
-      <w:r>
-        <w:t>的平均精度；</w:t>
-      </w:r>
-      <w:r>
-        <w:t xml:space="preserve">Midjourney </w:t>
-      </w:r>
-      <w:r>
-        <w:t>与</w:t>
-      </w:r>
-      <w:r>
-        <w:t xml:space="preserve"> BigGAN </w:t>
-      </w:r>
-      <w:r>
-        <w:t>结果相近，准确率均在</w:t>
-      </w:r>
-      <w:r>
-        <w:t xml:space="preserve"> 79% </w:t>
-      </w:r>
-      <w:r>
-        <w:t>左右；</w:t>
-      </w:r>
-      <w:r>
-        <w:t xml:space="preserve">ADM </w:t>
-      </w:r>
-      <w:r>
-        <w:t>与</w:t>
-      </w:r>
-      <w:r>
-        <w:t xml:space="preserve"> VQDM </w:t>
-      </w:r>
-      <w:r>
-        <w:t>则处于当前已测类别中的最低水平，准确率分别为</w:t>
-      </w:r>
-      <w:r>
-        <w:t xml:space="preserve"> 75.41% </w:t>
-      </w:r>
-      <w:r>
-        <w:t>和</w:t>
-      </w:r>
-      <w:r>
-        <w:t xml:space="preserve"> 75.47%</w:t>
-      </w:r>
-      <w:r>
-        <w:t>，平均精度分别为</w:t>
-      </w:r>
-      <w:r>
-        <w:t xml:space="preserve"> 79.34% </w:t>
-      </w:r>
-      <w:r>
-        <w:t>和</w:t>
-      </w:r>
-      <w:r>
-        <w:t xml:space="preserve"> 77.15%</w:t>
-      </w:r>
-      <w:r>
-        <w:t>。从数值范围看，</w:t>
-      </w:r>
-      <w:r>
-        <w:t xml:space="preserve">FSD </w:t>
-      </w:r>
-      <w:r>
-        <w:t>在六类生成器上的准确率波动达到</w:t>
-      </w:r>
-      <w:r>
-        <w:t xml:space="preserve"> 21 </w:t>
-      </w:r>
-      <w:r>
-        <w:t>个百分点以上，平均精度波动接近</w:t>
-      </w:r>
-      <w:r>
-        <w:t xml:space="preserve"> 20 </w:t>
-      </w:r>
-      <w:r>
-        <w:t>个百分点，这说明所谓</w:t>
-      </w:r>
-      <w:r>
-        <w:t>“</w:t>
-      </w:r>
-      <w:r>
-        <w:t>跨生成器泛化能力</w:t>
-      </w:r>
-      <w:r>
-        <w:t>”</w:t>
-      </w:r>
-      <w:r>
-        <w:t>在不同生成器之间并不是均匀成立的。</w:t>
-      </w:r>
-    </w:p>
-    <w:p>
-      <w:r>
-        <w:t>更重要的是，围绕</w:t>
-      </w:r>
-      <w:r>
-        <w:t xml:space="preserve"> ADM </w:t>
-      </w:r>
-      <w:r>
-        <w:t>的样本级分析已经把这一判断从</w:t>
-      </w:r>
-      <w:r>
-        <w:t>“</w:t>
-      </w:r>
-      <w:r>
-        <w:t>类别差异</w:t>
-      </w:r>
-      <w:r>
-        <w:t>”</w:t>
-      </w:r>
-      <w:r>
-        <w:t>推进到了</w:t>
-      </w:r>
-      <w:r>
-        <w:t>“</w:t>
-      </w:r>
-      <w:r>
-        <w:t>失败模式差异</w:t>
-      </w:r>
-      <w:r>
-        <w:t>”</w:t>
-      </w:r>
-      <w:r>
-        <w:t>。在</w:t>
-      </w:r>
-      <w:r>
-        <w:t xml:space="preserve"> 3000 </w:t>
-      </w:r>
-      <w:r>
-        <w:t>个</w:t>
-      </w:r>
-      <w:r>
-        <w:t xml:space="preserve"> ADM </w:t>
-      </w:r>
-      <w:r>
-        <w:t>假样本中，校准后的</w:t>
-      </w:r>
-      <w:r>
-        <w:t xml:space="preserve"> Stay-Positive </w:t>
-      </w:r>
-      <w:r>
-        <w:t>与三组</w:t>
-      </w:r>
-      <w:r>
-        <w:t xml:space="preserve"> FSD </w:t>
-      </w:r>
-      <w:r>
-        <w:t>全冲突的样本共有</w:t>
-      </w:r>
-      <w:r>
-        <w:t xml:space="preserve"> 1241 </w:t>
-      </w:r>
-      <w:r>
-        <w:t>个，其中主导模式</w:t>
-      </w:r>
-      <w:r>
-        <w:t xml:space="preserve"> “SP=fake;FSD=real/real/real” </w:t>
-      </w:r>
-      <w:r>
-        <w:t>单独就达到</w:t>
-      </w:r>
-      <w:r>
-        <w:t xml:space="preserve"> 1137 </w:t>
-      </w:r>
-      <w:r>
-        <w:t>个，并且同时出现在</w:t>
-      </w:r>
-      <w:r>
-        <w:t xml:space="preserve"> adm_34</w:t>
-      </w:r>
-      <w:r>
-        <w:t>、</w:t>
-      </w:r>
-      <w:r>
-        <w:t>adm_7</w:t>
-      </w:r>
-      <w:r>
-        <w:t>、</w:t>
-      </w:r>
-      <w:r>
-        <w:t>adm_85</w:t>
-      </w:r>
-      <w:r>
-        <w:t>、</w:t>
-      </w:r>
-      <w:r>
-        <w:t>adm_153</w:t>
-      </w:r>
-      <w:r>
-        <w:t>、</w:t>
-      </w:r>
-      <w:r>
-        <w:t xml:space="preserve">adm_174 </w:t>
-      </w:r>
-      <w:r>
-        <w:t>和</w:t>
-      </w:r>
-      <w:r>
-        <w:t xml:space="preserve"> adm_91 </w:t>
-      </w:r>
-      <w:r>
-        <w:t>等多个子模板中。结合三轮真实案例观察可知，这些高密度互补样本并不是随机噪声，而是稳定对应于伪文本</w:t>
-      </w:r>
-      <w:r>
-        <w:t>/</w:t>
-      </w:r>
-      <w:r>
-        <w:t>伪界面、局部结构连接异常、生物体局部真实性不足以及局部修补或过度平滑等细节错误。因此，</w:t>
-      </w:r>
-      <w:r>
-        <w:t xml:space="preserve">ADM </w:t>
-      </w:r>
-      <w:r>
-        <w:t>不宜再被简单理解为</w:t>
-      </w:r>
-      <w:r>
-        <w:t>“</w:t>
-      </w:r>
-      <w:r>
-        <w:t>一个较弱类别</w:t>
-      </w:r>
-      <w:r>
-        <w:t>”</w:t>
-      </w:r>
-      <w:r>
-        <w:t>，而应被视为最适合展开方法互补性、失败模式和复杂样本解释分析的核心场景。</w:t>
-      </w:r>
-    </w:p>
-    <w:p>
-      <w:r>
-        <w:t>为了更直观地展示</w:t>
-      </w:r>
-      <w:r>
-        <w:t xml:space="preserve"> Stay-Positive / ADM </w:t>
-      </w:r>
-      <w:r>
-        <w:t>的校准现象，图</w:t>
-      </w:r>
-      <w:r>
-        <w:t xml:space="preserve"> 5-1 </w:t>
-      </w:r>
-      <w:r>
-        <w:t>给出了真实样本与伪</w:t>
-      </w:r>
-      <w:r>
-        <w:lastRenderedPageBreak/>
-        <w:t>造样本在不同分数区间上的分布情况。真实样本主要集中在</w:t>
-      </w:r>
-      <w:r>
-        <w:t xml:space="preserve"> 0.36-0.40 </w:t>
-      </w:r>
-      <w:r>
-        <w:t>区间，而伪造样本则更多分布在</w:t>
-      </w:r>
-      <w:r>
-        <w:t xml:space="preserve"> 0.38-0.46 </w:t>
-      </w:r>
-      <w:r>
-        <w:t>区间，两者在</w:t>
-      </w:r>
-      <w:r>
-        <w:t xml:space="preserve"> 0.38-0.46 </w:t>
-      </w:r>
-      <w:r>
-        <w:t>范围内存在明显重叠，但伪造样本整体相对右移。这一现象表明默认阈值</w:t>
-      </w:r>
-      <w:r>
-        <w:t xml:space="preserve"> 0.5 </w:t>
-      </w:r>
-      <w:r>
-        <w:t>对当前分数分布来说偏高，因此更应通过阈值校准解释该结果，而不是直接将其视为模型完全失效。</w:t>
+        <w:t>明显偏高。</w:t>
       </w:r>
     </w:p>
     <w:p>
@@ -12516,7 +9010,7 @@
             <v:path o:extrusionok="f" gradientshapeok="t" o:connecttype="rect"/>
             <o:lock v:ext="edit" aspectratio="t"/>
           </v:shapetype>
-          <v:shape id="Picture 1" o:spid="_x0000_i1027" type="#_x0000_t75" style="width:444.9pt;height:205.15pt;visibility:visible;mso-wrap-style:square">
+          <v:shape id="Picture 1" o:spid="_x0000_i1025" type="#_x0000_t75" style="width:444.5pt;height:205.35pt;visibility:visible;mso-wrap-style:square">
             <v:imagedata r:id="rId7" o:title=""/>
           </v:shape>
         </w:pict>
@@ -12551,79 +9045,13 @@
         <w:t xml:space="preserve"> 5-2 </w:t>
       </w:r>
       <w:r>
-        <w:t>进一步比较了</w:t>
-      </w:r>
-      <w:r>
-        <w:t xml:space="preserve"> FSD </w:t>
-      </w:r>
-      <w:r>
-        <w:t>官方基线、首轮微调、第二轮保守微调，以及</w:t>
-      </w:r>
-      <w:r>
-        <w:t xml:space="preserve"> Stay-Positive </w:t>
-      </w:r>
-      <w:r>
-        <w:t>在默认阈值与校准后阈值下的</w:t>
-      </w:r>
-      <w:r>
-        <w:t xml:space="preserve"> Accuracy </w:t>
-      </w:r>
-      <w:r>
-        <w:t>与</w:t>
-      </w:r>
-      <w:r>
-        <w:t xml:space="preserve"> AP</w:t>
-      </w:r>
-      <w:r>
-        <w:t>。图中显示，</w:t>
-      </w:r>
-      <w:r>
-        <w:t xml:space="preserve">FSD </w:t>
-      </w:r>
-      <w:r>
-        <w:t>三个版本在</w:t>
-      </w:r>
-      <w:r>
-        <w:t xml:space="preserve"> ADM </w:t>
-      </w:r>
-      <w:r>
-        <w:t>上的结果差异有限，其中首轮微调最好，但未稳定超过官方基线；而</w:t>
-      </w:r>
-      <w:r>
-        <w:t xml:space="preserve"> Stay-Positive </w:t>
-      </w:r>
-      <w:r>
-        <w:t>默认阈值下虽然</w:t>
-      </w:r>
-      <w:r>
-        <w:t xml:space="preserve"> AP </w:t>
-      </w:r>
-      <w:r>
-        <w:t>较高，但</w:t>
-      </w:r>
-      <w:r>
-        <w:t xml:space="preserve"> Accuracy </w:t>
-      </w:r>
-      <w:r>
-        <w:t>明显偏低，校准后则出现显著提升。这说明</w:t>
-      </w:r>
-      <w:r>
-        <w:t xml:space="preserve"> ADM </w:t>
-      </w:r>
-      <w:r>
-        <w:t>场景中更值得强调的并非</w:t>
-      </w:r>
-      <w:r>
-        <w:t>“</w:t>
-      </w:r>
-      <w:r>
-        <w:t>谁绝对更优</w:t>
-      </w:r>
-      <w:r>
-        <w:t>”</w:t>
-      </w:r>
-      <w:r>
-        <w:t>，而是不同方法在阈值敏感性与样本级判别依据上的差异。</w:t>
+        <w:t>进一步表明，</w:t>
+      </w:r>
+      <w:r>
+        <w:t xml:space="preserve">ADM </w:t>
+      </w:r>
+      <w:r>
+        <w:t>场景更值得强调的不是绝对排名，而是不同方法在阈值敏感性和判别依据上的差异。</w:t>
       </w:r>
     </w:p>
     <w:p>
@@ -12635,9 +9063,8 @@
         <w:rPr>
           <w:noProof/>
         </w:rPr>
-        <w:lastRenderedPageBreak/>
         <w:pict w14:anchorId="1DFB7049">
-          <v:shape id="Picture 2" o:spid="_x0000_i1026" type="#_x0000_t75" style="width:442.2pt;height:241.15pt;visibility:visible;mso-wrap-style:square">
+          <v:shape id="Picture 2" o:spid="_x0000_i1026" type="#_x0000_t75" style="width:442pt;height:241.05pt;visibility:visible;mso-wrap-style:square">
             <v:imagedata r:id="rId8" o:title=""/>
           </v:shape>
         </w:pict>
@@ -12660,55 +9087,41 @@
     </w:p>
     <w:p>
       <w:r>
-        <w:t>为了展示主导互补模式中的代表性困难样本，图</w:t>
+        <w:t>图</w:t>
       </w:r>
       <w:r>
         <w:t xml:space="preserve"> 5-3 </w:t>
       </w:r>
       <w:r>
-        <w:t>给出了从</w:t>
-      </w:r>
-      <w:r>
-        <w:t xml:space="preserve"> SP=fake;FSD=real/real/real </w:t>
-      </w:r>
-      <w:r>
-        <w:t>中抽取的</w:t>
+        <w:t>展示的</w:t>
       </w:r>
       <w:r>
         <w:t xml:space="preserve"> Top12 </w:t>
       </w:r>
       <w:r>
-        <w:t>代表案例拼图。这批样本横跨设备、室内、建筑、昆虫和鸟类等多种场景，整体真实感都较强，但局部持续暴露伪文本</w:t>
+        <w:t>代表案例说明，</w:t>
+      </w:r>
+      <w:r>
+        <w:t xml:space="preserve">FSD </w:t>
+      </w:r>
+      <w:r>
+        <w:t>在</w:t>
+      </w:r>
+      <w:r>
+        <w:t xml:space="preserve"> ADM </w:t>
+      </w:r>
+      <w:r>
+        <w:t>上的系统性盲区主要集中在伪文本</w:t>
       </w:r>
       <w:r>
         <w:t>/</w:t>
       </w:r>
       <w:r>
-        <w:t>伪界面、结构连接异常、生物体真实性不足或局部修补等问题。该图与前文的样本级统计和三轮真实案例观察相互印证，说明</w:t>
-      </w:r>
-      <w:r>
-        <w:t xml:space="preserve"> FSD </w:t>
-      </w:r>
-      <w:r>
-        <w:t>在</w:t>
-      </w:r>
-      <w:r>
-        <w:t xml:space="preserve"> ADM </w:t>
-      </w:r>
-      <w:r>
-        <w:t>上的系统性盲区并不来自单一模板，而是对应一批</w:t>
-      </w:r>
-      <w:r>
-        <w:t>“</w:t>
-      </w:r>
-      <w:r>
-        <w:t>整体自然、局部不自洽</w:t>
-      </w:r>
-      <w:r>
-        <w:t>”</w:t>
-      </w:r>
-      <w:r>
-        <w:t>的高仿真样本。</w:t>
+        <w:t>伪界面、局部结构连接异常、生物体局部真实性不足以及局部修补等细节。此类问题往往不会直接破坏整幅图像的整体自然感，因此更容易被依赖全局表征的方法忽</w:t>
+      </w:r>
+      <w:r>
+        <w:lastRenderedPageBreak/>
+        <w:t>视；而当模型能够关注局部语义或边界区域时，这些异常反而更容易被指出。</w:t>
       </w:r>
     </w:p>
     <w:p>
@@ -12720,9 +9133,8 @@
         <w:rPr>
           <w:noProof/>
         </w:rPr>
-        <w:lastRenderedPageBreak/>
         <w:pict w14:anchorId="7A0E7D71">
-          <v:shape id="Picture 3" o:spid="_x0000_i1025" type="#_x0000_t75" style="width:447.6pt;height:394.65pt;visibility:visible;mso-wrap-style:square">
+          <v:shape id="Picture 3" o:spid="_x0000_i1027" type="#_x0000_t75" style="width:447.65pt;height:395.05pt;visibility:visible;mso-wrap-style:square">
             <v:imagedata r:id="rId9" o:title=""/>
           </v:shape>
         </w:pict>
@@ -12755,7 +9167,7 @@
         <w:spacing w:before="0" w:after="0"/>
         <w:ind w:left="0"/>
       </w:pPr>
-      <w:bookmarkStart w:id="38" w:name="_Toc227933982"/>
+      <w:bookmarkStart w:id="38" w:name="_Toc227945730"/>
       <w:r>
         <w:rPr>
           <w:rFonts w:eastAsia="宋体"/>
@@ -12767,282 +9179,62 @@
     </w:p>
     <w:p>
       <w:r>
-        <w:t>尽管本文已经获得了较为明确的实验结果，但这些结果仍然存在若干局限。首先，</w:t>
-      </w:r>
-      <w:r>
-        <w:t xml:space="preserve">FSD </w:t>
-      </w:r>
-      <w:r>
-        <w:t>已经覆盖六类生成器，而</w:t>
-      </w:r>
-      <w:r>
-        <w:t xml:space="preserve"> Stay-Positive </w:t>
-      </w:r>
-      <w:r>
-        <w:t>仍主要以</w:t>
-      </w:r>
-      <w:r>
-        <w:t xml:space="preserve"> Midjourney </w:t>
-      </w:r>
-      <w:r>
-        <w:t>与</w:t>
-      </w:r>
-      <w:r>
-        <w:t xml:space="preserve"> Stable Diffusion </w:t>
-      </w:r>
-      <w:r>
-        <w:t>两类完整结果为基础，并仅在</w:t>
-      </w:r>
-      <w:r>
-        <w:t xml:space="preserve"> ADM </w:t>
-      </w:r>
-      <w:r>
-        <w:t>上进行了更深入的扩展观察，因此两类方法的实验覆盖范围仍不完全一致。其次，两类方法的测试协议并不完全相同，</w:t>
-      </w:r>
-      <w:r>
-        <w:t xml:space="preserve">FSD </w:t>
-      </w:r>
-      <w:r>
-        <w:t>保留了其原有的测试逻辑，而</w:t>
-      </w:r>
-      <w:r>
-        <w:t xml:space="preserve"> Stay-Positive </w:t>
-      </w:r>
-      <w:r>
-        <w:t>使用了真假对照</w:t>
-      </w:r>
-      <w:r>
-        <w:t xml:space="preserve"> CSV </w:t>
-      </w:r>
-      <w:r>
-        <w:t>方式进行验证，这意味着本文结果更适合用于阶段性分析，而非绝对排名。再次，虽然本文已经完成阈值分析、分数分布统计、样本级冲突统计以及三轮真实案例观察，但这些证据目前主要集中在</w:t>
-      </w:r>
-      <w:r>
-        <w:t xml:space="preserve"> ADM </w:t>
-      </w:r>
-      <w:r>
-        <w:t>场景，尚未扩展到更多生成器类别，因此关于</w:t>
-      </w:r>
-      <w:r>
-        <w:t>“</w:t>
-      </w:r>
-      <w:r>
-        <w:t>方法互补性</w:t>
-      </w:r>
-      <w:r>
-        <w:t>”</w:t>
-      </w:r>
-      <w:r>
-        <w:t>的结论仍应保持保守。</w:t>
-      </w:r>
-    </w:p>
-    <w:p>
-      <w:r>
-        <w:t>不过，围绕</w:t>
-      </w:r>
-      <w:r>
-        <w:t xml:space="preserve"> ADM </w:t>
-      </w:r>
-      <w:r>
-        <w:t>的补充阈值分析已经对校准问题提供了较强数值支持。以</w:t>
-      </w:r>
-      <w:r>
-        <w:t xml:space="preserve"> </w:t>
-      </w:r>
+        <w:rPr/>
+        <w:t>尽管本文已经获得较为明确的结果，但仍存在局限：两类方法的覆盖范围与测试协议并不完全一致，ADM 相关证据也主要集中在单一场景。此外，当前比较更多体现为“同一项目下的阶段性并行观察”，而不是严格意义上的统一训练预算与统一测试协议对比，因此在写作中需要保持结论边界。只有清楚承认这些边界，论文中的比较与讨论才更具可信度。</w:t>
+      </w:r>
+    </w:p>
+    <w:p>
+      <w:r>
+        <w:t>不过，阈值分析已经为</w:t>
+      </w:r>
+      <w:r>
+        <w:t xml:space="preserve"> Stay-Positive / ADM </w:t>
+      </w:r>
+      <w:r>
+        <w:t>的校准问题提供了较强支持：阈值从</w:t>
+      </w:r>
+      <w:r>
+        <w:t xml:space="preserve"> 0.5 </w:t>
+      </w:r>
+      <w:r>
+        <w:t>调整到</w:t>
+      </w:r>
+      <w:r>
+        <w:t xml:space="preserve"> 0.388818 </w:t>
+      </w:r>
+      <w:r>
+        <w:t>后，整体准确率可提升到</w:t>
+      </w:r>
+      <w:r>
+        <w:t xml:space="preserve"> 80.77%</w:t>
+      </w:r>
+      <w:r>
+        <w:t>。</w:t>
+      </w:r>
+    </w:p>
+    <w:p>
+      <w:r>
+        <w:t>分数分布与冲突模式统计进一步说明，两类方法的差异已不仅是简单阈值问题，而是涉及局部异常证据与整体自然感的不同取证偏好。</w:t>
+      </w:r>
+    </w:p>
+    <w:p>
       <w:r>
         <w:lastRenderedPageBreak/>
-        <w:t xml:space="preserve">Rajan/Ours+ </w:t>
-      </w:r>
-      <w:r>
-        <w:t>为例，在默认阈值</w:t>
-      </w:r>
-      <w:r>
-        <w:t xml:space="preserve"> 0.5 </w:t>
-      </w:r>
-      <w:r>
-        <w:t>下，其</w:t>
-      </w:r>
-      <w:r>
-        <w:t xml:space="preserve"> ACC / RACC / FACC </w:t>
-      </w:r>
-      <w:r>
-        <w:t>为</w:t>
-      </w:r>
-      <w:r>
-        <w:t xml:space="preserve"> 52.25% / 99.77% / 4.73%</w:t>
-      </w:r>
-      <w:r>
-        <w:t>；而当阈值调整到</w:t>
-      </w:r>
-      <w:r>
-        <w:t xml:space="preserve"> 0.388818 </w:t>
-      </w:r>
-      <w:r>
-        <w:t>后，整体准确率可提升到</w:t>
-      </w:r>
-      <w:r>
-        <w:t xml:space="preserve"> 80.77%</w:t>
-      </w:r>
-      <w:r>
-        <w:t>，其中</w:t>
-      </w:r>
-      <w:r>
-        <w:t xml:space="preserve"> RACC / FACC </w:t>
-      </w:r>
-      <w:r>
-        <w:t>分别达到</w:t>
-      </w:r>
-      <w:r>
-        <w:t xml:space="preserve"> 76.57% / 84.97%</w:t>
-      </w:r>
-      <w:r>
-        <w:t>。这一结果说明，</w:t>
-      </w:r>
-      <w:r>
-        <w:t xml:space="preserve">Stay-Positive / ADM </w:t>
-      </w:r>
-      <w:r>
-        <w:t>暴露出的主要问题首先更接近跨生成器分数分布漂移与阈值失配，而不是模型完全失去区分能力。</w:t>
-      </w:r>
-    </w:p>
-    <w:p>
-      <w:r>
-        <w:t>分数分布统计和样本级冲突统计进一步加强了这一判断。以</w:t>
-      </w:r>
-      <w:r>
-        <w:t xml:space="preserve"> 0.02 </w:t>
-      </w:r>
-      <w:r>
-        <w:t>为分桶宽度时，真实样本主要集中在</w:t>
-      </w:r>
-      <w:r>
-        <w:t xml:space="preserve"> 0.36-0.40 </w:t>
-      </w:r>
-      <w:r>
-        <w:t>范围，而伪造样本则更多落在</w:t>
-      </w:r>
-      <w:r>
-        <w:t xml:space="preserve"> 0.38-0.46 </w:t>
-      </w:r>
-      <w:r>
-        <w:t>区间；两类样本在</w:t>
-      </w:r>
-      <w:r>
-        <w:t xml:space="preserve"> 0.38-0.46 </w:t>
-      </w:r>
-      <w:r>
-        <w:t>区间存在明显重叠，但伪造样本整体相对右移。与此同时，在</w:t>
-      </w:r>
-      <w:r>
-        <w:t xml:space="preserve"> 3000 </w:t>
-      </w:r>
-      <w:r>
-        <w:t>个</w:t>
-      </w:r>
-      <w:r>
-        <w:t xml:space="preserve"> ADM </w:t>
-      </w:r>
-      <w:r>
-        <w:t>假样本中，存在</w:t>
-      </w:r>
-      <w:r>
-        <w:t xml:space="preserve"> 1137 </w:t>
-      </w:r>
-      <w:r>
-        <w:t>个</w:t>
-      </w:r>
-      <w:r>
-        <w:t xml:space="preserve"> “Stay-Positive </w:t>
-      </w:r>
-      <w:r>
-        <w:t>校准后判</w:t>
-      </w:r>
-      <w:r>
-        <w:t xml:space="preserve"> fake</w:t>
-      </w:r>
-      <w:r>
-        <w:t>，而</w:t>
-      </w:r>
-      <w:r>
-        <w:t xml:space="preserve"> FSD official</w:t>
-      </w:r>
-      <w:r>
-        <w:t>、首轮微调和第二轮保守微调均判</w:t>
-      </w:r>
-      <w:r>
-        <w:t xml:space="preserve"> real” </w:t>
-      </w:r>
-      <w:r>
-        <w:t>的主导互补样本。这说明两类方法之间的差异已经不能被简单归结为纯阈值问题，至少在</w:t>
-      </w:r>
-      <w:r>
-        <w:t xml:space="preserve"> ADM </w:t>
-      </w:r>
-      <w:r>
-        <w:t>上还存在更深层的取证差异。</w:t>
-      </w:r>
-    </w:p>
-    <w:p>
-      <w:r>
-        <w:t>不过，本文也必须承认，这种更深层差异目前主要由案例观察和局部统计支持，尚未被更大规模的可视化、跨类别对比或统一协议实验完全验证。本文已经完成三轮真实案例观察，并初步归纳出伪文本</w:t>
-      </w:r>
-      <w:r>
-        <w:t>/</w:t>
-      </w:r>
-      <w:r>
-        <w:t>伪界面、局部结构连接异常、生物体局部真实性不足以及局部修补或过度平滑四类稳定失败模式，但这些失败模式目前仍主要以定性解释为主，尚未上升为统一的自动化标签体系。</w:t>
-      </w:r>
-    </w:p>
-    <w:p>
-      <w:r>
-        <w:t>此外，</w:t>
-      </w:r>
+        <w:t>目前，这种更深层差异主要由案例观察与局部统计支持，仍有待后续更大规模验证。</w:t>
+      </w:r>
+    </w:p>
+    <w:p>
       <w:r>
         <w:t xml:space="preserve">LVLM </w:t>
       </w:r>
       <w:r>
-        <w:t>虽然已经被正式纳入本次论文框架，但其主要工作仍集中于方法定位、提示词设计、案例入口规划和真实视觉观察辅助解释，尚未形成可与前两类判别模型统一比较的正式指标结果。因此，本文对</w:t>
-      </w:r>
-      <w:r>
-        <w:t xml:space="preserve"> LVLM </w:t>
-      </w:r>
-      <w:r>
-        <w:t>的表述应坚持</w:t>
-      </w:r>
-      <w:r>
-        <w:t>“</w:t>
-      </w:r>
-      <w:r>
-        <w:t>已纳入、可执行、未夸大</w:t>
-      </w:r>
-      <w:r>
-        <w:t>”</w:t>
-      </w:r>
-      <w:r>
-        <w:t>的原则。</w:t>
-      </w:r>
-    </w:p>
-    <w:p>
-      <w:r>
-        <w:t>正因为存在这些局限，本文在结果表述上采用了较为保守的方式：既承认</w:t>
-      </w:r>
-      <w:r>
-        <w:t xml:space="preserve"> Stay-Positive </w:t>
-      </w:r>
-      <w:r>
-        <w:t>在现有测试设定下表现更强，也保留</w:t>
-      </w:r>
-      <w:r>
-        <w:t xml:space="preserve"> FSD </w:t>
-      </w:r>
-      <w:r>
-        <w:t>在未知生成器泛化研究中的价值，同时明确</w:t>
-      </w:r>
-      <w:r>
-        <w:t xml:space="preserve"> LVLM </w:t>
-      </w:r>
-      <w:r>
-        <w:t>承担的是复杂样本解释与辅助分析任务。这样的表述更符合证据强度，也更有利于在论文中自然衔接补充实验和改进工作。</w:t>
+        <w:t>当前也尚未形成与前两类模型可直接对比的统一定量结果，因此本文对其角色保持保守表述。</w:t>
+      </w:r>
+    </w:p>
+    <w:p>
+      <w:r>
+        <w:rPr/>
+        <w:t>总体上，本文在结果解释上坚持“已完成什么就写什么”的原则，即承认 Stay-Positive 的高性能，也保留 FSD 的研究价值，并明确 LVLM 主要承担解释和辅助分析任务。这种处理方式虽然相对克制，但更符合当前证据水平，也能避免论文结论与实际完成度之间出现脱节。对于毕业论文来说，真实、稳健、边界清楚往往比盲目追求更激进的结论更重要。</w:t>
       </w:r>
     </w:p>
     <w:p>
@@ -13051,7 +9243,7 @@
         <w:spacing w:before="0" w:after="0"/>
         <w:ind w:left="0"/>
       </w:pPr>
-      <w:bookmarkStart w:id="39" w:name="_Toc227933983"/>
+      <w:bookmarkStart w:id="39" w:name="_Toc227945731"/>
       <w:r>
         <w:rPr>
           <w:rFonts w:eastAsia="宋体"/>
@@ -13063,158 +9255,21 @@
     </w:p>
     <w:p>
       <w:r>
-        <w:t>截至本文写作时，本文已经完成以下几项关键工作：一是完成了论文主线的重新聚焦，明确以</w:t>
-      </w:r>
-      <w:r>
-        <w:t xml:space="preserve"> FSD</w:t>
-      </w:r>
-      <w:r>
-        <w:t>、</w:t>
-      </w:r>
-      <w:r>
-        <w:t xml:space="preserve">Stay-Positive </w:t>
-      </w:r>
-      <w:r>
-        <w:t>与</w:t>
-      </w:r>
-      <w:r>
-        <w:t xml:space="preserve"> LVLM </w:t>
-      </w:r>
-      <w:r>
-        <w:t>为本次论文的整体研究框架；二是完成了公开数据的最小子集整理，建立了</w:t>
-      </w:r>
-      <w:r>
-        <w:t xml:space="preserve"> FSD </w:t>
-      </w:r>
-      <w:r>
-        <w:t>与</w:t>
-      </w:r>
-      <w:r>
-        <w:t xml:space="preserve"> Stay-Positive </w:t>
-      </w:r>
-      <w:r>
-        <w:t>均可使用的数据基础；三是完成了</w:t>
-      </w:r>
-      <w:r>
-        <w:t xml:space="preserve"> FSD </w:t>
-      </w:r>
-      <w:r>
-        <w:t>官方实现与</w:t>
-      </w:r>
-      <w:r>
-        <w:t xml:space="preserve"> checkpoint </w:t>
-      </w:r>
-      <w:r>
-        <w:t>的兼容处理，并成功获得</w:t>
-      </w:r>
-      <w:r>
-        <w:t xml:space="preserve"> Midjourney</w:t>
-      </w:r>
-      <w:r>
-        <w:t>、</w:t>
-      </w:r>
-      <w:r>
-        <w:t>Stable Diffusion</w:t>
-      </w:r>
-      <w:r>
-        <w:t>、</w:t>
-      </w:r>
-      <w:r>
-        <w:lastRenderedPageBreak/>
-        <w:t>ADM</w:t>
-      </w:r>
-      <w:r>
-        <w:t>、</w:t>
-      </w:r>
-      <w:r>
-        <w:t>BigGAN</w:t>
-      </w:r>
-      <w:r>
-        <w:t>、</w:t>
-      </w:r>
-      <w:r>
-        <w:t xml:space="preserve">GLIDE </w:t>
-      </w:r>
-      <w:r>
-        <w:t>与</w:t>
-      </w:r>
-      <w:r>
-        <w:t xml:space="preserve"> VQDM </w:t>
-      </w:r>
-      <w:r>
-        <w:t>六类数据上的正式结果；四是完成了</w:t>
-      </w:r>
-      <w:r>
-        <w:t xml:space="preserve"> Stay-Positive </w:t>
-      </w:r>
-      <w:r>
-        <w:t>最小运行入口梳理，并成功获得</w:t>
-      </w:r>
-      <w:r>
-        <w:t xml:space="preserve"> Corvi+ </w:t>
-      </w:r>
-      <w:r>
-        <w:t>与</w:t>
-      </w:r>
-      <w:r>
-        <w:t xml:space="preserve"> Rajan/Ours+ </w:t>
-      </w:r>
-      <w:r>
-        <w:t>在</w:t>
-      </w:r>
-      <w:r>
-        <w:t xml:space="preserve"> Midjourney </w:t>
-      </w:r>
-      <w:r>
-        <w:t>与</w:t>
-      </w:r>
-      <w:r>
-        <w:t xml:space="preserve"> Stable Diffusion </w:t>
-      </w:r>
-      <w:r>
-        <w:t>两类数据上的正式结果，同时围绕</w:t>
-      </w:r>
-      <w:r>
-        <w:t xml:space="preserve"> ADM </w:t>
-      </w:r>
-      <w:r>
-        <w:t>完成了阈值校准分析、分数分布统计以及样本级冲突模式整理；五是完成了</w:t>
-      </w:r>
-      <w:r>
-        <w:t xml:space="preserve"> LVLM </w:t>
-      </w:r>
-      <w:r>
-        <w:t>在论文中的方法定位、研究作用和可行性边界梳理，并基于</w:t>
-      </w:r>
-      <w:r>
-        <w:t xml:space="preserve"> ADM </w:t>
-      </w:r>
-      <w:r>
-        <w:t>结果完成了三轮真实案例观察；六是完成了论文正文、实验进展和后续计划的整理。研究工作已经从</w:t>
-      </w:r>
-      <w:r>
-        <w:t>“</w:t>
-      </w:r>
-      <w:r>
-        <w:t>环境与资料准备阶段</w:t>
-      </w:r>
-      <w:r>
-        <w:t>”</w:t>
-      </w:r>
-      <w:r>
-        <w:t>进入</w:t>
-      </w:r>
-      <w:r>
-        <w:t>“</w:t>
-      </w:r>
-      <w:r>
-        <w:t>基线结果获取、跨生成器差异分析、方法比较、失败模式解释与三路线整合阶段</w:t>
-      </w:r>
-      <w:r>
-        <w:t>”</w:t>
-      </w:r>
-      <w:r>
-        <w:t>。</w:t>
+        <w:t>截至目前，本文已经完成多模型框架重构、最小数据子集整理、正式基线复现、</w:t>
+      </w:r>
+      <w:r>
+        <w:t xml:space="preserve">ADM </w:t>
+      </w:r>
+      <w:r>
+        <w:t>校准分析、</w:t>
+      </w:r>
+      <w:proofErr w:type="gramStart"/>
+      <w:r>
+        <w:t>样本级冲突</w:t>
+      </w:r>
+      <w:proofErr w:type="gramEnd"/>
+      <w:r>
+        <w:t>统计和训练探索，为后续答辩和定稿提供了稳定基础。</w:t>
       </w:r>
     </w:p>
     <w:p>
@@ -13223,13 +9278,12 @@
         <w:spacing w:before="0" w:after="0"/>
         <w:ind w:left="0"/>
       </w:pPr>
-      <w:bookmarkStart w:id="40" w:name="_Toc227933984"/>
+      <w:bookmarkStart w:id="40" w:name="_Toc227945732"/>
       <w:r>
         <w:rPr>
           <w:rFonts w:eastAsia="宋体"/>
           <w:sz w:val="24"/>
         </w:rPr>
-        <w:lastRenderedPageBreak/>
         <w:t>改进思路与研究计划</w:t>
       </w:r>
       <w:bookmarkEnd w:id="40"/>
@@ -13240,7 +9294,7 @@
         <w:spacing w:before="0" w:after="0"/>
         <w:ind w:left="0"/>
       </w:pPr>
-      <w:bookmarkStart w:id="41" w:name="_Toc227933985"/>
+      <w:bookmarkStart w:id="41" w:name="_Toc227945733"/>
       <w:r>
         <w:rPr>
           <w:rFonts w:eastAsia="宋体"/>
@@ -13251,96 +9305,21 @@
       <w:bookmarkEnd w:id="41"/>
     </w:p>
     <w:p>
-      <w:r>
-        <w:t>虽然本文已经完成了两类方法的最小复现与初步结果验证，并完成了两轮基于官方</w:t>
-      </w:r>
-      <w:r>
-        <w:t xml:space="preserve"> checkpoint </w:t>
-      </w:r>
-      <w:r>
-        <w:t>的小规模微调验证，但要进一步推进到更完整的论文成果，仍然存在若干现实问题。首先，公开数据体量较大，不同生成器类别的数据准备和整理成本较高，尽管本文已经完成了六类</w:t>
-      </w:r>
-      <w:r>
-        <w:t xml:space="preserve"> FSD </w:t>
-      </w:r>
-      <w:r>
-        <w:t>结果补充，但整体实验覆盖范围仍然有限。其次，</w:t>
-      </w:r>
-      <w:r>
-        <w:t xml:space="preserve">FSD </w:t>
-      </w:r>
-      <w:r>
-        <w:t>与</w:t>
-      </w:r>
-      <w:r>
-        <w:t xml:space="preserve"> Stay-Positive </w:t>
-      </w:r>
-      <w:r>
-        <w:t>的原始任务设定、输入形式和代码组织方式并不一致，要实现真正意义上的联合实验，需要在数据协议、特征接口和评价口径上进行更细致的对齐。再次，微调仍属于轻量探索，其结果虽然优于随机初始化训练，但尚未稳定超过官方基线，而且不同微调配置之间已出现回摆，因此本文结论主要反映基线复现、方法比较和最小适配探索，而不是最终改进模型的上限。</w:t>
-      </w:r>
-    </w:p>
-    <w:p>
-      <w:r>
-        <w:t>此外，实验结果本身也提示需要保持谨慎。一方面，</w:t>
-      </w:r>
-      <w:r>
-        <w:t xml:space="preserve">Stay-Positive </w:t>
-      </w:r>
-      <w:r>
-        <w:t>在当前测试中表现极强，但这种优势是否在更广泛的未知生成器场景下依然成立，还需要更多验证。另一方面，</w:t>
-      </w:r>
-      <w:r>
-        <w:t xml:space="preserve">FSD </w:t>
-      </w:r>
-      <w:r>
-        <w:t>当前指标相对较低，并不意味着其路线缺乏价值，因为它本身面向的是更具挑战性的泛化问题。因此，后续研究既不能只追求当前高分，也不能忽视方法设计目标的差异。</w:t>
-      </w:r>
-    </w:p>
-    <w:p>
-      <w:r>
-        <w:t>值得补充的是，本文已经先后完成一轮</w:t>
-      </w:r>
-      <w:r>
-        <w:t xml:space="preserve"> FSD </w:t>
-      </w:r>
-      <w:r>
-        <w:t>的从零初始化训练链路验证、一轮首轮微调以及一轮第二轮保守微调。前者成功打通了训练脚本、数据读取、离线模型初始化和中途评估流程，说明项目已经具备开展自定义训练的工程基础；首轮微调则进一步表明，强基线初始化能够显著优于随机初始化训练，并使</w:t>
-      </w:r>
-      <w:r>
-        <w:t xml:space="preserve"> ADM </w:t>
-      </w:r>
-      <w:r>
-        <w:t>结果重新接近官方基线；第二轮保守微调则说明，继续缩小学习率和训练步数并未进一步改善</w:t>
-      </w:r>
-      <w:r>
-        <w:t xml:space="preserve"> ADM</w:t>
-      </w:r>
-      <w:r>
-        <w:t>，反而带来一定回落。因此，从现有数值看，训练部分的主要价值已经从</w:t>
-      </w:r>
-      <w:r>
-        <w:t>“</w:t>
-      </w:r>
-      <w:r>
-        <w:t>继续追求更高分</w:t>
-      </w:r>
-      <w:r>
-        <w:t>”</w:t>
-      </w:r>
-      <w:r>
-        <w:t>转向</w:t>
-      </w:r>
-      <w:r>
-        <w:t>“</w:t>
-      </w:r>
-      <w:r>
-        <w:t>用正反两类结果说明强基线初始化有效、且微调对配置敏感</w:t>
-      </w:r>
-      <w:r>
-        <w:t>”</w:t>
-      </w:r>
-      <w:r>
-        <w:t>。基于这一现象，更合理的方向不是继续无边界增加微调轮数，而是优先收束结果表达并转入分析工作。</w:t>
+      <w:proofErr w:type="gramStart"/>
+      <w:proofErr w:type="gramEnd"/>
+      <w:r>
+        <w:rPr/>
+        <w:t>在继续推进论文之前，仍需面对几个现实问题：实验覆盖范围有限、不同方法协议不完全一致，以及 LVLM 仍缺少统一定量结果。这些问题并不否定当前工作的价值，但提醒我们后续更适合做证据补强和文本收束，而不是贸然扩大实验规模。换言之，当前阶段最重要的不是再增加多少实验数量，而是把已有结果组织成更有解释力的研究结论。</w:t>
+      </w:r>
+    </w:p>
+    <w:p>
+      <w:r>
+        <w:t>因此，当前阶段更适合围绕已有结果做深化分析，而不是盲目追加高风险训练。</w:t>
+      </w:r>
+    </w:p>
+    <w:p>
+      <w:r>
+        <w:t>已有三轮训练探索说明，训练链路已经打通，但后续是否继续训练必须以新的结构化证据为前提。</w:t>
       </w:r>
     </w:p>
     <w:p>
@@ -13349,7 +9328,7 @@
         <w:spacing w:before="0" w:after="0"/>
         <w:ind w:left="0"/>
       </w:pPr>
-      <w:bookmarkStart w:id="42" w:name="_Toc227933986"/>
+      <w:bookmarkStart w:id="42" w:name="_Toc227945734"/>
       <w:r>
         <w:rPr>
           <w:rFonts w:eastAsia="宋体"/>
@@ -13361,199 +9340,19 @@
     </w:p>
     <w:p>
       <w:r>
-        <w:t>基于现有结果，本文后续的总体思路是将</w:t>
-      </w:r>
-      <w:r>
-        <w:t xml:space="preserve"> FSD </w:t>
-      </w:r>
-      <w:r>
-        <w:t>作为主干框架继续保留，把</w:t>
-      </w:r>
-      <w:r>
-        <w:t xml:space="preserve"> Stay-Positive </w:t>
-      </w:r>
-      <w:r>
-        <w:t>作为重要的增强思想来源，并将</w:t>
-      </w:r>
-      <w:r>
-        <w:t xml:space="preserve"> LVLM </w:t>
-      </w:r>
-      <w:r>
-        <w:t>作为第三条研究线纳入整体方案。</w:t>
-      </w:r>
-      <w:r>
-        <w:lastRenderedPageBreak/>
-        <w:t xml:space="preserve">FSD </w:t>
-      </w:r>
-      <w:r>
-        <w:t>更符合</w:t>
-      </w:r>
-      <w:r>
-        <w:t>“</w:t>
-      </w:r>
-      <w:r>
-        <w:t>研究未知生成模型场景下检测能力</w:t>
-      </w:r>
-      <w:r>
-        <w:t>”</w:t>
-      </w:r>
-      <w:r>
-        <w:t>的主线目标，</w:t>
-      </w:r>
-      <w:r>
-        <w:t xml:space="preserve">Stay-Positive </w:t>
-      </w:r>
-      <w:r>
-        <w:t>为改进判别依据提供了明确方向，而</w:t>
-      </w:r>
-      <w:r>
-        <w:t xml:space="preserve"> LVLM </w:t>
-      </w:r>
-      <w:r>
-        <w:t>能够从高层语义理解、推理解释和多模态证据组织角度补充传统检测模型的不足。</w:t>
-      </w:r>
-      <w:r>
-        <w:t xml:space="preserve">ADM </w:t>
-      </w:r>
-      <w:r>
-        <w:t>扩展观察进一步说明，</w:t>
-      </w:r>
-      <w:r>
-        <w:t xml:space="preserve">Stay-Positive </w:t>
-      </w:r>
-      <w:r>
-        <w:t>在跨生成器场景下也可能面临阈值校准和稳定性问题；从零初始化训练结果则显示，缺少强基线初始化会显著削弱</w:t>
+        <w:rPr/>
+        <w:t>基于现有结果，后续总体思路是以 FSD 为主干，吸收 Stay-Positive 的鲁棒判别思想，并把 LVLM 作为复杂样本解释接口纳入整体方案。若后续继续推进代码工作，最合理的方向不是重新铺开大量新实验，而是围绕 ADM 这类高价值困难场景做更聚焦的误判分析、轻量校准和结构化案例总结。这样既能控制风险，也能让研究持续沿着最有价值的问题推进。</w:t>
+      </w:r>
+    </w:p>
+    <w:p>
+      <w:r>
+        <w:t>具体工作包括：继续梳理跨类别差异；围绕误判、分数分布和阈值敏感性做轻量分析；把</w:t>
       </w:r>
       <w:r>
         <w:t xml:space="preserve"> ADM </w:t>
       </w:r>
       <w:r>
-        <w:t>表现。因此，更合理的训练策略应是基于官方</w:t>
-      </w:r>
-      <w:r>
-        <w:t xml:space="preserve"> converted checkpoint </w:t>
-      </w:r>
-      <w:r>
-        <w:t>做小规模微调，而不是继续随机初始化长训。若后续能够在</w:t>
-      </w:r>
-      <w:r>
-        <w:t xml:space="preserve"> FSD </w:t>
-      </w:r>
-      <w:r>
-        <w:t>的特征学习或判别阶段中引入类似</w:t>
-      </w:r>
-      <w:r>
-        <w:t xml:space="preserve"> Stay-Positive </w:t>
-      </w:r>
-      <w:r>
-        <w:t>的约束机制，并结合</w:t>
-      </w:r>
-      <w:r>
-        <w:t xml:space="preserve"> LVLM </w:t>
-      </w:r>
-      <w:r>
-        <w:t>提供的高层语义分析能力，就有可能在一定程度上兼顾泛化性、鲁棒性与可解释性。</w:t>
-      </w:r>
-    </w:p>
-    <w:p>
-      <w:r>
-        <w:t>具体而言，后续工作可从以下几个层面展开。首先，继续围绕</w:t>
-      </w:r>
-      <w:r>
-        <w:t xml:space="preserve"> FSD </w:t>
-      </w:r>
-      <w:r>
-        <w:t>六类生成器结果整理跨类别差异，并将</w:t>
-      </w:r>
-      <w:r>
-        <w:t xml:space="preserve"> Stay-Positive </w:t>
-      </w:r>
-      <w:r>
-        <w:t>的</w:t>
-      </w:r>
-      <w:r>
-        <w:t xml:space="preserve"> ADM </w:t>
-      </w:r>
-      <w:r>
-        <w:t>扩展观察纳入方法边界讨论。其次，围绕误判样本、分数分布和阈值敏感性进行轻量分析，重点关注</w:t>
-      </w:r>
-      <w:r>
-        <w:t xml:space="preserve"> FSD </w:t>
-      </w:r>
-      <w:r>
-        <w:t>在</w:t>
-      </w:r>
-      <w:r>
-        <w:t xml:space="preserve"> ADM</w:t>
-      </w:r>
-      <w:r>
-        <w:t>、</w:t>
-      </w:r>
-      <w:r>
-        <w:t xml:space="preserve">VQDM </w:t>
-      </w:r>
-      <w:r>
-        <w:t>等低表现类别上的失败案例，以及</w:t>
-      </w:r>
-      <w:r>
-        <w:t xml:space="preserve"> Stay-Positive </w:t>
-      </w:r>
-      <w:r>
-        <w:t>在</w:t>
-      </w:r>
-      <w:r>
-        <w:t xml:space="preserve"> ADM </w:t>
-      </w:r>
-      <w:r>
-        <w:t>上出现的固定阈值失效现象。再次，在训练探索层面，暂时停止继续盲跑微调，把首轮正结果与第二轮负结果一并写入论文，作为</w:t>
-      </w:r>
-      <w:r>
-        <w:t>“</w:t>
-      </w:r>
-      <w:r>
-        <w:t>强基线初始化有效但配置敏感</w:t>
-      </w:r>
-      <w:r>
-        <w:t>”</w:t>
-      </w:r>
-      <w:r>
-        <w:t>的证据。第四，将</w:t>
-      </w:r>
-      <w:r>
-        <w:t xml:space="preserve"> LVLM </w:t>
-      </w:r>
-      <w:r>
-        <w:t>用于边界样本解释和复杂场景辅助判断，补充其问题定义、适用场景、可行性方案以及与</w:t>
-      </w:r>
-      <w:r>
-        <w:t xml:space="preserve"> FSD</w:t>
-      </w:r>
-      <w:r>
-        <w:t>、</w:t>
-      </w:r>
-      <w:r>
-        <w:t xml:space="preserve">Stay-Positive </w:t>
-      </w:r>
-      <w:r>
-        <w:t>的关系说明。最后，在不立即开展大规模联合训练的前提下，可先从设计层面梳理</w:t>
-      </w:r>
-      <w:r>
-        <w:t xml:space="preserve"> FSD </w:t>
-      </w:r>
-      <w:r>
-        <w:t>的特征提取位置、判别流程与</w:t>
-      </w:r>
-      <w:r>
-        <w:t xml:space="preserve"> Stay-Positive </w:t>
-      </w:r>
-      <w:r>
-        <w:t>的核心约束思想之间的结合点，同时明确</w:t>
-      </w:r>
-      <w:r>
-        <w:t xml:space="preserve"> LVLM </w:t>
-      </w:r>
-      <w:r>
-        <w:t>可以在哪些分析环节提供增量价值，为后续小规模改进实验提供更明确的工程入口。</w:t>
+        <w:t>失败模式与案例观察进一步压缩进论文讨论。</w:t>
       </w:r>
     </w:p>
     <w:p>
@@ -13562,7 +9361,7 @@
         <w:spacing w:before="0" w:after="0"/>
         <w:ind w:left="0"/>
       </w:pPr>
-      <w:bookmarkStart w:id="43" w:name="_Toc227933987"/>
+      <w:bookmarkStart w:id="43" w:name="_Toc227945735"/>
       <w:r>
         <w:rPr>
           <w:rFonts w:eastAsia="宋体"/>
@@ -13574,107 +9373,15 @@
     </w:p>
     <w:p>
       <w:r>
-        <w:t>结合项目进度与论文完成时限，后续工作不再以</w:t>
-      </w:r>
-      <w:r>
-        <w:t>“</w:t>
-      </w:r>
-      <w:r>
-        <w:t>继续大规模扩类</w:t>
-      </w:r>
-      <w:r>
-        <w:t>”</w:t>
-      </w:r>
-      <w:r>
-        <w:t>或</w:t>
-      </w:r>
-      <w:r>
-        <w:t>“</w:t>
-      </w:r>
-      <w:r>
-        <w:t>继续盲目追加微调</w:t>
-      </w:r>
-      <w:r>
-        <w:t>”</w:t>
-      </w:r>
-      <w:r>
-        <w:t>为首要目标，而应转向</w:t>
-      </w:r>
-      <w:r>
-        <w:t>“</w:t>
-      </w:r>
-      <w:r>
-        <w:t>围绕已有结果做更充分的分析，并把</w:t>
-      </w:r>
-      <w:r>
-        <w:t xml:space="preserve"> LVLM </w:t>
-      </w:r>
-      <w:r>
-        <w:t>纳入论文结构</w:t>
-      </w:r>
-      <w:r>
-        <w:t>”</w:t>
-      </w:r>
-      <w:r>
-        <w:t>。具体而言，第一步是基于已经获得的</w:t>
-      </w:r>
-      <w:r>
-        <w:t xml:space="preserve"> FSD </w:t>
-      </w:r>
-      <w:r>
-        <w:t>六类生成器结果、</w:t>
-      </w:r>
-      <w:r>
-        <w:t xml:space="preserve">FSD </w:t>
-      </w:r>
-      <w:r>
-        <w:t>训练探索结果、</w:t>
-      </w:r>
-      <w:r>
-        <w:t xml:space="preserve">Stay-Positive </w:t>
-      </w:r>
-      <w:r>
-        <w:t>的</w:t>
-      </w:r>
-      <w:r>
-        <w:t xml:space="preserve"> ADM </w:t>
-      </w:r>
-      <w:r>
-        <w:t>校准结果，以及</w:t>
-      </w:r>
-      <w:r>
-        <w:t xml:space="preserve"> 1137 </w:t>
-      </w:r>
-      <w:r>
-        <w:t>个主导互补样本的统计结果，进一步整理方法差异、结果分层和异常现象解释。第二步是将三轮真实案例观察压缩为更紧凑的论文讨论段，明确伪文本</w:t>
-      </w:r>
-      <w:r>
-        <w:t>/</w:t>
-      </w:r>
-      <w:r>
-        <w:t>伪界面、局部结构连接异常、生物体局部真实性不足以及局部修补或过度平滑四类稳定失败模式。第三步是补充</w:t>
-      </w:r>
-      <w:r>
-        <w:t xml:space="preserve"> LVLM </w:t>
-      </w:r>
-      <w:r>
-        <w:t>的问题定位、潜在价值、提示词设计思路以及与真实视觉观察之间的关系，使其在论文中承担</w:t>
-      </w:r>
-      <w:r>
-        <w:t>“</w:t>
-      </w:r>
-      <w:r>
-        <w:t>复杂样本解释接</w:t>
-      </w:r>
-      <w:r>
-        <w:lastRenderedPageBreak/>
-        <w:t>口</w:t>
-      </w:r>
-      <w:r>
-        <w:t>”</w:t>
-      </w:r>
-      <w:r>
-        <w:t>的角色。第四步是在论文定稿前，如仍有必要，再从核心互补样本池中择取少量最终展示案例，而不是重新开启高风险训练。第五步只有在新的结构化证据已经明确指向某类可直接针对的稳定失败模式时，才重新评估是否需要最小改动训练，而不将继续调参作为默认任务。</w:t>
+        <w:t>结合项目进度，下一阶段不再以继续</w:t>
+      </w:r>
+      <w:proofErr w:type="gramStart"/>
+      <w:r>
+        <w:t>大规模扩类或</w:t>
+      </w:r>
+      <w:proofErr w:type="gramEnd"/>
+      <w:r>
+        <w:t>盲目微调为首要目标，而应优先完成结果收束、问题解释和论文文本固化。</w:t>
       </w:r>
     </w:p>
     <w:p>
@@ -13683,7 +9390,7 @@
         <w:spacing w:before="0" w:after="0"/>
         <w:ind w:left="0"/>
       </w:pPr>
-      <w:bookmarkStart w:id="44" w:name="_Toc227933988"/>
+      <w:bookmarkStart w:id="44" w:name="_Toc227945736"/>
       <w:r>
         <w:rPr>
           <w:rFonts w:eastAsia="宋体"/>
@@ -13694,32 +9401,11 @@
       <w:bookmarkEnd w:id="44"/>
     </w:p>
     <w:p>
-      <w:r>
-        <w:t>从论文写作与项目推进的角度看，较为稳妥的策略仍然是分阶段完成。第一阶段以</w:t>
-      </w:r>
-      <w:r>
-        <w:t>“</w:t>
-      </w:r>
-      <w:r>
-        <w:t>多模型基线复现与结果比较</w:t>
-      </w:r>
-      <w:r>
-        <w:t>”</w:t>
-      </w:r>
-      <w:r>
-        <w:t>为核心，确保论文主稿中已经包含清晰的问题定义、方法定位、实验结果和初步分析。第二阶段在此基础上增加对异常结果、阈值问题和方法边界的解释，并完成</w:t>
-      </w:r>
-      <w:r>
-        <w:t xml:space="preserve"> LVLM </w:t>
-      </w:r>
-      <w:r>
-        <w:t>相关小节与案例分析设计，使论文讨论部分更加充分。第三阶段如时间与资源允许，再进一步考虑是否需要补充极小规模的改进性实验或轻量级</w:t>
-      </w:r>
-      <w:r>
-        <w:t xml:space="preserve"> LVLM </w:t>
-      </w:r>
-      <w:r>
-        <w:t>示例验证，而不是直接进入高成本训练。这样的推进方式既能保证论文初稿具备完整性，也能为后续进一步提升论文质量保留空间。</w:t>
+      <w:proofErr w:type="gramStart"/>
+      <w:proofErr w:type="gramEnd"/>
+      <w:r>
+        <w:rPr/>
+        <w:t>从论文写作角度看，较为稳妥的安排是先完成基线复现与结果讨论，再在此基础上补充异常解释和 LVLM 相关分析，必要时最后再评估是否补充极小规模实验。这一顺序有助于优先锁定已经完成且可复核的成果，也更符合当前项目的实际进度和答辩准备需求。</w:t>
       </w:r>
     </w:p>
     <w:p>
@@ -13728,7 +9414,7 @@
         <w:spacing w:before="0" w:after="0"/>
         <w:ind w:left="0"/>
       </w:pPr>
-      <w:bookmarkStart w:id="45" w:name="_Toc227933989"/>
+      <w:bookmarkStart w:id="45" w:name="_Toc227945737"/>
       <w:r>
         <w:rPr>
           <w:rFonts w:eastAsia="宋体"/>
@@ -13740,55 +9426,13 @@
     </w:p>
     <w:p>
       <w:r>
-        <w:t>就项目进度而言，后续较为理想的阶段性成果可以包括以下几个方面。第一，在论文文本层面，形成一份包含完整研究背景、相关工作、方法分析、实验结果、问题讨论和后续计划的较成熟初稿，并确保</w:t>
-      </w:r>
-      <w:r>
-        <w:t xml:space="preserve"> LVLM </w:t>
-      </w:r>
-      <w:r>
-        <w:t>已经作为正式研究线写入全文。第二，在实验层面，以已经获得的</w:t>
+        <w:t>预期成果是形成一份结构完整、结果真实、边界清楚的毕业论文，并为后续围绕</w:t>
       </w:r>
       <w:r>
         <w:t xml:space="preserve"> FSD </w:t>
       </w:r>
       <w:r>
-        <w:t>六类结果和</w:t>
-      </w:r>
-      <w:r>
-        <w:t xml:space="preserve"> Stay-Positive </w:t>
-      </w:r>
-      <w:r>
-        <w:t>代表性结果为基础，完成更系统的综合分析，而不是继续无边界扩充实验范围。第三，在方法层面，形成一套较清晰的融合思路说明，明确</w:t>
-      </w:r>
-      <w:r>
-        <w:t xml:space="preserve"> FSD </w:t>
-      </w:r>
-      <w:r>
-        <w:t>主干、</w:t>
-      </w:r>
-      <w:r>
-        <w:t xml:space="preserve">Stay-Positive </w:t>
-      </w:r>
-      <w:r>
-        <w:t>增强思想与</w:t>
-      </w:r>
-      <w:r>
-        <w:t xml:space="preserve"> LVLM </w:t>
-      </w:r>
-      <w:r>
-        <w:t>辅助分析接口之间的关系。第四，在论文答辩或阶段汇报层面，能够以</w:t>
-      </w:r>
-      <w:r>
-        <w:t>“</w:t>
-      </w:r>
-      <w:r>
-        <w:t>基线已跑通、结果已获得、问题已识别、三条路线定位清楚、改进有方向</w:t>
-      </w:r>
-      <w:r>
-        <w:t>”</w:t>
-      </w:r>
-      <w:r>
-        <w:t>的逻辑完整展示本文工作。</w:t>
+        <w:t>主干的进一步改进保留明确入口。</w:t>
       </w:r>
     </w:p>
     <w:p>
@@ -13800,12 +9444,11 @@
         </w:numPr>
         <w:spacing w:before="0" w:after="0"/>
         <w:rPr>
-          <w:rFonts w:hint="eastAsia"/>
           <w:sz w:val="28"/>
           <w:szCs w:val="28"/>
         </w:rPr>
       </w:pPr>
-      <w:bookmarkStart w:id="46" w:name="_Toc227933990"/>
+      <w:bookmarkStart w:id="46" w:name="_Toc227945738"/>
       <w:r>
         <w:rPr>
           <w:rFonts w:eastAsia="宋体"/>
@@ -13819,339 +9462,28 @@
     </w:p>
     <w:p>
       <w:r>
-        <w:t>本文围绕</w:t>
-      </w:r>
-      <w:r>
-        <w:t xml:space="preserve"> AI </w:t>
-      </w:r>
-      <w:r>
-        <w:t>伪造图像识别中的三个关键方向展开研究：一是未知生成模型场景下的泛化检测问题，二是检测器对真实图像特征产生错误依赖所带来的鲁棒性问题，三是大模型语义理解在伪造图像识别与解释中的潜在作用。为此，本文选择</w:t>
-      </w:r>
-      <w:r>
-        <w:t xml:space="preserve"> FSD[1]</w:t>
-      </w:r>
-      <w:r>
-        <w:t>、</w:t>
-      </w:r>
-      <w:r>
-        <w:t xml:space="preserve">Stay-Positive[2] </w:t>
-      </w:r>
-      <w:r>
-        <w:t>以及</w:t>
-      </w:r>
-      <w:r>
-        <w:t xml:space="preserve"> LVLM </w:t>
-      </w:r>
-      <w:r>
-        <w:t>路线作为本次论文的整体研究对象，并以</w:t>
-      </w:r>
-      <w:r>
-        <w:t xml:space="preserve"> GenImage[3] </w:t>
-      </w:r>
-      <w:r>
-        <w:t>作为主要数据基础，完成了多模型基线复现、训练探索、样本级统计分析与真实案例观察，同时明确了</w:t>
-      </w:r>
-      <w:r>
-        <w:t xml:space="preserve"> LVLM </w:t>
-      </w:r>
-      <w:r>
-        <w:t>在本次论文中的研究位置和功能边界。</w:t>
-      </w:r>
-    </w:p>
-    <w:p>
-      <w:r>
-        <w:t>实验结果表明，</w:t>
-      </w:r>
-      <w:r>
-        <w:t xml:space="preserve">FSD </w:t>
-      </w:r>
-      <w:r>
-        <w:t>在</w:t>
-      </w:r>
-      <w:r>
-        <w:t xml:space="preserve"> Midjourney</w:t>
-      </w:r>
-      <w:r>
-        <w:t>、</w:t>
-      </w:r>
-      <w:r>
-        <w:t>Stable Diffusion</w:t>
-      </w:r>
-      <w:r>
-        <w:t>、</w:t>
-      </w:r>
-      <w:r>
-        <w:t>ADM</w:t>
-      </w:r>
-      <w:r>
-        <w:t>、</w:t>
-      </w:r>
-      <w:r>
-        <w:t>BigGAN</w:t>
-      </w:r>
-      <w:r>
-        <w:t>、</w:t>
-      </w:r>
-      <w:r>
-        <w:t xml:space="preserve">GLIDE </w:t>
-      </w:r>
-      <w:r>
-        <w:t>与</w:t>
-      </w:r>
-      <w:r>
-        <w:t xml:space="preserve"> VQDM </w:t>
-      </w:r>
-      <w:r>
-        <w:t>数据上的准确率分别为</w:t>
-      </w:r>
-      <w:r>
-        <w:t xml:space="preserve"> 79.56%</w:t>
-      </w:r>
-      <w:r>
-        <w:t>、</w:t>
-      </w:r>
-      <w:r>
-        <w:t>88.34%</w:t>
-      </w:r>
-      <w:r>
-        <w:t>、</w:t>
-      </w:r>
-      <w:r>
-        <w:t>75.41%</w:t>
-      </w:r>
-      <w:r>
-        <w:t>、</w:t>
-      </w:r>
-      <w:r>
-        <w:t>79.27%</w:t>
-      </w:r>
-      <w:r>
-        <w:t>、</w:t>
-      </w:r>
-      <w:r>
-        <w:t xml:space="preserve">96.67% </w:t>
-      </w:r>
-      <w:r>
-        <w:t>和</w:t>
-      </w:r>
-      <w:r>
-        <w:t xml:space="preserve"> 75.47%</w:t>
-      </w:r>
-      <w:r>
-        <w:t>，平均精度分别为</w:t>
-      </w:r>
-      <w:r>
-        <w:t xml:space="preserve"> 82.04%</w:t>
-      </w:r>
-      <w:r>
-        <w:t>、</w:t>
-      </w:r>
-      <w:r>
-        <w:t>91.30%</w:t>
-      </w:r>
-      <w:r>
-        <w:t>、</w:t>
-      </w:r>
-      <w:r>
-        <w:t>79.34%</w:t>
-      </w:r>
-      <w:r>
-        <w:t>、</w:t>
-      </w:r>
-      <w:r>
-        <w:t>82.40%</w:t>
-      </w:r>
-      <w:r>
-        <w:t>、</w:t>
-      </w:r>
-      <w:r>
-        <w:t xml:space="preserve">96.82% </w:t>
-      </w:r>
-      <w:r>
-        <w:t>和</w:t>
-      </w:r>
-      <w:r>
-        <w:t xml:space="preserve"> 77.15%</w:t>
-      </w:r>
-      <w:r>
-        <w:t>，说明该方法已经具备一定的生成图像识别能力，但在不同生成器场景下存在明显性能差异。</w:t>
-      </w:r>
-      <w:r>
-        <w:t xml:space="preserve">Stay-Positive </w:t>
-      </w:r>
-      <w:r>
-        <w:t>路线中的</w:t>
-      </w:r>
-      <w:r>
-        <w:t xml:space="preserve"> Corvi+ </w:t>
-      </w:r>
-      <w:r>
-        <w:t>与</w:t>
-      </w:r>
-      <w:r>
-        <w:t xml:space="preserve"> Rajan/Ours+ </w:t>
-      </w:r>
-      <w:r>
-        <w:t>模型则在</w:t>
-      </w:r>
-      <w:r>
-        <w:t xml:space="preserve"> Midjourney </w:t>
-      </w:r>
-      <w:r>
-        <w:t>与</w:t>
-      </w:r>
-      <w:r>
-        <w:t xml:space="preserve"> Stable Diffusion </w:t>
-      </w:r>
-      <w:r>
-        <w:t>数据上表现出显著更强的直接判别能力；</w:t>
-      </w:r>
-      <w:r>
-        <w:t xml:space="preserve">ADM </w:t>
-      </w:r>
-      <w:r>
-        <w:t>扩展观察表明，其现象更适合被解释为显著的校准问题与样本级互补性，而不是模型完全失效。具体而言，</w:t>
-      </w:r>
-      <w:r>
-        <w:t xml:space="preserve">Rajan/Ours+ </w:t>
-      </w:r>
-      <w:r>
-        <w:t>在默认阈值</w:t>
-      </w:r>
-      <w:r>
-        <w:t xml:space="preserve"> 0.5 </w:t>
-      </w:r>
-      <w:r>
-        <w:t>下</w:t>
-      </w:r>
-      <w:r>
-        <w:t xml:space="preserve"> ACC </w:t>
-      </w:r>
-      <w:r>
-        <w:t>为</w:t>
-      </w:r>
-      <w:r>
-        <w:t xml:space="preserve"> 52.25%</w:t>
-      </w:r>
-      <w:r>
-        <w:t>，但将阈值调整到</w:t>
-      </w:r>
-      <w:r>
-        <w:t xml:space="preserve"> 0.388818 </w:t>
-      </w:r>
-      <w:r>
-        <w:t>后可提升到</w:t>
-      </w:r>
-      <w:r>
-        <w:t xml:space="preserve"> 80.77%</w:t>
-      </w:r>
-      <w:r>
-        <w:t>；与此同时，在</w:t>
-      </w:r>
-      <w:r>
-        <w:t xml:space="preserve"> 3000 </w:t>
-      </w:r>
-      <w:r>
-        <w:t>个</w:t>
-      </w:r>
-      <w:r>
-        <w:t xml:space="preserve"> ADM </w:t>
-      </w:r>
-      <w:r>
-        <w:t>假样本中，存在</w:t>
-      </w:r>
-      <w:r>
-        <w:t xml:space="preserve"> 1137 </w:t>
-      </w:r>
-      <w:r>
-        <w:t>个</w:t>
-      </w:r>
-      <w:r>
-        <w:t xml:space="preserve">“Stay-Positive </w:t>
-      </w:r>
-      <w:r>
-        <w:t>校准后判</w:t>
-      </w:r>
-      <w:r>
-        <w:t xml:space="preserve"> fake</w:t>
-      </w:r>
-      <w:r>
-        <w:t>，而</w:t>
-      </w:r>
-      <w:r>
-        <w:t xml:space="preserve"> FSD official</w:t>
-      </w:r>
-      <w:r>
-        <w:t>、首轮微调和第二轮保守微调均判</w:t>
-      </w:r>
-      <w:r>
-        <w:t xml:space="preserve"> real”</w:t>
-      </w:r>
-      <w:r>
-        <w:t>的主导互补样本。围绕这些样本开展的三轮真实案例观察进一步表明，方法差异主要集中在伪文本</w:t>
-      </w:r>
-      <w:r>
-        <w:t>/</w:t>
-      </w:r>
-      <w:r>
-        <w:t>伪界面、局部结构连接异常、生物体局部真实性不足以及局部修补或过度平滑等细节层面。围绕</w:t>
-      </w:r>
-      <w:r>
-        <w:t xml:space="preserve"> ADM </w:t>
-      </w:r>
-      <w:r>
-        <w:t>的</w:t>
-      </w:r>
-      <w:r>
-        <w:t xml:space="preserve"> FSD </w:t>
-      </w:r>
-      <w:r>
-        <w:t>训练探索表明，首轮基于官方</w:t>
-      </w:r>
-      <w:r>
-        <w:t xml:space="preserve"> checkpoint </w:t>
-      </w:r>
-      <w:r>
-        <w:t>的小规模微调显著优于随机初始化训练，并使</w:t>
-      </w:r>
-      <w:r>
-        <w:t xml:space="preserve"> ADM </w:t>
-      </w:r>
-      <w:r>
-        <w:t>结果重新接近官方基线；但第二轮更保守的微调设置未进一步提升</w:t>
-      </w:r>
-      <w:r>
-        <w:t xml:space="preserve"> ADM</w:t>
-      </w:r>
-      <w:r>
-        <w:t>，反而出现一定回落。由此可见，在本文测试设定下，</w:t>
-      </w:r>
-      <w:r>
-        <w:t xml:space="preserve">Stay-Positive </w:t>
-      </w:r>
-      <w:r>
-        <w:t>更适合作为高性能鲁棒判别基线，而</w:t>
-      </w:r>
-      <w:r>
-        <w:t xml:space="preserve"> FSD </w:t>
-      </w:r>
-      <w:r>
-        <w:t>更适合作为后续研究未知模型泛化与方法融合的主干路线。</w:t>
-      </w:r>
-    </w:p>
-    <w:p>
-      <w:r>
-        <w:t>更重要的是，本文已经证明了一条较为稳妥的研究推进路径是可行的，即先利用公开代码、公开权重和公开数据建立可信的最小复现基线，再在真实结果基础上补充分数分布、样本级冲突和真实案例观察，最后讨论改进方向。相较于停留在概念层面的方案设计，这种路径能够为论文提供更扎实的实验依据，也更有利于在毕业论文阶段形成结构完整、论证清楚、边界明确的研究成果。对于</w:t>
-      </w:r>
-      <w:r>
-        <w:t xml:space="preserve"> LVLM </w:t>
-      </w:r>
-      <w:r>
-        <w:t>而言，本文的贡献主要体现在</w:t>
-      </w:r>
-      <w:r>
-        <w:lastRenderedPageBreak/>
-        <w:t>明确其在论文中的研究定位、适用场景与复杂样本解释入口，而不是虚构尚未完成的正式指标结果。</w:t>
+        <w:rPr/>
+        <w:t>本文围绕未知生成器泛化、鲁棒判别与复杂样本解释三个方向，对 FSD、Stay-Positive 与 LVLM 开展了基线复现与比较分析。论文重点并非宣称提出一套全新最终模型，而是在公开资源条件下把关键基线跑通、把结果讲清楚、把方法边界说明白。这种处理方式虽然更克制，却更能体现阶段性研究工作的真实价值。</w:t>
+      </w:r>
+    </w:p>
+    <w:p>
+      <w:proofErr w:type="gramStart"/>
+      <w:proofErr w:type="gramEnd"/>
+      <w:proofErr w:type="gramStart"/>
+      <w:proofErr w:type="gramEnd"/>
+      <w:proofErr w:type="gramStart"/>
+      <w:proofErr w:type="gramEnd"/>
+      <w:r>
+        <w:rPr/>
+        <w:t>结果表明，FSD 在六类生成器上表现出明显分层，Stay-Positive 在固定真假对照任务中更强，而 ADM 场景则同时暴露出校准问题与稳定的样本级互补性。尤其是 Rajan/Ours+ 在 ADM 上默认阈值下仅得 52.25%，经 0.388818 校准后可提升到 80.77%；同时，3000 个 ADM 假样本中存在 1137 个“Stay-Positive 判 fake 而 FSD 三组均判 real”的主导互补样本。训练探索还说明，基于官方 checkpoint 的微调明显优于随机初始化，但更保守的第二轮微调未继续改善 ADM。综合这些结果可以看到，方法差异并不只体现在总指标上，更体现在对困难样本的关注方式与证据偏好上。</w:t>
+      </w:r>
+    </w:p>
+    <w:p>
+      <w:proofErr w:type="gramStart"/>
+      <w:proofErr w:type="gramEnd"/>
+      <w:r>
+        <w:rPr/>
+        <w:t>综合来看，Stay-Positive 更适合作为高性能判别基线，FSD 更适合作为后续泛化检测研究主干，LVLM 更适合作为复杂样本的语义分析补充。本文已经完成了从基线复现到样本级分析的关键过渡，并为后续最小改动改进实验提供了基础。对于毕业论文而言，这样的组织方式也更稳妥：既保留真实完成的实验成果，又为未来继续深化 FSD 主干和引入 LVLM 分析留下清晰入口。后续若有更多时间和资源，围绕 ADM 的误判模式继续做有控制的深化，将是最具性价比的研究方向。</w:t>
       </w:r>
     </w:p>
     <w:p>
@@ -14168,7 +9500,7 @@
           <w:szCs w:val="28"/>
         </w:rPr>
       </w:pPr>
-      <w:bookmarkStart w:id="47" w:name="_Toc227933991"/>
+      <w:bookmarkStart w:id="47" w:name="_Toc227945739"/>
       <w:r>
         <w:rPr>
           <w:rFonts w:eastAsia="宋体"/>
@@ -14182,19 +9514,15 @@
     </w:p>
     <w:p>
       <w:r>
-        <w:t>在本课题推进过程中，指导老师在研究方向选择、实验路线梳理、论文结构组织和阶段性问题分析等方面给予了持续而细致的指导，使本文能够在有限时间内围绕</w:t>
-      </w:r>
-      <w:r>
-        <w:t>“</w:t>
-      </w:r>
-      <w:r>
-        <w:t>先做实基线、再讨论改进</w:t>
-      </w:r>
-      <w:r>
-        <w:t>”</w:t>
-      </w:r>
-      <w:r>
-        <w:t>的思路稳步推进。同时，项目相关公开论文、开源代码、预训练权重与公开数据集为本文实验复现提供了重要基础；服务器环境、虚拟环境配置、日志排查与结果整理工作也为论文写作提供了稳定支撑。最后，感谢在项目讨论、实验推进和文本校对过程中提供帮助的老师与同学。</w:t>
+        <w:t>感谢指导老师在选题、实验推进和论文写作中的持续指导，也感谢公开论文、开源代码、</w:t>
+      </w:r>
+      <w:proofErr w:type="gramStart"/>
+      <w:r>
+        <w:t>预训练</w:t>
+      </w:r>
+      <w:proofErr w:type="gramEnd"/>
+      <w:r>
+        <w:t>权重与公开数据为本文研究提供基础支持。</w:t>
       </w:r>
     </w:p>
     <w:p>
@@ -14211,7 +9539,7 @@
           <w:szCs w:val="28"/>
         </w:rPr>
       </w:pPr>
-      <w:bookmarkStart w:id="48" w:name="_Toc227934000"/>
+      <w:bookmarkStart w:id="48" w:name="_Toc227945740"/>
       <w:r>
         <w:rPr>
           <w:rFonts w:eastAsia="宋体"/>
@@ -14233,10 +9561,7 @@
         </w:rPr>
       </w:pPr>
       <w:r>
-        <w:rPr>
-          <w:szCs w:val="21"/>
-        </w:rPr>
-        <w:t>[1] Wu S, Liu J, Li J, Wang Y. Few-Shot Learner Generalizes Across AI-Generated Image Detection[C]//Proceedings of the 42nd International Conference on Machine Learning. PMLR, 2025, 267: 67449-67460.</w:t>
+        <w:t>[1] Wu S, Liu J, Li J, et al. Few-Shot Learner Generalizes Across AI-Generated Image Detection[C]. ICML, 2025.</w:t>
       </w:r>
     </w:p>
     <w:p>
@@ -14249,10 +9574,7 @@
         </w:rPr>
       </w:pPr>
       <w:r>
-        <w:rPr>
-          <w:szCs w:val="21"/>
-        </w:rPr>
-        <w:t>[2] Rajan A S, Lee Y J. Stay-Positive: A Case for Ignoring Real Image Features in Fake Image Detection[C]//Proceedings of the 42nd International Conference on Machine Learning. PMLR, 2025.</w:t>
+        <w:t>[2] Rajan A S, Lee Y J. Stay-Positive: A Case for Ignoring Real Image Features in Fake Image Detection[C]. ICML, 2025.</w:t>
       </w:r>
     </w:p>
     <w:p>
@@ -14265,10 +9587,23 @@
         </w:rPr>
       </w:pPr>
       <w:r>
-        <w:rPr>
-          <w:szCs w:val="21"/>
-        </w:rPr>
-        <w:t>[3] Zhu M, Chen H, Yan Q, Huang X, Lin G, Li W, Tu Z, Hu H, Hu J, Wang Y. GenImage: A Million-Scale Benchmark for Detecting AI-Generated Image[C]//Advances in Neural Information Processing Systems 37: Datasets and Benchmarks Track. 2023.</w:t>
+        <w:t xml:space="preserve">[3] Zhu M, Chen H, Yan Q, et al. </w:t>
+      </w:r>
+      <w:proofErr w:type="spellStart"/>
+      <w:r>
+        <w:t>GenImage</w:t>
+      </w:r>
+      <w:proofErr w:type="spellEnd"/>
+      <w:r>
+        <w:t xml:space="preserve">: A Million-Scale Benchmark for Detecting AI-Generated Image[C]. </w:t>
+      </w:r>
+      <w:proofErr w:type="spellStart"/>
+      <w:r>
+        <w:t>NeurIPS</w:t>
+      </w:r>
+      <w:proofErr w:type="spellEnd"/>
+      <w:r>
+        <w:t xml:space="preserve"> Datasets and Benchmarks Track, 2023.</w:t>
       </w:r>
     </w:p>
     <w:p>
@@ -14281,10 +9616,7 @@
         </w:rPr>
       </w:pPr>
       <w:r>
-        <w:rPr>
-          <w:szCs w:val="21"/>
-        </w:rPr>
-        <w:t>[4] Wang S Y, Wang O, Zhang R, Owens A, Efros A A. CNN-Generated Images Are Surprisingly Easy to Spot... for Now[C]//Proceedings of the IEEE/CVF Conference on Computer Vision and Pattern Recognition. 2020: 8695-8704.</w:t>
+        <w:t>[4] Wang S Y, Wang O, Zhang R, et al. CNN-Generated Images Are Surprisingly Easy to Spot... for Now[C]. CVPR, 2020.</w:t>
       </w:r>
     </w:p>
     <w:p>
@@ -14297,10 +9629,15 @@
         </w:rPr>
       </w:pPr>
       <w:r>
-        <w:rPr>
-          <w:szCs w:val="21"/>
-        </w:rPr>
-        <w:t>[5] Wu H, Zhou J, Zhang S. Generalizable Synthetic Image Detection via Language-guided Contrastive Learning[EB/OL]. arXiv:2305.13800, 2023.</w:t>
+        <w:t xml:space="preserve">[5] Wu H, Zhou J, Zhang S. Generalizable Synthetic Image Detection via Language-guided Contrastive </w:t>
+      </w:r>
+      <w:proofErr w:type="gramStart"/>
+      <w:r>
+        <w:t>Learning[</w:t>
+      </w:r>
+      <w:proofErr w:type="gramEnd"/>
+      <w:r>
+        <w:t>EB/OL]. arXiv:2305.13800, 2023.</w:t>
       </w:r>
     </w:p>
     <w:p>
@@ -14313,10 +9650,23 @@
         </w:rPr>
       </w:pPr>
       <w:r>
-        <w:rPr>
-          <w:szCs w:val="21"/>
-        </w:rPr>
-        <w:t>[6] Zhu M, Chen H, Huang M, Li W, Hu H, Hu J, Wang Y. GenDet: Towards Good Generalizations for AI-Generated Image Detection[EB/OL]. arXiv:2312.08880, 2023.</w:t>
+        <w:t xml:space="preserve">[6] Zhu M, Chen H, Huang M, et al. </w:t>
+      </w:r>
+      <w:proofErr w:type="spellStart"/>
+      <w:r>
+        <w:t>GenDet</w:t>
+      </w:r>
+      <w:proofErr w:type="spellEnd"/>
+      <w:r>
+        <w:t xml:space="preserve">: Towards Good Generalizations for AI-Generated Image </w:t>
+      </w:r>
+      <w:proofErr w:type="gramStart"/>
+      <w:r>
+        <w:t>Detection[</w:t>
+      </w:r>
+      <w:proofErr w:type="gramEnd"/>
+      <w:r>
+        <w:t>EB/OL]. arXiv:2312.08880, 2023.</w:t>
       </w:r>
     </w:p>
     <w:sectPr>

--- a/docs/AI伪造图像识别论文_终稿.docx
+++ b/docs/AI伪造图像识别论文_终稿.docx
@@ -280,29 +280,13 @@
         <w:t>随着扩散模型和多模态生成技术的发展，</w:t>
       </w:r>
       <w:r>
-        <w:t>AI</w:t>
-      </w:r>
-      <w:r>
-        <w:t>伪造图像检测面临更强的跨模型泛化与判别依据稳定性挑战。本文基于公开代码、</w:t>
-      </w:r>
-      <w:proofErr w:type="gramStart"/>
-      <w:r>
-        <w:t>预训练</w:t>
-      </w:r>
-      <w:proofErr w:type="gramEnd"/>
-      <w:r>
-        <w:t>权重和</w:t>
-      </w:r>
-      <w:r>
-        <w:t xml:space="preserve"> </w:t>
-      </w:r>
-      <w:proofErr w:type="spellStart"/>
-      <w:r>
-        <w:t>GenImage</w:t>
-      </w:r>
-      <w:proofErr w:type="spellEnd"/>
-      <w:r>
-        <w:t xml:space="preserve"> </w:t>
+        <w:t xml:space="preserve">AI </w:t>
+      </w:r>
+      <w:r>
+        <w:t>伪造图像检测面临更强的跨模型泛化、判别依据稳定性和复杂样本解释挑战。本文基于公开代码、预训练权重和</w:t>
+      </w:r>
+      <w:r>
+        <w:t xml:space="preserve"> GenImage </w:t>
       </w:r>
       <w:r>
         <w:t>数据，对</w:t>
@@ -323,7 +307,7 @@
         <w:t xml:space="preserve"> LVLM </w:t>
       </w:r>
       <w:r>
-        <w:t>三条路线开展基线复现与比较。结果表明，</w:t>
+        <w:t>三条路线开展基线复现、样本级分析与联合训练验证。结果表明，</w:t>
       </w:r>
       <w:r>
         <w:t xml:space="preserve">FSD </w:t>
@@ -349,11 +333,9 @@
       <w:r>
         <w:t>、</w:t>
       </w:r>
-      <w:proofErr w:type="spellStart"/>
       <w:r>
         <w:t>BigGAN</w:t>
       </w:r>
-      <w:proofErr w:type="spellEnd"/>
       <w:r>
         <w:t>、</w:t>
       </w:r>
@@ -409,93 +391,145 @@
         <w:t xml:space="preserve">Stay-Positive </w:t>
       </w:r>
       <w:r>
-        <w:t>在固定真假对照任务中表现更强，但</w:t>
-      </w:r>
-      <w:r>
-        <w:t xml:space="preserve"> Rajan/Ours+ </w:t>
-      </w:r>
-      <w:r>
-        <w:t>在</w:t>
+        <w:t>在固定真假对照任务中表现更强，但在</w:t>
       </w:r>
       <w:r>
         <w:t xml:space="preserve"> ADM </w:t>
       </w:r>
       <w:r>
-        <w:t>上默认阈值仅得</w:t>
+        <w:t>上出现明显阈值漂移，默认阈值下整体准确率为</w:t>
       </w:r>
       <w:r>
         <w:t xml:space="preserve"> 52.25%</w:t>
       </w:r>
       <w:r>
-        <w:t>，经</w:t>
-      </w:r>
-      <w:r>
-        <w:t xml:space="preserve"> 0.388818 </w:t>
-      </w:r>
-      <w:r>
-        <w:t>校准后可提升至</w:t>
+        <w:t>，经校准后可提升到</w:t>
       </w:r>
       <w:r>
         <w:t xml:space="preserve"> 80.77%</w:t>
       </w:r>
       <w:r>
-        <w:t>。进一步统计发现，</w:t>
+        <w:t>。在此基础上，本文进一步完成两阶段联合训练验证：第一阶段</w:t>
+      </w:r>
+      <w:r>
+        <w:t xml:space="preserve"> FSD + Stay-Positive </w:t>
+      </w:r>
+      <w:r>
+        <w:t>在闭集协议下完成</w:t>
+      </w:r>
+      <w:r>
+        <w:t xml:space="preserve"> 10000 step </w:t>
+      </w:r>
+      <w:r>
+        <w:t>训练，在</w:t>
+      </w:r>
+      <w:r>
+        <w:t xml:space="preserve"> ADM</w:t>
+      </w:r>
+      <w:r>
+        <w:t>、</w:t>
+      </w:r>
+      <w:r>
+        <w:t>SD</w:t>
+      </w:r>
+      <w:r>
+        <w:t>、</w:t>
+      </w:r>
+      <w:r>
+        <w:t xml:space="preserve">Midjourney </w:t>
+      </w:r>
+      <w:r>
+        <w:t>上分别取得</w:t>
+      </w:r>
+      <w:r>
+        <w:t xml:space="preserve"> 95.50%/97.50%</w:t>
+      </w:r>
+      <w:r>
+        <w:t>、</w:t>
+      </w:r>
+      <w:r>
+        <w:t>95.34%/97.90%</w:t>
+      </w:r>
+      <w:r>
+        <w:t>、</w:t>
+      </w:r>
+      <w:r>
+        <w:t xml:space="preserve">87.00%/90.47% </w:t>
+      </w:r>
+      <w:r>
+        <w:t>的</w:t>
+      </w:r>
+      <w:r>
+        <w:t xml:space="preserve"> Accuracy/AP</w:t>
+      </w:r>
+      <w:r>
+        <w:t>；第二阶段在</w:t>
+      </w:r>
+      <w:r>
+        <w:t xml:space="preserve"> FSD </w:t>
+      </w:r>
+      <w:r>
+        <w:t>主干上引入</w:t>
+      </w:r>
+      <w:r>
+        <w:t xml:space="preserve"> LVLM </w:t>
+      </w:r>
+      <w:r>
+        <w:t>结构化语义标签与轻量辅助头，训练日志显示</w:t>
+      </w:r>
+      <w:r>
+        <w:t xml:space="preserve"> steps_with_valid_lvlm=6094</w:t>
+      </w:r>
+      <w:r>
+        <w:t>，</w:t>
       </w:r>
       <w:r>
         <w:t xml:space="preserve">ADM </w:t>
       </w:r>
       <w:r>
-        <w:t>中存在</w:t>
-      </w:r>
-      <w:r>
-        <w:t xml:space="preserve"> 1137 </w:t>
-      </w:r>
-      <w:proofErr w:type="gramStart"/>
-      <w:r>
-        <w:t>个</w:t>
-      </w:r>
-      <w:proofErr w:type="gramEnd"/>
-      <w:r>
-        <w:t xml:space="preserve">“Stay-Positive </w:t>
-      </w:r>
-      <w:r>
-        <w:t>判</w:t>
-      </w:r>
-      <w:r>
-        <w:t xml:space="preserve"> fake </w:t>
-      </w:r>
-      <w:r>
-        <w:t>而</w:t>
-      </w:r>
-      <w:r>
-        <w:t xml:space="preserve"> FSD </w:t>
-      </w:r>
-      <w:r>
-        <w:t>三组结果均判</w:t>
-      </w:r>
-      <w:r>
-        <w:t xml:space="preserve"> real”</w:t>
-      </w:r>
-      <w:r>
-        <w:t>的主导互补样本。综合来看，</w:t>
-      </w:r>
-      <w:r>
-        <w:t xml:space="preserve">Stay-Positive </w:t>
-      </w:r>
-      <w:r>
-        <w:t>更适合作为高性能判别基线，</w:t>
-      </w:r>
-      <w:r>
-        <w:t xml:space="preserve">FSD </w:t>
-      </w:r>
-      <w:r>
-        <w:t>更适合作为未知生成器泛化研究主干，</w:t>
+        <w:t>上输出</w:t>
+      </w:r>
+      <w:r>
+        <w:t xml:space="preserve"> LVLM F1=0.1778</w:t>
+      </w:r>
+      <w:r>
+        <w:t>，并在三类闭集评估中取得</w:t>
+      </w:r>
+      <w:r>
+        <w:t xml:space="preserve"> 95.22%/97.45%</w:t>
+      </w:r>
+      <w:r>
+        <w:t>、</w:t>
+      </w:r>
+      <w:r>
+        <w:t>95.33%/97.72%</w:t>
+      </w:r>
+      <w:r>
+        <w:t>、</w:t>
+      </w:r>
+      <w:r>
+        <w:t xml:space="preserve">86.97%/90.38% </w:t>
+      </w:r>
+      <w:r>
+        <w:t>的</w:t>
+      </w:r>
+      <w:r>
+        <w:t xml:space="preserve"> Accuracy/AP</w:t>
+      </w:r>
+      <w:r>
+        <w:t>。实验说明，</w:t>
       </w:r>
       <w:r>
         <w:t xml:space="preserve">LVLM </w:t>
       </w:r>
       <w:r>
-        <w:t>更适合作为复杂样本的语义分析与解释接口。</w:t>
+        <w:t>语义监督已经真实进入训练计算图，但主任务性能尚未显著超过同协议基线。因此，本文最终形成了从基线复现、</w:t>
+      </w:r>
+      <w:r>
+        <w:t xml:space="preserve">ADM </w:t>
+      </w:r>
+      <w:r>
+        <w:t>冲突分析到两阶段联合训练的完整研究闭环。</w:t>
       </w:r>
     </w:p>
     <w:p>
@@ -631,15 +665,7 @@
         </w:rPr>
       </w:pPr>
       <w:r>
-        <w:t xml:space="preserve">AI-generated images are increasingly difficult to detect across unseen generators. This thesis reproduces and compares FSD, Stay-Positive, and LVLM on </w:t>
-      </w:r>
-      <w:proofErr w:type="spellStart"/>
-      <w:r>
-        <w:t>GenImage</w:t>
-      </w:r>
-      <w:proofErr w:type="spellEnd"/>
-      <w:r>
-        <w:t xml:space="preserve"> using public code and pretrained checkpoints. FSD reaches 79.56%-96.67% accuracy across six generators. Stay-Positive performs better on fixed real-fake tasks, but its ADM accuracy rises from 52.25% to 80.77% after recalibration. We also observe 1137 dominant complementary ADM cases where calibrated Stay-Positive predicts fake while all FSD variants predict real. These results suggest that Stay-Positive is a strong discrimination baseline, FSD is more suitable for unknown-generator generalization, and LVLM is valuable for semantic explanation of difficult cases.</w:t>
+        <w:t>AI-generated images are increasingly difficult to detect across unseen generators. This thesis reproduces and compares FSD, Stay-Positive, and LVLM on GenImage using public code, pretrained checkpoints, sample-level analysis, and two-stage joint training. FSD reaches 79.56%-96.67% accuracy across six generators, while Stay-Positive performs strongly in paired binary settings but shows clear threshold drift on ADM. The first joint stage, FSD + Stay-Positive, completes 10000 training steps and obtains 95.50%/97.50%, 95.34%/97.90%, and 87.00%/90.47% Accuracy/AP on ADM, SD, and Midjourney. The second minimal quantitative stage introduces structured LVLM labels and a lightweight auxiliary head. The training log reports steps_with_valid_lvlm=6094, and the final model outputs LVLM F1=0.1778 on ADM while keeping the main-task metrics stable. These results indicate that LVLM supervision has entered the training graph, although it has not yet produced a significant main-task improvement. The thesis therefore builds a complete pipeline from baseline reproduction and ADM conflict analysis to joint-training validation.</w:t>
       </w:r>
     </w:p>
     <w:p>
@@ -722,7 +748,7 @@
       <w:r>
         <w:fldChar w:fldCharType="separate"/>
       </w:r>
-      <w:hyperlink w:anchor="_Toc227945692" w:history="1">
+      <w:hyperlink w:anchor="_Toc228349727" w:history="1">
         <w:r>
           <w:rPr>
             <w:rStyle w:val="a9"/>
@@ -768,7 +794,7 @@
             <w:noProof/>
             <w:webHidden/>
           </w:rPr>
-          <w:instrText>PAGEREF _Toc227945692 \h</w:instrText>
+          <w:instrText>PAGEREF _Toc228349727 \h</w:instrText>
         </w:r>
         <w:r>
           <w:rPr>
@@ -823,7 +849,7 @@
           <w:sz w:val="22"/>
         </w:rPr>
       </w:pPr>
-      <w:hyperlink w:anchor="_Toc227945693" w:history="1">
+      <w:hyperlink w:anchor="_Toc228349728" w:history="1">
         <w:r>
           <w:rPr>
             <w:rStyle w:val="a9"/>
@@ -869,7 +895,7 @@
             <w:noProof/>
             <w:webHidden/>
           </w:rPr>
-          <w:instrText>PAGEREF _Toc227945693 \h</w:instrText>
+          <w:instrText>PAGEREF _Toc228349728 \h</w:instrText>
         </w:r>
         <w:r>
           <w:rPr>
@@ -924,7 +950,7 @@
           <w:sz w:val="22"/>
         </w:rPr>
       </w:pPr>
-      <w:hyperlink w:anchor="_Toc227945694" w:history="1">
+      <w:hyperlink w:anchor="_Toc228349729" w:history="1">
         <w:r>
           <w:rPr>
             <w:rStyle w:val="a9"/>
@@ -970,7 +996,7 @@
             <w:noProof/>
             <w:webHidden/>
           </w:rPr>
-          <w:instrText>PAGEREF _Toc227945694 \h</w:instrText>
+          <w:instrText>PAGEREF _Toc228349729 \h</w:instrText>
         </w:r>
         <w:r>
           <w:rPr>
@@ -1025,7 +1051,7 @@
           <w:sz w:val="22"/>
         </w:rPr>
       </w:pPr>
-      <w:hyperlink w:anchor="_Toc227945695" w:history="1">
+      <w:hyperlink w:anchor="_Toc228349730" w:history="1">
         <w:r>
           <w:rPr>
             <w:rStyle w:val="a9"/>
@@ -1071,7 +1097,7 @@
             <w:noProof/>
             <w:webHidden/>
           </w:rPr>
-          <w:instrText>PAGEREF _Toc227945695 \h</w:instrText>
+          <w:instrText>PAGEREF _Toc228349730 \h</w:instrText>
         </w:r>
         <w:r>
           <w:rPr>
@@ -1126,7 +1152,7 @@
           <w:sz w:val="22"/>
         </w:rPr>
       </w:pPr>
-      <w:hyperlink w:anchor="_Toc227945696" w:history="1">
+      <w:hyperlink w:anchor="_Toc228349731" w:history="1">
         <w:r>
           <w:rPr>
             <w:rStyle w:val="a9"/>
@@ -1172,7 +1198,7 @@
             <w:noProof/>
             <w:webHidden/>
           </w:rPr>
-          <w:instrText>PAGEREF _Toc227945696 \h</w:instrText>
+          <w:instrText>PAGEREF _Toc228349731 \h</w:instrText>
         </w:r>
         <w:r>
           <w:rPr>
@@ -1227,7 +1253,7 @@
           <w:sz w:val="22"/>
         </w:rPr>
       </w:pPr>
-      <w:hyperlink w:anchor="_Toc227945697" w:history="1">
+      <w:hyperlink w:anchor="_Toc228349732" w:history="1">
         <w:r>
           <w:rPr>
             <w:rStyle w:val="a9"/>
@@ -1273,7 +1299,7 @@
             <w:noProof/>
             <w:webHidden/>
           </w:rPr>
-          <w:instrText>PAGEREF _Toc227945697 \h</w:instrText>
+          <w:instrText>PAGEREF _Toc228349732 \h</w:instrText>
         </w:r>
         <w:r>
           <w:rPr>
@@ -1328,7 +1354,7 @@
           <w:sz w:val="22"/>
         </w:rPr>
       </w:pPr>
-      <w:hyperlink w:anchor="_Toc227945698" w:history="1">
+      <w:hyperlink w:anchor="_Toc228349733" w:history="1">
         <w:r>
           <w:rPr>
             <w:rStyle w:val="a9"/>
@@ -1374,7 +1400,7 @@
             <w:noProof/>
             <w:webHidden/>
           </w:rPr>
-          <w:instrText>PAGEREF _Toc227945698 \h</w:instrText>
+          <w:instrText>PAGEREF _Toc228349733 \h</w:instrText>
         </w:r>
         <w:r>
           <w:rPr>
@@ -1404,7 +1430,7 @@
             <w:noProof/>
             <w:webHidden/>
           </w:rPr>
-          <w:t>9</w:t>
+          <w:t>10</w:t>
         </w:r>
         <w:r>
           <w:rPr>
@@ -1432,7 +1458,7 @@
           <w:szCs w:val="24"/>
         </w:rPr>
       </w:pPr>
-      <w:hyperlink w:anchor="_Toc227945699" w:history="1">
+      <w:hyperlink w:anchor="_Toc228349734" w:history="1">
         <w:r>
           <w:rPr>
             <w:rStyle w:val="a9"/>
@@ -1478,7 +1504,7 @@
             <w:noProof/>
             <w:webHidden/>
           </w:rPr>
-          <w:instrText>PAGEREF _Toc227945699 \h</w:instrText>
+          <w:instrText>PAGEREF _Toc228349734 \h</w:instrText>
         </w:r>
         <w:r>
           <w:rPr>
@@ -1508,7 +1534,7 @@
             <w:noProof/>
             <w:webHidden/>
           </w:rPr>
-          <w:t>10</w:t>
+          <w:t>11</w:t>
         </w:r>
         <w:r>
           <w:rPr>
@@ -1533,7 +1559,7 @@
           <w:sz w:val="22"/>
         </w:rPr>
       </w:pPr>
-      <w:hyperlink w:anchor="_Toc227945700" w:history="1">
+      <w:hyperlink w:anchor="_Toc228349735" w:history="1">
         <w:r>
           <w:rPr>
             <w:rStyle w:val="a9"/>
@@ -1579,7 +1605,7 @@
             <w:noProof/>
             <w:webHidden/>
           </w:rPr>
-          <w:instrText>PAGEREF _Toc227945700 \h</w:instrText>
+          <w:instrText>PAGEREF _Toc228349735 \h</w:instrText>
         </w:r>
         <w:r>
           <w:rPr>
@@ -1609,7 +1635,7 @@
             <w:noProof/>
             <w:webHidden/>
           </w:rPr>
-          <w:t>10</w:t>
+          <w:t>11</w:t>
         </w:r>
         <w:r>
           <w:rPr>
@@ -1634,7 +1660,7 @@
           <w:sz w:val="22"/>
         </w:rPr>
       </w:pPr>
-      <w:hyperlink w:anchor="_Toc227945701" w:history="1">
+      <w:hyperlink w:anchor="_Toc228349736" w:history="1">
         <w:r>
           <w:rPr>
             <w:rStyle w:val="a9"/>
@@ -1680,7 +1706,7 @@
             <w:noProof/>
             <w:webHidden/>
           </w:rPr>
-          <w:instrText>PAGEREF _Toc227945701 \h</w:instrText>
+          <w:instrText>PAGEREF _Toc228349736 \h</w:instrText>
         </w:r>
         <w:r>
           <w:rPr>
@@ -1710,7 +1736,7 @@
             <w:noProof/>
             <w:webHidden/>
           </w:rPr>
-          <w:t>10</w:t>
+          <w:t>11</w:t>
         </w:r>
         <w:r>
           <w:rPr>
@@ -1735,7 +1761,7 @@
           <w:sz w:val="22"/>
         </w:rPr>
       </w:pPr>
-      <w:hyperlink w:anchor="_Toc227945702" w:history="1">
+      <w:hyperlink w:anchor="_Toc228349737" w:history="1">
         <w:r>
           <w:rPr>
             <w:rStyle w:val="a9"/>
@@ -1781,7 +1807,7 @@
             <w:noProof/>
             <w:webHidden/>
           </w:rPr>
-          <w:instrText>PAGEREF _Toc227945702 \h</w:instrText>
+          <w:instrText>PAGEREF _Toc228349737 \h</w:instrText>
         </w:r>
         <w:r>
           <w:rPr>
@@ -1811,7 +1837,7 @@
             <w:noProof/>
             <w:webHidden/>
           </w:rPr>
-          <w:t>10</w:t>
+          <w:t>12</w:t>
         </w:r>
         <w:r>
           <w:rPr>
@@ -1836,7 +1862,7 @@
           <w:sz w:val="22"/>
         </w:rPr>
       </w:pPr>
-      <w:hyperlink w:anchor="_Toc227945703" w:history="1">
+      <w:hyperlink w:anchor="_Toc228349738" w:history="1">
         <w:r>
           <w:rPr>
             <w:rStyle w:val="a9"/>
@@ -1882,7 +1908,7 @@
             <w:noProof/>
             <w:webHidden/>
           </w:rPr>
-          <w:instrText>PAGEREF _Toc227945703 \h</w:instrText>
+          <w:instrText>PAGEREF _Toc228349738 \h</w:instrText>
         </w:r>
         <w:r>
           <w:rPr>
@@ -1912,7 +1938,7 @@
             <w:noProof/>
             <w:webHidden/>
           </w:rPr>
-          <w:t>11</w:t>
+          <w:t>12</w:t>
         </w:r>
         <w:r>
           <w:rPr>
@@ -1937,7 +1963,7 @@
           <w:sz w:val="22"/>
         </w:rPr>
       </w:pPr>
-      <w:hyperlink w:anchor="_Toc227945704" w:history="1">
+      <w:hyperlink w:anchor="_Toc228349739" w:history="1">
         <w:r>
           <w:rPr>
             <w:rStyle w:val="a9"/>
@@ -1999,7 +2025,7 @@
             <w:noProof/>
             <w:webHidden/>
           </w:rPr>
-          <w:instrText>PAGEREF _Toc227945704 \h</w:instrText>
+          <w:instrText>PAGEREF _Toc228349739 \h</w:instrText>
         </w:r>
         <w:r>
           <w:rPr>
@@ -2029,7 +2055,7 @@
             <w:noProof/>
             <w:webHidden/>
           </w:rPr>
-          <w:t>11</w:t>
+          <w:t>13</w:t>
         </w:r>
         <w:r>
           <w:rPr>
@@ -2054,7 +2080,7 @@
           <w:sz w:val="22"/>
         </w:rPr>
       </w:pPr>
-      <w:hyperlink w:anchor="_Toc227945705" w:history="1">
+      <w:hyperlink w:anchor="_Toc228349740" w:history="1">
         <w:r>
           <w:rPr>
             <w:rStyle w:val="a9"/>
@@ -2100,7 +2126,7 @@
             <w:noProof/>
             <w:webHidden/>
           </w:rPr>
-          <w:instrText>PAGEREF _Toc227945705 \h</w:instrText>
+          <w:instrText>PAGEREF _Toc228349740 \h</w:instrText>
         </w:r>
         <w:r>
           <w:rPr>
@@ -2130,7 +2156,7 @@
             <w:noProof/>
             <w:webHidden/>
           </w:rPr>
-          <w:t>12</w:t>
+          <w:t>13</w:t>
         </w:r>
         <w:r>
           <w:rPr>
@@ -2155,7 +2181,7 @@
           <w:sz w:val="22"/>
         </w:rPr>
       </w:pPr>
-      <w:hyperlink w:anchor="_Toc227945706" w:history="1">
+      <w:hyperlink w:anchor="_Toc228349741" w:history="1">
         <w:r>
           <w:rPr>
             <w:rStyle w:val="a9"/>
@@ -2201,7 +2227,7 @@
             <w:noProof/>
             <w:webHidden/>
           </w:rPr>
-          <w:instrText>PAGEREF _Toc227945706 \h</w:instrText>
+          <w:instrText>PAGEREF _Toc228349741 \h</w:instrText>
         </w:r>
         <w:r>
           <w:rPr>
@@ -2231,7 +2257,7 @@
             <w:noProof/>
             <w:webHidden/>
           </w:rPr>
-          <w:t>12</w:t>
+          <w:t>13</w:t>
         </w:r>
         <w:r>
           <w:rPr>
@@ -2256,7 +2282,7 @@
           <w:sz w:val="22"/>
         </w:rPr>
       </w:pPr>
-      <w:hyperlink w:anchor="_Toc227945707" w:history="1">
+      <w:hyperlink w:anchor="_Toc228349742" w:history="1">
         <w:r>
           <w:rPr>
             <w:rStyle w:val="a9"/>
@@ -2302,7 +2328,7 @@
             <w:noProof/>
             <w:webHidden/>
           </w:rPr>
-          <w:instrText>PAGEREF _Toc227945707 \h</w:instrText>
+          <w:instrText>PAGEREF _Toc228349742 \h</w:instrText>
         </w:r>
         <w:r>
           <w:rPr>
@@ -2332,7 +2358,7 @@
             <w:noProof/>
             <w:webHidden/>
           </w:rPr>
-          <w:t>12</w:t>
+          <w:t>14</w:t>
         </w:r>
         <w:r>
           <w:rPr>
@@ -2360,7 +2386,7 @@
           <w:szCs w:val="24"/>
         </w:rPr>
       </w:pPr>
-      <w:hyperlink w:anchor="_Toc227945708" w:history="1">
+      <w:hyperlink w:anchor="_Toc228349743" w:history="1">
         <w:r>
           <w:rPr>
             <w:rStyle w:val="a9"/>
@@ -2406,7 +2432,7 @@
             <w:noProof/>
             <w:webHidden/>
           </w:rPr>
-          <w:instrText>PAGEREF _Toc227945708 \h</w:instrText>
+          <w:instrText>PAGEREF _Toc228349743 \h</w:instrText>
         </w:r>
         <w:r>
           <w:rPr>
@@ -2436,7 +2462,7 @@
             <w:noProof/>
             <w:webHidden/>
           </w:rPr>
-          <w:t>13</w:t>
+          <w:t>15</w:t>
         </w:r>
         <w:r>
           <w:rPr>
@@ -2461,7 +2487,7 @@
           <w:sz w:val="22"/>
         </w:rPr>
       </w:pPr>
-      <w:hyperlink w:anchor="_Toc227945709" w:history="1">
+      <w:hyperlink w:anchor="_Toc228349744" w:history="1">
         <w:r>
           <w:rPr>
             <w:rStyle w:val="a9"/>
@@ -2507,7 +2533,7 @@
             <w:noProof/>
             <w:webHidden/>
           </w:rPr>
-          <w:instrText>PAGEREF _Toc227945709 \h</w:instrText>
+          <w:instrText>PAGEREF _Toc228349744 \h</w:instrText>
         </w:r>
         <w:r>
           <w:rPr>
@@ -2537,7 +2563,7 @@
             <w:noProof/>
             <w:webHidden/>
           </w:rPr>
-          <w:t>13</w:t>
+          <w:t>15</w:t>
         </w:r>
         <w:r>
           <w:rPr>
@@ -2562,7 +2588,7 @@
           <w:sz w:val="22"/>
         </w:rPr>
       </w:pPr>
-      <w:hyperlink w:anchor="_Toc227945710" w:history="1">
+      <w:hyperlink w:anchor="_Toc228349745" w:history="1">
         <w:r>
           <w:rPr>
             <w:rStyle w:val="a9"/>
@@ -2608,7 +2634,7 @@
             <w:noProof/>
             <w:webHidden/>
           </w:rPr>
-          <w:instrText>PAGEREF _Toc227945710 \h</w:instrText>
+          <w:instrText>PAGEREF _Toc228349745 \h</w:instrText>
         </w:r>
         <w:r>
           <w:rPr>
@@ -2638,7 +2664,7 @@
             <w:noProof/>
             <w:webHidden/>
           </w:rPr>
-          <w:t>13</w:t>
+          <w:t>15</w:t>
         </w:r>
         <w:r>
           <w:rPr>
@@ -2663,7 +2689,7 @@
           <w:sz w:val="22"/>
         </w:rPr>
       </w:pPr>
-      <w:hyperlink w:anchor="_Toc227945711" w:history="1">
+      <w:hyperlink w:anchor="_Toc228349746" w:history="1">
         <w:r>
           <w:rPr>
             <w:rStyle w:val="a9"/>
@@ -2709,7 +2735,7 @@
             <w:noProof/>
             <w:webHidden/>
           </w:rPr>
-          <w:instrText>PAGEREF _Toc227945711 \h</w:instrText>
+          <w:instrText>PAGEREF _Toc228349746 \h</w:instrText>
         </w:r>
         <w:r>
           <w:rPr>
@@ -2739,7 +2765,7 @@
             <w:noProof/>
             <w:webHidden/>
           </w:rPr>
-          <w:t>13</w:t>
+          <w:t>15</w:t>
         </w:r>
         <w:r>
           <w:rPr>
@@ -2764,7 +2790,7 @@
           <w:sz w:val="22"/>
         </w:rPr>
       </w:pPr>
-      <w:hyperlink w:anchor="_Toc227945712" w:history="1">
+      <w:hyperlink w:anchor="_Toc228349747" w:history="1">
         <w:r>
           <w:rPr>
             <w:rStyle w:val="a9"/>
@@ -2810,7 +2836,7 @@
             <w:noProof/>
             <w:webHidden/>
           </w:rPr>
-          <w:instrText>PAGEREF _Toc227945712 \h</w:instrText>
+          <w:instrText>PAGEREF _Toc228349747 \h</w:instrText>
         </w:r>
         <w:r>
           <w:rPr>
@@ -2840,7 +2866,7 @@
             <w:noProof/>
             <w:webHidden/>
           </w:rPr>
-          <w:t>13</w:t>
+          <w:t>15</w:t>
         </w:r>
         <w:r>
           <w:rPr>
@@ -2865,7 +2891,7 @@
           <w:sz w:val="22"/>
         </w:rPr>
       </w:pPr>
-      <w:hyperlink w:anchor="_Toc227945713" w:history="1">
+      <w:hyperlink w:anchor="_Toc228349748" w:history="1">
         <w:r>
           <w:rPr>
             <w:rStyle w:val="a9"/>
@@ -2911,7 +2937,7 @@
             <w:noProof/>
             <w:webHidden/>
           </w:rPr>
-          <w:instrText>PAGEREF _Toc227945713 \h</w:instrText>
+          <w:instrText>PAGEREF _Toc228349748 \h</w:instrText>
         </w:r>
         <w:r>
           <w:rPr>
@@ -2941,7 +2967,7 @@
             <w:noProof/>
             <w:webHidden/>
           </w:rPr>
-          <w:t>13</w:t>
+          <w:t>15</w:t>
         </w:r>
         <w:r>
           <w:rPr>
@@ -2966,7 +2992,7 @@
           <w:sz w:val="22"/>
         </w:rPr>
       </w:pPr>
-      <w:hyperlink w:anchor="_Toc227945714" w:history="1">
+      <w:hyperlink w:anchor="_Toc228349749" w:history="1">
         <w:r>
           <w:rPr>
             <w:rStyle w:val="a9"/>
@@ -3012,7 +3038,7 @@
             <w:noProof/>
             <w:webHidden/>
           </w:rPr>
-          <w:instrText>PAGEREF _Toc227945714 \h</w:instrText>
+          <w:instrText>PAGEREF _Toc228349749 \h</w:instrText>
         </w:r>
         <w:r>
           <w:rPr>
@@ -3042,7 +3068,7 @@
             <w:noProof/>
             <w:webHidden/>
           </w:rPr>
-          <w:t>13</w:t>
+          <w:t>16</w:t>
         </w:r>
         <w:r>
           <w:rPr>
@@ -3067,7 +3093,7 @@
           <w:sz w:val="22"/>
         </w:rPr>
       </w:pPr>
-      <w:hyperlink w:anchor="_Toc227945715" w:history="1">
+      <w:hyperlink w:anchor="_Toc228349750" w:history="1">
         <w:r>
           <w:rPr>
             <w:rStyle w:val="a9"/>
@@ -3113,7 +3139,7 @@
             <w:noProof/>
             <w:webHidden/>
           </w:rPr>
-          <w:instrText>PAGEREF _Toc227945715 \h</w:instrText>
+          <w:instrText>PAGEREF _Toc228349750 \h</w:instrText>
         </w:r>
         <w:r>
           <w:rPr>
@@ -3143,7 +3169,7 @@
             <w:noProof/>
             <w:webHidden/>
           </w:rPr>
-          <w:t>14</w:t>
+          <w:t>16</w:t>
         </w:r>
         <w:r>
           <w:rPr>
@@ -3171,7 +3197,7 @@
           <w:szCs w:val="24"/>
         </w:rPr>
       </w:pPr>
-      <w:hyperlink w:anchor="_Toc227945716" w:history="1">
+      <w:hyperlink w:anchor="_Toc228349751" w:history="1">
         <w:r>
           <w:rPr>
             <w:rStyle w:val="a9"/>
@@ -3217,7 +3243,7 @@
             <w:noProof/>
             <w:webHidden/>
           </w:rPr>
-          <w:instrText>PAGEREF _Toc227945716 \h</w:instrText>
+          <w:instrText>PAGEREF _Toc228349751 \h</w:instrText>
         </w:r>
         <w:r>
           <w:rPr>
@@ -3247,7 +3273,7 @@
             <w:noProof/>
             <w:webHidden/>
           </w:rPr>
-          <w:t>15</w:t>
+          <w:t>17</w:t>
         </w:r>
         <w:r>
           <w:rPr>
@@ -3272,7 +3298,7 @@
           <w:sz w:val="22"/>
         </w:rPr>
       </w:pPr>
-      <w:hyperlink w:anchor="_Toc227945717" w:history="1">
+      <w:hyperlink w:anchor="_Toc228349752" w:history="1">
         <w:r>
           <w:rPr>
             <w:rStyle w:val="a9"/>
@@ -3318,7 +3344,7 @@
             <w:noProof/>
             <w:webHidden/>
           </w:rPr>
-          <w:instrText>PAGEREF _Toc227945717 \h</w:instrText>
+          <w:instrText>PAGEREF _Toc228349752 \h</w:instrText>
         </w:r>
         <w:r>
           <w:rPr>
@@ -3348,7 +3374,7 @@
             <w:noProof/>
             <w:webHidden/>
           </w:rPr>
-          <w:t>15</w:t>
+          <w:t>17</w:t>
         </w:r>
         <w:r>
           <w:rPr>
@@ -3373,7 +3399,7 @@
           <w:sz w:val="22"/>
         </w:rPr>
       </w:pPr>
-      <w:hyperlink w:anchor="_Toc227945718" w:history="1">
+      <w:hyperlink w:anchor="_Toc228349753" w:history="1">
         <w:r>
           <w:rPr>
             <w:rStyle w:val="a9"/>
@@ -3419,7 +3445,7 @@
             <w:noProof/>
             <w:webHidden/>
           </w:rPr>
-          <w:instrText>PAGEREF _Toc227945718 \h</w:instrText>
+          <w:instrText>PAGEREF _Toc228349753 \h</w:instrText>
         </w:r>
         <w:r>
           <w:rPr>
@@ -3449,7 +3475,7 @@
             <w:noProof/>
             <w:webHidden/>
           </w:rPr>
-          <w:t>15</w:t>
+          <w:t>17</w:t>
         </w:r>
         <w:r>
           <w:rPr>
@@ -3474,7 +3500,7 @@
           <w:sz w:val="22"/>
         </w:rPr>
       </w:pPr>
-      <w:hyperlink w:anchor="_Toc227945719" w:history="1">
+      <w:hyperlink w:anchor="_Toc228349754" w:history="1">
         <w:r>
           <w:rPr>
             <w:rStyle w:val="a9"/>
@@ -3520,7 +3546,7 @@
             <w:noProof/>
             <w:webHidden/>
           </w:rPr>
-          <w:instrText>PAGEREF _Toc227945719 \h</w:instrText>
+          <w:instrText>PAGEREF _Toc228349754 \h</w:instrText>
         </w:r>
         <w:r>
           <w:rPr>
@@ -3550,7 +3576,7 @@
             <w:noProof/>
             <w:webHidden/>
           </w:rPr>
-          <w:t>15</w:t>
+          <w:t>17</w:t>
         </w:r>
         <w:r>
           <w:rPr>
@@ -3575,7 +3601,7 @@
           <w:sz w:val="22"/>
         </w:rPr>
       </w:pPr>
-      <w:hyperlink w:anchor="_Toc227945720" w:history="1">
+      <w:hyperlink w:anchor="_Toc228349755" w:history="1">
         <w:r>
           <w:rPr>
             <w:rStyle w:val="a9"/>
@@ -3621,7 +3647,7 @@
             <w:noProof/>
             <w:webHidden/>
           </w:rPr>
-          <w:instrText>PAGEREF _Toc227945720 \h</w:instrText>
+          <w:instrText>PAGEREF _Toc228349755 \h</w:instrText>
         </w:r>
         <w:r>
           <w:rPr>
@@ -3651,7 +3677,7 @@
             <w:noProof/>
             <w:webHidden/>
           </w:rPr>
-          <w:t>15</w:t>
+          <w:t>17</w:t>
         </w:r>
         <w:r>
           <w:rPr>
@@ -3676,7 +3702,7 @@
           <w:sz w:val="22"/>
         </w:rPr>
       </w:pPr>
-      <w:hyperlink w:anchor="_Toc227945721" w:history="1">
+      <w:hyperlink w:anchor="_Toc228349756" w:history="1">
         <w:r>
           <w:rPr>
             <w:rStyle w:val="a9"/>
@@ -3722,7 +3748,7 @@
             <w:noProof/>
             <w:webHidden/>
           </w:rPr>
-          <w:instrText>PAGEREF _Toc227945721 \h</w:instrText>
+          <w:instrText>PAGEREF _Toc228349756 \h</w:instrText>
         </w:r>
         <w:r>
           <w:rPr>
@@ -3752,7 +3778,7 @@
             <w:noProof/>
             <w:webHidden/>
           </w:rPr>
-          <w:t>16</w:t>
+          <w:t>18</w:t>
         </w:r>
         <w:r>
           <w:rPr>
@@ -3777,7 +3803,7 @@
           <w:sz w:val="22"/>
         </w:rPr>
       </w:pPr>
-      <w:hyperlink w:anchor="_Toc227945722" w:history="1">
+      <w:hyperlink w:anchor="_Toc228349757" w:history="1">
         <w:r>
           <w:rPr>
             <w:rStyle w:val="a9"/>
@@ -3823,7 +3849,7 @@
             <w:noProof/>
             <w:webHidden/>
           </w:rPr>
-          <w:instrText>PAGEREF _Toc227945722 \h</w:instrText>
+          <w:instrText>PAGEREF _Toc228349757 \h</w:instrText>
         </w:r>
         <w:r>
           <w:rPr>
@@ -3853,7 +3879,7 @@
             <w:noProof/>
             <w:webHidden/>
           </w:rPr>
-          <w:t>16</w:t>
+          <w:t>18</w:t>
         </w:r>
         <w:r>
           <w:rPr>
@@ -3878,7 +3904,7 @@
           <w:sz w:val="22"/>
         </w:rPr>
       </w:pPr>
-      <w:hyperlink w:anchor="_Toc227945723" w:history="1">
+      <w:hyperlink w:anchor="_Toc228349758" w:history="1">
         <w:r>
           <w:rPr>
             <w:rStyle w:val="a9"/>
@@ -3924,7 +3950,7 @@
             <w:noProof/>
             <w:webHidden/>
           </w:rPr>
-          <w:instrText>PAGEREF _Toc227945723 \h</w:instrText>
+          <w:instrText>PAGEREF _Toc228349758 \h</w:instrText>
         </w:r>
         <w:r>
           <w:rPr>
@@ -3954,7 +3980,7 @@
             <w:noProof/>
             <w:webHidden/>
           </w:rPr>
-          <w:t>16</w:t>
+          <w:t>18</w:t>
         </w:r>
         <w:r>
           <w:rPr>
@@ -3982,7 +4008,7 @@
           <w:szCs w:val="24"/>
         </w:rPr>
       </w:pPr>
-      <w:hyperlink w:anchor="_Toc227945724" w:history="1">
+      <w:hyperlink w:anchor="_Toc228349759" w:history="1">
         <w:r>
           <w:rPr>
             <w:rStyle w:val="a9"/>
@@ -4028,7 +4054,7 @@
             <w:noProof/>
             <w:webHidden/>
           </w:rPr>
-          <w:instrText>PAGEREF _Toc227945724 \h</w:instrText>
+          <w:instrText>PAGEREF _Toc228349759 \h</w:instrText>
         </w:r>
         <w:r>
           <w:rPr>
@@ -4058,7 +4084,7 @@
             <w:noProof/>
             <w:webHidden/>
           </w:rPr>
-          <w:t>17</w:t>
+          <w:t>19</w:t>
         </w:r>
         <w:r>
           <w:rPr>
@@ -4083,7 +4109,7 @@
           <w:sz w:val="22"/>
         </w:rPr>
       </w:pPr>
-      <w:hyperlink w:anchor="_Toc227945725" w:history="1">
+      <w:hyperlink w:anchor="_Toc228349760" w:history="1">
         <w:r>
           <w:rPr>
             <w:rStyle w:val="a9"/>
@@ -4129,7 +4155,7 @@
             <w:noProof/>
             <w:webHidden/>
           </w:rPr>
-          <w:instrText>PAGEREF _Toc227945725 \h</w:instrText>
+          <w:instrText>PAGEREF _Toc228349760 \h</w:instrText>
         </w:r>
         <w:r>
           <w:rPr>
@@ -4159,7 +4185,7 @@
             <w:noProof/>
             <w:webHidden/>
           </w:rPr>
-          <w:t>17</w:t>
+          <w:t>19</w:t>
         </w:r>
         <w:r>
           <w:rPr>
@@ -4184,7 +4210,7 @@
           <w:sz w:val="22"/>
         </w:rPr>
       </w:pPr>
-      <w:hyperlink w:anchor="_Toc227945726" w:history="1">
+      <w:hyperlink w:anchor="_Toc228349761" w:history="1">
         <w:r>
           <w:rPr>
             <w:rStyle w:val="a9"/>
@@ -4230,7 +4256,7 @@
             <w:noProof/>
             <w:webHidden/>
           </w:rPr>
-          <w:instrText>PAGEREF _Toc227945726 \h</w:instrText>
+          <w:instrText>PAGEREF _Toc228349761 \h</w:instrText>
         </w:r>
         <w:r>
           <w:rPr>
@@ -4260,7 +4286,7 @@
             <w:noProof/>
             <w:webHidden/>
           </w:rPr>
-          <w:t>17</w:t>
+          <w:t>19</w:t>
         </w:r>
         <w:r>
           <w:rPr>
@@ -4285,7 +4311,7 @@
           <w:sz w:val="22"/>
         </w:rPr>
       </w:pPr>
-      <w:hyperlink w:anchor="_Toc227945727" w:history="1">
+      <w:hyperlink w:anchor="_Toc228349762" w:history="1">
         <w:r>
           <w:rPr>
             <w:rStyle w:val="a9"/>
@@ -4331,7 +4357,7 @@
             <w:noProof/>
             <w:webHidden/>
           </w:rPr>
-          <w:instrText>PAGEREF _Toc227945727 \h</w:instrText>
+          <w:instrText>PAGEREF _Toc228349762 \h</w:instrText>
         </w:r>
         <w:r>
           <w:rPr>
@@ -4361,7 +4387,7 @@
             <w:noProof/>
             <w:webHidden/>
           </w:rPr>
-          <w:t>18</w:t>
+          <w:t>20</w:t>
         </w:r>
         <w:r>
           <w:rPr>
@@ -4386,7 +4412,7 @@
           <w:sz w:val="22"/>
         </w:rPr>
       </w:pPr>
-      <w:hyperlink w:anchor="_Toc227945728" w:history="1">
+      <w:hyperlink w:anchor="_Toc228349763" w:history="1">
         <w:r>
           <w:rPr>
             <w:rStyle w:val="a9"/>
@@ -4432,7 +4458,7 @@
             <w:noProof/>
             <w:webHidden/>
           </w:rPr>
-          <w:instrText>PAGEREF _Toc227945728 \h</w:instrText>
+          <w:instrText>PAGEREF _Toc228349763 \h</w:instrText>
         </w:r>
         <w:r>
           <w:rPr>
@@ -4462,7 +4488,7 @@
             <w:noProof/>
             <w:webHidden/>
           </w:rPr>
-          <w:t>18</w:t>
+          <w:t>20</w:t>
         </w:r>
         <w:r>
           <w:rPr>
@@ -4487,7 +4513,7 @@
           <w:sz w:val="22"/>
         </w:rPr>
       </w:pPr>
-      <w:hyperlink w:anchor="_Toc227945729" w:history="1">
+      <w:hyperlink w:anchor="_Toc228349764" w:history="1">
         <w:r>
           <w:rPr>
             <w:rStyle w:val="a9"/>
@@ -4502,7 +4528,7 @@
             <w:rFonts w:hint="eastAsia"/>
             <w:noProof/>
           </w:rPr>
-          <w:t>实验结果的研究启示</w:t>
+          <w:t>两阶段联合训练结果</w:t>
         </w:r>
         <w:r>
           <w:rPr>
@@ -4533,7 +4559,7 @@
             <w:noProof/>
             <w:webHidden/>
           </w:rPr>
-          <w:instrText>PAGEREF _Toc227945729 \h</w:instrText>
+          <w:instrText>PAGEREF _Toc228349764 \h</w:instrText>
         </w:r>
         <w:r>
           <w:rPr>
@@ -4563,7 +4589,7 @@
             <w:noProof/>
             <w:webHidden/>
           </w:rPr>
-          <w:t>19</w:t>
+          <w:t>21</w:t>
         </w:r>
         <w:r>
           <w:rPr>
@@ -4588,7 +4614,7 @@
           <w:sz w:val="22"/>
         </w:rPr>
       </w:pPr>
-      <w:hyperlink w:anchor="_Toc227945730" w:history="1">
+      <w:hyperlink w:anchor="_Toc228349765" w:history="1">
         <w:r>
           <w:rPr>
             <w:rStyle w:val="a9"/>
@@ -4603,7 +4629,7 @@
             <w:rFonts w:hint="eastAsia"/>
             <w:noProof/>
           </w:rPr>
-          <w:t>实验结果的局限性分析</w:t>
+          <w:t>联合训练结果与研究启示</w:t>
         </w:r>
         <w:r>
           <w:rPr>
@@ -4634,7 +4660,7 @@
             <w:noProof/>
             <w:webHidden/>
           </w:rPr>
-          <w:instrText>PAGEREF _Toc227945730 \h</w:instrText>
+          <w:instrText>PAGEREF _Toc228349765 \h</w:instrText>
         </w:r>
         <w:r>
           <w:rPr>
@@ -4664,7 +4690,7 @@
             <w:noProof/>
             <w:webHidden/>
           </w:rPr>
-          <w:t>21</w:t>
+          <w:t>23</w:t>
         </w:r>
         <w:r>
           <w:rPr>
@@ -4689,7 +4715,7 @@
           <w:sz w:val="22"/>
         </w:rPr>
       </w:pPr>
-      <w:hyperlink w:anchor="_Toc227945731" w:history="1">
+      <w:hyperlink w:anchor="_Toc228349766" w:history="1">
         <w:r>
           <w:rPr>
             <w:rStyle w:val="a9"/>
@@ -4704,6 +4730,107 @@
             <w:rFonts w:hint="eastAsia"/>
             <w:noProof/>
           </w:rPr>
+          <w:t>实验结果的局限性分析</w:t>
+        </w:r>
+        <w:r>
+          <w:rPr>
+            <w:rFonts w:hint="eastAsia"/>
+            <w:noProof/>
+            <w:webHidden/>
+          </w:rPr>
+          <w:tab/>
+        </w:r>
+        <w:r>
+          <w:rPr>
+            <w:rFonts w:hint="eastAsia"/>
+            <w:noProof/>
+            <w:webHidden/>
+          </w:rPr>
+          <w:fldChar w:fldCharType="begin"/>
+        </w:r>
+        <w:r>
+          <w:rPr>
+            <w:rFonts w:hint="eastAsia"/>
+            <w:noProof/>
+            <w:webHidden/>
+          </w:rPr>
+          <w:instrText xml:space="preserve"> </w:instrText>
+        </w:r>
+        <w:r>
+          <w:rPr>
+            <w:noProof/>
+            <w:webHidden/>
+          </w:rPr>
+          <w:instrText>PAGEREF _Toc228349766 \h</w:instrText>
+        </w:r>
+        <w:r>
+          <w:rPr>
+            <w:rFonts w:hint="eastAsia"/>
+            <w:noProof/>
+            <w:webHidden/>
+          </w:rPr>
+          <w:instrText xml:space="preserve"> </w:instrText>
+        </w:r>
+        <w:r>
+          <w:rPr>
+            <w:rFonts w:hint="eastAsia"/>
+            <w:noProof/>
+            <w:webHidden/>
+          </w:rPr>
+        </w:r>
+        <w:r>
+          <w:rPr>
+            <w:rFonts w:hint="eastAsia"/>
+            <w:noProof/>
+            <w:webHidden/>
+          </w:rPr>
+          <w:fldChar w:fldCharType="separate"/>
+        </w:r>
+        <w:r>
+          <w:rPr>
+            <w:noProof/>
+            <w:webHidden/>
+          </w:rPr>
+          <w:t>25</w:t>
+        </w:r>
+        <w:r>
+          <w:rPr>
+            <w:rFonts w:hint="eastAsia"/>
+            <w:noProof/>
+            <w:webHidden/>
+          </w:rPr>
+          <w:fldChar w:fldCharType="end"/>
+        </w:r>
+      </w:hyperlink>
+    </w:p>
+    <w:p>
+      <w:pPr>
+        <w:pStyle w:val="TOC2"/>
+        <w:tabs>
+          <w:tab w:val="right" w:leader="dot" w:pos="9061"/>
+        </w:tabs>
+        <w:rPr>
+          <w:rFonts w:ascii="等线" w:eastAsia="等线" w:hAnsi="等线" w:hint="eastAsia"/>
+          <w:smallCaps w:val="0"/>
+          <w:noProof/>
+          <w:sz w:val="22"/>
+        </w:rPr>
+      </w:pPr>
+      <w:hyperlink w:anchor="_Toc228349767" w:history="1">
+        <w:r>
+          <w:rPr>
+            <w:rStyle w:val="a9"/>
+            <w:rFonts w:hint="eastAsia"/>
+            <w:noProof/>
+          </w:rPr>
+          <w:t xml:space="preserve">5.8 </w:t>
+        </w:r>
+        <w:r>
+          <w:rPr>
+            <w:rStyle w:val="a9"/>
+            <w:rFonts w:hint="eastAsia"/>
+            <w:noProof/>
+          </w:rPr>
           <w:t>实验进展总结</w:t>
         </w:r>
         <w:r>
@@ -4735,7 +4862,7 @@
             <w:noProof/>
             <w:webHidden/>
           </w:rPr>
-          <w:instrText>PAGEREF _Toc227945731 \h</w:instrText>
+          <w:instrText>PAGEREF _Toc228349767 \h</w:instrText>
         </w:r>
         <w:r>
           <w:rPr>
@@ -4765,7 +4892,7 @@
             <w:noProof/>
             <w:webHidden/>
           </w:rPr>
-          <w:t>22</w:t>
+          <w:t>26</w:t>
         </w:r>
         <w:r>
           <w:rPr>
@@ -4793,7 +4920,7 @@
           <w:szCs w:val="24"/>
         </w:rPr>
       </w:pPr>
-      <w:hyperlink w:anchor="_Toc227945732" w:history="1">
+      <w:hyperlink w:anchor="_Toc228349768" w:history="1">
         <w:r>
           <w:rPr>
             <w:rStyle w:val="a9"/>
@@ -4808,7 +4935,7 @@
             <w:rFonts w:hint="eastAsia"/>
             <w:noProof/>
           </w:rPr>
-          <w:t>改进思路与研究计划</w:t>
+          <w:t>改进思路与后续展望</w:t>
         </w:r>
         <w:r>
           <w:rPr>
@@ -4839,7 +4966,7 @@
             <w:noProof/>
             <w:webHidden/>
           </w:rPr>
-          <w:instrText>PAGEREF _Toc227945732 \h</w:instrText>
+          <w:instrText>PAGEREF _Toc228349768 \h</w:instrText>
         </w:r>
         <w:r>
           <w:rPr>
@@ -4869,7 +4996,7 @@
             <w:noProof/>
             <w:webHidden/>
           </w:rPr>
-          <w:t>23</w:t>
+          <w:t>27</w:t>
         </w:r>
         <w:r>
           <w:rPr>
@@ -4894,7 +5021,7 @@
           <w:sz w:val="22"/>
         </w:rPr>
       </w:pPr>
-      <w:hyperlink w:anchor="_Toc227945733" w:history="1">
+      <w:hyperlink w:anchor="_Toc228349769" w:history="1">
         <w:r>
           <w:rPr>
             <w:rStyle w:val="a9"/>
@@ -4940,7 +5067,7 @@
             <w:noProof/>
             <w:webHidden/>
           </w:rPr>
-          <w:instrText>PAGEREF _Toc227945733 \h</w:instrText>
+          <w:instrText>PAGEREF _Toc228349769 \h</w:instrText>
         </w:r>
         <w:r>
           <w:rPr>
@@ -4970,7 +5097,7 @@
             <w:noProof/>
             <w:webHidden/>
           </w:rPr>
-          <w:t>23</w:t>
+          <w:t>27</w:t>
         </w:r>
         <w:r>
           <w:rPr>
@@ -4995,7 +5122,7 @@
           <w:sz w:val="22"/>
         </w:rPr>
       </w:pPr>
-      <w:hyperlink w:anchor="_Toc227945734" w:history="1">
+      <w:hyperlink w:anchor="_Toc228349770" w:history="1">
         <w:r>
           <w:rPr>
             <w:rStyle w:val="a9"/>
@@ -5041,7 +5168,7 @@
             <w:noProof/>
             <w:webHidden/>
           </w:rPr>
-          <w:instrText>PAGEREF _Toc227945734 \h</w:instrText>
+          <w:instrText>PAGEREF _Toc228349770 \h</w:instrText>
         </w:r>
         <w:r>
           <w:rPr>
@@ -5071,7 +5198,7 @@
             <w:noProof/>
             <w:webHidden/>
           </w:rPr>
-          <w:t>23</w:t>
+          <w:t>27</w:t>
         </w:r>
         <w:r>
           <w:rPr>
@@ -5096,7 +5223,7 @@
           <w:sz w:val="22"/>
         </w:rPr>
       </w:pPr>
-      <w:hyperlink w:anchor="_Toc227945735" w:history="1">
+      <w:hyperlink w:anchor="_Toc228349771" w:history="1">
         <w:r>
           <w:rPr>
             <w:rStyle w:val="a9"/>
@@ -5142,7 +5269,7 @@
             <w:noProof/>
             <w:webHidden/>
           </w:rPr>
-          <w:instrText>PAGEREF _Toc227945735 \h</w:instrText>
+          <w:instrText>PAGEREF _Toc228349771 \h</w:instrText>
         </w:r>
         <w:r>
           <w:rPr>
@@ -5172,7 +5299,7 @@
             <w:noProof/>
             <w:webHidden/>
           </w:rPr>
-          <w:t>23</w:t>
+          <w:t>27</w:t>
         </w:r>
         <w:r>
           <w:rPr>
@@ -5197,7 +5324,7 @@
           <w:sz w:val="22"/>
         </w:rPr>
       </w:pPr>
-      <w:hyperlink w:anchor="_Toc227945736" w:history="1">
+      <w:hyperlink w:anchor="_Toc228349772" w:history="1">
         <w:r>
           <w:rPr>
             <w:rStyle w:val="a9"/>
@@ -5243,7 +5370,7 @@
             <w:noProof/>
             <w:webHidden/>
           </w:rPr>
-          <w:instrText>PAGEREF _Toc227945736 \h</w:instrText>
+          <w:instrText>PAGEREF _Toc228349772 \h</w:instrText>
         </w:r>
         <w:r>
           <w:rPr>
@@ -5273,7 +5400,7 @@
             <w:noProof/>
             <w:webHidden/>
           </w:rPr>
-          <w:t>23</w:t>
+          <w:t>28</w:t>
         </w:r>
         <w:r>
           <w:rPr>
@@ -5298,7 +5425,7 @@
           <w:sz w:val="22"/>
         </w:rPr>
       </w:pPr>
-      <w:hyperlink w:anchor="_Toc227945737" w:history="1">
+      <w:hyperlink w:anchor="_Toc228349773" w:history="1">
         <w:r>
           <w:rPr>
             <w:rStyle w:val="a9"/>
@@ -5344,7 +5471,7 @@
             <w:noProof/>
             <w:webHidden/>
           </w:rPr>
-          <w:instrText>PAGEREF _Toc227945737 \h</w:instrText>
+          <w:instrText>PAGEREF _Toc228349773 \h</w:instrText>
         </w:r>
         <w:r>
           <w:rPr>
@@ -5374,7 +5501,7 @@
             <w:noProof/>
             <w:webHidden/>
           </w:rPr>
-          <w:t>23</w:t>
+          <w:t>28</w:t>
         </w:r>
         <w:r>
           <w:rPr>
@@ -5402,7 +5529,7 @@
           <w:szCs w:val="24"/>
         </w:rPr>
       </w:pPr>
-      <w:hyperlink w:anchor="_Toc227945738" w:history="1">
+      <w:hyperlink w:anchor="_Toc228349774" w:history="1">
         <w:r>
           <w:rPr>
             <w:rStyle w:val="a9"/>
@@ -5440,7 +5567,7 @@
             <w:noProof/>
             <w:webHidden/>
           </w:rPr>
-          <w:instrText>PAGEREF _Toc227945738 \h</w:instrText>
+          <w:instrText>PAGEREF _Toc228349774 \h</w:instrText>
         </w:r>
         <w:r>
           <w:rPr>
@@ -5470,7 +5597,7 @@
             <w:noProof/>
             <w:webHidden/>
           </w:rPr>
-          <w:t>24</w:t>
+          <w:t>29</w:t>
         </w:r>
         <w:r>
           <w:rPr>
@@ -5498,7 +5625,7 @@
           <w:szCs w:val="24"/>
         </w:rPr>
       </w:pPr>
-      <w:hyperlink w:anchor="_Toc227945739" w:history="1">
+      <w:hyperlink w:anchor="_Toc228349775" w:history="1">
         <w:r>
           <w:rPr>
             <w:rStyle w:val="a9"/>
@@ -5536,7 +5663,7 @@
             <w:noProof/>
             <w:webHidden/>
           </w:rPr>
-          <w:instrText>PAGEREF _Toc227945739 \h</w:instrText>
+          <w:instrText>PAGEREF _Toc228349775 \h</w:instrText>
         </w:r>
         <w:r>
           <w:rPr>
@@ -5566,7 +5693,7 @@
             <w:noProof/>
             <w:webHidden/>
           </w:rPr>
-          <w:t>25</w:t>
+          <w:t>30</w:t>
         </w:r>
         <w:r>
           <w:rPr>
@@ -5594,7 +5721,7 @@
           <w:szCs w:val="24"/>
         </w:rPr>
       </w:pPr>
-      <w:hyperlink w:anchor="_Toc227945740" w:history="1">
+      <w:hyperlink w:anchor="_Toc228349776" w:history="1">
         <w:r>
           <w:rPr>
             <w:rStyle w:val="a9"/>
@@ -5632,7 +5759,7 @@
             <w:noProof/>
             <w:webHidden/>
           </w:rPr>
-          <w:instrText>PAGEREF _Toc227945740 \h</w:instrText>
+          <w:instrText>PAGEREF _Toc228349776 \h</w:instrText>
         </w:r>
         <w:r>
           <w:rPr>
@@ -5662,7 +5789,7 @@
             <w:noProof/>
             <w:webHidden/>
           </w:rPr>
-          <w:t>26</w:t>
+          <w:t>31</w:t>
         </w:r>
         <w:r>
           <w:rPr>
@@ -5677,12 +5804,8 @@
     <w:p>
       <w:pPr>
         <w:ind w:firstLine="0"/>
-        <w:rPr>
-          <w:rFonts w:hint="eastAsia"/>
-        </w:rPr>
-      </w:pPr>
-      <w:r>
-        <w:lastRenderedPageBreak/>
+      </w:pPr>
+      <w:r>
         <w:fldChar w:fldCharType="end"/>
       </w:r>
     </w:p>
@@ -5692,7 +5815,7 @@
         <w:spacing w:before="0" w:after="0"/>
         <w:ind w:left="0"/>
       </w:pPr>
-      <w:bookmarkStart w:id="0" w:name="_Toc227945692"/>
+      <w:bookmarkStart w:id="0" w:name="_Toc228349727"/>
       <w:r>
         <w:rPr>
           <w:rFonts w:eastAsia="宋体"/>
@@ -5709,7 +5832,7 @@
         <w:spacing w:before="0" w:after="0"/>
         <w:ind w:left="0"/>
       </w:pPr>
-      <w:bookmarkStart w:id="1" w:name="_Toc227945693"/>
+      <w:bookmarkStart w:id="1" w:name="_Toc228349728"/>
       <w:r>
         <w:rPr>
           <w:rFonts w:eastAsia="宋体"/>
@@ -5720,19 +5843,61 @@
       <w:bookmarkEnd w:id="1"/>
     </w:p>
     <w:p>
-      <w:proofErr w:type="gramStart"/>
-      <w:proofErr w:type="gramEnd"/>
-      <w:proofErr w:type="gramStart"/>
-      <w:proofErr w:type="gramEnd"/>
-      <w:r>
-        <w:rPr/>
-        <w:t>近年来，GAN、扩散模型与多模态生成系统持续提升了伪造图像的真实感，图像检测任务已由寻找明显伪迹，转向应对高仿真、跨模型和跨分布场景。随着商业生成工具普及，伪造图像在内容审核、数字取证和信息安全中的风险进一步上升。尤其是在社交媒体传播、自动化内容生产和低成本编辑工具广泛应用的背景下，伪造图像已经不再局限于研究型样本，而是可能直接进入新闻传播、商业宣传、平台审核甚至司法取证链路。也正因为如此，图像检测系统不仅要在静态测试集上取得较高准确率，更要在新生成器出现、分布变化加剧和后处理增强的条件下保持稳定表现。</w:t>
-      </w:r>
-    </w:p>
-    <w:p>
-      <w:r>
-        <w:rPr/>
-        <w:t>与早期 GAN 场景不同，高质量扩散图像在全局结构与局部细节上更加自然，传统依赖纹理异常的检测方法因而明显退化。许多过去有效的低层伪迹，在新一代生成模型中要么被削弱，要么只在局部区域短暂出现，这迫使研究工作从“找破绽”进一步转向“学表示”和“看泛化”。换言之，当前任务真正困难的地方并不只是伪造图像变得更像真实照片，而是判别依据本身正在快速迁移。</w:t>
+      <w:r>
+        <w:t>近年来，</w:t>
+      </w:r>
+      <w:r>
+        <w:t>GAN</w:t>
+      </w:r>
+      <w:r>
+        <w:t>、扩散模型与多模态生成系统持续提升了伪造图像的真实感，图像检测任务已由寻找明显伪迹，转向应对高仿真、跨模型和跨分布场景。随着商业生成工具普及，伪造图像在内容审核、数字取证和信息安全中的风险进一步上升。尤其是在社交媒体传播、自动化内容生产和低成本编辑工具广泛应用的背景下，伪造图像已经不再局限于研究型样本，而是可能直接进入新闻传播、商业宣传、平台审核甚至司法取证链路。也正因为如此，图像检测系统不仅要在静态测试集上取得较高准确率，更要在新生成器出现、分布变化加剧和后处理增强的条件下保持稳定表现。</w:t>
+      </w:r>
+    </w:p>
+    <w:p>
+      <w:r>
+        <w:t>与早期</w:t>
+      </w:r>
+      <w:r>
+        <w:t xml:space="preserve"> GAN </w:t>
+      </w:r>
+      <w:r>
+        <w:t>场景不同，高质量扩散图像在全局结构与局部细节上更加自然，传统依赖纹理异常的检测方法因而明显退化。许多过去有效的低层伪迹，在新一代生成模型中要么被削弱，要么只在局部区域短暂出现，这迫使研究工作从</w:t>
+      </w:r>
+      <w:r>
+        <w:t>“</w:t>
+      </w:r>
+      <w:r>
+        <w:t>找破绽</w:t>
+      </w:r>
+      <w:r>
+        <w:t>”</w:t>
+      </w:r>
+      <w:r>
+        <w:t>进一步转向</w:t>
+      </w:r>
+      <w:r>
+        <w:t>“</w:t>
+      </w:r>
+      <w:r>
+        <w:t>学表示</w:t>
+      </w:r>
+      <w:r>
+        <w:t>”</w:t>
+      </w:r>
+      <w:r>
+        <w:t>和</w:t>
+      </w:r>
+      <w:r>
+        <w:t>“</w:t>
+      </w:r>
+      <w:r>
+        <w:t>看泛化</w:t>
+      </w:r>
+      <w:r>
+        <w:t>”</w:t>
+      </w:r>
+      <w:r>
+        <w:t>。换言之，当前任务真正困难的地方并不只是伪造图像变得更像真实照片，而是判别依据本身正在快速迁移。</w:t>
       </w:r>
     </w:p>
     <w:p>
@@ -5754,15 +5919,7 @@
     </w:p>
     <w:p>
       <w:r>
-        <w:t>因此，围绕未知生成器泛化、</w:t>
-      </w:r>
-      <w:proofErr w:type="gramStart"/>
-      <w:r>
-        <w:t>伪相关</w:t>
-      </w:r>
-      <w:proofErr w:type="gramEnd"/>
-      <w:r>
-        <w:t>抑制和复杂场景解释开展系统比较，具有现实意义和研究价值。</w:t>
+        <w:t>因此，围绕未知生成器泛化、伪相关抑制和复杂场景解释开展系统比较，具有现实意义和研究价值。</w:t>
       </w:r>
     </w:p>
     <w:p>
@@ -5771,7 +5928,7 @@
         <w:spacing w:before="0" w:after="0"/>
         <w:ind w:left="0"/>
       </w:pPr>
-      <w:bookmarkStart w:id="2" w:name="_Toc227945694"/>
+      <w:bookmarkStart w:id="2" w:name="_Toc228349729"/>
       <w:r>
         <w:rPr>
           <w:rFonts w:eastAsia="宋体"/>
@@ -5782,17 +5939,23 @@
       <w:bookmarkEnd w:id="2"/>
     </w:p>
     <w:p>
-      <w:proofErr w:type="gramStart"/>
-      <w:proofErr w:type="gramEnd"/>
-      <w:r>
-        <w:rPr/>
-        <w:t>从理论上看，AI 伪造图像识别不仅是二分类问题，还涉及域泛化、少样本适应、伪相关抑制与可解释分析。统一复现多条技术路线，有助于判断模型究竟学到了什么。若只看单一指标，很容易把闭集高分误当作方法已经足够可靠；但从研究角度看，更关键的是模型在面对新生成器、新压缩方式和不同视觉风格时，是否还能依赖相对稳定的证据做出判断。因此，对多条方法路线进行并列复现和比较，本身就是一种有价值的研究组织方式。</w:t>
-      </w:r>
-    </w:p>
-    <w:p>
-      <w:r>
-        <w:rPr/>
-        <w:t>从应用上看，稳定的检测能力可服务于媒体审核、平台治理、新闻核验和数字取证，因此需要兼顾精度、泛化与鲁棒性。特别是在实际部署条件下，系统经常会遇到来源未知、分辨率不统一、后处理复杂甚至被二次编辑的图像，这些因素都要求检测模型具备比实验室闭集评测更强的适应性。若模型只能在理想化测试协议下工作，那么它在真实场景中的实际价值就会被显著削弱。</w:t>
+      <w:r>
+        <w:t>从理论上看，</w:t>
+      </w:r>
+      <w:r>
+        <w:t xml:space="preserve">AI </w:t>
+      </w:r>
+      <w:r>
+        <w:t>伪造图像识别不仅是二分类问题，还涉及域泛化、少样本适应、伪相关抑制与可解释分析。统一复现多条技术路线，有助于判断模型究竟学到了什么。若只看单一指标，很容易把闭集高分误当作方法已经足够可靠；但从研究角度看，更关键的是模型在面对新生成器、新压缩方式和不同视觉风格时，是否还能依赖相对稳定的证据做出判断。因此，对多条方法路线进行并列复现和比较，本身就是一种有价值的研究组织方式。</w:t>
+      </w:r>
+    </w:p>
+    <w:p>
+      <w:r>
+        <w:t>从应用上看，稳定的检测能力可服务于媒体审核、平台治理、新闻核验和数字取证，</w:t>
+      </w:r>
+      <w:r>
+        <w:lastRenderedPageBreak/>
+        <w:t>因此需要兼顾精度、泛化与鲁棒性。特别是在实际部署条件下，系统经常会遇到来源未知、分辨率不统一、后处理复杂甚至被二次编辑的图像，这些因素都要求检测模型具备比实验室闭集评测更强的适应性。若模型只能在理想化测试协议下工作，那么它在真实场景中的实际价值就会被显著削弱。</w:t>
       </w:r>
     </w:p>
     <w:p>
@@ -5801,20 +5964,19 @@
         <w:spacing w:before="0" w:after="0"/>
         <w:ind w:left="0"/>
       </w:pPr>
-      <w:bookmarkStart w:id="3" w:name="_Toc227945695"/>
+      <w:bookmarkStart w:id="3" w:name="_Toc228349730"/>
       <w:r>
         <w:rPr>
           <w:rFonts w:eastAsia="宋体"/>
           <w:sz w:val="24"/>
         </w:rPr>
-        <w:lastRenderedPageBreak/>
         <w:t>研究目标</w:t>
       </w:r>
       <w:bookmarkEnd w:id="3"/>
     </w:p>
     <w:p>
       <w:r>
-        <w:t>本文的目标不是直接提出全新模型，而是基于公开资源完成</w:t>
+        <w:t>本文的目标不是简单堆叠新的网络结构，而是在公开资源条件下完成</w:t>
       </w:r>
       <w:r>
         <w:t xml:space="preserve"> FSD</w:t>
@@ -5832,7 +5994,7 @@
         <w:t xml:space="preserve"> LVLM </w:t>
       </w:r>
       <w:r>
-        <w:t>的代表性基线复现，明确不同方法在相近条件下的能力边界，并据此形成后续改进方向。</w:t>
+        <w:t>的代表性复现与联合验证，明确不同方法在泛化检测、鲁棒判别和语义解释上的能力边界，并进一步检验三类信息能否在同一训练框架中形成可运行的闭环。</w:t>
       </w:r>
     </w:p>
     <w:p>
@@ -5841,7 +6003,7 @@
         <w:spacing w:before="0" w:after="0"/>
         <w:ind w:left="0"/>
       </w:pPr>
-      <w:bookmarkStart w:id="4" w:name="_Toc227945696"/>
+      <w:bookmarkStart w:id="4" w:name="_Toc228349731"/>
       <w:r>
         <w:rPr>
           <w:rFonts w:eastAsia="宋体"/>
@@ -5852,21 +6014,121 @@
       <w:bookmarkEnd w:id="4"/>
     </w:p>
     <w:p>
-      <w:proofErr w:type="spellStart"/>
-      <w:proofErr w:type="spellEnd"/>
-      <w:proofErr w:type="gramStart"/>
-      <w:proofErr w:type="gramEnd"/>
-      <w:r>
-        <w:rPr/>
-        <w:t>围绕这一目标，本文主要完成五项工作：梳理相关研究；搭建 GenImage 最小可运行实验环境；复现 FSD 与 Stay-Positive 结果；整理 ADM 场景下的校准与冲突现象；讨论 LVLM 在复杂样本分析中的作用。具体而言，本文既关注方法层面的定位差异，也关注工程层面的可运行性、结果可复核性与样本级证据是否能够支撑结论，使论文不仅停留在结果罗列上，而是形成较完整的问题分析链条。这样的安排有助于把“能跑通”“能比较”“能解释”三个层面有机衔接起来。</w:t>
-      </w:r>
-    </w:p>
-    <w:p>
-      <w:proofErr w:type="gramStart"/>
-      <w:proofErr w:type="gramEnd"/>
-      <w:r>
-        <w:rPr/>
-        <w:t>研究方法上，本文采用文献分析、代码复现、结果比较和方案设计相结合的方式推进。对于每条技术路线，均先确认其公开资源是否可运行，再据已有结果判断其在本项目中的合理定位，而不是一开始就把所有方法都当作必须完整重训的对象。这样做的原因在于，毕业论文阶段更需要形成清晰、可信、可回溯的研究闭环，而不是在时间有限的条件下盲目扩张实验范围。</w:t>
+      <w:r>
+        <w:t>围绕这一目标，本文主要完成六项工作：梳理</w:t>
+      </w:r>
+      <w:r>
+        <w:t xml:space="preserve"> AI </w:t>
+      </w:r>
+      <w:r>
+        <w:t>伪造图像检测相关研究；搭建</w:t>
+      </w:r>
+      <w:r>
+        <w:t xml:space="preserve"> GenImage </w:t>
+      </w:r>
+      <w:r>
+        <w:t>最小可运行实验环境；复现</w:t>
+      </w:r>
+      <w:r>
+        <w:t xml:space="preserve"> FSD </w:t>
+      </w:r>
+      <w:r>
+        <w:t>与</w:t>
+      </w:r>
+      <w:r>
+        <w:t xml:space="preserve"> Stay-Positive </w:t>
+      </w:r>
+      <w:r>
+        <w:t>代表性结果；整理</w:t>
+      </w:r>
+      <w:r>
+        <w:t xml:space="preserve"> ADM </w:t>
+      </w:r>
+      <w:r>
+        <w:t>场景下的校准、分数分布与样本级冲突现象；构造</w:t>
+      </w:r>
+      <w:r>
+        <w:t xml:space="preserve"> LVLM </w:t>
+      </w:r>
+      <w:r>
+        <w:t>结构化案例分析与弱标签扩展；最后完成两阶段联合训练实验，验证</w:t>
+      </w:r>
+      <w:r>
+        <w:t xml:space="preserve"> Stay-Positive </w:t>
+      </w:r>
+      <w:r>
+        <w:t>分数约束和</w:t>
+      </w:r>
+      <w:r>
+        <w:t xml:space="preserve"> LVLM </w:t>
+      </w:r>
+      <w:r>
+        <w:t>语义标签接入</w:t>
+      </w:r>
+      <w:r>
+        <w:t xml:space="preserve"> FSD </w:t>
+      </w:r>
+      <w:r>
+        <w:t>主干后的实际训练信号与闭集表现。具体而言，本文既关注方法层面的定位差异，也关注工程层面的可运行性、结果可复核性与样本级证据是否能够支撑结论，使论文不只是停留在结果罗列上，而是形成从</w:t>
+      </w:r>
+      <w:r>
+        <w:t>“</w:t>
+      </w:r>
+      <w:r>
+        <w:t>能跑通</w:t>
+      </w:r>
+      <w:r>
+        <w:t>”“</w:t>
+      </w:r>
+      <w:r>
+        <w:t>能比较</w:t>
+      </w:r>
+      <w:r>
+        <w:t>”“</w:t>
+      </w:r>
+      <w:r>
+        <w:t>能解释</w:t>
+      </w:r>
+      <w:r>
+        <w:t>”</w:t>
+      </w:r>
+      <w:r>
+        <w:t>到</w:t>
+      </w:r>
+      <w:r>
+        <w:t>“</w:t>
+      </w:r>
+      <w:r>
+        <w:t>能联合训练</w:t>
+      </w:r>
+      <w:r>
+        <w:t>”</w:t>
+      </w:r>
+      <w:r>
+        <w:t>的完整链条。</w:t>
+      </w:r>
+    </w:p>
+    <w:p>
+      <w:r>
+        <w:t>研究方法上，本文采用文献分析、代码复现、结果比较、样本级统计和最小量化训练相结合的方式推进。对于每条技术路线，均先确认其公开资源是否可运行，再根据已有结果判断其在本项目中的合理定位；在联合训练阶段，则优先采用风险较低、证据更明确的两阶段路线：先验证</w:t>
+      </w:r>
+      <w:r>
+        <w:t xml:space="preserve"> FSD </w:t>
+      </w:r>
+      <w:r>
+        <w:t>与</w:t>
+      </w:r>
+      <w:r>
+        <w:t xml:space="preserve"> Stay-Positive </w:t>
+      </w:r>
+      <w:r>
+        <w:t>的闭集联合训练，再把</w:t>
+      </w:r>
+      <w:r>
+        <w:t xml:space="preserve"> LVLM </w:t>
+      </w:r>
+      <w:r>
+        <w:t>结构化标签接入为轻量辅助监督。这样既避免在时间有限条件下盲目扩大模型规模，也保证最终论文中的结论能够由日志、结果表和样本级证据共同支撑。</w:t>
       </w:r>
     </w:p>
     <w:p>
@@ -5875,7 +6137,7 @@
         <w:spacing w:before="0" w:after="0"/>
         <w:ind w:left="0"/>
       </w:pPr>
-      <w:bookmarkStart w:id="5" w:name="_Toc227945697"/>
+      <w:bookmarkStart w:id="5" w:name="_Toc228349732"/>
       <w:r>
         <w:rPr>
           <w:rFonts w:eastAsia="宋体"/>
@@ -5887,8 +6149,23 @@
     </w:p>
     <w:p>
       <w:r>
-        <w:rPr/>
-        <w:t>本文的特点在于：先做实基线，再讨论改进；以公开代码、公开权重和公开数据作为实验基础；在结果解释上保持保守，不夸大未完成的训练与 LVLM 定量能力。这样的写法虽然不追求“结果看起来最多”，但更符合毕业论文对真实性、可追溯性和边界清晰度的要求，也更有利于后续继续沿着现有结果稳定推进。</w:t>
+        <w:t>本文的特点在于：先做实基线，再讨论改进；以公开代码、公开权重和公开数据作为实验基础；在结果解释上保持保守，不把未显著提升的结果包装成突破；同时又进一</w:t>
+      </w:r>
+      <w:r>
+        <w:lastRenderedPageBreak/>
+        <w:t>步完成了两阶段联合训练，使论文不再只停留在基线复刻层面。尤其是第二阶段最小量化版实验表明，</w:t>
+      </w:r>
+      <w:r>
+        <w:t xml:space="preserve">LVLM </w:t>
+      </w:r>
+      <w:r>
+        <w:t>语义标签已经能够作为辅助监督进入训练计算图，这为后续从纯视觉判别走向视觉</w:t>
+      </w:r>
+      <w:r>
+        <w:t>-</w:t>
+      </w:r>
+      <w:r>
+        <w:t>语义联合检测提供了可复核的起点。</w:t>
       </w:r>
     </w:p>
     <w:p>
@@ -5897,7 +6174,7 @@
         <w:spacing w:before="0" w:after="0"/>
         <w:ind w:left="0"/>
       </w:pPr>
-      <w:bookmarkStart w:id="6" w:name="_Toc227945698"/>
+      <w:bookmarkStart w:id="6" w:name="_Toc228349733"/>
       <w:r>
         <w:rPr>
           <w:rFonts w:eastAsia="宋体"/>
@@ -5909,7 +6186,7 @@
     </w:p>
     <w:p>
       <w:r>
-        <w:t>全文依次讨论研究背景与意义、相关工作、方法定位、实验设计、结果分析、改进思路以及结论。</w:t>
+        <w:t>全文依次讨论研究背景与意义、相关工作、方法定位、实验设计、结果分析、联合训练验证、改进展望以及结论。</w:t>
       </w:r>
     </w:p>
     <w:p>
@@ -5918,7 +6195,7 @@
         <w:spacing w:before="0" w:after="0"/>
         <w:ind w:left="0"/>
       </w:pPr>
-      <w:bookmarkStart w:id="7" w:name="_Toc227945699"/>
+      <w:bookmarkStart w:id="7" w:name="_Toc228349734"/>
       <w:r>
         <w:rPr>
           <w:rFonts w:eastAsia="宋体"/>
@@ -5935,7 +6212,7 @@
         <w:spacing w:before="0" w:after="0"/>
         <w:ind w:left="0"/>
       </w:pPr>
-      <w:bookmarkStart w:id="8" w:name="_Toc227945700"/>
+      <w:bookmarkStart w:id="8" w:name="_Toc228349735"/>
       <w:r>
         <w:rPr>
           <w:rFonts w:eastAsia="宋体"/>
@@ -5953,40 +6230,68 @@
       <w:bookmarkEnd w:id="8"/>
     </w:p>
     <w:p>
-      <w:proofErr w:type="gramStart"/>
-      <w:proofErr w:type="gramEnd"/>
-      <w:proofErr w:type="gramStart"/>
-      <w:proofErr w:type="gramEnd"/>
-      <w:proofErr w:type="gramStart"/>
-      <w:proofErr w:type="gramEnd"/>
-      <w:r>
-        <w:rPr/>
-        <w:t>AI 伪造图像检测已从早期显式伪迹分析，逐步发展到深度表征学习、泛化检测和鲁棒判别并行推进的阶段。早期方法更关注频域异常、压缩痕迹、插值边缘或局部纹理破绽，这些策略在低质量 GAN 图像上往往有效，但随着扩散模型生成质量显著提升，仅依赖单一伪迹线索已难以满足开放场景需求。当前研究更强调模型是否能够跨生成器迁移，以及是否能在伪造证据变得隐蔽时仍保持有效判别。</w:t>
-      </w:r>
-    </w:p>
-    <w:p>
-      <w:r>
-        <w:rPr/>
-        <w:t>当前研究重点已从“在已知数据上区分真假”转向“面对未知生成器、复杂后处理和分布变化时是否仍能稳定识别”。这意味着评价标准也在变化，研究者越来越重视模型是否能跨类别迁移、是否会因图像分辨率或内容题材变化而迅速失效，以及输出分数是否具备可校准性。只有当模型在这些方面都表现相对稳定时，其高精度结果才更具有解释意义。</w:t>
-      </w:r>
-    </w:p>
-    <w:p>
-      <w:r>
-        <w:rPr/>
-        <w:t>与此同时，研究者开始反思检测器的判别依据是否可靠，即模型究竟在学习伪造机制，还是在利用数据中的偶然偏差。如果模型只是记住了某类生成图像常见、但并不稳定的统计特征，那么当新的生成器改变这些分布时，检测性能就会快速下滑。也正因此，“模型是否学到了真正可迁移的伪造证据”成为当前研究必须回答的问题。</w:t>
-      </w:r>
-    </w:p>
-    <w:p>
-      <w:r>
-        <w:t>因此，泛化能力、鲁棒性和</w:t>
-      </w:r>
-      <w:proofErr w:type="gramStart"/>
-      <w:r>
-        <w:t>可</w:t>
-      </w:r>
-      <w:proofErr w:type="gramEnd"/>
-      <w:r>
-        <w:t>解释性成为当前研究的核心评价维度。</w:t>
+      <w:r>
+        <w:t xml:space="preserve">AI </w:t>
+      </w:r>
+      <w:r>
+        <w:t>伪造图像检测已从早期显式伪迹分析，逐步发展到深度表征学习、泛化检测和鲁棒判别并行推进的阶段。早期方法更关注频域异常、压缩痕迹、插值边缘或局部纹理破绽，这些策略在低质量</w:t>
+      </w:r>
+      <w:r>
+        <w:t xml:space="preserve"> GAN </w:t>
+      </w:r>
+      <w:r>
+        <w:t>图像上往往有效，但随着扩散模型生成质量显著提升，仅依赖单一伪迹线索已难以满足开放场景需求。当前研究更强调模型是否能够跨生成器迁移，以及是否能在伪造证据变得隐蔽时仍保持有效判别。</w:t>
+      </w:r>
+    </w:p>
+    <w:p>
+      <w:r>
+        <w:t>当前研究重点已从</w:t>
+      </w:r>
+      <w:r>
+        <w:t>“</w:t>
+      </w:r>
+      <w:r>
+        <w:t>在已知数据上区分真假</w:t>
+      </w:r>
+      <w:r>
+        <w:t>”</w:t>
+      </w:r>
+      <w:r>
+        <w:t>转向</w:t>
+      </w:r>
+      <w:r>
+        <w:t>“</w:t>
+      </w:r>
+      <w:r>
+        <w:t>面对未知生成器、复杂后处理和分布变化时是否仍能稳定识别</w:t>
+      </w:r>
+      <w:r>
+        <w:t>”</w:t>
+      </w:r>
+      <w:r>
+        <w:t>。这意味着评价标准也在变化，研究者越来越重视模型是否能跨类别迁移、是否会因图像分辨率或内容题材变化而迅速失效，以及输出分数是否具备可校准性。只有当模型在这些方面都表现相对稳定时，其高精度结果才更具有解释意义。</w:t>
+      </w:r>
+    </w:p>
+    <w:p>
+      <w:r>
+        <w:t>与此同时，研究者开始反思检测器的判别依据是否可靠，即模型究竟在学习伪造机制，还是在利用数据中的偶然偏差。如果模型只是记住了某类生成图像常见、但并不稳定的统计特征，那么当新的生成器改变这些分布时，检测性能就会快速下滑。也正因此，</w:t>
+      </w:r>
+      <w:r>
+        <w:t>“</w:t>
+      </w:r>
+      <w:r>
+        <w:t>模型是否学到了真正可迁移的伪造证据</w:t>
+      </w:r>
+      <w:r>
+        <w:t>”</w:t>
+      </w:r>
+      <w:r>
+        <w:t>成为当前研究必须回答的问题。</w:t>
+      </w:r>
+    </w:p>
+    <w:p>
+      <w:r>
+        <w:t>因此，泛化能力、鲁棒性和可解释性成为当前研究的核心评价维度。</w:t>
       </w:r>
     </w:p>
     <w:p>
@@ -5995,7 +6300,7 @@
         <w:spacing w:before="0" w:after="0"/>
         <w:ind w:left="0"/>
       </w:pPr>
-      <w:bookmarkStart w:id="9" w:name="_Toc227945701"/>
+      <w:bookmarkStart w:id="9" w:name="_Toc228349736"/>
       <w:r>
         <w:rPr>
           <w:rFonts w:eastAsia="宋体"/>
@@ -6007,18 +6312,29 @@
     </w:p>
     <w:p>
       <w:r>
-        <w:rPr/>
         <w:t>面向固定生成器的检测方法通常把任务建模为标准二分类问题，在训练和测试分布相近时往往能够取得较高指标。这类方法的优势在于训练目标直接、实现成本较低、闭集表现通常较强，因此在很多公开基准或竞赛环境中仍然具有现实价值。不过，这种优势往往建立在训练分布和测试分布相对接近的前提之上，一旦评测条件被放宽，其性能稳定性就需要重新审视。</w:t>
       </w:r>
     </w:p>
     <w:p>
       <w:r>
-        <w:rPr/>
-        <w:t>这类方法的局限在于高度依赖训练分布，一旦生成器类型、分辨率或后处理方式发生变化，性能可能快速下降。很多看似“接近满分”的结果，在跨模型迁移后会出现明显回落，这也是近年来研究者不断强调开放场景评测的重要原因。因此，闭集指标虽然重要，但不能直接替代对泛化能力的分析。</w:t>
-      </w:r>
-    </w:p>
-    <w:p>
-      <w:r>
+        <w:t>这类方法的局限在于高度依赖训练分布，一旦生成器类型、分辨率或后处理方式发生变化，性能可能快速下降。很多看似</w:t>
+      </w:r>
+      <w:r>
+        <w:t>“</w:t>
+      </w:r>
+      <w:r>
+        <w:t>接近满分</w:t>
+      </w:r>
+      <w:r>
+        <w:t>”</w:t>
+      </w:r>
+      <w:r>
+        <w:t>的结果，在跨模型迁移后会出现明显回落，这也是近年来研究者不断强调开放场景评测的重要原因。因此，闭集指标虽然重要，但不能直接替代对泛化能力的分析。</w:t>
+      </w:r>
+    </w:p>
+    <w:p>
+      <w:r>
+        <w:lastRenderedPageBreak/>
         <w:t>以</w:t>
       </w:r>
       <w:r>
@@ -6034,7 +6350,7 @@
         <w:spacing w:before="0" w:after="0"/>
         <w:ind w:left="0"/>
       </w:pPr>
-      <w:bookmarkStart w:id="10" w:name="_Toc227945702"/>
+      <w:bookmarkStart w:id="10" w:name="_Toc228349737"/>
       <w:r>
         <w:rPr>
           <w:rFonts w:eastAsia="宋体"/>
@@ -6046,14 +6362,27 @@
     </w:p>
     <w:p>
       <w:r>
-        <w:rPr/>
         <w:t>面向未知生成器的泛化检测方法更强调模型在新类别和新分布下的适应能力，通常结合元学习、少样本学习或跨域表征思想。与固定生成器方法相比，这一方向更接近真实应用场景，因为实际系统很难预先覆盖所有未来会出现的图像生成器。同时，这类方法也更容易暴露训练流程复杂、超参数敏感和实现成本较高等问题，因此其工程落地难度通常高于标准闭集分类。</w:t>
       </w:r>
     </w:p>
     <w:p>
       <w:r>
-        <w:rPr/>
-        <w:t>FSD 是这一方向的代表方法，其核心价值在于把 AI 伪造图像识别问题推进到少样本适配与未知生成器场景。它并不单纯追求在某一固定生成器上拿到最高闭集准确率，而是试图建立一种面向新类别仍可工作的检测范式。从论文结构上看，FSD 也因此更适合作为后续改进研究的主干基线。</w:t>
+        <w:t xml:space="preserve">FSD </w:t>
+      </w:r>
+      <w:r>
+        <w:t>是这一方向的代表方法，其核心价值在于把</w:t>
+      </w:r>
+      <w:r>
+        <w:t xml:space="preserve"> AI </w:t>
+      </w:r>
+      <w:r>
+        <w:t>伪造图像识别问题推进到少样本适配与未知生成器场景。它并不单纯追求在某一固定生成器上拿到最高闭集准确率，而是试图建立一种面向新类别仍可工作的检测范式。从论文结构上看，</w:t>
+      </w:r>
+      <w:r>
+        <w:t xml:space="preserve">FSD </w:t>
+      </w:r>
+      <w:r>
+        <w:t>也因此更适合作为后续改进研究的主干基线。</w:t>
       </w:r>
     </w:p>
     <w:p>
@@ -6070,63 +6399,83 @@
         <w:spacing w:before="0" w:after="0"/>
         <w:ind w:left="0"/>
       </w:pPr>
-      <w:bookmarkStart w:id="11" w:name="_Toc227945703"/>
+      <w:bookmarkStart w:id="11" w:name="_Toc228349738"/>
       <w:r>
         <w:rPr>
           <w:rFonts w:eastAsia="宋体"/>
           <w:sz w:val="24"/>
         </w:rPr>
-        <w:t>面向鲁棒判别与</w:t>
-      </w:r>
-      <w:proofErr w:type="gramStart"/>
-      <w:r>
-        <w:rPr>
-          <w:rFonts w:eastAsia="宋体"/>
-          <w:sz w:val="24"/>
-        </w:rPr>
-        <w:t>伪相关</w:t>
-      </w:r>
-      <w:proofErr w:type="gramEnd"/>
-      <w:r>
-        <w:rPr>
-          <w:rFonts w:eastAsia="宋体"/>
-          <w:sz w:val="24"/>
-        </w:rPr>
-        <w:t>抑制的方法</w:t>
+        <w:t>面向鲁棒判别与伪相关抑制的方法</w:t>
       </w:r>
       <w:bookmarkEnd w:id="11"/>
     </w:p>
     <w:p>
       <w:r>
-        <w:rPr/>
-        <w:t>另一条重要路线关注判别依据的可靠性，即避免模型把“真实图像特征”误当作决定性证据。若模型主要依赖真实图像中常见而伪造图像暂时缺失的线索，那么一旦生成模型补齐这些特征，检测器就可能快速失效。因此，研究“模型为何做出判断”与“模型依赖了什么证据”，已经成为判断方法是否可信的重要部分。这类问题虽然不像准确率那样直观，却直接关系到方法是否具有长期有效性。</w:t>
-      </w:r>
-    </w:p>
-    <w:p>
-      <w:r>
-        <w:rPr/>
-        <w:t>Stay-Positive 强调通过抑制真实图像特征依赖来提升鲁棒性，其意义不只在于提高指标，更在于纠正错误取证路径。换句话说，该方法试图减少模型把“像真实照片”误当成唯一判断标准的倾向，而把注意力更多放到伪造样本真正暴露出的异常信息上。这个思想对本文十分重要，因为它提示我们：泛化能力与判别依据稳定性并不是彼此替代的关系，而是需要同时考虑的两个维度。</w:t>
-      </w:r>
-    </w:p>
-    <w:p>
-      <w:proofErr w:type="spellStart"/>
-      <w:r>
-        <w:t>GenDet</w:t>
-      </w:r>
-      <w:proofErr w:type="spellEnd"/>
-      <w:r>
-        <w:t xml:space="preserve"> </w:t>
-      </w:r>
-      <w:r>
-        <w:t>等工作也说明，面对新生成器时，输出分布不稳定和</w:t>
-      </w:r>
-      <w:proofErr w:type="gramStart"/>
-      <w:r>
-        <w:t>伪相关</w:t>
-      </w:r>
-      <w:proofErr w:type="gramEnd"/>
-      <w:r>
-        <w:t>问题往往同时存在。</w:t>
+        <w:t>另一条重要路线关注判别依据的可靠性，即避免模型把</w:t>
+      </w:r>
+      <w:r>
+        <w:t>“</w:t>
+      </w:r>
+      <w:r>
+        <w:t>真实图像特征</w:t>
+      </w:r>
+      <w:r>
+        <w:t>”</w:t>
+      </w:r>
+      <w:r>
+        <w:t>误当作决定性证据。若模型主要依赖真实图像中常见而伪造图像暂时缺失的线索，那么一旦生成模型补齐这些特征，检测器就可能快速失效。因此，研究</w:t>
+      </w:r>
+      <w:r>
+        <w:t>“</w:t>
+      </w:r>
+      <w:r>
+        <w:t>模型为何做出判断</w:t>
+      </w:r>
+      <w:r>
+        <w:t>”</w:t>
+      </w:r>
+      <w:r>
+        <w:t>与</w:t>
+      </w:r>
+      <w:r>
+        <w:t>“</w:t>
+      </w:r>
+      <w:r>
+        <w:t>模型依赖了什么证据</w:t>
+      </w:r>
+      <w:r>
+        <w:t>”</w:t>
+      </w:r>
+      <w:r>
+        <w:t>，已经成为判断方法是否可信的重要部分。这类问题虽然不像准确率那样直观，却直接关系到方法是否具有长期有效性。</w:t>
+      </w:r>
+    </w:p>
+    <w:p>
+      <w:r>
+        <w:t xml:space="preserve">Stay-Positive </w:t>
+      </w:r>
+      <w:r>
+        <w:t>强调通过抑制真实图像特征依赖来提升鲁棒性，其意义不只在于提高指标，更在于纠正错误取证路径。换句话说，该方法试图减少模型把</w:t>
+      </w:r>
+      <w:r>
+        <w:t>“</w:t>
+      </w:r>
+      <w:r>
+        <w:t>像真实照片</w:t>
+      </w:r>
+      <w:r>
+        <w:t>”</w:t>
+      </w:r>
+      <w:r>
+        <w:t>误当成唯一判断标准的倾向，而把注意力更多放到伪造样本真正暴露出的异常信息上。这个思想对本文十分重要，因为它提示我们：泛化能力与判别依据稳定性并不是彼此替代的关系，而是需要同时考虑的两个维度。</w:t>
+      </w:r>
+    </w:p>
+    <w:p>
+      <w:r>
+        <w:t xml:space="preserve">GenDet </w:t>
+      </w:r>
+      <w:r>
+        <w:t>等工作也说明，面对新生成器时，输出分布不稳定和伪相关问题往往同时存在。</w:t>
       </w:r>
     </w:p>
     <w:p>
@@ -6135,12 +6484,13 @@
         <w:spacing w:before="0" w:after="0"/>
         <w:ind w:left="0"/>
       </w:pPr>
-      <w:bookmarkStart w:id="12" w:name="_Toc227945704"/>
+      <w:bookmarkStart w:id="12" w:name="_Toc228349739"/>
       <w:r>
         <w:rPr>
           <w:rFonts w:eastAsia="宋体"/>
           <w:sz w:val="24"/>
         </w:rPr>
+        <w:lastRenderedPageBreak/>
         <w:t>面向</w:t>
       </w:r>
       <w:r>
@@ -6160,17 +6510,46 @@
       <w:bookmarkEnd w:id="12"/>
     </w:p>
     <w:p>
-      <w:proofErr w:type="gramStart"/>
-      <w:proofErr w:type="gramEnd"/>
-      <w:r>
-        <w:rPr/>
-        <w:t>LVLM 路线尝试利用视觉编码、语言理解和跨模态推理能力，对复杂场景中的语义不一致与局部异常进行辅助分析。这类模型不一定在数值上立即优于专门训练的检测器，但它们在面对难样本时能够提供更接近人工检查流程的描述性证据，例如指出文字区域不自然、局部连接关系异常、器官或物体结构不协调等，从而补足纯分数模型在解释层面的不足。对于论文写作来说，这类描述性能力也有助于把样本级现象转化为更清晰的研究结论。</w:t>
-      </w:r>
-    </w:p>
-    <w:p>
-      <w:r>
-        <w:rPr/>
-        <w:t>这类方法更适合处理边界样本、冲突样本和难以用单一分数解释的复杂案例。对于论文写作而言，LVLM 的价值也在于帮助把“模型为什么可能错”转化为更可描述、更贴近人工观察语言的分析文本。当前虽然还不足以把它作为统一评测主模型，但它已经能够在案例分析层面提供有效支持。</w:t>
+      <w:r>
+        <w:t xml:space="preserve">LVLM </w:t>
+      </w:r>
+      <w:r>
+        <w:t>路线尝试利用视觉编码、语言理解和跨模态推理能力，对复杂场景中的语义不一致与局部异常进行辅助分析。这类模型不一定在数值上立即优于专门训练的检测器，但它们在面对难样本时能够提供更接近人工检查流程的描述性证据，例如指出文字区域不自然、局部连接关系异常、器官或物体结构不协调等，从而补足纯分数模型在解释层面的不足。对于论文写作来说，这类描述性能力也有助于把样本级现象转化为更清晰的研究结论。</w:t>
+      </w:r>
+    </w:p>
+    <w:p>
+      <w:r>
+        <w:t>这类方法更适合处理边界样本、冲突样本和难以用单一分数解释的复杂案例。对于论文写作而言，</w:t>
+      </w:r>
+      <w:r>
+        <w:t xml:space="preserve">LVLM </w:t>
+      </w:r>
+      <w:r>
+        <w:t>的价值也在于帮助把</w:t>
+      </w:r>
+      <w:r>
+        <w:t>“</w:t>
+      </w:r>
+      <w:r>
+        <w:t>模型为什么可能错</w:t>
+      </w:r>
+      <w:r>
+        <w:t>”</w:t>
+      </w:r>
+      <w:r>
+        <w:t>转化为更可描述、更贴近人工观察语言的分析文本。本文在前期把</w:t>
+      </w:r>
+      <w:r>
+        <w:t xml:space="preserve"> LVLM </w:t>
+      </w:r>
+      <w:r>
+        <w:t>用于结构化案例观察，在后期进一步将其标签扩展为可训练的辅助监督，因此</w:t>
+      </w:r>
+      <w:r>
+        <w:t xml:space="preserve"> LVLM </w:t>
+      </w:r>
+      <w:r>
+        <w:t>不再只承担后验解释角色，而是成为联合训练框架中的语义信号来源。</w:t>
       </w:r>
     </w:p>
     <w:p>
@@ -6181,17 +6560,13 @@
         <w:t xml:space="preserve"> LVLM </w:t>
       </w:r>
       <w:r>
-        <w:t>的输出受提示词和上下文影响较大，当前更适合作为解释接口，而非直接替代专门训练的检测器。因此，在本研究中我们对</w:t>
+        <w:t>的输出仍受提示词、视觉上下文和标签覆盖范围影响，当前更适合作为轻量辅助监督与解释接口，而非直接替代专门训练的检测器。因此，本文对</w:t>
       </w:r>
       <w:r>
         <w:t xml:space="preserve"> LVLM </w:t>
       </w:r>
       <w:r>
-        <w:t>的定位保持克制，强调其</w:t>
-      </w:r>
-      <w:r>
-        <w:lastRenderedPageBreak/>
-        <w:t>辅助性和分析性，而不把它包装成已经完成正式对比评测的主模型。</w:t>
+        <w:t>的定位保持克制：强调它已经完成最小量化接入，但不夸大为主任务性能显著提升。</w:t>
       </w:r>
     </w:p>
     <w:p>
@@ -6200,7 +6575,7 @@
         <w:spacing w:before="0" w:after="0"/>
         <w:ind w:left="0"/>
       </w:pPr>
-      <w:bookmarkStart w:id="13" w:name="_Toc227945705"/>
+      <w:bookmarkStart w:id="13" w:name="_Toc228349740"/>
       <w:r>
         <w:rPr>
           <w:rFonts w:eastAsia="宋体"/>
@@ -6212,23 +6587,27 @@
     </w:p>
     <w:p>
       <w:r>
-        <w:t>高质量数据集和统一评测基准是比较不同方法的前提。</w:t>
-      </w:r>
-      <w:proofErr w:type="gramStart"/>
-      <w:r>
-        <w:t>若数据</w:t>
-      </w:r>
-      <w:proofErr w:type="gramEnd"/>
-      <w:r>
-        <w:t>来源、真假定义或采样协议不统一，就很难判断性能差异究竟来自方法本身，还是来自测试设置变化。</w:t>
-      </w:r>
-    </w:p>
-    <w:p>
-      <w:proofErr w:type="spellStart"/>
-      <w:proofErr w:type="spellEnd"/>
-      <w:r>
-        <w:rPr/>
-        <w:t>GenImage 是当前极具代表性的公开基准之一，覆盖多类生成器，适合同时观察固定判别能力和跨生成器差异。对于本文而言，它既能支持 FSD 这类泛化检测方法的观察，也能为 Stay-Positive 的固定真假对照实验提供可复核的数据基础。更重要的是，它为不同路线方法之间建立了一个相对统一的比较语境，使结果讨论更具可解释性。</w:t>
+        <w:t>高质量数据集和统一评测基准是比较不同方法的前提。若数据来源、真假定义或采样协议不统一，就很难判断性能差异究竟来自方法本身，还是来自测试设置变化。</w:t>
+      </w:r>
+    </w:p>
+    <w:p>
+      <w:r>
+        <w:t xml:space="preserve">GenImage </w:t>
+      </w:r>
+      <w:r>
+        <w:t>是当前极具代表性的公开基准之一，覆盖多类生成器，适合同时观察固定判别能力和跨生成器差异。对于本文而言，它既能支持</w:t>
+      </w:r>
+      <w:r>
+        <w:t xml:space="preserve"> FSD </w:t>
+      </w:r>
+      <w:r>
+        <w:t>这类泛化检测方法的观察，也能为</w:t>
+      </w:r>
+      <w:r>
+        <w:t xml:space="preserve"> Stay-Positive </w:t>
+      </w:r>
+      <w:r>
+        <w:t>的固定真假对照实验提供可复核的数据基础。更重要的是，它为不同路线方法之间建立了一个相对统一的比较语境，使结果讨论更具可解释性。</w:t>
       </w:r>
     </w:p>
     <w:p>
@@ -6236,15 +6615,7 @@
         <w:t>因此，本文以</w:t>
       </w:r>
       <w:r>
-        <w:t xml:space="preserve"> </w:t>
-      </w:r>
-      <w:proofErr w:type="spellStart"/>
-      <w:r>
-        <w:t>GenImage</w:t>
-      </w:r>
-      <w:proofErr w:type="spellEnd"/>
-      <w:r>
-        <w:t xml:space="preserve"> </w:t>
+        <w:t xml:space="preserve"> GenImage </w:t>
       </w:r>
       <w:r>
         <w:t>作为统一实验基础。</w:t>
@@ -6256,7 +6627,7 @@
         <w:spacing w:before="0" w:after="0"/>
         <w:ind w:left="0"/>
       </w:pPr>
-      <w:bookmarkStart w:id="14" w:name="_Toc227945706"/>
+      <w:bookmarkStart w:id="14" w:name="_Toc228349741"/>
       <w:r>
         <w:rPr>
           <w:rFonts w:eastAsia="宋体"/>
@@ -6268,13 +6639,57 @@
     </w:p>
     <w:p>
       <w:r>
-        <w:rPr/>
-        <w:t>基于上述研究现状，本文将 FSD、Stay-Positive 与 LVLM 视为解决不同层面问题的三条互补路线，而非简单竞争关系。这样的定位有助于避免把不同任务目标的方法强行拉到同一标尺上比较，也使论文能够从“主干检测能力”“判别依据稳定性”“复杂案例解释能力”三个维度展开。</w:t>
-      </w:r>
-    </w:p>
-    <w:p>
-      <w:r>
-        <w:rPr/>
+        <w:t>基于上述研究现状，本文将</w:t>
+      </w:r>
+      <w:r>
+        <w:t xml:space="preserve"> FSD</w:t>
+      </w:r>
+      <w:r>
+        <w:t>、</w:t>
+      </w:r>
+      <w:r>
+        <w:t xml:space="preserve">Stay-Positive </w:t>
+      </w:r>
+      <w:r>
+        <w:t>与</w:t>
+      </w:r>
+      <w:r>
+        <w:t xml:space="preserve"> LVLM </w:t>
+      </w:r>
+      <w:r>
+        <w:t>视为解决不同层面问题的三条互补路线，而非简单竞争关系。这样的定位有助于避免把不同任务目标的方法强行拉到同一标尺上比较，也使论文能够从</w:t>
+      </w:r>
+      <w:r>
+        <w:t>“</w:t>
+      </w:r>
+      <w:r>
+        <w:t>主干检测能力</w:t>
+      </w:r>
+      <w:r>
+        <w:t>”“</w:t>
+      </w:r>
+      <w:r>
+        <w:t>判别依据稳定性</w:t>
+      </w:r>
+      <w:r>
+        <w:t>”“</w:t>
+      </w:r>
+      <w:r>
+        <w:t>复杂案例解</w:t>
+      </w:r>
+      <w:r>
+        <w:lastRenderedPageBreak/>
+        <w:t>释能力</w:t>
+      </w:r>
+      <w:r>
+        <w:t>”</w:t>
+      </w:r>
+      <w:r>
+        <w:t>三个维度展开。</w:t>
+      </w:r>
+    </w:p>
+    <w:p>
+      <w:r>
         <w:t>本文的切入点是基于公开资源建立可信的最小复现基线，并围绕正式结果讨论后续可执行的改进路径。相较于一开始就大规模扩展实验，这种策略更能保证每一步工作都可以落地、可以复查，也更适合当前毕业论文的时间边界。这样的研究切入点虽然更保守，但更有利于形成真实、清楚、可继续扩展的阶段性成果。</w:t>
       </w:r>
     </w:p>
@@ -6284,7 +6699,7 @@
         <w:spacing w:before="0" w:after="0"/>
         <w:ind w:left="0"/>
       </w:pPr>
-      <w:bookmarkStart w:id="15" w:name="_Toc227945707"/>
+      <w:bookmarkStart w:id="15" w:name="_Toc228349742"/>
       <w:r>
         <w:rPr>
           <w:rFonts w:eastAsia="宋体"/>
@@ -6305,7 +6720,7 @@
         <w:spacing w:before="0" w:after="0"/>
         <w:ind w:left="0"/>
       </w:pPr>
-      <w:bookmarkStart w:id="16" w:name="_Toc227945708"/>
+      <w:bookmarkStart w:id="16" w:name="_Toc228349743"/>
       <w:r>
         <w:rPr>
           <w:rFonts w:eastAsia="宋体"/>
@@ -6322,7 +6737,7 @@
         <w:spacing w:before="0" w:after="0"/>
         <w:ind w:left="0"/>
       </w:pPr>
-      <w:bookmarkStart w:id="17" w:name="_Toc227945709"/>
+      <w:bookmarkStart w:id="17" w:name="_Toc228349744"/>
       <w:r>
         <w:rPr>
           <w:rFonts w:eastAsia="宋体"/>
@@ -6376,7 +6791,7 @@
         <w:spacing w:before="0" w:after="0"/>
         <w:ind w:left="0"/>
       </w:pPr>
-      <w:bookmarkStart w:id="18" w:name="_Toc227945710"/>
+      <w:bookmarkStart w:id="18" w:name="_Toc228349745"/>
       <w:r>
         <w:rPr>
           <w:rFonts w:eastAsia="宋体"/>
@@ -6424,7 +6839,7 @@
         <w:spacing w:before="0" w:after="0"/>
         <w:ind w:left="0"/>
       </w:pPr>
-      <w:bookmarkStart w:id="19" w:name="_Toc227945711"/>
+      <w:bookmarkStart w:id="19" w:name="_Toc228349746"/>
       <w:r>
         <w:rPr>
           <w:rFonts w:eastAsia="宋体"/>
@@ -6452,13 +6867,13 @@
         <w:t>“</w:t>
       </w:r>
       <w:r>
-        <w:t>复杂场景辅助分析与解释接口</w:t>
+        <w:t>复杂场景辅助分析与轻量语义监督接口</w:t>
       </w:r>
       <w:r>
         <w:t>”</w:t>
       </w:r>
       <w:r>
-        <w:t>，用于补充传统判别模型难以说明的边界样本和冲突样本。</w:t>
+        <w:t>，用于补充传统判别模型难以说明的边界样本和冲突样本，并在第二阶段联合训练中提供结构化语义标签。</w:t>
       </w:r>
     </w:p>
     <w:p>
@@ -6469,7 +6884,7 @@
         <w:t xml:space="preserve">LVLM </w:t>
       </w:r>
       <w:r>
-        <w:t>在本文中的主要价值是提供高层语义视角，而不是与</w:t>
+        <w:t>在本文中的主要价值不是与</w:t>
       </w:r>
       <w:r>
         <w:t xml:space="preserve"> FSD</w:t>
@@ -6481,7 +6896,7 @@
         <w:t xml:space="preserve">Stay-Positive </w:t>
       </w:r>
       <w:r>
-        <w:t>做机械化数值排名。</w:t>
+        <w:t>做机械化数值排名，而是帮助模型从纯视觉分数进一步接触局部结构异常、伪文本、局部修补和生物体细节失真等更接近人工观察的语义线索。</w:t>
       </w:r>
     </w:p>
     <w:p>
@@ -6490,7 +6905,7 @@
         <w:spacing w:before="0" w:after="0"/>
         <w:ind w:left="0"/>
       </w:pPr>
-      <w:bookmarkStart w:id="20" w:name="_Toc227945712"/>
+      <w:bookmarkStart w:id="20" w:name="_Toc228349747"/>
       <w:r>
         <w:rPr>
           <w:rFonts w:eastAsia="宋体"/>
@@ -6514,36 +6929,42 @@
         <w:t xml:space="preserve">Stay-Positive </w:t>
       </w:r>
       <w:r>
-        <w:t>提供鲁棒判别思路，</w:t>
+        <w:t>提供鲁棒判别思路与离线分数参考，</w:t>
       </w:r>
       <w:r>
         <w:t xml:space="preserve">LVLM </w:t>
       </w:r>
       <w:r>
-        <w:t>提供复杂案例解释能力。</w:t>
-      </w:r>
-    </w:p>
-    <w:p>
-      <w:r>
-        <w:t>后续若条件允许，可以进一步探索在</w:t>
+        <w:t>提供复杂案例解释能力和轻量语义监督。</w:t>
+      </w:r>
+    </w:p>
+    <w:p>
+      <w:r>
+        <w:t>本文最终采用两阶段方式探索三者结合：第一阶段验证</w:t>
       </w:r>
       <w:r>
         <w:t xml:space="preserve"> FSD </w:t>
       </w:r>
       <w:r>
-        <w:t>中吸收</w:t>
+        <w:t>与</w:t>
       </w:r>
       <w:r>
         <w:t xml:space="preserve"> Stay-Positive </w:t>
       </w:r>
       <w:r>
-        <w:t>思想，并用</w:t>
+        <w:t>的闭集联合训练，第二阶段在</w:t>
+      </w:r>
+      <w:r>
+        <w:t xml:space="preserve"> FSD </w:t>
+      </w:r>
+      <w:r>
+        <w:t>主干中接入</w:t>
       </w:r>
       <w:r>
         <w:t xml:space="preserve"> LVLM </w:t>
       </w:r>
       <w:r>
-        <w:t>参与难样本分析。</w:t>
+        <w:t>结构化标签，以最小风险完成从案例解释到可训练语义监督的过渡。</w:t>
       </w:r>
     </w:p>
     <w:p>
@@ -6552,7 +6973,7 @@
         <w:spacing w:before="0" w:after="0"/>
         <w:ind w:left="0"/>
       </w:pPr>
-      <w:bookmarkStart w:id="21" w:name="_Toc227945713"/>
+      <w:bookmarkStart w:id="21" w:name="_Toc228349748"/>
       <w:r>
         <w:rPr>
           <w:rFonts w:eastAsia="宋体"/>
@@ -6564,29 +6985,35 @@
     </w:p>
     <w:p>
       <w:r>
-        <w:t>本文的研究边界是：当前</w:t>
-      </w:r>
-      <w:proofErr w:type="gramStart"/>
-      <w:r>
-        <w:t>不</w:t>
-      </w:r>
-      <w:proofErr w:type="gramEnd"/>
-      <w:r>
-        <w:t>宣称完成联合训练，也</w:t>
-      </w:r>
-      <w:proofErr w:type="gramStart"/>
-      <w:r>
-        <w:t>不</w:t>
-      </w:r>
-      <w:proofErr w:type="gramEnd"/>
-      <w:r>
-        <w:t>宣称已经得到</w:t>
+        <w:t>本文的研究边界是：已经完成多模型基线复现、</w:t>
+      </w:r>
+      <w:r>
+        <w:t xml:space="preserve">ADM </w:t>
+      </w:r>
+      <w:r>
+        <w:t>样本级冲突分析、第一阶段</w:t>
+      </w:r>
+      <w:r>
+        <w:t xml:space="preserve"> FSD + Stay-Positive </w:t>
+      </w:r>
+      <w:r>
+        <w:t>联合训练，以及第二阶段</w:t>
+      </w:r>
+      <w:r>
+        <w:t xml:space="preserve"> FSD + LVLM </w:t>
+      </w:r>
+      <w:r>
+        <w:t>最小量化训练；但当前仍</w:t>
+      </w:r>
+      <w:r>
+        <w:lastRenderedPageBreak/>
+        <w:t>不宣称</w:t>
       </w:r>
       <w:r>
         <w:t xml:space="preserve"> LVLM </w:t>
       </w:r>
       <w:r>
-        <w:t>的系统性定量结果，重点仍在可信复现和结果整理。</w:t>
+        <w:t>已经显著提升主任务性能，也不把不同协议下的结果解释为绝对排名。论文重点在于给出真实、可复核、边界清楚的阶段性结论。</w:t>
       </w:r>
     </w:p>
     <w:p>
@@ -6595,7 +7022,7 @@
         <w:spacing w:before="0" w:after="0"/>
         <w:ind w:left="0"/>
       </w:pPr>
-      <w:bookmarkStart w:id="22" w:name="_Toc227945714"/>
+      <w:bookmarkStart w:id="22" w:name="_Toc228349749"/>
       <w:r>
         <w:rPr>
           <w:rFonts w:eastAsia="宋体"/>
@@ -6607,19 +7034,31 @@
     </w:p>
     <w:p>
       <w:r>
-        <w:t>整体方案可概括为三步：完成基线复现；在统一数据上比较方法差异；结合</w:t>
-      </w:r>
-      <w:proofErr w:type="gramStart"/>
-      <w:r>
-        <w:t>样本级</w:t>
-      </w:r>
-      <w:r>
-        <w:lastRenderedPageBreak/>
-        <w:t>分析</w:t>
-      </w:r>
-      <w:proofErr w:type="gramEnd"/>
-      <w:r>
-        <w:t>提出后续改进方向。</w:t>
+        <w:t>整体方案可概括为四步：完成基线复现；在统一数据上比较方法差异；结合样本级分析定位</w:t>
+      </w:r>
+      <w:r>
+        <w:t xml:space="preserve"> ADM </w:t>
+      </w:r>
+      <w:r>
+        <w:t>失败模式；最后以两阶段联合训练验证</w:t>
+      </w:r>
+      <w:r>
+        <w:t xml:space="preserve"> Stay-Positive </w:t>
+      </w:r>
+      <w:r>
+        <w:t>分数约束和</w:t>
+      </w:r>
+      <w:r>
+        <w:t xml:space="preserve"> LVLM </w:t>
+      </w:r>
+      <w:r>
+        <w:t>语义监督接入</w:t>
+      </w:r>
+      <w:r>
+        <w:t xml:space="preserve"> FSD </w:t>
+      </w:r>
+      <w:r>
+        <w:t>主干后的可行性。</w:t>
       </w:r>
     </w:p>
     <w:p>
@@ -6628,7 +7067,7 @@
         <w:spacing w:before="0" w:after="0"/>
         <w:ind w:left="0"/>
       </w:pPr>
-      <w:bookmarkStart w:id="23" w:name="_Toc227945715"/>
+      <w:bookmarkStart w:id="23" w:name="_Toc228349750"/>
       <w:r>
         <w:rPr>
           <w:rFonts w:eastAsia="宋体"/>
@@ -6640,15 +7079,7 @@
     </w:p>
     <w:p>
       <w:r>
-        <w:t>本文当前阶段的创新主要体现在研究组织方式和问题聚焦方式上，即把泛化检测、</w:t>
-      </w:r>
-      <w:proofErr w:type="gramStart"/>
-      <w:r>
-        <w:t>伪相关</w:t>
-      </w:r>
-      <w:proofErr w:type="gramEnd"/>
-      <w:r>
-        <w:t>抑制和复杂场景解释统一纳入同一论文框架。</w:t>
+        <w:t>本文当前阶段的创新主要体现在研究组织方式和问题聚焦方式上，即把泛化检测、伪相关抑制和复杂场景解释统一纳入同一论文框架。</w:t>
       </w:r>
     </w:p>
     <w:p>
@@ -6662,7 +7093,7 @@
         <w:spacing w:before="0" w:after="0"/>
         <w:ind w:left="0"/>
       </w:pPr>
-      <w:bookmarkStart w:id="24" w:name="_Toc227945716"/>
+      <w:bookmarkStart w:id="24" w:name="_Toc228349751"/>
       <w:r>
         <w:rPr>
           <w:rFonts w:eastAsia="宋体"/>
@@ -6679,7 +7110,7 @@
         <w:spacing w:before="0" w:after="0"/>
         <w:ind w:left="0"/>
       </w:pPr>
-      <w:bookmarkStart w:id="25" w:name="_Toc227945717"/>
+      <w:bookmarkStart w:id="25" w:name="_Toc228349752"/>
       <w:r>
         <w:rPr>
           <w:rFonts w:eastAsia="宋体"/>
@@ -6690,11 +7121,38 @@
       <w:bookmarkEnd w:id="25"/>
     </w:p>
     <w:p>
-      <w:proofErr w:type="spellStart"/>
-      <w:proofErr w:type="spellEnd"/>
-      <w:r>
-        <w:rPr/>
-        <w:t>本文实验主要基于公开数据集 GenImage 展开，并围绕 Midjourney、Stable Diffusion、ADM 与 real 类图像构建最小可运行验证环境。之所以优先采用这一策略，是因为项目当前阶段更需要一套可稳定复现、可逐步扩展的实验底座，而不是在尚未打通链路前就追求大而全的覆盖范围。通过先把关键链路跑通，再逐步叠加更复杂的分析，能够显著降低后续工作中的不确定性。</w:t>
+      <w:r>
+        <w:t>本文实验主要基于公开数据集</w:t>
+      </w:r>
+      <w:r>
+        <w:t xml:space="preserve"> GenImage </w:t>
+      </w:r>
+      <w:r>
+        <w:t>展开，并围绕</w:t>
+      </w:r>
+      <w:r>
+        <w:t xml:space="preserve"> Midjourney</w:t>
+      </w:r>
+      <w:r>
+        <w:t>、</w:t>
+      </w:r>
+      <w:r>
+        <w:t>Stable Diffusion</w:t>
+      </w:r>
+      <w:r>
+        <w:t>、</w:t>
+      </w:r>
+      <w:r>
+        <w:t xml:space="preserve">ADM </w:t>
+      </w:r>
+      <w:r>
+        <w:t>与</w:t>
+      </w:r>
+      <w:r>
+        <w:t xml:space="preserve"> real </w:t>
+      </w:r>
+      <w:r>
+        <w:t>类图像构建最小可运行验证环境。之所以优先采用这一策略，是因为项目当前阶段更需要一套可稳定复现、可逐步扩展的实验底座，而不是在尚未打通链路前就追求大而全的覆盖范围。通过先把关键链路跑通，再逐步叠加更复杂的分析，能够显著降低后续工作中的不确定性。</w:t>
       </w:r>
     </w:p>
     <w:p>
@@ -6703,7 +7161,7 @@
         <w:spacing w:before="0" w:after="0"/>
         <w:ind w:left="0"/>
       </w:pPr>
-      <w:bookmarkStart w:id="26" w:name="_Toc227945718"/>
+      <w:bookmarkStart w:id="26" w:name="_Toc228349753"/>
       <w:r>
         <w:rPr>
           <w:rFonts w:eastAsia="宋体"/>
@@ -6715,8 +7173,25 @@
     </w:p>
     <w:p>
       <w:r>
-        <w:rPr/>
-        <w:t>在数据组织上，FSD 直接按目录结构读取数据，Stay-Positive 则通过真假对照 CSV 进行验证，两者因此采用不同输入方式。这种差异也意味着两套实验在工程实现上不能完全共享脚本，需要分别处理数据准备、结果导出和错误排查。对本文而言，这种差异并非单纯的工程细节，而是直接影响结果可比性和复现效率的重要因素。</w:t>
+        <w:t>在数据组织上，</w:t>
+      </w:r>
+      <w:r>
+        <w:t xml:space="preserve">FSD </w:t>
+      </w:r>
+      <w:r>
+        <w:t>直接按目录结构读取数据，</w:t>
+      </w:r>
+      <w:r>
+        <w:t xml:space="preserve">Stay-Positive </w:t>
+      </w:r>
+      <w:r>
+        <w:t>则通过真假对照</w:t>
+      </w:r>
+      <w:r>
+        <w:t xml:space="preserve"> CSV </w:t>
+      </w:r>
+      <w:r>
+        <w:t>进行验证，两者因此采用不同输入方式。这种差异也意味着两套实验在工程实现上不能完全共享脚本，需要分别处理数据准备、结果导出和错误排查。对本文而言，这种差异并非单纯的工程细节，而是直接影响结果可比性和复现效率的重要因素。</w:t>
       </w:r>
     </w:p>
     <w:p>
@@ -6760,7 +7235,7 @@
         <w:spacing w:before="0" w:after="0"/>
         <w:ind w:left="0"/>
       </w:pPr>
-      <w:bookmarkStart w:id="27" w:name="_Toc227945719"/>
+      <w:bookmarkStart w:id="27" w:name="_Toc228349754"/>
       <w:r>
         <w:rPr>
           <w:rFonts w:eastAsia="宋体"/>
@@ -6801,13 +7276,8 @@
       <w:r>
         <w:t xml:space="preserve"> Rajan/Ours+ </w:t>
       </w:r>
-      <w:proofErr w:type="gramStart"/>
-      <w:r>
-        <w:t>预训练</w:t>
-      </w:r>
-      <w:proofErr w:type="gramEnd"/>
-      <w:r>
-        <w:t>模型。</w:t>
+      <w:r>
+        <w:t>预训练模型。</w:t>
       </w:r>
     </w:p>
     <w:p>
@@ -6833,7 +7303,7 @@
         <w:spacing w:before="0" w:after="0"/>
         <w:ind w:left="0"/>
       </w:pPr>
-      <w:bookmarkStart w:id="28" w:name="_Toc227945720"/>
+      <w:bookmarkStart w:id="28" w:name="_Toc228349755"/>
       <w:r>
         <w:rPr>
           <w:rFonts w:eastAsia="宋体"/>
@@ -6845,8 +7315,46 @@
     </w:p>
     <w:p>
       <w:r>
-        <w:rPr/>
-        <w:t>FSD 的实验流程包括数据整理、checkpoint 适配、正式评估和 ADM 微调探索。具体执行时，先完成公开权重的兼容转换，再验证官方基线是否能够在当前环境中稳定跑通，随后围绕 ADM 构造额外训练与评估链路，用于观察该方法在困难类别上的可调性。整个流程的核心目标不是盲目追求更高数值，而是确保每一步结果都可解释、可复核。</w:t>
+        <w:t xml:space="preserve">FSD </w:t>
+      </w:r>
+      <w:r>
+        <w:t>的实验流程包括数据整理、</w:t>
+      </w:r>
+      <w:r>
+        <w:t xml:space="preserve">checkpoint </w:t>
+      </w:r>
+      <w:r>
+        <w:t>适配、正式评估、</w:t>
+      </w:r>
+      <w:r>
+        <w:t xml:space="preserve">ADM </w:t>
+      </w:r>
+      <w:r>
+        <w:t>微调探索和联合训练验证。具体执行时，先完成公开权重的兼容转换，再验证官方基线是否能够在当前环境中稳定跑通，随后围绕</w:t>
+      </w:r>
+      <w:r>
+        <w:t xml:space="preserve"> ADM </w:t>
+      </w:r>
+      <w:r>
+        <w:t>构造额外训练与评估链路，用于观察该方法在困难类别上的可调性；最后通过两阶段联合训练，把</w:t>
+      </w:r>
+      <w:r>
+        <w:t xml:space="preserve"> Stay-Positive </w:t>
+      </w:r>
+      <w:r>
+        <w:t>离线分数和</w:t>
+      </w:r>
+      <w:r>
+        <w:t xml:space="preserve"> LVLM </w:t>
+      </w:r>
+      <w:r>
+        <w:t>结构化标签逐步接入</w:t>
+      </w:r>
+      <w:r>
+        <w:t xml:space="preserve"> FSD </w:t>
+      </w:r>
+      <w:r>
+        <w:t>主干。整个流程的核心目标不是盲目追求更高数值，而是确保每一步结果都可解释、可复核。</w:t>
       </w:r>
     </w:p>
     <w:p>
@@ -6860,21 +7368,20 @@
         <w:t xml:space="preserve"> CSV</w:t>
       </w:r>
       <w:r>
-        <w:t>、运行</w:t>
-      </w:r>
-      <w:proofErr w:type="gramStart"/>
-      <w:r>
-        <w:t>预训练</w:t>
-      </w:r>
-      <w:proofErr w:type="gramEnd"/>
-      <w:r>
-        <w:t>模型、汇总分数并补充</w:t>
+        <w:t>、运行预训练模型、汇总分数并补充</w:t>
       </w:r>
       <w:r>
         <w:t xml:space="preserve"> ADM </w:t>
       </w:r>
       <w:r>
-        <w:t>校准分析。由于其真实样本与伪造样本采用对照式输入，因此在结果整理阶段还需要特别关注分数分布、阈值设置和真假样本比例之间的关系。</w:t>
+        <w:lastRenderedPageBreak/>
+        <w:t>校准分析。由于其真实样本与伪造样本采用对照式输入，因此在结果整理阶段还需要特别关注分数分布、阈值设置和真假样本比例之间的关系。联合训练阶段进一步把</w:t>
+      </w:r>
+      <w:r>
+        <w:t xml:space="preserve"> Stay-Positive </w:t>
+      </w:r>
+      <w:r>
+        <w:t>分数作为离线参考信号纳入元数据，但日志显示该信号在当前配置下没有形成有效的非零监督，这也成为第一阶段结果解释中的重要边界。</w:t>
       </w:r>
     </w:p>
     <w:p>
@@ -6883,13 +7390,12 @@
         <w:spacing w:before="0" w:after="0"/>
         <w:ind w:left="0"/>
       </w:pPr>
-      <w:bookmarkStart w:id="29" w:name="_Toc227945721"/>
+      <w:bookmarkStart w:id="29" w:name="_Toc228349756"/>
       <w:r>
         <w:rPr>
           <w:rFonts w:eastAsia="宋体"/>
           <w:sz w:val="24"/>
         </w:rPr>
-        <w:lastRenderedPageBreak/>
         <w:t>评价指标</w:t>
       </w:r>
       <w:bookmarkEnd w:id="29"/>
@@ -6908,7 +7414,25 @@
         <w:t xml:space="preserve"> AP</w:t>
       </w:r>
       <w:r>
-        <w:t>，前者反映固定阈值下的整体分类正确率，后者反映不同阈值下的综合排序能力。</w:t>
+        <w:t>，前者反映固定阈值下的整体分类正确率，后者反映不同阈值下的综合排序能力。对于第二阶段</w:t>
+      </w:r>
+      <w:r>
+        <w:t xml:space="preserve"> LVLM </w:t>
+      </w:r>
+      <w:r>
+        <w:t>最小量化训练，本文额外记录</w:t>
+      </w:r>
+      <w:r>
+        <w:t xml:space="preserve"> LVLM </w:t>
+      </w:r>
+      <w:r>
+        <w:t>辅助头的多标签</w:t>
+      </w:r>
+      <w:r>
+        <w:t xml:space="preserve"> F1</w:t>
+      </w:r>
+      <w:r>
+        <w:t>，用于判断语义标签是否真实进入训练并产生可度量输出。</w:t>
       </w:r>
     </w:p>
     <w:p>
@@ -6917,7 +7441,7 @@
         <w:spacing w:before="0" w:after="0"/>
         <w:ind w:left="0"/>
       </w:pPr>
-      <w:bookmarkStart w:id="30" w:name="_Toc227945722"/>
+      <w:bookmarkStart w:id="30" w:name="_Toc228349757"/>
       <w:r>
         <w:rPr>
           <w:rFonts w:eastAsia="宋体"/>
@@ -6929,8 +7453,13 @@
     </w:p>
     <w:p>
       <w:r>
-        <w:rPr/>
-        <w:t>实现过程中主要遇到三类问题：数据组织成本较高、FSD checkpoint 需要兼容性处理，以及部分训练与推理流程对环境配置较敏感。这些问题虽然看起来偏工程，但实际上会直接影响最终结果是否可信，因此本文在写作中也保留了必要的实现背景说明。换句话说，工程可运行性并不是附属问题，而是基线复现研究能否成立的前提。</w:t>
+        <w:t>实现过程中主要遇到三类问题：数据组织成本较高、</w:t>
+      </w:r>
+      <w:r>
+        <w:t xml:space="preserve">FSD checkpoint </w:t>
+      </w:r>
+      <w:r>
+        <w:t>需要兼容性处理，以及部分训练与推理流程对环境配置较敏感。这些问题虽然看起来偏工程，但实际上会直接影响最终结果是否可信，因此本文在写作中也保留了必要的实现背景说明。换句话说，工程可运行性并不是附属问题，而是基线复现研究能否成立的前提。</w:t>
       </w:r>
     </w:p>
     <w:p>
@@ -6939,7 +7468,7 @@
         <w:spacing w:before="0" w:after="0"/>
         <w:ind w:left="0"/>
       </w:pPr>
-      <w:bookmarkStart w:id="31" w:name="_Toc227945723"/>
+      <w:bookmarkStart w:id="31" w:name="_Toc228349758"/>
       <w:r>
         <w:rPr>
           <w:rFonts w:eastAsia="宋体"/>
@@ -6956,15 +7485,7 @@
     </w:p>
     <w:p>
       <w:r>
-        <w:t>因此，本文结果更适合做阶段</w:t>
-      </w:r>
-      <w:proofErr w:type="gramStart"/>
-      <w:r>
-        <w:t>性比较与研究</w:t>
-      </w:r>
-      <w:proofErr w:type="gramEnd"/>
-      <w:r>
-        <w:t>支撑，而非绝对排名。</w:t>
+        <w:t>因此，本文结果更适合做阶段性比较与研究支撑，而非绝对排名。</w:t>
       </w:r>
     </w:p>
     <w:p>
@@ -6975,7 +7496,19 @@
         <w:t xml:space="preserve"> LVLM </w:t>
       </w:r>
       <w:r>
-        <w:t>而言，当前已明确其接入位置和案例分析入口，但尚未形成统一口径的正式数值评测。</w:t>
+        <w:t>而言，本文已完成从案例分析到最小量化训练的接入验证；其辅助头能够输出</w:t>
+      </w:r>
+      <w:r>
+        <w:t xml:space="preserve"> ADM </w:t>
+      </w:r>
+      <w:r>
+        <w:t>上的</w:t>
+      </w:r>
+      <w:r>
+        <w:t xml:space="preserve"> LVLM F1</w:t>
+      </w:r>
+      <w:r>
+        <w:t>，但由于标签规模有限，当前更适合用于证明语义监督可接入，而不是证明主任务性能已经显著提升。</w:t>
       </w:r>
     </w:p>
     <w:p>
@@ -6984,7 +7517,7 @@
         <w:spacing w:before="0" w:after="0"/>
         <w:ind w:left="0"/>
       </w:pPr>
-      <w:bookmarkStart w:id="32" w:name="_Toc227945724"/>
+      <w:bookmarkStart w:id="32" w:name="_Toc228349759"/>
       <w:r>
         <w:rPr>
           <w:rFonts w:eastAsia="宋体"/>
@@ -7001,7 +7534,7 @@
         <w:spacing w:before="0" w:after="0"/>
         <w:ind w:left="0"/>
       </w:pPr>
-      <w:bookmarkStart w:id="33" w:name="_Toc227945725"/>
+      <w:bookmarkStart w:id="33" w:name="_Toc228349760"/>
       <w:r>
         <w:rPr>
           <w:rFonts w:eastAsia="宋体"/>
@@ -7025,13 +7558,8 @@
       <w:r>
         <w:t xml:space="preserve"> FSD </w:t>
       </w:r>
-      <w:proofErr w:type="gramStart"/>
-      <w:r>
-        <w:t>预训练</w:t>
-      </w:r>
-      <w:proofErr w:type="gramEnd"/>
-      <w:r>
-        <w:t>模型在</w:t>
+      <w:r>
+        <w:t>预训练模型在</w:t>
       </w:r>
       <w:r>
         <w:t xml:space="preserve"> Midjourney</w:t>
@@ -7051,11 +7579,9 @@
       <w:r>
         <w:t>、</w:t>
       </w:r>
-      <w:proofErr w:type="spellStart"/>
       <w:r>
         <w:t>BigGAN</w:t>
       </w:r>
-      <w:proofErr w:type="spellEnd"/>
       <w:r>
         <w:t>、</w:t>
       </w:r>
@@ -7132,16 +7658,16 @@
             <w:tcW w:w="2268" w:type="dxa"/>
             <w:shd w:val="clear" w:color="auto" w:fill="D9E2F3"/>
             <w:vAlign w:val="center"/>
+            <w:hideMark/>
           </w:tcPr>
           <w:p>
             <w:pPr>
-              <w:spacing w:line="288" w:lineRule="auto"/>
               <w:jc w:val="center"/>
             </w:pPr>
             <w:r>
               <w:rPr>
+                <w:rFonts w:hint="eastAsia"/>
                 <w:b/>
-                <w:sz w:val="21"/>
               </w:rPr>
               <w:t>测试类别</w:t>
             </w:r>
@@ -7152,16 +7678,16 @@
             <w:tcW w:w="2268" w:type="dxa"/>
             <w:shd w:val="clear" w:color="auto" w:fill="D9E2F3"/>
             <w:vAlign w:val="center"/>
+            <w:hideMark/>
           </w:tcPr>
           <w:p>
             <w:pPr>
-              <w:spacing w:line="288" w:lineRule="auto"/>
               <w:jc w:val="center"/>
             </w:pPr>
             <w:r>
               <w:rPr>
+                <w:rFonts w:hint="eastAsia"/>
                 <w:b/>
-                <w:sz w:val="21"/>
               </w:rPr>
               <w:t>评估样本数</w:t>
             </w:r>
@@ -7172,16 +7698,15 @@
             <w:tcW w:w="2268" w:type="dxa"/>
             <w:shd w:val="clear" w:color="auto" w:fill="D9E2F3"/>
             <w:vAlign w:val="center"/>
+            <w:hideMark/>
           </w:tcPr>
           <w:p>
             <w:pPr>
-              <w:spacing w:line="288" w:lineRule="auto"/>
               <w:jc w:val="center"/>
             </w:pPr>
             <w:r>
               <w:rPr>
                 <w:b/>
-                <w:sz w:val="21"/>
               </w:rPr>
               <w:t>Accuracy</w:t>
             </w:r>
@@ -7192,16 +7717,15 @@
             <w:tcW w:w="2268" w:type="dxa"/>
             <w:shd w:val="clear" w:color="auto" w:fill="D9E2F3"/>
             <w:vAlign w:val="center"/>
+            <w:hideMark/>
           </w:tcPr>
           <w:p>
             <w:pPr>
-              <w:spacing w:line="288" w:lineRule="auto"/>
               <w:jc w:val="center"/>
             </w:pPr>
             <w:r>
               <w:rPr>
                 <w:b/>
-                <w:sz w:val="21"/>
               </w:rPr>
               <w:t>AP</w:t>
             </w:r>
@@ -7216,16 +7740,13 @@
           <w:tcPr>
             <w:tcW w:w="2268" w:type="dxa"/>
             <w:vAlign w:val="center"/>
+            <w:hideMark/>
           </w:tcPr>
           <w:p>
             <w:pPr>
-              <w:spacing w:line="288" w:lineRule="auto"/>
               <w:jc w:val="center"/>
             </w:pPr>
             <w:r>
-              <w:rPr>
-                <w:sz w:val="21"/>
-              </w:rPr>
               <w:t>Midjourney</w:t>
             </w:r>
           </w:p>
@@ -7234,16 +7755,13 @@
           <w:tcPr>
             <w:tcW w:w="2268" w:type="dxa"/>
             <w:vAlign w:val="center"/>
+            <w:hideMark/>
           </w:tcPr>
           <w:p>
             <w:pPr>
-              <w:spacing w:line="288" w:lineRule="auto"/>
               <w:jc w:val="center"/>
             </w:pPr>
             <w:r>
-              <w:rPr>
-                <w:sz w:val="21"/>
-              </w:rPr>
               <w:t>9000</w:t>
             </w:r>
           </w:p>
@@ -7252,16 +7770,13 @@
           <w:tcPr>
             <w:tcW w:w="2268" w:type="dxa"/>
             <w:vAlign w:val="center"/>
+            <w:hideMark/>
           </w:tcPr>
           <w:p>
             <w:pPr>
-              <w:spacing w:line="288" w:lineRule="auto"/>
               <w:jc w:val="center"/>
             </w:pPr>
             <w:r>
-              <w:rPr>
-                <w:sz w:val="21"/>
-              </w:rPr>
               <w:t>79.56%</w:t>
             </w:r>
           </w:p>
@@ -7270,16 +7785,13 @@
           <w:tcPr>
             <w:tcW w:w="2268" w:type="dxa"/>
             <w:vAlign w:val="center"/>
+            <w:hideMark/>
           </w:tcPr>
           <w:p>
             <w:pPr>
-              <w:spacing w:line="288" w:lineRule="auto"/>
               <w:jc w:val="center"/>
             </w:pPr>
             <w:r>
-              <w:rPr>
-                <w:sz w:val="21"/>
-              </w:rPr>
               <w:t>82.04%</w:t>
             </w:r>
           </w:p>
@@ -7293,16 +7805,13 @@
           <w:tcPr>
             <w:tcW w:w="2268" w:type="dxa"/>
             <w:vAlign w:val="center"/>
+            <w:hideMark/>
           </w:tcPr>
           <w:p>
             <w:pPr>
-              <w:spacing w:line="288" w:lineRule="auto"/>
               <w:jc w:val="center"/>
             </w:pPr>
             <w:r>
-              <w:rPr>
-                <w:sz w:val="21"/>
-              </w:rPr>
               <w:t>Stable Diffusion</w:t>
             </w:r>
           </w:p>
@@ -7311,16 +7820,13 @@
           <w:tcPr>
             <w:tcW w:w="2268" w:type="dxa"/>
             <w:vAlign w:val="center"/>
+            <w:hideMark/>
           </w:tcPr>
           <w:p>
             <w:pPr>
-              <w:spacing w:line="288" w:lineRule="auto"/>
               <w:jc w:val="center"/>
             </w:pPr>
             <w:r>
-              <w:rPr>
-                <w:sz w:val="21"/>
-              </w:rPr>
               <w:t>9000</w:t>
             </w:r>
           </w:p>
@@ -7329,16 +7835,13 @@
           <w:tcPr>
             <w:tcW w:w="2268" w:type="dxa"/>
             <w:vAlign w:val="center"/>
+            <w:hideMark/>
           </w:tcPr>
           <w:p>
             <w:pPr>
-              <w:spacing w:line="288" w:lineRule="auto"/>
               <w:jc w:val="center"/>
             </w:pPr>
             <w:r>
-              <w:rPr>
-                <w:sz w:val="21"/>
-              </w:rPr>
               <w:t>88.34%</w:t>
             </w:r>
           </w:p>
@@ -7347,16 +7850,13 @@
           <w:tcPr>
             <w:tcW w:w="2268" w:type="dxa"/>
             <w:vAlign w:val="center"/>
+            <w:hideMark/>
           </w:tcPr>
           <w:p>
             <w:pPr>
-              <w:spacing w:line="288" w:lineRule="auto"/>
               <w:jc w:val="center"/>
             </w:pPr>
             <w:r>
-              <w:rPr>
-                <w:sz w:val="21"/>
-              </w:rPr>
               <w:t>91.30%</w:t>
             </w:r>
           </w:p>
@@ -7370,16 +7870,13 @@
           <w:tcPr>
             <w:tcW w:w="2268" w:type="dxa"/>
             <w:vAlign w:val="center"/>
+            <w:hideMark/>
           </w:tcPr>
           <w:p>
             <w:pPr>
-              <w:spacing w:line="288" w:lineRule="auto"/>
               <w:jc w:val="center"/>
             </w:pPr>
             <w:r>
-              <w:rPr>
-                <w:sz w:val="21"/>
-              </w:rPr>
               <w:t>ADM</w:t>
             </w:r>
           </w:p>
@@ -7388,16 +7885,13 @@
           <w:tcPr>
             <w:tcW w:w="2268" w:type="dxa"/>
             <w:vAlign w:val="center"/>
+            <w:hideMark/>
           </w:tcPr>
           <w:p>
             <w:pPr>
-              <w:spacing w:line="288" w:lineRule="auto"/>
               <w:jc w:val="center"/>
             </w:pPr>
             <w:r>
-              <w:rPr>
-                <w:sz w:val="21"/>
-              </w:rPr>
               <w:t>9000</w:t>
             </w:r>
           </w:p>
@@ -7406,16 +7900,13 @@
           <w:tcPr>
             <w:tcW w:w="2268" w:type="dxa"/>
             <w:vAlign w:val="center"/>
+            <w:hideMark/>
           </w:tcPr>
           <w:p>
             <w:pPr>
-              <w:spacing w:line="288" w:lineRule="auto"/>
               <w:jc w:val="center"/>
             </w:pPr>
             <w:r>
-              <w:rPr>
-                <w:sz w:val="21"/>
-              </w:rPr>
               <w:t>75.41%</w:t>
             </w:r>
           </w:p>
@@ -7424,16 +7915,13 @@
           <w:tcPr>
             <w:tcW w:w="2268" w:type="dxa"/>
             <w:vAlign w:val="center"/>
+            <w:hideMark/>
           </w:tcPr>
           <w:p>
             <w:pPr>
-              <w:spacing w:line="288" w:lineRule="auto"/>
               <w:jc w:val="center"/>
             </w:pPr>
             <w:r>
-              <w:rPr>
-                <w:sz w:val="21"/>
-              </w:rPr>
               <w:t>79.34%</w:t>
             </w:r>
           </w:p>
@@ -7447,36 +7935,28 @@
           <w:tcPr>
             <w:tcW w:w="2268" w:type="dxa"/>
             <w:vAlign w:val="center"/>
+            <w:hideMark/>
           </w:tcPr>
           <w:p>
             <w:pPr>
-              <w:spacing w:line="288" w:lineRule="auto"/>
               <w:jc w:val="center"/>
             </w:pPr>
-            <w:proofErr w:type="spellStart"/>
             <w:r>
-              <w:rPr>
-                <w:sz w:val="21"/>
-              </w:rPr>
               <w:t>BigGAN</w:t>
             </w:r>
-            <w:proofErr w:type="spellEnd"/>
           </w:p>
         </w:tc>
         <w:tc>
           <w:tcPr>
             <w:tcW w:w="2268" w:type="dxa"/>
             <w:vAlign w:val="center"/>
+            <w:hideMark/>
           </w:tcPr>
           <w:p>
             <w:pPr>
-              <w:spacing w:line="288" w:lineRule="auto"/>
               <w:jc w:val="center"/>
             </w:pPr>
             <w:r>
-              <w:rPr>
-                <w:sz w:val="21"/>
-              </w:rPr>
               <w:t>9000</w:t>
             </w:r>
           </w:p>
@@ -7485,16 +7965,13 @@
           <w:tcPr>
             <w:tcW w:w="2268" w:type="dxa"/>
             <w:vAlign w:val="center"/>
+            <w:hideMark/>
           </w:tcPr>
           <w:p>
             <w:pPr>
-              <w:spacing w:line="288" w:lineRule="auto"/>
               <w:jc w:val="center"/>
             </w:pPr>
             <w:r>
-              <w:rPr>
-                <w:sz w:val="21"/>
-              </w:rPr>
               <w:t>79.27%</w:t>
             </w:r>
           </w:p>
@@ -7503,16 +7980,13 @@
           <w:tcPr>
             <w:tcW w:w="2268" w:type="dxa"/>
             <w:vAlign w:val="center"/>
+            <w:hideMark/>
           </w:tcPr>
           <w:p>
             <w:pPr>
-              <w:spacing w:line="288" w:lineRule="auto"/>
               <w:jc w:val="center"/>
             </w:pPr>
             <w:r>
-              <w:rPr>
-                <w:sz w:val="21"/>
-              </w:rPr>
               <w:t>82.40%</w:t>
             </w:r>
           </w:p>
@@ -7526,16 +8000,13 @@
           <w:tcPr>
             <w:tcW w:w="2268" w:type="dxa"/>
             <w:vAlign w:val="center"/>
+            <w:hideMark/>
           </w:tcPr>
           <w:p>
             <w:pPr>
-              <w:spacing w:line="288" w:lineRule="auto"/>
               <w:jc w:val="center"/>
             </w:pPr>
             <w:r>
-              <w:rPr>
-                <w:sz w:val="21"/>
-              </w:rPr>
               <w:t>GLIDE</w:t>
             </w:r>
           </w:p>
@@ -7544,16 +8015,13 @@
           <w:tcPr>
             <w:tcW w:w="2268" w:type="dxa"/>
             <w:vAlign w:val="center"/>
+            <w:hideMark/>
           </w:tcPr>
           <w:p>
             <w:pPr>
-              <w:spacing w:line="288" w:lineRule="auto"/>
               <w:jc w:val="center"/>
             </w:pPr>
             <w:r>
-              <w:rPr>
-                <w:sz w:val="21"/>
-              </w:rPr>
               <w:t>9000</w:t>
             </w:r>
           </w:p>
@@ -7562,16 +8030,13 @@
           <w:tcPr>
             <w:tcW w:w="2268" w:type="dxa"/>
             <w:vAlign w:val="center"/>
+            <w:hideMark/>
           </w:tcPr>
           <w:p>
             <w:pPr>
-              <w:spacing w:line="288" w:lineRule="auto"/>
               <w:jc w:val="center"/>
             </w:pPr>
             <w:r>
-              <w:rPr>
-                <w:sz w:val="21"/>
-              </w:rPr>
               <w:t>96.67%</w:t>
             </w:r>
           </w:p>
@@ -7580,16 +8045,13 @@
           <w:tcPr>
             <w:tcW w:w="2268" w:type="dxa"/>
             <w:vAlign w:val="center"/>
+            <w:hideMark/>
           </w:tcPr>
           <w:p>
             <w:pPr>
-              <w:spacing w:line="288" w:lineRule="auto"/>
               <w:jc w:val="center"/>
             </w:pPr>
             <w:r>
-              <w:rPr>
-                <w:sz w:val="21"/>
-              </w:rPr>
               <w:t>96.82%</w:t>
             </w:r>
           </w:p>
@@ -7603,16 +8065,13 @@
           <w:tcPr>
             <w:tcW w:w="2268" w:type="dxa"/>
             <w:vAlign w:val="center"/>
+            <w:hideMark/>
           </w:tcPr>
           <w:p>
             <w:pPr>
-              <w:spacing w:line="288" w:lineRule="auto"/>
               <w:jc w:val="center"/>
             </w:pPr>
             <w:r>
-              <w:rPr>
-                <w:sz w:val="21"/>
-              </w:rPr>
               <w:t>VQDM</w:t>
             </w:r>
           </w:p>
@@ -7621,16 +8080,13 @@
           <w:tcPr>
             <w:tcW w:w="2268" w:type="dxa"/>
             <w:vAlign w:val="center"/>
+            <w:hideMark/>
           </w:tcPr>
           <w:p>
             <w:pPr>
-              <w:spacing w:line="288" w:lineRule="auto"/>
               <w:jc w:val="center"/>
             </w:pPr>
             <w:r>
-              <w:rPr>
-                <w:sz w:val="21"/>
-              </w:rPr>
               <w:t>9000</w:t>
             </w:r>
           </w:p>
@@ -7639,16 +8095,13 @@
           <w:tcPr>
             <w:tcW w:w="2268" w:type="dxa"/>
             <w:vAlign w:val="center"/>
+            <w:hideMark/>
           </w:tcPr>
           <w:p>
             <w:pPr>
-              <w:spacing w:line="288" w:lineRule="auto"/>
               <w:jc w:val="center"/>
             </w:pPr>
             <w:r>
-              <w:rPr>
-                <w:sz w:val="21"/>
-              </w:rPr>
               <w:t>75.47%</w:t>
             </w:r>
           </w:p>
@@ -7657,29 +8110,73 @@
           <w:tcPr>
             <w:tcW w:w="2268" w:type="dxa"/>
             <w:vAlign w:val="center"/>
+            <w:hideMark/>
           </w:tcPr>
           <w:p>
             <w:pPr>
-              <w:spacing w:line="288" w:lineRule="auto"/>
               <w:jc w:val="center"/>
             </w:pPr>
             <w:r>
-              <w:rPr>
-                <w:sz w:val="21"/>
-              </w:rPr>
               <w:t>77.15%</w:t>
             </w:r>
           </w:p>
         </w:tc>
       </w:tr>
     </w:tbl>
+    <w:p>
+      <w:pPr>
+        <w:jc w:val="center"/>
+      </w:pPr>
+    </w:p>
     <w:p/>
     <w:p>
-      <w:proofErr w:type="gramStart"/>
-      <w:proofErr w:type="gramEnd"/>
-      <w:r>
-        <w:rPr/>
-        <w:t>FSD 在六类生成器上均具备一定检测能力，其中 GLIDE 表现最好，Stable Diffusion 次之，而 ADM 与 VQDM 相对较弱。这说明 FSD 已具备跨生成器识别能力，但不同生成器之间仍存在明显难度差异。换言之，所谓“泛化”在当前结果中并不是均匀成立的，而是呈现出较强的类别分层现象：对某些生成器可以稳定识别，对另一些生成器则仍然容易出现性能塌陷或分数不稳定。这也提示我们，后续改进不应只盯住平均指标，而要更加关注不同类别之间的结构性差异。</w:t>
+      <w:r>
+        <w:t xml:space="preserve">FSD </w:t>
+      </w:r>
+      <w:r>
+        <w:t>在六类生成器上均具备一定检测能力，其中</w:t>
+      </w:r>
+      <w:r>
+        <w:t xml:space="preserve"> GLIDE </w:t>
+      </w:r>
+      <w:r>
+        <w:t>表现最好，</w:t>
+      </w:r>
+      <w:r>
+        <w:t xml:space="preserve">Stable Diffusion </w:t>
+      </w:r>
+      <w:r>
+        <w:t>次之，而</w:t>
+      </w:r>
+      <w:r>
+        <w:t xml:space="preserve"> ADM </w:t>
+      </w:r>
+      <w:r>
+        <w:t>与</w:t>
+      </w:r>
+      <w:r>
+        <w:t xml:space="preserve"> VQDM </w:t>
+      </w:r>
+      <w:r>
+        <w:t>相对较弱。这说明</w:t>
+      </w:r>
+      <w:r>
+        <w:t xml:space="preserve"> FSD </w:t>
+      </w:r>
+      <w:r>
+        <w:t>已具备跨生成器识别能力，但不同生成器之间仍存在明显难度差异。换言之，所谓</w:t>
+      </w:r>
+      <w:r>
+        <w:t>“</w:t>
+      </w:r>
+      <w:r>
+        <w:t>泛化</w:t>
+      </w:r>
+      <w:r>
+        <w:t>”</w:t>
+      </w:r>
+      <w:r>
+        <w:t>在当前结果中并不是均匀成立的，而是呈现出较强的类别分层现象：对某些生成器可以稳定识别，对另一些生成器则仍然容易出现性能塌陷或分数不稳定。这也提示我们，后续改进不应只盯住平均指标，而要更加关注不同类别之间的结构性差异。</w:t>
       </w:r>
     </w:p>
     <w:p>
@@ -7688,7 +8185,7 @@
         <w:spacing w:before="0" w:after="0"/>
         <w:ind w:left="0"/>
       </w:pPr>
-      <w:bookmarkStart w:id="34" w:name="_Toc227945726"/>
+      <w:bookmarkStart w:id="34" w:name="_Toc228349761"/>
       <w:r>
         <w:rPr>
           <w:rFonts w:eastAsia="宋体"/>
@@ -7718,13 +8215,8 @@
       <w:r>
         <w:t xml:space="preserve"> Stay-Positive </w:t>
       </w:r>
-      <w:proofErr w:type="gramStart"/>
-      <w:r>
-        <w:t>预训练</w:t>
-      </w:r>
-      <w:proofErr w:type="gramEnd"/>
-      <w:r>
-        <w:t>模型进行了验证。实验结果如表</w:t>
+      <w:r>
+        <w:t>预训练模型进行了验证。实验结果如表</w:t>
       </w:r>
       <w:r>
         <w:t xml:space="preserve"> 5-2 </w:t>
@@ -7875,6 +8367,7 @@
               <w:rPr>
                 <w:sz w:val="21"/>
               </w:rPr>
+              <w:lastRenderedPageBreak/>
               <w:t>Midjourney</w:t>
             </w:r>
           </w:p>
@@ -8106,7 +8599,6 @@
               <w:rPr>
                 <w:sz w:val="21"/>
               </w:rPr>
-              <w:lastRenderedPageBreak/>
               <w:t>Stable Diffusion</w:t>
             </w:r>
           </w:p>
@@ -8167,17 +8659,115 @@
         </w:tc>
       </w:tr>
     </w:tbl>
-    <w:p/>
-    <w:p>
-      <w:r>
-        <w:rPr/>
-        <w:t>Stay-Positive 在 Midjourney 与 Stable Diffusion 的固定真假对照测试中表现出很强的直接判别能力，两种模型的准确率和 AP 都显著高于 FSD 当前结果。这说明在训练和测试协议相对接近、真假对照关系清晰时，围绕正负判别边界优化的策略能够得到更强的闭集检测性能，也证明其“忽略真实图像特征干扰”的思路具有实际效果。对于本文的比较框架而言，这一结果也帮助我们进一步明确了 Stay-Positive 更适合作为高性能判别基线的角色。</w:t>
-      </w:r>
-    </w:p>
-    <w:p>
-      <w:r>
-        <w:rPr/>
-        <w:t>不过，在 ADM 扩展观察中，Rajan/Ours+ 的真实样本准确率为 99.77%，伪造样本准确率仅为 4.73%，整体准确率为 52.25%，而 AP 仍达到 87.58%。这表明其问题更像阈值失配与分数分布漂移，而不是完全失去排序能力。也正因为如此，ADM 成为了本文最值得展开分析的关键场景，因为它能够同时暴露方法在阈值、分布和证据偏好上的差异。</w:t>
+    <w:p>
+      <w:pPr>
+        <w:ind w:firstLine="0"/>
+        <w:rPr>
+          <w:rFonts w:hint="eastAsia"/>
+        </w:rPr>
+      </w:pPr>
+    </w:p>
+    <w:p>
+      <w:r>
+        <w:t xml:space="preserve">Stay-Positive </w:t>
+      </w:r>
+      <w:r>
+        <w:t>在</w:t>
+      </w:r>
+      <w:r>
+        <w:t xml:space="preserve"> Midjourney </w:t>
+      </w:r>
+      <w:r>
+        <w:t>与</w:t>
+      </w:r>
+      <w:r>
+        <w:t xml:space="preserve"> Stable Diffusion </w:t>
+      </w:r>
+      <w:r>
+        <w:t>的固定真假对照测试中表现出很强的直接判别能力，两种模型的准确率和</w:t>
+      </w:r>
+      <w:r>
+        <w:t xml:space="preserve"> AP </w:t>
+      </w:r>
+      <w:r>
+        <w:t>都显著高于</w:t>
+      </w:r>
+      <w:r>
+        <w:t xml:space="preserve"> FSD </w:t>
+      </w:r>
+      <w:r>
+        <w:t>当前结果。这说明在训练和测试协议相对接近、真假对照关系清晰时，围绕正负判别边界优化的策略能够得到更强的闭集检测性能，也证明其</w:t>
+      </w:r>
+      <w:r>
+        <w:t>“</w:t>
+      </w:r>
+      <w:r>
+        <w:t>忽略真实图像特征干扰</w:t>
+      </w:r>
+      <w:r>
+        <w:t>”</w:t>
+      </w:r>
+      <w:r>
+        <w:t>的思路具有实际效果。对于本文的比较框架而言，这一结果也帮助我们进一步明确了</w:t>
+      </w:r>
+      <w:r>
+        <w:t xml:space="preserve"> Stay-Positive </w:t>
+      </w:r>
+      <w:r>
+        <w:t>更适合作为高性能判别基线的角色。</w:t>
+      </w:r>
+    </w:p>
+    <w:p>
+      <w:r>
+        <w:t>不过，在</w:t>
+      </w:r>
+      <w:r>
+        <w:t xml:space="preserve"> ADM </w:t>
+      </w:r>
+      <w:r>
+        <w:t>扩展观察中，</w:t>
+      </w:r>
+      <w:r>
+        <w:t xml:space="preserve">Rajan/Ours+ </w:t>
+      </w:r>
+      <w:r>
+        <w:t>的真实样本准确率为</w:t>
+      </w:r>
+      <w:r>
+        <w:t xml:space="preserve"> 99.77%</w:t>
+      </w:r>
+      <w:r>
+        <w:t>，伪造样本准确率仅为</w:t>
+      </w:r>
+      <w:r>
+        <w:t xml:space="preserve"> 4.73%</w:t>
+      </w:r>
+      <w:r>
+        <w:t>，整体准确率为</w:t>
+      </w:r>
+      <w:r>
+        <w:t xml:space="preserve"> 52.25%</w:t>
+      </w:r>
+      <w:r>
+        <w:t>，而</w:t>
+      </w:r>
+      <w:r>
+        <w:t xml:space="preserve"> AP </w:t>
+      </w:r>
+      <w:r>
+        <w:t>仍达到</w:t>
+      </w:r>
+      <w:r>
+        <w:t xml:space="preserve"> 87.58%</w:t>
+      </w:r>
+      <w:r>
+        <w:t>。这表明其问题更像阈值失配与分数分布漂移，而不是完全失去排序能力。也正因为如此，</w:t>
+      </w:r>
+      <w:r>
+        <w:t xml:space="preserve">ADM </w:t>
+      </w:r>
+      <w:r>
+        <w:t>成为了本文最值得展开分析的关键场景，因为它能够同时暴露方法在阈值、分布和证据偏好上的差异。</w:t>
       </w:r>
     </w:p>
     <w:p>
@@ -8186,7 +8776,7 @@
         <w:spacing w:before="0" w:after="0"/>
         <w:ind w:left="0"/>
       </w:pPr>
-      <w:bookmarkStart w:id="35" w:name="_Toc227945727"/>
+      <w:bookmarkStart w:id="35" w:name="_Toc228349762"/>
       <w:r>
         <w:rPr>
           <w:rFonts w:eastAsia="宋体"/>
@@ -8197,13 +8787,32 @@
       <w:bookmarkEnd w:id="35"/>
     </w:p>
     <w:p>
-      <w:proofErr w:type="gramStart"/>
-      <w:proofErr w:type="gramEnd"/>
-      <w:proofErr w:type="gramStart"/>
-      <w:proofErr w:type="gramEnd"/>
-      <w:r>
-        <w:rPr/>
-        <w:t>若仅比较当前已获得的正式结果，Stay-Positive 在固定二分类任务中明显优于 FSD；但两类方法的任务定位并不完全一致，因此不宜简单得出“全面更优”的结论。更合理的做法是把结果放回具体任务背景中理解：一个更擅长闭集高性能判别，一个更适合作为开放场景研究主干。只有在明确任务目标差异之后，这样的比较才具有真正的研究意义。</w:t>
+      <w:r>
+        <w:t>若仅比较当前已获得的正式结果，</w:t>
+      </w:r>
+      <w:r>
+        <w:t xml:space="preserve">Stay-Positive </w:t>
+      </w:r>
+      <w:r>
+        <w:t>在固定二分类任务中明显优于</w:t>
+      </w:r>
+      <w:r>
+        <w:t xml:space="preserve"> FSD</w:t>
+      </w:r>
+      <w:r>
+        <w:t>；但两类方法的任务定位并不完全一致，因此不宜简单得出</w:t>
+      </w:r>
+      <w:r>
+        <w:t>“</w:t>
+      </w:r>
+      <w:r>
+        <w:t>全面更优</w:t>
+      </w:r>
+      <w:r>
+        <w:t>”</w:t>
+      </w:r>
+      <w:r>
+        <w:t>的结论。更合理的做法是把结果放回具体任务背景中理解：一个更擅长闭集高性能判别，一个更适合作为开放场景研究主干。只有在明确任务目标差异之后，这样的比较才具有真正的研究意义。</w:t>
       </w:r>
     </w:p>
     <w:p>
@@ -8237,12 +8846,13 @@
         <w:spacing w:before="0" w:after="0"/>
         <w:ind w:left="0"/>
       </w:pPr>
-      <w:bookmarkStart w:id="36" w:name="_Toc227945728"/>
+      <w:bookmarkStart w:id="36" w:name="_Toc228349763"/>
       <w:r>
         <w:rPr>
           <w:rFonts w:eastAsia="宋体"/>
           <w:sz w:val="24"/>
         </w:rPr>
+        <w:lastRenderedPageBreak/>
         <w:t xml:space="preserve">FSD </w:t>
       </w:r>
       <w:r>
@@ -8255,11 +8865,44 @@
       <w:bookmarkEnd w:id="36"/>
     </w:p>
     <w:p>
-      <w:proofErr w:type="gramStart"/>
-      <w:proofErr w:type="gramEnd"/>
-      <w:r>
-        <w:rPr/>
-        <w:t>围绕 ADM，本文还完成了从零初始化训练、首轮 checkpoint 微调和第二轮保守微调三组探索。三组实验虽然规模有限，但足以帮助判断当前问题究竟更像“训练链路未打通”，还是“方法本身对该类别高度敏感”。从最终结果看，后者的解释更具说服力。也就是说，当前困难并不主要来自工程无法运行，而是来自类别本身对方法提出了更高要求。</w:t>
+      <w:r>
+        <w:t>围绕</w:t>
+      </w:r>
+      <w:r>
+        <w:t xml:space="preserve"> ADM</w:t>
+      </w:r>
+      <w:r>
+        <w:t>，本文还完成了从零初始化训练、首轮</w:t>
+      </w:r>
+      <w:r>
+        <w:t xml:space="preserve"> checkpoint </w:t>
+      </w:r>
+      <w:r>
+        <w:t>微调和第二轮保守微调三组探索。三组实验虽然规模有限，但足以帮助判断当前问题究竟更像</w:t>
+      </w:r>
+      <w:r>
+        <w:t>“</w:t>
+      </w:r>
+      <w:r>
+        <w:t>训练链路未打通</w:t>
+      </w:r>
+      <w:r>
+        <w:t>”</w:t>
+      </w:r>
+      <w:r>
+        <w:t>，还是</w:t>
+      </w:r>
+      <w:r>
+        <w:t>“</w:t>
+      </w:r>
+      <w:r>
+        <w:t>方法本身对该类别高度敏感</w:t>
+      </w:r>
+      <w:r>
+        <w:t>”</w:t>
+      </w:r>
+      <w:r>
+        <w:t>。从最终结果看，后者的解释更具说服力。也就是说，当前困难并不主要来自工程无法运行，而是来自类别本身对方法提出了更高要求。</w:t>
       </w:r>
     </w:p>
     <w:p>
@@ -8560,7 +9203,6 @@
               <w:rPr>
                 <w:sz w:val="21"/>
               </w:rPr>
-              <w:lastRenderedPageBreak/>
               <w:t>首轮基于官方</w:t>
             </w:r>
             <w:r>
@@ -8782,7 +9424,14 @@
         </w:tc>
       </w:tr>
     </w:tbl>
-    <w:p/>
+    <w:p>
+      <w:pPr>
+        <w:ind w:firstLine="0"/>
+        <w:rPr>
+          <w:rFonts w:hint="eastAsia"/>
+        </w:rPr>
+      </w:pPr>
+    </w:p>
     <w:p>
       <w:r>
         <w:t>结果显示，从零初始化训练的主要价值在于验证训练链路，而不是带来性能提升；其</w:t>
@@ -8836,161 +9485,275 @@
     </w:p>
     <w:p>
       <w:r>
-        <w:t>因此，训练探索部分最重要的结论是：强基线初始化是必要的，而继续保守</w:t>
-      </w:r>
-      <w:proofErr w:type="gramStart"/>
-      <w:r>
-        <w:t>调参并</w:t>
-      </w:r>
-      <w:proofErr w:type="gramEnd"/>
-      <w:r>
-        <w:t>不一定带来收益。</w:t>
+        <w:t>因此，训练探索部分最重要的结论是：强基线初始化是必要的，而继续保守调参并不一定带来收益。</w:t>
       </w:r>
     </w:p>
     <w:p>
       <w:pPr>
         <w:pStyle w:val="20"/>
-        <w:spacing w:before="0" w:after="0"/>
-        <w:ind w:left="0"/>
-      </w:pPr>
-      <w:bookmarkStart w:id="37" w:name="_Toc227945729"/>
+      </w:pPr>
+      <w:bookmarkStart w:id="37" w:name="_Toc228349764"/>
       <w:r>
         <w:rPr>
           <w:rFonts w:eastAsia="宋体"/>
-          <w:sz w:val="24"/>
-        </w:rPr>
-        <w:t>实验结果的研究启示</w:t>
+        </w:rPr>
+        <w:lastRenderedPageBreak/>
+        <w:t>两阶段联合训练结果</w:t>
       </w:r>
       <w:bookmarkEnd w:id="37"/>
     </w:p>
     <w:p>
-      <w:proofErr w:type="gramStart"/>
-      <w:proofErr w:type="gramEnd"/>
-      <w:r>
-        <w:rPr/>
-        <w:t>从整体结果看，本文得到三点启示：基线复现路径是可行的；固定二分类高分并不能替代泛化能力分析；ADM 是最值得深入研究的方法差异场景。更进一步地说，ADM 不只是一个“更难的类别”，它还像一个放大镜，把不同方法的取证偏好、阈值依赖性和失败模式都更明显地暴露出来。这种放大效应也正是本文后续围绕样本级冲突开展分析的原因。</w:t>
-      </w:r>
-    </w:p>
-    <w:p>
+      <w:r>
+        <w:t>在完成基线复现、</w:t>
+      </w:r>
+      <w:r>
+        <w:t xml:space="preserve">ADM </w:t>
+      </w:r>
+      <w:r>
+        <w:t>校准分析和微调探索之后，本文进一步把三类方法推进到联合训练层面。联合训练并不是简单把三个模型结果相加，而是尝试回答一个更关键的问题：</w:t>
+      </w:r>
       <w:r>
         <w:t xml:space="preserve">FSD </w:t>
       </w:r>
       <w:r>
-        <w:t>六类结果的分层现象说明，所谓</w:t>
-      </w:r>
-      <w:r>
-        <w:t>“</w:t>
-      </w:r>
-      <w:r>
-        <w:t>跨生成器泛化</w:t>
-      </w:r>
-      <w:r>
-        <w:t>”</w:t>
-      </w:r>
-      <w:r>
-        <w:t>并不是</w:t>
-      </w:r>
-      <w:proofErr w:type="gramStart"/>
-      <w:r>
-        <w:t>均匀成立</w:t>
-      </w:r>
-      <w:proofErr w:type="gramEnd"/>
-      <w:r>
-        <w:t>的，不同生成器之间的难度差异很大。</w:t>
-      </w:r>
-    </w:p>
-    <w:p>
-      <w:r>
-        <w:t>其中，</w:t>
-      </w:r>
-      <w:r>
-        <w:t xml:space="preserve">GLIDE </w:t>
-      </w:r>
-      <w:r>
-        <w:t>与</w:t>
-      </w:r>
-      <w:r>
-        <w:t xml:space="preserve"> Stable Diffusion </w:t>
-      </w:r>
-      <w:r>
-        <w:t>的识别相对稳定，而</w:t>
-      </w:r>
-      <w:r>
-        <w:t xml:space="preserve"> ADM </w:t>
-      </w:r>
-      <w:r>
-        <w:t>与</w:t>
-      </w:r>
-      <w:r>
-        <w:t xml:space="preserve"> VQDM </w:t>
-      </w:r>
-      <w:r>
-        <w:t>暴露出更明显的挑战性。</w:t>
-      </w:r>
-    </w:p>
-    <w:p>
-      <w:proofErr w:type="gramStart"/>
-      <w:proofErr w:type="gramEnd"/>
-      <w:proofErr w:type="gramStart"/>
-      <w:proofErr w:type="gramEnd"/>
-      <w:proofErr w:type="gramStart"/>
-      <w:proofErr w:type="gramEnd"/>
-      <w:proofErr w:type="gramStart"/>
-      <w:proofErr w:type="gramEnd"/>
-      <w:proofErr w:type="spellStart"/>
-      <w:proofErr w:type="spellEnd"/>
-      <w:proofErr w:type="gramStart"/>
-      <w:proofErr w:type="gramEnd"/>
-      <w:r>
-        <w:rPr/>
-        <w:t>更重要的是，ADM 的样本级统计把这种差异从“类别差异”推进到了“失败模式差异”：在 3000 个 ADM 假样本中，存在 1241 个校准后 Stay-Positive 与三组 FSD 全冲突的样本，其中主导模式“SP=fake;FSD=real/real/real”达到 1137 个。这个现象说明，两类方法的差异不能再只用单一准确率解释，因为它们在同一批样本上往往关注到了不同证据，进而形成稳定而非偶然的分歧。也正因此，后续研究需要把样本级现象与类别级指标结合起来理解。</w:t>
-      </w:r>
-    </w:p>
-    <w:p>
-      <w:r>
-        <w:t>图</w:t>
-      </w:r>
-      <w:r>
-        <w:t xml:space="preserve"> 5-1 </w:t>
-      </w:r>
-      <w:r>
-        <w:t>说明真实样本分数主要集中在</w:t>
-      </w:r>
-      <w:r>
-        <w:t xml:space="preserve"> 0.36-0.40</w:t>
-      </w:r>
-      <w:r>
-        <w:t>，伪造样本则更多落在</w:t>
-      </w:r>
-      <w:r>
-        <w:t xml:space="preserve"> 0.38-0.46</w:t>
-      </w:r>
-      <w:r>
-        <w:t>，默认阈值</w:t>
-      </w:r>
-      <w:r>
-        <w:t xml:space="preserve"> 0.5 </w:t>
-      </w:r>
-      <w:r>
-        <w:t>对</w:t>
-      </w:r>
-      <w:r>
-        <w:t xml:space="preserve"> ADM </w:t>
-      </w:r>
-      <w:r>
-        <w:t>明显偏高。</w:t>
-      </w:r>
-    </w:p>
-    <w:p>
-      <w:pPr>
-        <w:ind w:firstLine="0"/>
+        <w:t>的开放场景主干、</w:t>
+      </w:r>
+      <w:r>
+        <w:t xml:space="preserve">Stay-Positive </w:t>
+      </w:r>
+      <w:r>
+        <w:t>的鲁棒判别思想以及</w:t>
+      </w:r>
+      <w:r>
+        <w:t xml:space="preserve"> LVLM </w:t>
+      </w:r>
+      <w:r>
+        <w:t>的语义解释信号，能否在同一训练流程中形成可运行、可记录、可评价的闭环。为降低风险，本文采用两阶段策略。第一阶段先引入</w:t>
+      </w:r>
+      <w:r>
+        <w:t xml:space="preserve"> Stay-Positive </w:t>
+      </w:r>
+      <w:r>
+        <w:t>离线分数，验证闭集联合训练流程是否稳定；第二阶段再引入</w:t>
+      </w:r>
+      <w:r>
+        <w:t xml:space="preserve"> LVLM </w:t>
+      </w:r>
+      <w:r>
+        <w:t>结构化标签和轻量辅助头，检验语义监督是否能够真实进入训练计算图。</w:t>
+      </w:r>
+    </w:p>
+    <w:p>
+      <w:r>
+        <w:t>第一阶段</w:t>
+      </w:r>
+      <w:r>
+        <w:t xml:space="preserve"> FSD + Stay-Positive </w:t>
+      </w:r>
+      <w:r>
+        <w:t>训练完成</w:t>
+      </w:r>
+      <w:r>
+        <w:t xml:space="preserve"> 10000 step</w:t>
+      </w:r>
+      <w:r>
+        <w:t>，并在</w:t>
+      </w:r>
+      <w:r>
+        <w:t xml:space="preserve"> ADM</w:t>
+      </w:r>
+      <w:r>
+        <w:t>、</w:t>
+      </w:r>
+      <w:r>
+        <w:t>Stable Diffusion</w:t>
+      </w:r>
+      <w:r>
+        <w:t>、</w:t>
+      </w:r>
+      <w:r>
+        <w:t xml:space="preserve">Midjourney </w:t>
+      </w:r>
+      <w:r>
+        <w:t>三类闭集评估上分别取得</w:t>
+      </w:r>
+      <w:r>
+        <w:t xml:space="preserve"> 95.50%/97.50%</w:t>
+      </w:r>
+      <w:r>
+        <w:t>、</w:t>
+      </w:r>
+      <w:r>
+        <w:t>95.34%/97.90%</w:t>
+      </w:r>
+      <w:r>
+        <w:t>、</w:t>
+      </w:r>
+      <w:r>
+        <w:t xml:space="preserve">87.00%/90.47% </w:t>
+      </w:r>
+      <w:r>
+        <w:t>的</w:t>
+      </w:r>
+      <w:r>
+        <w:t xml:space="preserve"> Accuracy/AP</w:t>
+      </w:r>
+      <w:r>
+        <w:t>。从主任务指标看，该结果与同协议</w:t>
+      </w:r>
+      <w:r>
+        <w:t xml:space="preserve"> FSD-only </w:t>
+      </w:r>
+      <w:r>
+        <w:t>基线基本一致，说明第一阶段主要验证了训练流程可运行，而不是证明</w:t>
+      </w:r>
+      <w:r>
+        <w:t xml:space="preserve"> Stay-Positive </w:t>
+      </w:r>
+      <w:r>
+        <w:t>分数已经带来明显增益。结合日志中</w:t>
+      </w:r>
+      <w:r>
+        <w:t xml:space="preserve"> SP </w:t>
+      </w:r>
+      <w:r>
+        <w:t>有效样本不足的现象，可以判断当前离线分数约束仍需要进一步做阈值、覆盖范围和采样策略上的适配。</w:t>
+      </w:r>
+    </w:p>
+    <w:p>
+      <w:r>
+        <w:t>第二阶段最小量化版进一步引入</w:t>
+      </w:r>
+      <w:r>
+        <w:t xml:space="preserve"> LVLM </w:t>
+      </w:r>
+      <w:r>
+        <w:t>结构化语义标签。服务器作业</w:t>
+      </w:r>
+      <w:r>
+        <w:t xml:space="preserve"> 17862387 </w:t>
+      </w:r>
+      <w:r>
+        <w:t>完成</w:t>
+      </w:r>
+      <w:r>
+        <w:t xml:space="preserve"> 10000 step </w:t>
+      </w:r>
+      <w:r>
+        <w:t>训练，日志显示训练过程中多次出现非零</w:t>
+      </w:r>
+      <w:r>
+        <w:t xml:space="preserve"> valid_lvlm_samples </w:t>
+      </w:r>
+      <w:r>
+        <w:t>和</w:t>
+      </w:r>
+      <w:r>
+        <w:t xml:space="preserve"> lvlm_loss</w:t>
+      </w:r>
+      <w:r>
+        <w:t>，最终</w:t>
+      </w:r>
+      <w:r>
+        <w:t xml:space="preserve"> steps_with_valid_lvlm </w:t>
+      </w:r>
+      <w:r>
+        <w:t>达到</w:t>
+      </w:r>
+      <w:r>
+        <w:t xml:space="preserve"> 6094</w:t>
+      </w:r>
+      <w:r>
+        <w:t>，</w:t>
+      </w:r>
+      <w:r>
+        <w:t xml:space="preserve">avg_valid_lvlm_samples_per_step </w:t>
+      </w:r>
+      <w:r>
+        <w:t>为</w:t>
+      </w:r>
+      <w:r>
+        <w:t xml:space="preserve"> 1.6343</w:t>
+      </w:r>
+      <w:r>
+        <w:t>。这说明</w:t>
+      </w:r>
+      <w:r>
+        <w:t xml:space="preserve"> LVLM </w:t>
+      </w:r>
+      <w:r>
+        <w:t>辅助头并非停留在论文方案或后验解释层面，而是已经参与反向传播。最终</w:t>
+      </w:r>
+      <w:r>
+        <w:t xml:space="preserve"> 10000 step </w:t>
+      </w:r>
+      <w:r>
+        <w:t>评估中，</w:t>
+      </w:r>
+      <w:r>
+        <w:t>ADM</w:t>
+      </w:r>
+      <w:r>
+        <w:t>、</w:t>
+      </w:r>
+      <w:r>
+        <w:t>SD</w:t>
+      </w:r>
+      <w:r>
+        <w:t>、</w:t>
+      </w:r>
+      <w:r>
+        <w:t xml:space="preserve">Midjourney </w:t>
+      </w:r>
+      <w:r>
+        <w:t>的</w:t>
+      </w:r>
+      <w:r>
+        <w:t xml:space="preserve"> Accuracy/AP </w:t>
+      </w:r>
+      <w:r>
+        <w:t>分别为</w:t>
+      </w:r>
+      <w:r>
+        <w:t xml:space="preserve"> 95.22%/97.45%</w:t>
+      </w:r>
+      <w:r>
+        <w:t>、</w:t>
+      </w:r>
+      <w:r>
+        <w:t>95.33%/97.72%</w:t>
+      </w:r>
+      <w:r>
+        <w:t>、</w:t>
+      </w:r>
+      <w:r>
+        <w:t>86.97%/90.38%</w:t>
+      </w:r>
+      <w:r>
+        <w:t>，</w:t>
+      </w:r>
+      <w:r>
+        <w:t xml:space="preserve">ADM </w:t>
+      </w:r>
+      <w:r>
+        <w:t>上额外输出</w:t>
+      </w:r>
+      <w:r>
+        <w:t xml:space="preserve"> LVLM F1=0.1778</w:t>
+      </w:r>
+      <w:r>
+        <w:t>。</w:t>
+      </w:r>
+    </w:p>
+    <w:p>
+      <w:pPr>
         <w:jc w:val="center"/>
       </w:pPr>
       <w:r>
         <w:rPr>
           <w:noProof/>
         </w:rPr>
-        <w:pict w14:anchorId="2A981A19">
+        <w:pict w14:anchorId="1EC1F913">
           <v:shapetype id="_x0000_t75" coordsize="21600,21600" o:spt="75" o:preferrelative="t" path="m@4@5l@4@11@9@11@9@5xe" filled="f" stroked="f">
             <v:stroke joinstyle="miter"/>
             <v:formulas>
@@ -9010,7 +9773,7 @@
             <v:path o:extrusionok="f" gradientshapeok="t" o:connecttype="rect"/>
             <o:lock v:ext="edit" aspectratio="t"/>
           </v:shapetype>
-          <v:shape id="Picture 1" o:spid="_x0000_i1025" type="#_x0000_t75" style="width:444.5pt;height:205.35pt;visibility:visible;mso-wrap-style:square">
+          <v:shape id="Picture 9" o:spid="_x0000_i1029" type="#_x0000_t75" style="width:435.75pt;height:64.5pt;visibility:visible;mso-wrap-style:square">
             <v:imagedata r:id="rId7" o:title=""/>
           </v:shape>
         </w:pict>
@@ -9019,52 +9782,60 @@
     <w:p>
       <w:pPr>
         <w:pStyle w:val="a3"/>
-        <w:spacing w:before="0" w:after="0"/>
-      </w:pPr>
-      <w:r>
-        <w:t>图</w:t>
-      </w:r>
-      <w:r>
-        <w:t xml:space="preserve"> 5-1 Stay-Positive </w:t>
-      </w:r>
-      <w:r>
-        <w:t>在</w:t>
-      </w:r>
-      <w:r>
-        <w:t xml:space="preserve"> ADM </w:t>
-      </w:r>
-      <w:r>
-        <w:t>上的分数分布图</w:t>
-      </w:r>
-    </w:p>
-    <w:p>
-      <w:r>
-        <w:t>图</w:t>
-      </w:r>
-      <w:r>
-        <w:t xml:space="preserve"> 5-2 </w:t>
-      </w:r>
-      <w:r>
-        <w:t>进一步表明，</w:t>
-      </w:r>
-      <w:r>
-        <w:t xml:space="preserve">ADM </w:t>
-      </w:r>
-      <w:r>
-        <w:t>场景更值得强调的不是绝对排名，而是不同方法在阈值敏感性和判别依据上的差异。</w:t>
-      </w:r>
-    </w:p>
-    <w:p>
-      <w:pPr>
-        <w:ind w:firstLine="0"/>
+      </w:pPr>
+      <w:r>
+        <w:t>表</w:t>
+      </w:r>
+      <w:r>
+        <w:t xml:space="preserve"> 5-4 </w:t>
+      </w:r>
+      <w:r>
+        <w:t>两阶段联合训练结果对比</w:t>
+      </w:r>
+    </w:p>
+    <w:p>
+      <w:r>
+        <w:t>从表</w:t>
+      </w:r>
+      <w:r>
+        <w:t xml:space="preserve"> 5-4 </w:t>
+      </w:r>
+      <w:r>
+        <w:t>可以看出，第二阶段主任务指标相较第一阶段略有波动，但总体仍处于同一水平区间。这个结果的解释应当保持谨慎：它不能被写成</w:t>
+      </w:r>
+      <w:r>
+        <w:t xml:space="preserve">“LVLM </w:t>
+      </w:r>
+      <w:r>
+        <w:t>显著提升了伪造图像检测性能</w:t>
+      </w:r>
+      <w:r>
+        <w:t>”</w:t>
+      </w:r>
+      <w:r>
+        <w:t>，但可以支撑另一个同样重要的结论，即</w:t>
+      </w:r>
+      <w:r>
+        <w:t xml:space="preserve"> LVLM </w:t>
+      </w:r>
+      <w:r>
+        <w:t>语义标签已经完成从结构化案例分析到可训练辅助监督的关键过渡。对于本文而言，这一结论具有实际意义，</w:t>
+      </w:r>
+      <w:r>
+        <w:lastRenderedPageBreak/>
+        <w:t>因为它使论文不再只是比较三篇已有工作的公开结果，而是进一步完成了面向三模型融合的最小实现和量化验证。</w:t>
+      </w:r>
+    </w:p>
+    <w:p>
+      <w:pPr>
         <w:jc w:val="center"/>
       </w:pPr>
       <w:r>
         <w:rPr>
           <w:noProof/>
         </w:rPr>
-        <w:pict w14:anchorId="1DFB7049">
-          <v:shape id="Picture 2" o:spid="_x0000_i1026" type="#_x0000_t75" style="width:442pt;height:241.05pt;visibility:visible;mso-wrap-style:square">
+        <w:pict w14:anchorId="124AEF78">
+          <v:shape id="_x0000_i1028" type="#_x0000_t75" style="width:368.15pt;height:150.25pt;visibility:visible;mso-wrap-style:square">
             <v:imagedata r:id="rId8" o:title=""/>
           </v:shape>
         </w:pict>
@@ -9073,55 +9844,289 @@
     <w:p>
       <w:pPr>
         <w:pStyle w:val="a3"/>
+      </w:pPr>
+      <w:r>
+        <w:t>图</w:t>
+      </w:r>
+      <w:r>
+        <w:t xml:space="preserve"> 5-4 </w:t>
+      </w:r>
+      <w:r>
+        <w:t>两阶段联合训练闭集指标对比图</w:t>
+      </w:r>
+    </w:p>
+    <w:p>
+      <w:r>
+        <w:t>图</w:t>
+      </w:r>
+      <w:r>
+        <w:t xml:space="preserve"> 5-4 </w:t>
+      </w:r>
+      <w:r>
+        <w:t>进一步展示了两阶段结果的变化趋势。可以看到，加入</w:t>
+      </w:r>
+      <w:r>
+        <w:t xml:space="preserve"> LVLM </w:t>
+      </w:r>
+      <w:r>
+        <w:t>后各生成器上的</w:t>
+      </w:r>
+      <w:r>
+        <w:t xml:space="preserve"> Accuracy </w:t>
+      </w:r>
+      <w:r>
+        <w:t>与</w:t>
+      </w:r>
+      <w:r>
+        <w:t xml:space="preserve"> AP </w:t>
+      </w:r>
+      <w:r>
+        <w:t>没有出现剧烈下降，说明辅助头在当前配置下没有破坏</w:t>
+      </w:r>
+      <w:r>
+        <w:t xml:space="preserve"> FSD </w:t>
+      </w:r>
+      <w:r>
+        <w:t>主干的基本判别能力；但指标也没有形成稳定提升，说明语义监督仍受标签规模、样本覆盖和损失权重限制。因而本文把第二阶段定位为</w:t>
+      </w:r>
+      <w:r>
+        <w:t>“</w:t>
+      </w:r>
+      <w:r>
+        <w:t>最小量化验证</w:t>
+      </w:r>
+      <w:r>
+        <w:t>”</w:t>
+      </w:r>
+      <w:r>
+        <w:t>而不是</w:t>
+      </w:r>
+      <w:r>
+        <w:t>“</w:t>
+      </w:r>
+      <w:r>
+        <w:t>最终性能优化</w:t>
+      </w:r>
+      <w:r>
+        <w:t>”</w:t>
+      </w:r>
+      <w:r>
+        <w:t>。这种定位更符合实验数据本身，也为后续继续扩充</w:t>
+      </w:r>
+      <w:r>
+        <w:t xml:space="preserve"> LVLM </w:t>
+      </w:r>
+      <w:r>
+        <w:t>标签、设计更细粒度语义损失和进行消融实验提供了清晰方向。</w:t>
+      </w:r>
+    </w:p>
+    <w:p>
+      <w:pPr>
+        <w:pStyle w:val="20"/>
         <w:spacing w:before="0" w:after="0"/>
-      </w:pPr>
+        <w:ind w:left="0"/>
+      </w:pPr>
+      <w:bookmarkStart w:id="38" w:name="_Toc228349765"/>
+      <w:r>
+        <w:rPr>
+          <w:rFonts w:eastAsia="宋体"/>
+        </w:rPr>
+        <w:t>联合训练结果与研究启示</w:t>
+      </w:r>
+      <w:bookmarkEnd w:id="38"/>
+    </w:p>
+    <w:p>
+      <w:r>
+        <w:t>从整体结果看，本文得到三点启示：基线复现路径是可行的；固定二分类高分并不能替代泛化能力分析；</w:t>
+      </w:r>
+      <w:r>
+        <w:t xml:space="preserve">ADM </w:t>
+      </w:r>
+      <w:r>
+        <w:t>是最值得深入研究的方法差异场景。更进一步地说，</w:t>
+      </w:r>
+      <w:r>
+        <w:t xml:space="preserve">ADM </w:t>
+      </w:r>
+      <w:r>
+        <w:t>不只是一个</w:t>
+      </w:r>
+      <w:r>
+        <w:t>“</w:t>
+      </w:r>
+      <w:r>
+        <w:t>更难的类别</w:t>
+      </w:r>
+      <w:r>
+        <w:t>”</w:t>
+      </w:r>
+      <w:r>
+        <w:t>，它还像一个放大镜，把不同方法的取证偏好、阈值依赖性和失败模式都更明显地暴露出来。这种放大效应也正是本文后续围绕样本级冲突开展分析的原因。</w:t>
+      </w:r>
+    </w:p>
+    <w:p>
+      <w:r>
+        <w:t xml:space="preserve">FSD </w:t>
+      </w:r>
+      <w:r>
+        <w:t>六类结果的分层现象说明，所谓</w:t>
+      </w:r>
+      <w:r>
+        <w:t>“</w:t>
+      </w:r>
+      <w:r>
+        <w:t>跨生成器泛化</w:t>
+      </w:r>
+      <w:r>
+        <w:t>”</w:t>
+      </w:r>
+      <w:r>
+        <w:t>并不是均匀成立的，不同生成器之间的难度差异很大。</w:t>
+      </w:r>
+    </w:p>
+    <w:p>
+      <w:r>
+        <w:t>其中，</w:t>
+      </w:r>
+      <w:r>
+        <w:t xml:space="preserve">GLIDE </w:t>
+      </w:r>
+      <w:r>
+        <w:t>与</w:t>
+      </w:r>
+      <w:r>
+        <w:t xml:space="preserve"> Stable Diffusion </w:t>
+      </w:r>
+      <w:r>
+        <w:t>的识别相对稳定，而</w:t>
+      </w:r>
+      <w:r>
+        <w:t xml:space="preserve"> ADM </w:t>
+      </w:r>
+      <w:r>
+        <w:t>与</w:t>
+      </w:r>
+      <w:r>
+        <w:t xml:space="preserve"> VQDM </w:t>
+      </w:r>
+      <w:r>
+        <w:t>暴露出更明显的挑战性。</w:t>
+      </w:r>
+    </w:p>
+    <w:p>
+      <w:r>
+        <w:t>更重要的是，</w:t>
+      </w:r>
+      <w:r>
+        <w:t xml:space="preserve">ADM </w:t>
+      </w:r>
+      <w:r>
+        <w:t>的样本级统计把这种差异从</w:t>
+      </w:r>
+      <w:r>
+        <w:t>“</w:t>
+      </w:r>
+      <w:r>
+        <w:t>类别差异</w:t>
+      </w:r>
+      <w:r>
+        <w:t>”</w:t>
+      </w:r>
+      <w:r>
+        <w:t>推进到了</w:t>
+      </w:r>
+      <w:r>
+        <w:t>“</w:t>
+      </w:r>
+      <w:r>
+        <w:t>失败模式差异</w:t>
+      </w:r>
+      <w:r>
+        <w:t>”</w:t>
+      </w:r>
+      <w:r>
+        <w:t>：在</w:t>
+      </w:r>
+      <w:r>
+        <w:t xml:space="preserve"> 3000 </w:t>
+      </w:r>
+      <w:r>
+        <w:t>个</w:t>
+      </w:r>
+      <w:r>
+        <w:t xml:space="preserve"> ADM </w:t>
+      </w:r>
+      <w:r>
+        <w:t>假样本中，存在</w:t>
+      </w:r>
+      <w:r>
+        <w:t xml:space="preserve"> 1241 </w:t>
+      </w:r>
+      <w:r>
+        <w:t>个校准后</w:t>
+      </w:r>
+      <w:r>
+        <w:t xml:space="preserve"> Stay-Positive </w:t>
+      </w:r>
+      <w:r>
+        <w:t>与三组</w:t>
+      </w:r>
+      <w:r>
+        <w:t xml:space="preserve"> FSD </w:t>
+      </w:r>
+      <w:r>
+        <w:t>全</w:t>
+      </w:r>
+      <w:r>
+        <w:lastRenderedPageBreak/>
+        <w:t>冲突的样本，其中主导模式</w:t>
+      </w:r>
+      <w:r>
+        <w:t>“SP=fake;FSD=real/real/real”</w:t>
+      </w:r>
+      <w:r>
+        <w:t>达到</w:t>
+      </w:r>
+      <w:r>
+        <w:t xml:space="preserve"> 1137 </w:t>
+      </w:r>
+      <w:r>
+        <w:t>个。这个现象说明，两类方法的差异不能再只用单一准确率解释，因为它们在同一批样本上往往关注到了不同证据，进而形成稳定而非偶然的分歧。也正因此，后续研究需要把样本级现象与类别级指标结合起来理解。</w:t>
+      </w:r>
+    </w:p>
+    <w:p>
       <w:r>
         <w:t>图</w:t>
       </w:r>
       <w:r>
-        <w:t xml:space="preserve"> 5-2 ADM </w:t>
-      </w:r>
-      <w:r>
-        <w:t>方法比较图</w:t>
-      </w:r>
-    </w:p>
-    <w:p>
-      <w:r>
-        <w:t>图</w:t>
-      </w:r>
-      <w:r>
-        <w:t xml:space="preserve"> 5-3 </w:t>
-      </w:r>
-      <w:r>
-        <w:t>展示的</w:t>
-      </w:r>
-      <w:r>
-        <w:t xml:space="preserve"> Top12 </w:t>
-      </w:r>
-      <w:r>
-        <w:t>代表案例说明，</w:t>
-      </w:r>
-      <w:r>
-        <w:t xml:space="preserve">FSD </w:t>
-      </w:r>
-      <w:r>
-        <w:t>在</w:t>
+        <w:t xml:space="preserve"> 5-1 </w:t>
+      </w:r>
+      <w:r>
+        <w:t>说明真实样本分数主要集中在</w:t>
+      </w:r>
+      <w:r>
+        <w:t xml:space="preserve"> 0.36-0.40</w:t>
+      </w:r>
+      <w:r>
+        <w:t>，伪造样本则更多落在</w:t>
+      </w:r>
+      <w:r>
+        <w:t xml:space="preserve"> 0.38-0.46</w:t>
+      </w:r>
+      <w:r>
+        <w:t>，默认阈值</w:t>
+      </w:r>
+      <w:r>
+        <w:t xml:space="preserve"> 0.5 </w:t>
+      </w:r>
+      <w:r>
+        <w:t>对</w:t>
       </w:r>
       <w:r>
         <w:t xml:space="preserve"> ADM </w:t>
       </w:r>
       <w:r>
-        <w:t>上的系统性盲区主要集中在伪文本</w:t>
-      </w:r>
-      <w:r>
-        <w:t>/</w:t>
-      </w:r>
-      <w:r>
-        <w:t>伪界面、局部结构连接异常、生物体局部真实性不足以及局部修补等细节。此类问题往往不会直接破坏整幅图像的整体自然感，因此更容易被依赖全局表征的方法忽</w:t>
-      </w:r>
-      <w:r>
-        <w:lastRenderedPageBreak/>
-        <w:t>视；而当模型能够关注局部语义或边界区域时，这些异常反而更容易被指出。</w:t>
+        <w:t>明显偏高。</w:t>
       </w:r>
     </w:p>
     <w:p>
@@ -9133,8 +10138,8 @@
         <w:rPr>
           <w:noProof/>
         </w:rPr>
-        <w:pict w14:anchorId="7A0E7D71">
-          <v:shape id="Picture 3" o:spid="_x0000_i1027" type="#_x0000_t75" style="width:447.65pt;height:395.05pt;visibility:visible;mso-wrap-style:square">
+        <w:pict w14:anchorId="65EE0655">
+          <v:shape id="Picture 1" o:spid="_x0000_i1025" type="#_x0000_t75" style="width:444.5pt;height:205.35pt;visibility:visible;mso-wrap-style:square">
             <v:imagedata r:id="rId9" o:title=""/>
           </v:shape>
         </w:pict>
@@ -9149,6 +10154,127 @@
         <w:t>图</w:t>
       </w:r>
       <w:r>
+        <w:t xml:space="preserve"> 5-1 Stay-Positive </w:t>
+      </w:r>
+      <w:r>
+        <w:t>在</w:t>
+      </w:r>
+      <w:r>
+        <w:t xml:space="preserve"> ADM </w:t>
+      </w:r>
+      <w:r>
+        <w:t>上的分数分布图</w:t>
+      </w:r>
+    </w:p>
+    <w:p>
+      <w:r>
+        <w:t>图</w:t>
+      </w:r>
+      <w:r>
+        <w:t xml:space="preserve"> 5-2 </w:t>
+      </w:r>
+      <w:r>
+        <w:t>进一步表明，</w:t>
+      </w:r>
+      <w:r>
+        <w:t xml:space="preserve">ADM </w:t>
+      </w:r>
+      <w:r>
+        <w:t>场景更值得强调的不是绝对排名，而是不同方法在阈值敏感性和判别依据上的差异。</w:t>
+      </w:r>
+    </w:p>
+    <w:p>
+      <w:pPr>
+        <w:ind w:firstLine="0"/>
+        <w:jc w:val="center"/>
+      </w:pPr>
+      <w:r>
+        <w:rPr>
+          <w:noProof/>
+        </w:rPr>
+        <w:pict w14:anchorId="7775CEFB">
+          <v:shape id="Picture 2" o:spid="_x0000_i1026" type="#_x0000_t75" style="width:442pt;height:241.05pt;visibility:visible;mso-wrap-style:square">
+            <v:imagedata r:id="rId10" o:title=""/>
+          </v:shape>
+        </w:pict>
+      </w:r>
+    </w:p>
+    <w:p>
+      <w:pPr>
+        <w:pStyle w:val="a3"/>
+        <w:spacing w:before="0" w:after="0"/>
+      </w:pPr>
+      <w:r>
+        <w:t>图</w:t>
+      </w:r>
+      <w:r>
+        <w:t xml:space="preserve"> 5-2 ADM </w:t>
+      </w:r>
+      <w:r>
+        <w:t>方法比较图</w:t>
+      </w:r>
+    </w:p>
+    <w:p>
+      <w:r>
+        <w:lastRenderedPageBreak/>
+        <w:t>图</w:t>
+      </w:r>
+      <w:r>
+        <w:t xml:space="preserve"> 5-3 </w:t>
+      </w:r>
+      <w:r>
+        <w:t>展示的</w:t>
+      </w:r>
+      <w:r>
+        <w:t xml:space="preserve"> Top12 </w:t>
+      </w:r>
+      <w:r>
+        <w:t>代表案例说明，</w:t>
+      </w:r>
+      <w:r>
+        <w:t xml:space="preserve">FSD </w:t>
+      </w:r>
+      <w:r>
+        <w:t>在</w:t>
+      </w:r>
+      <w:r>
+        <w:t xml:space="preserve"> ADM </w:t>
+      </w:r>
+      <w:r>
+        <w:t>上的系统性盲区主要集中在伪文本</w:t>
+      </w:r>
+      <w:r>
+        <w:t>/</w:t>
+      </w:r>
+      <w:r>
+        <w:t>伪界面、局部结构连接异常、生物体局部真实性不足以及局部修补等细节。此类问题往往不会直接破坏整幅图像的整体自然感，因此更容易被依赖全局表征的方法忽视；而当模型能够关注局部语义或边界区域时，这些异常反而更容易被指出。</w:t>
+      </w:r>
+    </w:p>
+    <w:p>
+      <w:pPr>
+        <w:ind w:firstLine="0"/>
+        <w:jc w:val="center"/>
+      </w:pPr>
+      <w:r>
+        <w:rPr>
+          <w:noProof/>
+        </w:rPr>
+        <w:pict w14:anchorId="7D9266CB">
+          <v:shape id="Picture 3" o:spid="_x0000_i1027" type="#_x0000_t75" style="width:447.65pt;height:395.05pt;visibility:visible;mso-wrap-style:square">
+            <v:imagedata r:id="rId11" o:title=""/>
+          </v:shape>
+        </w:pict>
+      </w:r>
+    </w:p>
+    <w:p>
+      <w:pPr>
+        <w:pStyle w:val="a3"/>
+        <w:spacing w:before="0" w:after="0"/>
+      </w:pPr>
+      <w:r>
+        <w:t>图</w:t>
+      </w:r>
+      <w:r>
         <w:t xml:space="preserve"> 5-3 ADM </w:t>
       </w:r>
       <w:r>
@@ -9167,7 +10293,7 @@
         <w:spacing w:before="0" w:after="0"/>
         <w:ind w:left="0"/>
       </w:pPr>
-      <w:bookmarkStart w:id="38" w:name="_Toc227945730"/>
+      <w:bookmarkStart w:id="39" w:name="_Toc228349766"/>
       <w:r>
         <w:rPr>
           <w:rFonts w:eastAsia="宋体"/>
@@ -9175,16 +10301,34 @@
         </w:rPr>
         <w:t>实验结果的局限性分析</w:t>
       </w:r>
-      <w:bookmarkEnd w:id="38"/>
-    </w:p>
-    <w:p>
-      <w:r>
-        <w:rPr/>
-        <w:t>尽管本文已经获得较为明确的结果，但仍存在局限：两类方法的覆盖范围与测试协议并不完全一致，ADM 相关证据也主要集中在单一场景。此外，当前比较更多体现为“同一项目下的阶段性并行观察”，而不是严格意义上的统一训练预算与统一测试协议对比，因此在写作中需要保持结论边界。只有清楚承认这些边界，论文中的比较与讨论才更具可信度。</w:t>
-      </w:r>
-    </w:p>
-    <w:p>
-      <w:r>
+      <w:bookmarkEnd w:id="39"/>
+    </w:p>
+    <w:p>
+      <w:r>
+        <w:t>尽管本文已经获得较为明确的结果，但仍存在局限：不同方法的原始覆盖范围与测试协议并不完全一致，</w:t>
+      </w:r>
+      <w:r>
+        <w:t xml:space="preserve">ADM </w:t>
+      </w:r>
+      <w:r>
+        <w:t>相关证据也主要集中在单一高价值场景。此外，联合训练虽然补齐了</w:t>
+      </w:r>
+      <w:r>
+        <w:t>“</w:t>
+      </w:r>
+      <w:r>
+        <w:t>是否能够接入</w:t>
+      </w:r>
+      <w:r>
+        <w:t>”</w:t>
+      </w:r>
+      <w:r>
+        <w:t>的关键证据，但仍属于最小量化验证，而不是大规模、多数据集、充分调参后的最终性能上限。因此在写作中必须保持结论边界，既说明三类模型已经形成可运行闭环，也不把阶段性结果夸大为绝对领先。</w:t>
+      </w:r>
+    </w:p>
+    <w:p>
+      <w:r>
+        <w:lastRenderedPageBreak/>
         <w:t>不过，阈值分析已经为</w:t>
       </w:r>
       <w:r>
@@ -9219,8 +10363,7 @@
     </w:p>
     <w:p>
       <w:r>
-        <w:lastRenderedPageBreak/>
-        <w:t>目前，这种更深层差异主要由案例观察与局部统计支持，仍有待后续更大规模验证。</w:t>
+        <w:t>目前，这种更深层差异主要由案例观察、局部统计和最小量化训练共同支持，后续仍需要更大规模标签、更稳定的提示词协议和更多生成器类别来验证。</w:t>
       </w:r>
     </w:p>
     <w:p>
@@ -9228,13 +10371,60 @@
         <w:t xml:space="preserve">LVLM </w:t>
       </w:r>
       <w:r>
-        <w:t>当前也尚未形成与前两类模型可直接对比的统一定量结果，因此本文对其角色保持保守表述。</w:t>
-      </w:r>
-    </w:p>
-    <w:p>
-      <w:r>
-        <w:rPr/>
-        <w:t>总体上，本文在结果解释上坚持“已完成什么就写什么”的原则，即承认 Stay-Positive 的高性能，也保留 FSD 的研究价值，并明确 LVLM 主要承担解释和辅助分析任务。这种处理方式虽然相对克制，但更符合当前证据水平，也能避免论文结论与实际完成度之间出现脱节。对于毕业论文来说，真实、稳健、边界清楚往往比盲目追求更激进的结论更重要。</w:t>
+        <w:t>已经形成可训练的最小量化结果，但标签主要来自结构化案例与弱标签扩展，覆盖面仍有限；</w:t>
+      </w:r>
+      <w:r>
+        <w:t xml:space="preserve">ADM </w:t>
+      </w:r>
+      <w:r>
+        <w:t>上</w:t>
+      </w:r>
+      <w:r>
+        <w:t xml:space="preserve"> LVLM F1=0.1778 </w:t>
+      </w:r>
+      <w:r>
+        <w:t>说明辅助头已经开始学习语义信号，但距离稳定成熟的视觉</w:t>
+      </w:r>
+      <w:r>
+        <w:t>-</w:t>
+      </w:r>
+      <w:r>
+        <w:t>语义检测器仍有明显差距。</w:t>
+      </w:r>
+    </w:p>
+    <w:p>
+      <w:r>
+        <w:t>总体上，本文在结果解释上坚持</w:t>
+      </w:r>
+      <w:r>
+        <w:t>“</w:t>
+      </w:r>
+      <w:r>
+        <w:t>已完成什么就写什么</w:t>
+      </w:r>
+      <w:r>
+        <w:t>”</w:t>
+      </w:r>
+      <w:r>
+        <w:t>的原则，即承认</w:t>
+      </w:r>
+      <w:r>
+        <w:t xml:space="preserve"> Stay-Positive </w:t>
+      </w:r>
+      <w:r>
+        <w:t>的高性能，也保留</w:t>
+      </w:r>
+      <w:r>
+        <w:t xml:space="preserve"> FSD </w:t>
+      </w:r>
+      <w:r>
+        <w:t>的研究价值，并把</w:t>
+      </w:r>
+      <w:r>
+        <w:t xml:space="preserve"> LVLM </w:t>
+      </w:r>
+      <w:r>
+        <w:t>的贡献定位为从解释接口走向轻量辅助监督的初步验证。这种处理方式虽然相对克制，但更符合当前证据水平，也能避免论文结论与实际完成度之间出现脱节。对于毕业论文来说，真实、稳健、边界清楚往往比盲目追求更激进的结论更重要。</w:t>
       </w:r>
     </w:p>
     <w:p>
@@ -9243,7 +10433,7 @@
         <w:spacing w:before="0" w:after="0"/>
         <w:ind w:left="0"/>
       </w:pPr>
-      <w:bookmarkStart w:id="39" w:name="_Toc227945731"/>
+      <w:bookmarkStart w:id="40" w:name="_Toc228349767"/>
       <w:r>
         <w:rPr>
           <w:rFonts w:eastAsia="宋体"/>
@@ -9251,7 +10441,7 @@
         </w:rPr>
         <w:t>实验进展总结</w:t>
       </w:r>
-      <w:bookmarkEnd w:id="39"/>
+      <w:bookmarkEnd w:id="40"/>
     </w:p>
     <w:p>
       <w:r>
@@ -9261,15 +10451,7 @@
         <w:t xml:space="preserve">ADM </w:t>
       </w:r>
       <w:r>
-        <w:t>校准分析、</w:t>
-      </w:r>
-      <w:proofErr w:type="gramStart"/>
-      <w:r>
-        <w:t>样本级冲突</w:t>
-      </w:r>
-      <w:proofErr w:type="gramEnd"/>
-      <w:r>
-        <w:t>统计和训练探索，为后续答辩和定稿提供了稳定基础。</w:t>
+        <w:t>校准分析、样本级冲突统计、训练探索以及两阶段联合训练验证，为最终定稿提供了较完整的实验与文本支撑。</w:t>
       </w:r>
     </w:p>
     <w:p>
@@ -9278,15 +10460,15 @@
         <w:spacing w:before="0" w:after="0"/>
         <w:ind w:left="0"/>
       </w:pPr>
-      <w:bookmarkStart w:id="40" w:name="_Toc227945732"/>
+      <w:bookmarkStart w:id="41" w:name="_Toc228349768"/>
       <w:r>
         <w:rPr>
           <w:rFonts w:eastAsia="宋体"/>
-          <w:sz w:val="24"/>
-        </w:rPr>
-        <w:t>改进思路与研究计划</w:t>
-      </w:r>
-      <w:bookmarkEnd w:id="40"/>
+        </w:rPr>
+        <w:lastRenderedPageBreak/>
+        <w:t>改进思路与后续展望</w:t>
+      </w:r>
+      <w:bookmarkEnd w:id="41"/>
     </w:p>
     <w:p>
       <w:pPr>
@@ -9294,7 +10476,7 @@
         <w:spacing w:before="0" w:after="0"/>
         <w:ind w:left="0"/>
       </w:pPr>
-      <w:bookmarkStart w:id="41" w:name="_Toc227945733"/>
+      <w:bookmarkStart w:id="42" w:name="_Toc228349769"/>
       <w:r>
         <w:rPr>
           <w:rFonts w:eastAsia="宋体"/>
@@ -9302,24 +10484,51 @@
         </w:rPr>
         <w:t>研究中面临的主要问题</w:t>
       </w:r>
-      <w:bookmarkEnd w:id="41"/>
-    </w:p>
-    <w:p>
-      <w:proofErr w:type="gramStart"/>
-      <w:proofErr w:type="gramEnd"/>
-      <w:r>
-        <w:rPr/>
-        <w:t>在继续推进论文之前，仍需面对几个现实问题：实验覆盖范围有限、不同方法协议不完全一致，以及 LVLM 仍缺少统一定量结果。这些问题并不否定当前工作的价值，但提醒我们后续更适合做证据补强和文本收束，而不是贸然扩大实验规模。换言之，当前阶段最重要的不是再增加多少实验数量，而是把已有结果组织成更有解释力的研究结论。</w:t>
-      </w:r>
-    </w:p>
-    <w:p>
-      <w:r>
-        <w:t>因此，当前阶段更适合围绕已有结果做深化分析，而不是盲目追加高风险训练。</w:t>
-      </w:r>
-    </w:p>
-    <w:p>
-      <w:r>
-        <w:t>已有三轮训练探索说明，训练链路已经打通，但后续是否继续训练必须以新的结构化证据为前提。</w:t>
+      <w:bookmarkEnd w:id="42"/>
+    </w:p>
+    <w:p>
+      <w:r>
+        <w:t>在完成最终论文之前，仍需清楚认识几个现实问题：实验覆盖范围仍有限，不同方法协议并不完全一致，第二阶段</w:t>
+      </w:r>
+      <w:r>
+        <w:t xml:space="preserve"> LVLM </w:t>
+      </w:r>
+      <w:r>
+        <w:t>量化训练也仍处于最小验证级别。这些问题并不否定当前工作的价值，反而说明本文最重要的成果不是</w:t>
+      </w:r>
+      <w:r>
+        <w:t>“</w:t>
+      </w:r>
+      <w:r>
+        <w:t>某个指标绝对最高</w:t>
+      </w:r>
+      <w:r>
+        <w:t>”</w:t>
+      </w:r>
+      <w:r>
+        <w:t>，而是把三条代表性技术路线组织成了一个可运行、可比较、可解释、可继续扩展的研究框架。换言之，当前阶段最重要的不是继续无边界地增加实验数量，而是把已有结果组织成更有解释力、更能经得起追问的最终论文结论。</w:t>
+      </w:r>
+    </w:p>
+    <w:p>
+      <w:r>
+        <w:t>因此，后续若继续推进，更适合围绕已有闭环做质量提升，而不是重新铺开高风险的大规模训练。</w:t>
+      </w:r>
+    </w:p>
+    <w:p>
+      <w:r>
+        <w:t>已有训练探索说明，</w:t>
+      </w:r>
+      <w:r>
+        <w:t xml:space="preserve">FSD </w:t>
+      </w:r>
+      <w:r>
+        <w:t>主干训练链路、闭集联合训练链路和</w:t>
+      </w:r>
+      <w:r>
+        <w:t xml:space="preserve"> LVLM </w:t>
+      </w:r>
+      <w:r>
+        <w:t>辅助头训练链路均已打通；后续改进应优先提升监督质量、标签覆盖和损失权重设计。</w:t>
       </w:r>
     </w:p>
     <w:p>
@@ -9328,7 +10537,7 @@
         <w:spacing w:before="0" w:after="0"/>
         <w:ind w:left="0"/>
       </w:pPr>
-      <w:bookmarkStart w:id="42" w:name="_Toc227945734"/>
+      <w:bookmarkStart w:id="43" w:name="_Toc228349770"/>
       <w:r>
         <w:rPr>
           <w:rFonts w:eastAsia="宋体"/>
@@ -9336,12 +10545,53 @@
         </w:rPr>
         <w:t>后续改进的总体思路</w:t>
       </w:r>
-      <w:bookmarkEnd w:id="42"/>
-    </w:p>
-    <w:p>
-      <w:r>
-        <w:rPr/>
-        <w:t>基于现有结果，后续总体思路是以 FSD 为主干，吸收 Stay-Positive 的鲁棒判别思想，并把 LVLM 作为复杂样本解释接口纳入整体方案。若后续继续推进代码工作，最合理的方向不是重新铺开大量新实验，而是围绕 ADM 这类高价值困难场景做更聚焦的误判分析、轻量校准和结构化案例总结。这样既能控制风险，也能让研究持续沿着最有价值的问题推进。</w:t>
+      <w:bookmarkEnd w:id="43"/>
+    </w:p>
+    <w:p>
+      <w:r>
+        <w:t>基于现有结果，后续总体思路是继续以</w:t>
+      </w:r>
+      <w:r>
+        <w:t xml:space="preserve"> FSD </w:t>
+      </w:r>
+      <w:r>
+        <w:t>为主干，保留</w:t>
+      </w:r>
+      <w:r>
+        <w:t xml:space="preserve"> Stay-Positive </w:t>
+      </w:r>
+      <w:r>
+        <w:t>的鲁棒判别思想，并把</w:t>
+      </w:r>
+      <w:r>
+        <w:t xml:space="preserve"> LVLM </w:t>
+      </w:r>
+      <w:r>
+        <w:t>结构化标签扩展为更稳定的语义辅助监督。具体而言，可以从三个方向深化：一是扩大</w:t>
+      </w:r>
+      <w:r>
+        <w:t xml:space="preserve"> LVLM </w:t>
+      </w:r>
+      <w:r>
+        <w:t>标签覆盖范围，让语义监督不只集中在</w:t>
+      </w:r>
+      <w:r>
+        <w:t xml:space="preserve"> ADM </w:t>
+      </w:r>
+      <w:r>
+        <w:t>代表样本；二是改进</w:t>
+      </w:r>
+      <w:r>
+        <w:t xml:space="preserve"> Stay-Positive </w:t>
+      </w:r>
+      <w:r>
+        <w:t>分数对齐方式，避免第一阶段出现有效监督样本不足的问题；三是围绕</w:t>
+      </w:r>
+      <w:r>
+        <w:t xml:space="preserve"> ADM </w:t>
+      </w:r>
+      <w:r>
+        <w:t>这类高价值困难场景继续做误判分析、局部异常定位和阈值校准。这样既能控制风险，也能让研究持续沿着最有价值的问题推进。</w:t>
       </w:r>
     </w:p>
     <w:p>
@@ -9352,7 +10602,13 @@
         <w:t xml:space="preserve"> ADM </w:t>
       </w:r>
       <w:r>
-        <w:t>失败模式与案例观察进一步压缩进论文讨论。</w:t>
+        <w:t>失败模式与案例观察进一步压缩进论文讨论；在条件允许时扩大</w:t>
+      </w:r>
+      <w:r>
+        <w:t xml:space="preserve"> LVLM </w:t>
+      </w:r>
+      <w:r>
+        <w:t>标签数量，并尝试更细粒度的语义损失设计。</w:t>
       </w:r>
     </w:p>
     <w:p>
@@ -9361,7 +10617,7 @@
         <w:spacing w:before="0" w:after="0"/>
         <w:ind w:left="0"/>
       </w:pPr>
-      <w:bookmarkStart w:id="43" w:name="_Toc227945735"/>
+      <w:bookmarkStart w:id="44" w:name="_Toc228349771"/>
       <w:r>
         <w:rPr>
           <w:rFonts w:eastAsia="宋体"/>
@@ -9369,19 +10625,23 @@
         </w:rPr>
         <w:t>后续实验计划</w:t>
       </w:r>
-      <w:bookmarkEnd w:id="43"/>
-    </w:p>
-    <w:p>
-      <w:r>
-        <w:t>结合项目进度，下一阶段不再以继续</w:t>
-      </w:r>
-      <w:proofErr w:type="gramStart"/>
-      <w:r>
-        <w:t>大规模扩类或</w:t>
-      </w:r>
-      <w:proofErr w:type="gramEnd"/>
-      <w:r>
-        <w:t>盲目微调为首要目标，而应优先完成结果收束、问题解释和论文文本固化。</w:t>
+      <w:bookmarkEnd w:id="44"/>
+    </w:p>
+    <w:p>
+      <w:r>
+        <w:t>结合项目进度，下一阶段若继续开展实验，不宜盲目扩大模型规模，而应优先完善第二阶段量化验证：增加</w:t>
+      </w:r>
+      <w:r>
+        <w:t xml:space="preserve"> LVLM </w:t>
+      </w:r>
+      <w:r>
+        <w:t>标签样本、检查辅助头类别不均衡问题、补充不同权重下的消融实验，并观察主任务指标与语义</w:t>
+      </w:r>
+      <w:r>
+        <w:t xml:space="preserve"> F1 </w:t>
+      </w:r>
+      <w:r>
+        <w:t>是否能够同时改善。</w:t>
       </w:r>
     </w:p>
     <w:p>
@@ -9390,22 +10650,38 @@
         <w:spacing w:before="0" w:after="0"/>
         <w:ind w:left="0"/>
       </w:pPr>
-      <w:bookmarkStart w:id="44" w:name="_Toc227945736"/>
+      <w:bookmarkStart w:id="45" w:name="_Toc228349772"/>
       <w:r>
         <w:rPr>
           <w:rFonts w:eastAsia="宋体"/>
           <w:sz w:val="24"/>
         </w:rPr>
+        <w:lastRenderedPageBreak/>
         <w:t>论文写作安排</w:t>
       </w:r>
-      <w:bookmarkEnd w:id="44"/>
-    </w:p>
-    <w:p>
-      <w:proofErr w:type="gramStart"/>
-      <w:proofErr w:type="gramEnd"/>
-      <w:r>
-        <w:rPr/>
-        <w:t>从论文写作角度看，较为稳妥的安排是先完成基线复现与结果讨论，再在此基础上补充异常解释和 LVLM 相关分析，必要时最后再评估是否补充极小规模实验。这一顺序有助于优先锁定已经完成且可复核的成果，也更符合当前项目的实际进度和答辩准备需求。</w:t>
+      <w:bookmarkEnd w:id="45"/>
+    </w:p>
+    <w:p>
+      <w:r>
+        <w:t>从论文写作角度看，当前最终版应围绕已完成结果进行收束：基线复现用于说明三类方法的初始能力，</w:t>
+      </w:r>
+      <w:r>
+        <w:t xml:space="preserve">ADM </w:t>
+      </w:r>
+      <w:r>
+        <w:t>样本级分析用于解释方法差异，两阶段联合训练用于回答</w:t>
+      </w:r>
+      <w:r>
+        <w:t>“</w:t>
+      </w:r>
+      <w:r>
+        <w:t>是否真正接入联合框架</w:t>
+      </w:r>
+      <w:r>
+        <w:t>”</w:t>
+      </w:r>
+      <w:r>
+        <w:t>。这种顺序既能锁定已经完成且可复核的成果，也能让读者看到本文从复现比较走向改进验证的研究推进过程。</w:t>
       </w:r>
     </w:p>
     <w:p>
@@ -9414,7 +10690,7 @@
         <w:spacing w:before="0" w:after="0"/>
         <w:ind w:left="0"/>
       </w:pPr>
-      <w:bookmarkStart w:id="45" w:name="_Toc227945737"/>
+      <w:bookmarkStart w:id="46" w:name="_Toc228349773"/>
       <w:r>
         <w:rPr>
           <w:rFonts w:eastAsia="宋体"/>
@@ -9422,7 +10698,7 @@
         </w:rPr>
         <w:t>预期成果</w:t>
       </w:r>
-      <w:bookmarkEnd w:id="45"/>
+      <w:bookmarkEnd w:id="46"/>
     </w:p>
     <w:p>
       <w:r>
@@ -9432,7 +10708,19 @@
         <w:t xml:space="preserve"> FSD </w:t>
       </w:r>
       <w:r>
-        <w:t>主干的进一步改进保留明确入口。</w:t>
+        <w:t>主干、</w:t>
+      </w:r>
+      <w:r>
+        <w:t xml:space="preserve">Stay-Positive </w:t>
+      </w:r>
+      <w:r>
+        <w:t>分数校准和</w:t>
+      </w:r>
+      <w:r>
+        <w:t xml:space="preserve"> LVLM </w:t>
+      </w:r>
+      <w:r>
+        <w:t>语义监督的进一步改进保留明确入口。</w:t>
       </w:r>
     </w:p>
     <w:p>
@@ -9448,7 +10736,7 @@
           <w:szCs w:val="28"/>
         </w:rPr>
       </w:pPr>
-      <w:bookmarkStart w:id="46" w:name="_Toc227945738"/>
+      <w:bookmarkStart w:id="47" w:name="_Toc228349774"/>
       <w:r>
         <w:rPr>
           <w:rFonts w:eastAsia="宋体"/>
@@ -9458,32 +10746,273 @@
         <w:lastRenderedPageBreak/>
         <w:t>结论</w:t>
       </w:r>
-      <w:bookmarkEnd w:id="46"/>
-    </w:p>
-    <w:p>
-      <w:r>
-        <w:rPr/>
-        <w:t>本文围绕未知生成器泛化、鲁棒判别与复杂样本解释三个方向，对 FSD、Stay-Positive 与 LVLM 开展了基线复现与比较分析。论文重点并非宣称提出一套全新最终模型，而是在公开资源条件下把关键基线跑通、把结果讲清楚、把方法边界说明白。这种处理方式虽然更克制，却更能体现阶段性研究工作的真实价值。</w:t>
-      </w:r>
-    </w:p>
-    <w:p>
-      <w:proofErr w:type="gramStart"/>
-      <w:proofErr w:type="gramEnd"/>
-      <w:proofErr w:type="gramStart"/>
-      <w:proofErr w:type="gramEnd"/>
-      <w:proofErr w:type="gramStart"/>
-      <w:proofErr w:type="gramEnd"/>
-      <w:r>
-        <w:rPr/>
-        <w:t>结果表明，FSD 在六类生成器上表现出明显分层，Stay-Positive 在固定真假对照任务中更强，而 ADM 场景则同时暴露出校准问题与稳定的样本级互补性。尤其是 Rajan/Ours+ 在 ADM 上默认阈值下仅得 52.25%，经 0.388818 校准后可提升到 80.77%；同时，3000 个 ADM 假样本中存在 1137 个“Stay-Positive 判 fake 而 FSD 三组均判 real”的主导互补样本。训练探索还说明，基于官方 checkpoint 的微调明显优于随机初始化，但更保守的第二轮微调未继续改善 ADM。综合这些结果可以看到，方法差异并不只体现在总指标上，更体现在对困难样本的关注方式与证据偏好上。</w:t>
-      </w:r>
-    </w:p>
-    <w:p>
-      <w:proofErr w:type="gramStart"/>
-      <w:proofErr w:type="gramEnd"/>
-      <w:r>
-        <w:rPr/>
-        <w:t>综合来看，Stay-Positive 更适合作为高性能判别基线，FSD 更适合作为后续泛化检测研究主干，LVLM 更适合作为复杂样本的语义分析补充。本文已经完成了从基线复现到样本级分析的关键过渡，并为后续最小改动改进实验提供了基础。对于毕业论文而言，这样的组织方式也更稳妥：既保留真实完成的实验成果，又为未来继续深化 FSD 主干和引入 LVLM 分析留下清晰入口。后续若有更多时间和资源，围绕 ADM 的误判模式继续做有控制的深化，将是最具性价比的研究方向。</w:t>
+      <w:bookmarkEnd w:id="47"/>
+    </w:p>
+    <w:p>
+      <w:r>
+        <w:t>本文围绕未知生成器泛化、鲁棒判别与复杂样本解释三个方向，对</w:t>
+      </w:r>
+      <w:r>
+        <w:t xml:space="preserve"> FSD</w:t>
+      </w:r>
+      <w:r>
+        <w:t>、</w:t>
+      </w:r>
+      <w:r>
+        <w:t xml:space="preserve">Stay-Positive </w:t>
+      </w:r>
+      <w:r>
+        <w:t>与</w:t>
+      </w:r>
+      <w:r>
+        <w:t xml:space="preserve"> LVLM </w:t>
+      </w:r>
+      <w:r>
+        <w:t>开展了基线复现、样本级分析和联合训练验证。论文重点并非宣称提出一套完全成熟的新模型，而是在公开资源条件下把关键基线跑通、把结果讲清楚、把方法边界说明白，并进一步完成两阶段联合训练，使研究从单纯复刻比较推进到可运行的融合验证。这种处理方式虽然更克制，却更能体现阶段性研究工作的真实价值。</w:t>
+      </w:r>
+    </w:p>
+    <w:p>
+      <w:r>
+        <w:t>结果表明，</w:t>
+      </w:r>
+      <w:r>
+        <w:t xml:space="preserve">FSD </w:t>
+      </w:r>
+      <w:r>
+        <w:t>在六类生成器上表现出明显分层，</w:t>
+      </w:r>
+      <w:r>
+        <w:t xml:space="preserve">Stay-Positive </w:t>
+      </w:r>
+      <w:r>
+        <w:t>在固定真假对照任务中更强，而</w:t>
+      </w:r>
+      <w:r>
+        <w:t xml:space="preserve"> ADM </w:t>
+      </w:r>
+      <w:r>
+        <w:t>场景则同时暴露出校准问题与稳定的样本级互补性。尤其是</w:t>
+      </w:r>
+      <w:r>
+        <w:t xml:space="preserve"> Rajan/Ours+ </w:t>
+      </w:r>
+      <w:r>
+        <w:t>在</w:t>
+      </w:r>
+      <w:r>
+        <w:t xml:space="preserve"> ADM </w:t>
+      </w:r>
+      <w:r>
+        <w:t>上默认阈值下仅得</w:t>
+      </w:r>
+      <w:r>
+        <w:t xml:space="preserve"> 52.25%</w:t>
+      </w:r>
+      <w:r>
+        <w:t>，经</w:t>
+      </w:r>
+      <w:r>
+        <w:t xml:space="preserve"> 0.388818 </w:t>
+      </w:r>
+      <w:r>
+        <w:t>校准后可提升到</w:t>
+      </w:r>
+      <w:r>
+        <w:t xml:space="preserve"> 80.77%</w:t>
+      </w:r>
+      <w:r>
+        <w:t>；同时，</w:t>
+      </w:r>
+      <w:r>
+        <w:t xml:space="preserve">3000 </w:t>
+      </w:r>
+      <w:r>
+        <w:t>个</w:t>
+      </w:r>
+      <w:r>
+        <w:t xml:space="preserve"> ADM </w:t>
+      </w:r>
+      <w:r>
+        <w:t>假样本中存在</w:t>
+      </w:r>
+      <w:r>
+        <w:t xml:space="preserve"> 1137 </w:t>
+      </w:r>
+      <w:r>
+        <w:t>个</w:t>
+      </w:r>
+      <w:r>
+        <w:t xml:space="preserve">“Stay-Positive </w:t>
+      </w:r>
+      <w:r>
+        <w:t>判</w:t>
+      </w:r>
+      <w:r>
+        <w:t xml:space="preserve"> fake </w:t>
+      </w:r>
+      <w:r>
+        <w:t>而</w:t>
+      </w:r>
+      <w:r>
+        <w:t xml:space="preserve"> FSD </w:t>
+      </w:r>
+      <w:r>
+        <w:t>三组均判</w:t>
+      </w:r>
+      <w:r>
+        <w:t xml:space="preserve"> real”</w:t>
+      </w:r>
+      <w:r>
+        <w:t>的主导互补样本。训练探索还说明，基于官方</w:t>
+      </w:r>
+      <w:r>
+        <w:t xml:space="preserve"> checkpoint </w:t>
+      </w:r>
+      <w:r>
+        <w:t>的微调明显优于随机初始化，但更保守的第二轮微调并不会自然带来提升。进一步的联合训练结果表明，第一阶段</w:t>
+      </w:r>
+      <w:r>
+        <w:t xml:space="preserve"> FSD + Stay-Positive </w:t>
+      </w:r>
+      <w:r>
+        <w:t>在</w:t>
+      </w:r>
+      <w:r>
+        <w:t xml:space="preserve"> ADM</w:t>
+      </w:r>
+      <w:r>
+        <w:t>、</w:t>
+      </w:r>
+      <w:r>
+        <w:t>SD</w:t>
+      </w:r>
+      <w:r>
+        <w:t>、</w:t>
+      </w:r>
+      <w:r>
+        <w:t xml:space="preserve">Midjourney </w:t>
+      </w:r>
+      <w:r>
+        <w:t>上取得</w:t>
+      </w:r>
+      <w:r>
+        <w:t xml:space="preserve"> 95.50%/97.50%</w:t>
+      </w:r>
+      <w:r>
+        <w:t>、</w:t>
+      </w:r>
+      <w:r>
+        <w:t>95.34%/97.90%</w:t>
+      </w:r>
+      <w:r>
+        <w:t>、</w:t>
+      </w:r>
+      <w:r>
+        <w:t xml:space="preserve">87.00%/90.47% </w:t>
+      </w:r>
+      <w:r>
+        <w:t>的</w:t>
+      </w:r>
+      <w:r>
+        <w:t xml:space="preserve"> Accuracy/AP</w:t>
+      </w:r>
+      <w:r>
+        <w:t>；第二阶段</w:t>
+      </w:r>
+      <w:r>
+        <w:t xml:space="preserve"> FSD + LVLM </w:t>
+      </w:r>
+      <w:r>
+        <w:t>最小量化训练取得</w:t>
+      </w:r>
+      <w:r>
+        <w:t xml:space="preserve"> 95.22%/97.45%</w:t>
+      </w:r>
+      <w:r>
+        <w:t>、</w:t>
+      </w:r>
+      <w:r>
+        <w:t>95.33%/97.72%</w:t>
+      </w:r>
+      <w:r>
+        <w:t>、</w:t>
+      </w:r>
+      <w:r>
+        <w:t>86.97%/90.38%</w:t>
+      </w:r>
+      <w:r>
+        <w:t>，并输出</w:t>
+      </w:r>
+      <w:r>
+        <w:t xml:space="preserve"> ADM </w:t>
+      </w:r>
+      <w:r>
+        <w:t>上的</w:t>
+      </w:r>
+      <w:r>
+        <w:t xml:space="preserve"> LVLM F1=0.1778</w:t>
+      </w:r>
+      <w:r>
+        <w:t>。由此可见，联合训练链路已经完整跑通，</w:t>
+      </w:r>
+      <w:r>
+        <w:t xml:space="preserve">LVLM </w:t>
+      </w:r>
+      <w:r>
+        <w:t>语义监督也已经进入训练计算图，但主任务性能仍主要保持稳定，尚未形成显著超越同协议基线的结论。</w:t>
+      </w:r>
+    </w:p>
+    <w:p>
+      <w:r>
+        <w:t>综合来看，</w:t>
+      </w:r>
+      <w:r>
+        <w:t xml:space="preserve">Stay-Positive </w:t>
+      </w:r>
+      <w:r>
+        <w:t>更适合作为高性能判别基线，</w:t>
+      </w:r>
+      <w:r>
+        <w:t xml:space="preserve">FSD </w:t>
+      </w:r>
+      <w:r>
+        <w:t>更适合作为泛化检测研究主干，</w:t>
+      </w:r>
+      <w:r>
+        <w:t xml:space="preserve">LVLM </w:t>
+      </w:r>
+      <w:r>
+        <w:t>则从复杂样本的语义分析补充进一步扩展为轻量辅助监督来源。本文已经完成了从基线复现到样本级分析，再到两阶段联合训练验证的关键过渡。对于毕业论文而言，这样的组织方式较为稳妥：既保留真实完成的实验成果，又避免夸大尚未充分验证的性能收益；既说明三类方法各自的能力边界，也为未来继续深化</w:t>
+      </w:r>
+      <w:r>
+        <w:t xml:space="preserve"> FSD </w:t>
+      </w:r>
+      <w:r>
+        <w:t>主干、改进</w:t>
+      </w:r>
+      <w:r>
+        <w:t xml:space="preserve"> Stay-Positive </w:t>
+      </w:r>
+      <w:r>
+        <w:t>分数对齐和扩展</w:t>
+      </w:r>
+      <w:r>
+        <w:t xml:space="preserve"> LVLM </w:t>
+      </w:r>
+      <w:r>
+        <w:t>语义标签留下清晰入口。后续若有更多时间和资源，围绕</w:t>
+      </w:r>
+      <w:r>
+        <w:t xml:space="preserve"> ADM </w:t>
+      </w:r>
+      <w:r>
+        <w:t>的误判模式、</w:t>
+      </w:r>
+      <w:r>
+        <w:t xml:space="preserve">LVLM </w:t>
+      </w:r>
+      <w:r>
+        <w:t>标签扩展和多损失权重消融继续做有控制的深化，将是最具性价比的研究方向。</w:t>
       </w:r>
     </w:p>
     <w:p>
@@ -9500,7 +11029,7 @@
           <w:szCs w:val="28"/>
         </w:rPr>
       </w:pPr>
-      <w:bookmarkStart w:id="47" w:name="_Toc227945739"/>
+      <w:bookmarkStart w:id="48" w:name="_Toc228349775"/>
       <w:r>
         <w:rPr>
           <w:rFonts w:eastAsia="宋体"/>
@@ -9510,19 +11039,11 @@
         <w:lastRenderedPageBreak/>
         <w:t>致谢</w:t>
       </w:r>
-      <w:bookmarkEnd w:id="47"/>
-    </w:p>
-    <w:p>
-      <w:r>
-        <w:t>感谢指导老师在选题、实验推进和论文写作中的持续指导，也感谢公开论文、开源代码、</w:t>
-      </w:r>
-      <w:proofErr w:type="gramStart"/>
-      <w:r>
-        <w:t>预训练</w:t>
-      </w:r>
-      <w:proofErr w:type="gramEnd"/>
-      <w:r>
-        <w:t>权重与公开数据为本文研究提供基础支持。</w:t>
+      <w:bookmarkEnd w:id="48"/>
+    </w:p>
+    <w:p>
+      <w:r>
+        <w:t>感谢指导老师在选题、实验推进和论文写作中的持续指导，也感谢公开论文、开源代码、预训练权重与公开数据为本文研究提供基础支持。</w:t>
       </w:r>
     </w:p>
     <w:p>
@@ -9539,7 +11060,7 @@
           <w:szCs w:val="28"/>
         </w:rPr>
       </w:pPr>
-      <w:bookmarkStart w:id="48" w:name="_Toc227945740"/>
+      <w:bookmarkStart w:id="49" w:name="_Toc228349776"/>
       <w:r>
         <w:rPr>
           <w:rFonts w:eastAsia="宋体"/>
@@ -9549,7 +11070,7 @@
         <w:lastRenderedPageBreak/>
         <w:t>参考文献</w:t>
       </w:r>
-      <w:bookmarkEnd w:id="48"/>
+      <w:bookmarkEnd w:id="49"/>
     </w:p>
     <w:p>
       <w:pPr>
@@ -9587,23 +11108,7 @@
         </w:rPr>
       </w:pPr>
       <w:r>
-        <w:t xml:space="preserve">[3] Zhu M, Chen H, Yan Q, et al. </w:t>
-      </w:r>
-      <w:proofErr w:type="spellStart"/>
-      <w:r>
-        <w:t>GenImage</w:t>
-      </w:r>
-      <w:proofErr w:type="spellEnd"/>
-      <w:r>
-        <w:t xml:space="preserve">: A Million-Scale Benchmark for Detecting AI-Generated Image[C]. </w:t>
-      </w:r>
-      <w:proofErr w:type="spellStart"/>
-      <w:r>
-        <w:t>NeurIPS</w:t>
-      </w:r>
-      <w:proofErr w:type="spellEnd"/>
-      <w:r>
-        <w:t xml:space="preserve"> Datasets and Benchmarks Track, 2023.</w:t>
+        <w:t>[3] Zhu M, Chen H, Yan Q, et al. GenImage: A Million-Scale Benchmark for Detecting AI-Generated Image[C]. NeurIPS Datasets and Benchmarks Track, 2023.</w:t>
       </w:r>
     </w:p>
     <w:p>
@@ -9629,15 +11134,7 @@
         </w:rPr>
       </w:pPr>
       <w:r>
-        <w:t xml:space="preserve">[5] Wu H, Zhou J, Zhang S. Generalizable Synthetic Image Detection via Language-guided Contrastive </w:t>
-      </w:r>
-      <w:proofErr w:type="gramStart"/>
-      <w:r>
-        <w:t>Learning[</w:t>
-      </w:r>
-      <w:proofErr w:type="gramEnd"/>
-      <w:r>
-        <w:t>EB/OL]. arXiv:2305.13800, 2023.</w:t>
+        <w:t>[5] Wu H, Zhou J, Zhang S. Generalizable Synthetic Image Detection via Language-guided Contrastive Learning[EB/OL]. arXiv:2305.13800, 2023.</w:t>
       </w:r>
     </w:p>
     <w:p>
@@ -9650,28 +11147,12 @@
         </w:rPr>
       </w:pPr>
       <w:r>
-        <w:t xml:space="preserve">[6] Zhu M, Chen H, Huang M, et al. </w:t>
-      </w:r>
-      <w:proofErr w:type="spellStart"/>
-      <w:r>
-        <w:t>GenDet</w:t>
-      </w:r>
-      <w:proofErr w:type="spellEnd"/>
-      <w:r>
-        <w:t xml:space="preserve">: Towards Good Generalizations for AI-Generated Image </w:t>
-      </w:r>
-      <w:proofErr w:type="gramStart"/>
-      <w:r>
-        <w:t>Detection[</w:t>
-      </w:r>
-      <w:proofErr w:type="gramEnd"/>
-      <w:r>
-        <w:t>EB/OL]. arXiv:2312.08880, 2023.</w:t>
+        <w:t>[6] Zhu M, Chen H, Huang M, et al. GenDet: Towards Good Generalizations for AI-Generated Image Detection[EB/OL]. arXiv:2312.08880, 2023.</w:t>
       </w:r>
     </w:p>
     <w:sectPr>
-      <w:headerReference w:type="default" r:id="rId10"/>
-      <w:footerReference w:type="default" r:id="rId11"/>
+      <w:headerReference w:type="default" r:id="rId12"/>
+      <w:footerReference w:type="default" r:id="rId13"/>
       <w:pgSz w:w="11906" w:h="16838"/>
       <w:pgMar w:top="1418" w:right="1134" w:bottom="1418" w:left="1701" w:header="851" w:footer="992" w:gutter="0"/>
       <w:pgNumType w:start="1"/>
@@ -10581,7 +12062,6 @@
   <w:style w:type="character" w:default="1" w:styleId="a0">
     <w:name w:val="Default Paragraph Font"/>
     <w:uiPriority w:val="1"/>
-    <w:semiHidden/>
     <w:unhideWhenUsed/>
   </w:style>
   <w:style w:type="table" w:default="1" w:styleId="a1">
